--- a/WpfApp2/Form for print/Form.docx
+++ b/WpfApp2/Form for print/Form.docx
@@ -1,6 +1,6 @@
 
 <file path=word/document.xml><?xml version="1.0" encoding="utf-8"?>
-<w:document xmlns:wpc="http://schemas.microsoft.com/office/word/2010/wordprocessingCanvas" xmlns:mc="http://schemas.openxmlformats.org/markup-compatibility/2006" xmlns:o="urn:schemas-microsoft-com:office:office" xmlns:r="http://schemas.openxmlformats.org/officeDocument/2006/relationships" xmlns:m="http://schemas.openxmlformats.org/officeDocument/2006/math" xmlns:v="urn:schemas-microsoft-com:vml" xmlns:wp14="http://schemas.microsoft.com/office/word/2010/wordprocessingDrawing" xmlns:wp="http://schemas.openxmlformats.org/drawingml/2006/wordprocessingDrawing" xmlns:w10="urn:schemas-microsoft-com:office:word" xmlns:w="http://schemas.openxmlformats.org/wordprocessingml/2006/main" xmlns:w14="http://schemas.microsoft.com/office/word/2010/wordml" xmlns:w15="http://schemas.microsoft.com/office/word/2012/wordml" xmlns:wpg="http://schemas.microsoft.com/office/word/2010/wordprocessingGroup" xmlns:wpi="http://schemas.microsoft.com/office/word/2010/wordprocessingInk" xmlns:wne="http://schemas.microsoft.com/office/word/2006/wordml" xmlns:wps="http://schemas.microsoft.com/office/word/2010/wordprocessingShape" mc:Ignorable="w14 w15 wp14">
+<w:document xmlns:wpc="http://schemas.microsoft.com/office/word/2010/wordprocessingCanvas" xmlns:cx="http://schemas.microsoft.com/office/drawing/2014/chartex" xmlns:mc="http://schemas.openxmlformats.org/markup-compatibility/2006" xmlns:o="urn:schemas-microsoft-com:office:office" xmlns:r="http://schemas.openxmlformats.org/officeDocument/2006/relationships" xmlns:m="http://schemas.openxmlformats.org/officeDocument/2006/math" xmlns:v="urn:schemas-microsoft-com:vml" xmlns:wp14="http://schemas.microsoft.com/office/word/2010/wordprocessingDrawing" xmlns:wp="http://schemas.openxmlformats.org/drawingml/2006/wordprocessingDrawing" xmlns:w10="urn:schemas-microsoft-com:office:word" xmlns:w="http://schemas.openxmlformats.org/wordprocessingml/2006/main" xmlns:w14="http://schemas.microsoft.com/office/word/2010/wordml" xmlns:w15="http://schemas.microsoft.com/office/word/2012/wordml" xmlns:w16se="http://schemas.microsoft.com/office/word/2015/wordml/symex" xmlns:wpg="http://schemas.microsoft.com/office/word/2010/wordprocessingGroup" xmlns:wpi="http://schemas.microsoft.com/office/word/2010/wordprocessingInk" xmlns:wne="http://schemas.microsoft.com/office/word/2006/wordml" xmlns:wps="http://schemas.microsoft.com/office/word/2010/wordprocessingShape" mc:Ignorable="w14 w15 w16se wp14">
   <w:body>
     <w:p>
       <w:pPr>
@@ -557,10 +557,20 @@
         <w:rPr>
           <w:sz w:val="28"/>
           <w:szCs w:val="28"/>
-          <w:lang w:val="uk-UA"/>
+          <w:lang w:val="en-US"/>
         </w:rPr>
-        <w:t>___</w:t>
+        <w:t xml:space="preserve">  </w:t>
       </w:r>
+      <w:proofErr w:type="spellStart"/>
+      <w:r>
+        <w:rPr>
+          <w:sz w:val="28"/>
+          <w:szCs w:val="28"/>
+          <w:lang w:val="en-US"/>
+        </w:rPr>
+        <w:t>DateD</w:t>
+      </w:r>
+      <w:proofErr w:type="spellEnd"/>
       <w:r>
         <w:rPr>
           <w:sz w:val="28"/>
@@ -569,13 +579,43 @@
         </w:rPr>
         <w:t>.</w:t>
       </w:r>
+      <w:bookmarkStart w:id="0" w:name="_GoBack"/>
+      <w:bookmarkEnd w:id="0"/>
+      <w:proofErr w:type="spellStart"/>
+      <w:r>
+        <w:rPr>
+          <w:sz w:val="28"/>
+          <w:szCs w:val="28"/>
+          <w:lang w:val="en-US"/>
+        </w:rPr>
+        <w:t>DateM</w:t>
+      </w:r>
+      <w:proofErr w:type="spellEnd"/>
       <w:r>
         <w:rPr>
           <w:sz w:val="28"/>
           <w:szCs w:val="28"/>
           <w:lang w:val="uk-UA"/>
         </w:rPr>
-        <w:t>___</w:t>
+        <w:t>.</w:t>
+      </w:r>
+      <w:proofErr w:type="spellStart"/>
+      <w:r>
+        <w:rPr>
+          <w:sz w:val="28"/>
+          <w:szCs w:val="28"/>
+          <w:lang w:val="en-US"/>
+        </w:rPr>
+        <w:t>DateY</w:t>
+      </w:r>
+      <w:proofErr w:type="spellEnd"/>
+      <w:r>
+        <w:rPr>
+          <w:sz w:val="28"/>
+          <w:szCs w:val="28"/>
+          <w:lang w:val="uk-UA"/>
+        </w:rPr>
+        <w:t xml:space="preserve"> </w:t>
       </w:r>
       <w:r>
         <w:rPr>
@@ -583,23 +623,7 @@
           <w:szCs w:val="28"/>
           <w:lang w:val="uk-UA"/>
         </w:rPr>
-        <w:t>.20</w:t>
-      </w:r>
-      <w:r>
-        <w:rPr>
-          <w:sz w:val="28"/>
-          <w:szCs w:val="28"/>
-          <w:lang w:val="uk-UA"/>
-        </w:rPr>
-        <w:t>___</w:t>
-      </w:r>
-      <w:r>
-        <w:rPr>
-          <w:sz w:val="28"/>
-          <w:szCs w:val="28"/>
-          <w:lang w:val="uk-UA"/>
-        </w:rPr>
-        <w:t xml:space="preserve"> року</w:t>
+        <w:t>року</w:t>
       </w:r>
     </w:p>
     <w:p>
@@ -13780,7 +13804,6 @@
                 <w:szCs w:val="24"/>
               </w:rPr>
             </w:pPr>
-            <w:proofErr w:type="gramStart"/>
             <w:r>
               <w:rPr>
                 <w:sz w:val="24"/>
@@ -13788,7 +13811,6 @@
               </w:rPr>
               <w:t>номер</w:t>
             </w:r>
-            <w:proofErr w:type="gramEnd"/>
           </w:p>
         </w:tc>
         <w:tc>
@@ -13828,7 +13850,6 @@
               </w:rPr>
             </w:pPr>
             <w:proofErr w:type="spellStart"/>
-            <w:proofErr w:type="gramStart"/>
             <w:r>
               <w:rPr>
                 <w:sz w:val="24"/>
@@ -13837,7 +13858,6 @@
               <w:t>консервації</w:t>
             </w:r>
             <w:proofErr w:type="spellEnd"/>
-            <w:proofErr w:type="gramEnd"/>
           </w:p>
         </w:tc>
         <w:tc>
@@ -15126,21 +15146,12 @@
                 <w:szCs w:val="24"/>
               </w:rPr>
             </w:pPr>
-            <w:proofErr w:type="gramStart"/>
-            <w:r>
-              <w:rPr>
-                <w:sz w:val="24"/>
-                <w:szCs w:val="24"/>
-              </w:rPr>
-              <w:t>з</w:t>
-            </w:r>
-            <w:proofErr w:type="gramEnd"/>
-            <w:r>
-              <w:rPr>
-                <w:sz w:val="24"/>
-                <w:szCs w:val="24"/>
-              </w:rPr>
-              <w:t>/п</w:t>
+            <w:r>
+              <w:rPr>
+                <w:sz w:val="24"/>
+                <w:szCs w:val="24"/>
+              </w:rPr>
+              <w:t>з/п</w:t>
             </w:r>
           </w:p>
         </w:tc>
@@ -17297,21 +17308,12 @@
                 <w:szCs w:val="24"/>
               </w:rPr>
             </w:pPr>
-            <w:proofErr w:type="gramStart"/>
-            <w:r>
-              <w:rPr>
-                <w:sz w:val="24"/>
-                <w:szCs w:val="24"/>
-              </w:rPr>
-              <w:t>про</w:t>
-            </w:r>
-            <w:proofErr w:type="gramEnd"/>
-            <w:r>
-              <w:rPr>
-                <w:sz w:val="24"/>
-                <w:szCs w:val="24"/>
-              </w:rPr>
-              <w:t xml:space="preserve"> </w:t>
+            <w:r>
+              <w:rPr>
+                <w:sz w:val="24"/>
+                <w:szCs w:val="24"/>
+              </w:rPr>
+              <w:t xml:space="preserve">про </w:t>
             </w:r>
             <w:proofErr w:type="spellStart"/>
             <w:r>
@@ -17339,21 +17341,12 @@
                 <w:szCs w:val="24"/>
               </w:rPr>
             </w:pPr>
-            <w:proofErr w:type="gramStart"/>
-            <w:r>
-              <w:rPr>
-                <w:sz w:val="24"/>
-                <w:szCs w:val="24"/>
-              </w:rPr>
-              <w:t>про</w:t>
-            </w:r>
-            <w:proofErr w:type="gramEnd"/>
-            <w:r>
-              <w:rPr>
-                <w:sz w:val="24"/>
-                <w:szCs w:val="24"/>
-              </w:rPr>
-              <w:t xml:space="preserve"> </w:t>
+            <w:r>
+              <w:rPr>
+                <w:sz w:val="24"/>
+                <w:szCs w:val="24"/>
+              </w:rPr>
+              <w:t xml:space="preserve">про </w:t>
             </w:r>
             <w:proofErr w:type="spellStart"/>
             <w:r>
@@ -18584,21 +18577,12 @@
                 <w:szCs w:val="24"/>
               </w:rPr>
             </w:pPr>
-            <w:proofErr w:type="gramStart"/>
-            <w:r>
-              <w:rPr>
-                <w:sz w:val="24"/>
-                <w:szCs w:val="24"/>
-              </w:rPr>
-              <w:t>про</w:t>
-            </w:r>
-            <w:proofErr w:type="gramEnd"/>
-            <w:r>
-              <w:rPr>
-                <w:sz w:val="24"/>
-                <w:szCs w:val="24"/>
-              </w:rPr>
-              <w:t xml:space="preserve"> </w:t>
+            <w:r>
+              <w:rPr>
+                <w:sz w:val="24"/>
+                <w:szCs w:val="24"/>
+              </w:rPr>
+              <w:t xml:space="preserve">про </w:t>
             </w:r>
             <w:proofErr w:type="spellStart"/>
             <w:r>
@@ -18626,21 +18610,12 @@
                 <w:szCs w:val="24"/>
               </w:rPr>
             </w:pPr>
-            <w:proofErr w:type="gramStart"/>
-            <w:r>
-              <w:rPr>
-                <w:sz w:val="24"/>
-                <w:szCs w:val="24"/>
-              </w:rPr>
-              <w:t>про</w:t>
-            </w:r>
-            <w:proofErr w:type="gramEnd"/>
-            <w:r>
-              <w:rPr>
-                <w:sz w:val="24"/>
-                <w:szCs w:val="24"/>
-              </w:rPr>
-              <w:t xml:space="preserve"> </w:t>
+            <w:r>
+              <w:rPr>
+                <w:sz w:val="24"/>
+                <w:szCs w:val="24"/>
+              </w:rPr>
+              <w:t xml:space="preserve">про </w:t>
             </w:r>
             <w:proofErr w:type="spellStart"/>
             <w:r>
@@ -42166,21 +42141,12 @@
                 <w:szCs w:val="24"/>
               </w:rPr>
             </w:pPr>
-            <w:proofErr w:type="gramStart"/>
-            <w:r>
-              <w:rPr>
-                <w:sz w:val="24"/>
-                <w:szCs w:val="24"/>
-              </w:rPr>
-              <w:t>з</w:t>
-            </w:r>
-            <w:proofErr w:type="gramEnd"/>
-            <w:r>
-              <w:rPr>
-                <w:sz w:val="24"/>
-                <w:szCs w:val="24"/>
-              </w:rPr>
-              <w:t>/п</w:t>
+            <w:r>
+              <w:rPr>
+                <w:sz w:val="24"/>
+                <w:szCs w:val="24"/>
+              </w:rPr>
+              <w:t>з/п</w:t>
             </w:r>
           </w:p>
         </w:tc>
@@ -49878,21 +49844,12 @@
                 <w:szCs w:val="24"/>
               </w:rPr>
             </w:pPr>
-            <w:proofErr w:type="gramStart"/>
-            <w:r>
-              <w:rPr>
-                <w:sz w:val="24"/>
-                <w:szCs w:val="24"/>
-              </w:rPr>
-              <w:t>яка</w:t>
-            </w:r>
-            <w:proofErr w:type="gramEnd"/>
-            <w:r>
-              <w:rPr>
-                <w:sz w:val="24"/>
-                <w:szCs w:val="24"/>
-              </w:rPr>
-              <w:t xml:space="preserve"> </w:t>
+            <w:r>
+              <w:rPr>
+                <w:sz w:val="24"/>
+                <w:szCs w:val="24"/>
+              </w:rPr>
+              <w:t xml:space="preserve">яка </w:t>
             </w:r>
             <w:proofErr w:type="spellStart"/>
             <w:r>
@@ -50181,7 +50138,6 @@
               </w:rPr>
             </w:pPr>
             <w:proofErr w:type="spellStart"/>
-            <w:proofErr w:type="gramStart"/>
             <w:r>
               <w:rPr>
                 <w:sz w:val="24"/>
@@ -50190,7 +50146,6 @@
               <w:t>номінальне</w:t>
             </w:r>
             <w:proofErr w:type="spellEnd"/>
-            <w:proofErr w:type="gramEnd"/>
           </w:p>
         </w:tc>
         <w:tc>
@@ -50208,21 +50163,12 @@
                 <w:szCs w:val="24"/>
               </w:rPr>
             </w:pPr>
-            <w:proofErr w:type="gramStart"/>
-            <w:r>
-              <w:rPr>
-                <w:sz w:val="24"/>
-                <w:szCs w:val="24"/>
-              </w:rPr>
-              <w:t>граничного</w:t>
-            </w:r>
-            <w:proofErr w:type="gramEnd"/>
-            <w:r>
-              <w:rPr>
-                <w:sz w:val="24"/>
-                <w:szCs w:val="24"/>
-              </w:rPr>
-              <w:t xml:space="preserve"> </w:t>
+            <w:r>
+              <w:rPr>
+                <w:sz w:val="24"/>
+                <w:szCs w:val="24"/>
+              </w:rPr>
+              <w:t xml:space="preserve">граничного </w:t>
             </w:r>
             <w:proofErr w:type="spellStart"/>
             <w:r>
@@ -50252,7 +50198,6 @@
               </w:rPr>
             </w:pPr>
             <w:proofErr w:type="spellStart"/>
-            <w:proofErr w:type="gramStart"/>
             <w:r>
               <w:rPr>
                 <w:sz w:val="24"/>
@@ -50261,7 +50206,6 @@
               <w:t>фактично</w:t>
             </w:r>
             <w:proofErr w:type="spellEnd"/>
-            <w:proofErr w:type="gramEnd"/>
           </w:p>
         </w:tc>
         <w:tc>
@@ -50281,7 +50225,6 @@
               </w:rPr>
             </w:pPr>
             <w:proofErr w:type="spellStart"/>
-            <w:proofErr w:type="gramStart"/>
             <w:r>
               <w:rPr>
                 <w:sz w:val="24"/>
@@ -50290,7 +50233,6 @@
               <w:t>заміряв</w:t>
             </w:r>
             <w:proofErr w:type="spellEnd"/>
-            <w:proofErr w:type="gramEnd"/>
             <w:r>
               <w:rPr>
                 <w:sz w:val="24"/>
@@ -50333,7 +50275,6 @@
               </w:rPr>
             </w:pPr>
             <w:proofErr w:type="spellStart"/>
-            <w:proofErr w:type="gramStart"/>
             <w:r>
               <w:rPr>
                 <w:sz w:val="24"/>
@@ -50342,7 +50283,6 @@
               <w:t>фактично</w:t>
             </w:r>
             <w:proofErr w:type="spellEnd"/>
-            <w:proofErr w:type="gramEnd"/>
           </w:p>
         </w:tc>
         <w:tc>
@@ -50362,7 +50302,6 @@
               </w:rPr>
             </w:pPr>
             <w:proofErr w:type="spellStart"/>
-            <w:proofErr w:type="gramStart"/>
             <w:r>
               <w:rPr>
                 <w:sz w:val="24"/>
@@ -50371,7 +50310,6 @@
               <w:t>заміряв</w:t>
             </w:r>
             <w:proofErr w:type="spellEnd"/>
-            <w:proofErr w:type="gramEnd"/>
             <w:r>
               <w:rPr>
                 <w:sz w:val="24"/>
@@ -50414,7 +50352,6 @@
               </w:rPr>
             </w:pPr>
             <w:proofErr w:type="spellStart"/>
-            <w:proofErr w:type="gramStart"/>
             <w:r>
               <w:rPr>
                 <w:sz w:val="24"/>
@@ -50423,7 +50360,6 @@
               <w:t>фактично</w:t>
             </w:r>
             <w:proofErr w:type="spellEnd"/>
-            <w:proofErr w:type="gramEnd"/>
           </w:p>
         </w:tc>
         <w:tc>
@@ -50442,7 +50378,6 @@
               </w:rPr>
             </w:pPr>
             <w:proofErr w:type="spellStart"/>
-            <w:proofErr w:type="gramStart"/>
             <w:r>
               <w:rPr>
                 <w:sz w:val="24"/>
@@ -50451,7 +50386,6 @@
               <w:t>заміряв</w:t>
             </w:r>
             <w:proofErr w:type="spellEnd"/>
-            <w:proofErr w:type="gramEnd"/>
             <w:r>
               <w:rPr>
                 <w:sz w:val="24"/>
@@ -54976,7 +54910,6 @@
               </w:rPr>
             </w:pPr>
             <w:proofErr w:type="spellStart"/>
-            <w:proofErr w:type="gramStart"/>
             <w:r>
               <w:rPr>
                 <w:sz w:val="24"/>
@@ -54985,7 +54918,6 @@
               <w:t>заводський</w:t>
             </w:r>
             <w:proofErr w:type="spellEnd"/>
-            <w:proofErr w:type="gramEnd"/>
             <w:r>
               <w:rPr>
                 <w:sz w:val="24"/>
@@ -55013,7 +54945,6 @@
               </w:rPr>
             </w:pPr>
             <w:proofErr w:type="spellStart"/>
-            <w:proofErr w:type="gramStart"/>
             <w:r>
               <w:rPr>
                 <w:sz w:val="24"/>
@@ -55022,7 +54953,6 @@
               <w:t>кількість</w:t>
             </w:r>
             <w:proofErr w:type="spellEnd"/>
-            <w:proofErr w:type="gramEnd"/>
             <w:r>
               <w:rPr>
                 <w:sz w:val="24"/>
@@ -55173,7 +55103,6 @@
               </w:rPr>
             </w:pPr>
             <w:proofErr w:type="spellStart"/>
-            <w:proofErr w:type="gramStart"/>
             <w:r>
               <w:rPr>
                 <w:sz w:val="24"/>
@@ -55182,7 +55111,6 @@
               <w:t>заводський</w:t>
             </w:r>
             <w:proofErr w:type="spellEnd"/>
-            <w:proofErr w:type="gramEnd"/>
             <w:r>
               <w:rPr>
                 <w:sz w:val="24"/>
@@ -62145,15 +62073,7 @@
                 <w:sz w:val="24"/>
                 <w:szCs w:val="24"/>
               </w:rPr>
-              <w:t xml:space="preserve"> </w:t>
-            </w:r>
-            <w:proofErr w:type="gramStart"/>
-            <w:r>
-              <w:rPr>
-                <w:sz w:val="24"/>
-                <w:szCs w:val="24"/>
-              </w:rPr>
-              <w:t xml:space="preserve">годин  </w:t>
+              <w:t xml:space="preserve"> годин  </w:t>
             </w:r>
             <w:proofErr w:type="spellStart"/>
             <w:r>
@@ -62164,7 +62084,6 @@
               <w:t>напрацювання</w:t>
             </w:r>
             <w:proofErr w:type="spellEnd"/>
-            <w:proofErr w:type="gramEnd"/>
             <w:r>
               <w:rPr>
                 <w:sz w:val="24"/>
@@ -62414,7 +62333,6 @@
               </w:rPr>
             </w:pPr>
             <w:proofErr w:type="spellStart"/>
-            <w:proofErr w:type="gramStart"/>
             <w:r>
               <w:rPr>
                 <w:sz w:val="24"/>
@@ -62423,7 +62341,6 @@
               <w:t>надходження</w:t>
             </w:r>
             <w:proofErr w:type="spellEnd"/>
-            <w:proofErr w:type="gramEnd"/>
             <w:r>
               <w:rPr>
                 <w:sz w:val="24"/>
@@ -62451,7 +62368,6 @@
               </w:rPr>
             </w:pPr>
             <w:proofErr w:type="spellStart"/>
-            <w:proofErr w:type="gramStart"/>
             <w:r>
               <w:rPr>
                 <w:sz w:val="24"/>
@@ -62465,15 +62381,7 @@
                 <w:sz w:val="24"/>
                 <w:szCs w:val="24"/>
               </w:rPr>
-              <w:t xml:space="preserve">  з</w:t>
-            </w:r>
-            <w:proofErr w:type="gramEnd"/>
-            <w:r>
-              <w:rPr>
-                <w:sz w:val="24"/>
-                <w:szCs w:val="24"/>
-              </w:rPr>
-              <w:t xml:space="preserve"> ремонту</w:t>
+              <w:t xml:space="preserve">  з ремонту</w:t>
             </w:r>
           </w:p>
         </w:tc>
@@ -62571,21 +62479,12 @@
                 <w:szCs w:val="24"/>
               </w:rPr>
             </w:pPr>
-            <w:proofErr w:type="gramStart"/>
-            <w:r>
-              <w:rPr>
-                <w:sz w:val="24"/>
-                <w:szCs w:val="24"/>
-              </w:rPr>
-              <w:t>яка</w:t>
-            </w:r>
-            <w:proofErr w:type="gramEnd"/>
-            <w:r>
-              <w:rPr>
-                <w:sz w:val="24"/>
-                <w:szCs w:val="24"/>
-              </w:rPr>
-              <w:t xml:space="preserve"> проводила ремонт</w:t>
+            <w:r>
+              <w:rPr>
+                <w:sz w:val="24"/>
+                <w:szCs w:val="24"/>
+              </w:rPr>
+              <w:t>яка проводила ремонт</w:t>
             </w:r>
           </w:p>
         </w:tc>
@@ -62607,21 +62506,12 @@
                 <w:szCs w:val="24"/>
               </w:rPr>
             </w:pPr>
-            <w:proofErr w:type="gramStart"/>
-            <w:r>
-              <w:rPr>
-                <w:sz w:val="24"/>
-                <w:szCs w:val="24"/>
-              </w:rPr>
-              <w:t>яка</w:t>
-            </w:r>
-            <w:proofErr w:type="gramEnd"/>
-            <w:r>
-              <w:rPr>
-                <w:sz w:val="24"/>
-                <w:szCs w:val="24"/>
-              </w:rPr>
-              <w:t xml:space="preserve"> </w:t>
+            <w:r>
+              <w:rPr>
+                <w:sz w:val="24"/>
+                <w:szCs w:val="24"/>
+              </w:rPr>
+              <w:t xml:space="preserve">яка </w:t>
             </w:r>
             <w:proofErr w:type="spellStart"/>
             <w:r>
@@ -68971,8 +68861,6 @@
         </w:rPr>
         <w:t xml:space="preserve"> AdditionalInfo</w:t>
       </w:r>
-      <w:bookmarkStart w:id="0" w:name="_GoBack"/>
-      <w:bookmarkEnd w:id="0"/>
       <w:r>
         <w:rPr>
           <w:sz w:val="28"/>
@@ -69170,8 +69058,8 @@
 </file>
 
 <file path=word/numbering.xml><?xml version="1.0" encoding="utf-8"?>
-<w:numbering xmlns:wpc="http://schemas.microsoft.com/office/word/2010/wordprocessingCanvas" xmlns:mc="http://schemas.openxmlformats.org/markup-compatibility/2006" xmlns:o="urn:schemas-microsoft-com:office:office" xmlns:r="http://schemas.openxmlformats.org/officeDocument/2006/relationships" xmlns:m="http://schemas.openxmlformats.org/officeDocument/2006/math" xmlns:v="urn:schemas-microsoft-com:vml" xmlns:wp14="http://schemas.microsoft.com/office/word/2010/wordprocessingDrawing" xmlns:wp="http://schemas.openxmlformats.org/drawingml/2006/wordprocessingDrawing" xmlns:w10="urn:schemas-microsoft-com:office:word" xmlns:w="http://schemas.openxmlformats.org/wordprocessingml/2006/main" xmlns:w14="http://schemas.microsoft.com/office/word/2010/wordml" xmlns:w15="http://schemas.microsoft.com/office/word/2012/wordml" xmlns:wpg="http://schemas.microsoft.com/office/word/2010/wordprocessingGroup" xmlns:wpi="http://schemas.microsoft.com/office/word/2010/wordprocessingInk" xmlns:wne="http://schemas.microsoft.com/office/word/2006/wordml" xmlns:wps="http://schemas.microsoft.com/office/word/2010/wordprocessingShape" mc:Ignorable="w14 w15 wp14">
-  <w:abstractNum w:abstractNumId="0">
+<w:numbering xmlns:wpc="http://schemas.microsoft.com/office/word/2010/wordprocessingCanvas" xmlns:cx="http://schemas.microsoft.com/office/drawing/2014/chartex" xmlns:mc="http://schemas.openxmlformats.org/markup-compatibility/2006" xmlns:o="urn:schemas-microsoft-com:office:office" xmlns:r="http://schemas.openxmlformats.org/officeDocument/2006/relationships" xmlns:m="http://schemas.openxmlformats.org/officeDocument/2006/math" xmlns:v="urn:schemas-microsoft-com:vml" xmlns:wp14="http://schemas.microsoft.com/office/word/2010/wordprocessingDrawing" xmlns:wp="http://schemas.openxmlformats.org/drawingml/2006/wordprocessingDrawing" xmlns:w10="urn:schemas-microsoft-com:office:word" xmlns:w="http://schemas.openxmlformats.org/wordprocessingml/2006/main" xmlns:w14="http://schemas.microsoft.com/office/word/2010/wordml" xmlns:w15="http://schemas.microsoft.com/office/word/2012/wordml" xmlns:w16se="http://schemas.microsoft.com/office/word/2015/wordml/symex" xmlns:wpg="http://schemas.microsoft.com/office/word/2010/wordprocessingGroup" xmlns:wpi="http://schemas.microsoft.com/office/word/2010/wordprocessingInk" xmlns:wne="http://schemas.microsoft.com/office/word/2006/wordml" xmlns:wps="http://schemas.microsoft.com/office/word/2010/wordprocessingShape" mc:Ignorable="w14 w15 w16se wp14">
+  <w:abstractNum w:abstractNumId="0" w15:restartNumberingAfterBreak="0">
     <w:nsid w:val="09496D36"/>
     <w:multiLevelType w:val="multilevel"/>
     <w:tmpl w:val="3AC4E0F4"/>
@@ -69287,7 +69175,7 @@
       </w:pPr>
     </w:lvl>
   </w:abstractNum>
-  <w:abstractNum w:abstractNumId="1">
+  <w:abstractNum w:abstractNumId="1" w15:restartNumberingAfterBreak="0">
     <w:nsid w:val="341E240F"/>
     <w:multiLevelType w:val="singleLevel"/>
     <w:tmpl w:val="09FEB4D4"/>
@@ -69307,7 +69195,7 @@
       </w:rPr>
     </w:lvl>
   </w:abstractNum>
-  <w:abstractNum w:abstractNumId="2">
+  <w:abstractNum w:abstractNumId="2" w15:restartNumberingAfterBreak="0">
     <w:nsid w:val="57E11F1F"/>
     <w:multiLevelType w:val="hybridMultilevel"/>
     <w:tmpl w:val="4A064D3E"/>
@@ -69423,7 +69311,7 @@
       </w:pPr>
     </w:lvl>
   </w:abstractNum>
-  <w:abstractNum w:abstractNumId="3">
+  <w:abstractNum w:abstractNumId="3" w15:restartNumberingAfterBreak="0">
     <w:nsid w:val="77A5537A"/>
     <w:multiLevelType w:val="hybridMultilevel"/>
     <w:tmpl w:val="B9F2FFDA"/>
@@ -69528,7 +69416,7 @@
 </file>
 
 <file path=word/styles.xml><?xml version="1.0" encoding="utf-8"?>
-<w:styles xmlns:mc="http://schemas.openxmlformats.org/markup-compatibility/2006" xmlns:r="http://schemas.openxmlformats.org/officeDocument/2006/relationships" xmlns:w="http://schemas.openxmlformats.org/wordprocessingml/2006/main" xmlns:w14="http://schemas.microsoft.com/office/word/2010/wordml" xmlns:w15="http://schemas.microsoft.com/office/word/2012/wordml" mc:Ignorable="w14 w15">
+<w:styles xmlns:mc="http://schemas.openxmlformats.org/markup-compatibility/2006" xmlns:r="http://schemas.openxmlformats.org/officeDocument/2006/relationships" xmlns:w="http://schemas.openxmlformats.org/wordprocessingml/2006/main" xmlns:w14="http://schemas.microsoft.com/office/word/2010/wordml" xmlns:w15="http://schemas.microsoft.com/office/word/2012/wordml" xmlns:w16se="http://schemas.microsoft.com/office/word/2015/wordml/symex" mc:Ignorable="w14 w15 w16se">
   <w:docDefaults>
     <w:rPrDefault>
       <w:rPr>
@@ -70082,7 +69970,7 @@
     </w:rPr>
   </w:style>
   <w:style w:type="character" w:customStyle="1" w:styleId="a5">
-    <w:name w:val="Название Знак"/>
+    <w:name w:val="Назва Знак"/>
     <w:basedOn w:val="a0"/>
     <w:link w:val="a4"/>
     <w:rsid w:val="009500BC"/>
@@ -70126,7 +70014,7 @@
     </w:pPr>
   </w:style>
   <w:style w:type="character" w:customStyle="1" w:styleId="a9">
-    <w:name w:val="Основной текст с отступом Знак"/>
+    <w:name w:val="Основний текст з відступом Знак"/>
     <w:basedOn w:val="a0"/>
     <w:link w:val="a8"/>
     <w:rsid w:val="009500BC"/>
@@ -70148,7 +70036,7 @@
     </w:pPr>
   </w:style>
   <w:style w:type="character" w:customStyle="1" w:styleId="22">
-    <w:name w:val="Основной текст с отступом 2 Знак"/>
+    <w:name w:val="Основний текст з відступом 2 Знак"/>
     <w:basedOn w:val="a0"/>
     <w:link w:val="21"/>
     <w:rsid w:val="009500BC"/>
@@ -70187,7 +70075,7 @@
     </w:rPr>
   </w:style>
   <w:style w:type="character" w:customStyle="1" w:styleId="ab">
-    <w:name w:val="Текст выноски Знак"/>
+    <w:name w:val="Текст у виносці Знак"/>
     <w:basedOn w:val="a0"/>
     <w:link w:val="aa"/>
     <w:uiPriority w:val="99"/>
@@ -70469,7 +70357,7 @@
 </file>
 
 <file path=customXml/itemProps1.xml><?xml version="1.0" encoding="utf-8"?>
-<ds:datastoreItem xmlns:ds="http://schemas.openxmlformats.org/officeDocument/2006/customXml" ds:itemID="{4DC170CA-E09F-4A09-99BA-B4F1F4100CD8}">
+<ds:datastoreItem xmlns:ds="http://schemas.openxmlformats.org/officeDocument/2006/customXml" ds:itemID="{A815C2AA-55F5-4809-AE33-E9A34195B3DD}">
   <ds:schemaRefs>
     <ds:schemaRef ds:uri="http://schemas.openxmlformats.org/officeDocument/2006/bibliography"/>
   </ds:schemaRefs>

--- a/WpfApp2/Form for print/Form.docx
+++ b/WpfApp2/Form for print/Form.docx
@@ -273,9 +273,27 @@
                             <w:pPr>
                               <w:jc w:val="center"/>
                               <w:rPr>
+                                <w:sz w:val="24"/>
+                                <w:szCs w:val="24"/>
+                                <w:lang w:val="en-US"/>
+                              </w:rPr>
+                            </w:pPr>
+                          </w:p>
+                          <w:p>
+                            <w:pPr>
+                              <w:jc w:val="center"/>
+                              <w:rPr>
                                 <w:lang w:val="uk-UA"/>
                               </w:rPr>
                             </w:pPr>
+                            <w:r>
+                              <w:rPr>
+                                <w:sz w:val="24"/>
+                                <w:szCs w:val="24"/>
+                                <w:lang w:val="en-US"/>
+                              </w:rPr>
+                              <w:t>Name</w:t>
+                            </w:r>
                           </w:p>
                         </w:txbxContent>
                       </wps:txbx>
@@ -349,9 +367,27 @@
                       <w:pPr>
                         <w:jc w:val="center"/>
                         <w:rPr>
+                          <w:sz w:val="24"/>
+                          <w:szCs w:val="24"/>
+                          <w:lang w:val="en-US"/>
+                        </w:rPr>
+                      </w:pPr>
+                    </w:p>
+                    <w:p>
+                      <w:pPr>
+                        <w:jc w:val="center"/>
+                        <w:rPr>
                           <w:lang w:val="uk-UA"/>
                         </w:rPr>
                       </w:pPr>
+                      <w:r>
+                        <w:rPr>
+                          <w:sz w:val="24"/>
+                          <w:szCs w:val="24"/>
+                          <w:lang w:val="en-US"/>
+                        </w:rPr>
+                        <w:t>Name</w:t>
+                      </w:r>
                     </w:p>
                   </w:txbxContent>
                 </v:textbox>
@@ -519,7 +555,6 @@
         </w:rPr>
         <w:t xml:space="preserve"> </w:t>
       </w:r>
-      <w:proofErr w:type="spellStart"/>
       <w:r>
         <w:rPr>
           <w:sz w:val="28"/>
@@ -528,7 +563,6 @@
         </w:rPr>
         <w:t>FormNumber</w:t>
       </w:r>
-      <w:proofErr w:type="spellEnd"/>
       <w:r>
         <w:rPr>
           <w:sz w:val="28"/>
@@ -561,7 +595,6 @@
         </w:rPr>
         <w:t xml:space="preserve">  </w:t>
       </w:r>
-      <w:proofErr w:type="spellStart"/>
       <w:r>
         <w:rPr>
           <w:sz w:val="28"/>
@@ -570,7 +603,6 @@
         </w:rPr>
         <w:t>DateD</w:t>
       </w:r>
-      <w:proofErr w:type="spellEnd"/>
       <w:r>
         <w:rPr>
           <w:sz w:val="28"/>
@@ -579,9 +611,6 @@
         </w:rPr>
         <w:t>.</w:t>
       </w:r>
-      <w:bookmarkStart w:id="0" w:name="_GoBack"/>
-      <w:bookmarkEnd w:id="0"/>
-      <w:proofErr w:type="spellStart"/>
       <w:r>
         <w:rPr>
           <w:sz w:val="28"/>
@@ -590,7 +619,6 @@
         </w:rPr>
         <w:t>DateM</w:t>
       </w:r>
-      <w:proofErr w:type="spellEnd"/>
       <w:r>
         <w:rPr>
           <w:sz w:val="28"/>
@@ -599,7 +627,6 @@
         </w:rPr>
         <w:t>.</w:t>
       </w:r>
-      <w:proofErr w:type="spellStart"/>
       <w:r>
         <w:rPr>
           <w:sz w:val="28"/>
@@ -608,7 +635,6 @@
         </w:rPr>
         <w:t>DateY</w:t>
       </w:r>
-      <w:proofErr w:type="spellEnd"/>
       <w:r>
         <w:rPr>
           <w:sz w:val="28"/>
@@ -991,7 +1017,6 @@
         </w:rPr>
         <w:t xml:space="preserve"> </w:t>
       </w:r>
-      <w:proofErr w:type="spellStart"/>
       <w:r>
         <w:rPr>
           <w:sz w:val="28"/>
@@ -1000,7 +1025,6 @@
         </w:rPr>
         <w:t>InventoryNumber</w:t>
       </w:r>
-      <w:proofErr w:type="spellEnd"/>
       <w:r>
         <w:rPr>
           <w:lang w:val="uk-UA"/>
@@ -1039,14 +1063,6 @@
         </w:rPr>
         <w:t xml:space="preserve"> </w:t>
       </w:r>
-      <w:r>
-        <w:rPr>
-          <w:sz w:val="24"/>
-          <w:szCs w:val="24"/>
-          <w:lang w:val="uk-UA"/>
-        </w:rPr>
-        <w:t>??</w:t>
-      </w:r>
     </w:p>
     <w:p>
       <w:pPr>
@@ -1071,14 +1087,6 @@
         </w:rPr>
         <w:t xml:space="preserve"> </w:t>
       </w:r>
-      <w:r>
-        <w:rPr>
-          <w:sz w:val="24"/>
-          <w:szCs w:val="24"/>
-          <w:lang w:val="uk-UA"/>
-        </w:rPr>
-        <w:t>??</w:t>
-      </w:r>
     </w:p>
     <w:p>
       <w:pPr>
@@ -1102,14 +1110,6 @@
           <w:lang w:val="uk-UA"/>
         </w:rPr>
         <w:t xml:space="preserve"> </w:t>
-      </w:r>
-      <w:r>
-        <w:rPr>
-          <w:sz w:val="24"/>
-          <w:szCs w:val="24"/>
-          <w:lang w:val="uk-UA"/>
-        </w:rPr>
-        <w:t>??</w:t>
       </w:r>
     </w:p>
     <w:p>
@@ -1141,12 +1141,14 @@
       </w:r>
       <w:r>
         <w:rPr>
-          <w:sz w:val="24"/>
-          <w:szCs w:val="24"/>
-          <w:lang w:val="uk-UA"/>
+          <w:sz w:val="28"/>
+          <w:szCs w:val="28"/>
+          <w:lang w:val="en-US"/>
         </w:rPr>
-        <w:t>??</w:t>
+        <w:t>DateForm</w:t>
       </w:r>
+      <w:bookmarkStart w:id="0" w:name="_GoBack"/>
+      <w:bookmarkEnd w:id="0"/>
     </w:p>
     <w:p>
       <w:pPr>
@@ -1176,37 +1178,12 @@
           <w:szCs w:val="28"/>
         </w:rPr>
       </w:pPr>
-      <w:proofErr w:type="spellStart"/>
       <w:r>
         <w:rPr>
           <w:sz w:val="28"/>
           <w:szCs w:val="28"/>
         </w:rPr>
-        <w:t>Основні</w:t>
-      </w:r>
-      <w:proofErr w:type="spellEnd"/>
-      <w:r>
-        <w:rPr>
-          <w:sz w:val="28"/>
-          <w:szCs w:val="28"/>
-        </w:rPr>
-        <w:t xml:space="preserve"> </w:t>
-      </w:r>
-      <w:proofErr w:type="spellStart"/>
-      <w:r>
-        <w:rPr>
-          <w:sz w:val="28"/>
-          <w:szCs w:val="28"/>
-        </w:rPr>
-        <w:t>технічні</w:t>
-      </w:r>
-      <w:proofErr w:type="spellEnd"/>
-      <w:r>
-        <w:rPr>
-          <w:sz w:val="28"/>
-          <w:szCs w:val="28"/>
-        </w:rPr>
-        <w:t xml:space="preserve"> характеристики</w:t>
+        <w:t>Основні технічні характеристики</w:t>
       </w:r>
     </w:p>
     <w:tbl>
@@ -2133,7 +2110,6 @@
           <w:szCs w:val="28"/>
         </w:rPr>
       </w:pPr>
-      <w:proofErr w:type="spellStart"/>
       <w:r>
         <w:rPr>
           <w:sz w:val="28"/>
@@ -2141,7 +2117,6 @@
         </w:rPr>
         <w:t>Комплектність</w:t>
       </w:r>
-      <w:proofErr w:type="spellEnd"/>
     </w:p>
     <w:tbl>
       <w:tblPr>
@@ -10933,31 +10908,13 @@
           <w:szCs w:val="28"/>
         </w:rPr>
       </w:pPr>
-      <w:proofErr w:type="spellStart"/>
       <w:r>
         <w:rPr>
           <w:sz w:val="28"/>
           <w:szCs w:val="28"/>
         </w:rPr>
-        <w:t>Свідоцтво</w:t>
+        <w:t>Свідоцтво про приймання</w:t>
       </w:r>
-      <w:proofErr w:type="spellEnd"/>
-      <w:r>
-        <w:rPr>
-          <w:sz w:val="28"/>
-          <w:szCs w:val="28"/>
-        </w:rPr>
-        <w:t xml:space="preserve"> про </w:t>
-      </w:r>
-      <w:proofErr w:type="spellStart"/>
-      <w:r>
-        <w:rPr>
-          <w:sz w:val="28"/>
-          <w:szCs w:val="28"/>
-        </w:rPr>
-        <w:t>приймання</w:t>
-      </w:r>
-      <w:proofErr w:type="spellEnd"/>
     </w:p>
     <w:p>
       <w:pPr>
@@ -10982,21 +10939,12 @@
           <w:szCs w:val="28"/>
         </w:rPr>
       </w:pPr>
-      <w:proofErr w:type="spellStart"/>
       <w:r>
         <w:rPr>
           <w:sz w:val="28"/>
           <w:szCs w:val="28"/>
         </w:rPr>
-        <w:t>Виріб</w:t>
-      </w:r>
-      <w:proofErr w:type="spellEnd"/>
-      <w:r>
-        <w:rPr>
-          <w:sz w:val="28"/>
-          <w:szCs w:val="28"/>
-        </w:rPr>
-        <w:t xml:space="preserve"> </w:t>
+        <w:t xml:space="preserve">Виріб </w:t>
       </w:r>
       <w:r>
         <w:rPr>
@@ -11005,21 +10953,12 @@
         </w:rPr>
         <w:t xml:space="preserve">____________________________________, </w:t>
       </w:r>
-      <w:proofErr w:type="spellStart"/>
       <w:r>
         <w:rPr>
           <w:sz w:val="28"/>
           <w:szCs w:val="28"/>
         </w:rPr>
-        <w:t>заводський</w:t>
-      </w:r>
-      <w:proofErr w:type="spellEnd"/>
-      <w:r>
-        <w:rPr>
-          <w:sz w:val="28"/>
-          <w:szCs w:val="28"/>
-        </w:rPr>
-        <w:t xml:space="preserve"> номер</w:t>
+        <w:t>заводський номер</w:t>
       </w:r>
       <w:r>
         <w:rPr>
@@ -11035,117 +10974,12 @@
         </w:rPr>
         <w:br/>
       </w:r>
-      <w:proofErr w:type="spellStart"/>
       <w:r>
         <w:rPr>
           <w:sz w:val="28"/>
           <w:szCs w:val="28"/>
         </w:rPr>
-        <w:t>відповідає</w:t>
-      </w:r>
-      <w:proofErr w:type="spellEnd"/>
-      <w:r>
-        <w:rPr>
-          <w:sz w:val="28"/>
-          <w:szCs w:val="28"/>
-        </w:rPr>
-        <w:t xml:space="preserve"> </w:t>
-      </w:r>
-      <w:proofErr w:type="spellStart"/>
-      <w:r>
-        <w:rPr>
-          <w:sz w:val="28"/>
-          <w:szCs w:val="28"/>
-        </w:rPr>
-        <w:t>технічним</w:t>
-      </w:r>
-      <w:proofErr w:type="spellEnd"/>
-      <w:r>
-        <w:rPr>
-          <w:sz w:val="28"/>
-          <w:szCs w:val="28"/>
-        </w:rPr>
-        <w:t xml:space="preserve"> </w:t>
-      </w:r>
-      <w:proofErr w:type="spellStart"/>
-      <w:r>
-        <w:rPr>
-          <w:sz w:val="28"/>
-          <w:szCs w:val="28"/>
-        </w:rPr>
-        <w:t>умовам</w:t>
-      </w:r>
-      <w:proofErr w:type="spellEnd"/>
-      <w:r>
-        <w:rPr>
-          <w:sz w:val="28"/>
-          <w:szCs w:val="28"/>
-        </w:rPr>
-        <w:t xml:space="preserve"> і </w:t>
-      </w:r>
-      <w:proofErr w:type="spellStart"/>
-      <w:r>
-        <w:rPr>
-          <w:sz w:val="28"/>
-          <w:szCs w:val="28"/>
-        </w:rPr>
-        <w:t>визнаний</w:t>
-      </w:r>
-      <w:proofErr w:type="spellEnd"/>
-      <w:r>
-        <w:rPr>
-          <w:sz w:val="28"/>
-          <w:szCs w:val="28"/>
-        </w:rPr>
-        <w:t xml:space="preserve"> таким, </w:t>
-      </w:r>
-      <w:proofErr w:type="spellStart"/>
-      <w:r>
-        <w:rPr>
-          <w:sz w:val="28"/>
-          <w:szCs w:val="28"/>
-        </w:rPr>
-        <w:t>що</w:t>
-      </w:r>
-      <w:proofErr w:type="spellEnd"/>
-      <w:r>
-        <w:rPr>
-          <w:sz w:val="28"/>
-          <w:szCs w:val="28"/>
-        </w:rPr>
-        <w:t xml:space="preserve"> </w:t>
-      </w:r>
-      <w:proofErr w:type="spellStart"/>
-      <w:r>
-        <w:rPr>
-          <w:sz w:val="28"/>
-          <w:szCs w:val="28"/>
-        </w:rPr>
-        <w:t>придатний</w:t>
-      </w:r>
-      <w:proofErr w:type="spellEnd"/>
-      <w:r>
-        <w:rPr>
-          <w:sz w:val="28"/>
-          <w:szCs w:val="28"/>
-        </w:rPr>
-        <w:t xml:space="preserve"> до </w:t>
-      </w:r>
-      <w:proofErr w:type="spellStart"/>
-      <w:r>
-        <w:rPr>
-          <w:sz w:val="28"/>
-          <w:szCs w:val="28"/>
-        </w:rPr>
-        <w:t>експлуатації</w:t>
-      </w:r>
-      <w:proofErr w:type="spellEnd"/>
-      <w:r>
-        <w:rPr>
-          <w:sz w:val="28"/>
-          <w:szCs w:val="28"/>
-        </w:rPr>
-        <w:t>.</w:t>
+        <w:t>відповідає технічним умовам і визнаний таким, що придатний до експлуатації.</w:t>
       </w:r>
     </w:p>
     <w:p>
@@ -11232,31 +11066,13 @@
           <w:szCs w:val="24"/>
         </w:rPr>
       </w:pPr>
-      <w:proofErr w:type="spellStart"/>
       <w:r>
         <w:rPr>
           <w:sz w:val="28"/>
           <w:szCs w:val="28"/>
         </w:rPr>
-        <w:t>Головний</w:t>
+        <w:t>Головний інженер</w:t>
       </w:r>
-      <w:proofErr w:type="spellEnd"/>
-      <w:r>
-        <w:rPr>
-          <w:sz w:val="28"/>
-          <w:szCs w:val="28"/>
-        </w:rPr>
-        <w:t xml:space="preserve"> </w:t>
-      </w:r>
-      <w:proofErr w:type="spellStart"/>
-      <w:r>
-        <w:rPr>
-          <w:sz w:val="28"/>
-          <w:szCs w:val="28"/>
-        </w:rPr>
-        <w:t>інженер</w:t>
-      </w:r>
-      <w:proofErr w:type="spellEnd"/>
       <w:r>
         <w:rPr>
           <w:b/>
@@ -11295,17 +11111,8 @@
           <w:sz w:val="28"/>
           <w:szCs w:val="28"/>
         </w:rPr>
-        <w:t xml:space="preserve">Начальник ВТК </w:t>
+        <w:t>Начальник ВТК підприємства</w:t>
       </w:r>
-      <w:proofErr w:type="spellStart"/>
-      <w:r>
-        <w:rPr>
-          <w:sz w:val="28"/>
-          <w:szCs w:val="28"/>
-        </w:rPr>
-        <w:t>підприємства</w:t>
-      </w:r>
-      <w:proofErr w:type="spellEnd"/>
       <w:r>
         <w:rPr>
           <w:b/>
@@ -11345,7 +11152,6 @@
           <w:szCs w:val="28"/>
         </w:rPr>
       </w:pPr>
-      <w:proofErr w:type="spellStart"/>
       <w:r>
         <w:rPr>
           <w:rFonts w:ascii="Times New Roman" w:hAnsi="Times New Roman"/>
@@ -11354,29 +11160,8 @@
           <w:szCs w:val="28"/>
         </w:rPr>
         <w:lastRenderedPageBreak/>
-        <w:t>Висновок</w:t>
+        <w:t>Висновок про приймання</w:t>
       </w:r>
-      <w:proofErr w:type="spellEnd"/>
-      <w:r>
-        <w:rPr>
-          <w:rFonts w:ascii="Times New Roman" w:hAnsi="Times New Roman"/>
-          <w:b w:val="0"/>
-          <w:sz w:val="28"/>
-          <w:szCs w:val="28"/>
-        </w:rPr>
-        <w:t xml:space="preserve"> про </w:t>
-      </w:r>
-      <w:proofErr w:type="spellStart"/>
-      <w:r>
-        <w:rPr>
-          <w:rFonts w:ascii="Times New Roman" w:hAnsi="Times New Roman"/>
-          <w:b w:val="0"/>
-          <w:sz w:val="28"/>
-          <w:szCs w:val="28"/>
-        </w:rPr>
-        <w:t>приймання</w:t>
-      </w:r>
-      <w:proofErr w:type="spellEnd"/>
     </w:p>
     <w:p>
       <w:pPr>
@@ -11400,21 +11185,12 @@
           <w:szCs w:val="28"/>
         </w:rPr>
       </w:pPr>
-      <w:proofErr w:type="spellStart"/>
       <w:r>
         <w:rPr>
           <w:sz w:val="28"/>
           <w:szCs w:val="28"/>
         </w:rPr>
-        <w:t>Виріб</w:t>
-      </w:r>
-      <w:proofErr w:type="spellEnd"/>
-      <w:r>
-        <w:rPr>
-          <w:sz w:val="28"/>
-          <w:szCs w:val="28"/>
-        </w:rPr>
-        <w:t xml:space="preserve"> </w:t>
+        <w:t xml:space="preserve">Виріб </w:t>
       </w:r>
       <w:r>
         <w:rPr>
@@ -11423,21 +11199,12 @@
         </w:rPr>
         <w:t xml:space="preserve">__________________________________, </w:t>
       </w:r>
-      <w:proofErr w:type="spellStart"/>
       <w:r>
         <w:rPr>
           <w:sz w:val="28"/>
           <w:szCs w:val="28"/>
         </w:rPr>
-        <w:t>заводський</w:t>
-      </w:r>
-      <w:proofErr w:type="spellEnd"/>
-      <w:r>
-        <w:rPr>
-          <w:sz w:val="28"/>
-          <w:szCs w:val="28"/>
-        </w:rPr>
-        <w:t xml:space="preserve"> номер</w:t>
+        <w:t>заводський номер</w:t>
       </w:r>
       <w:r>
         <w:rPr>
@@ -11453,117 +11220,12 @@
         </w:rPr>
         <w:br/>
       </w:r>
-      <w:proofErr w:type="spellStart"/>
       <w:r>
         <w:rPr>
           <w:sz w:val="28"/>
           <w:szCs w:val="28"/>
         </w:rPr>
-        <w:t>відповідає</w:t>
-      </w:r>
-      <w:proofErr w:type="spellEnd"/>
-      <w:r>
-        <w:rPr>
-          <w:sz w:val="28"/>
-          <w:szCs w:val="28"/>
-        </w:rPr>
-        <w:t xml:space="preserve"> </w:t>
-      </w:r>
-      <w:proofErr w:type="spellStart"/>
-      <w:r>
-        <w:rPr>
-          <w:sz w:val="28"/>
-          <w:szCs w:val="28"/>
-        </w:rPr>
-        <w:t>технічним</w:t>
-      </w:r>
-      <w:proofErr w:type="spellEnd"/>
-      <w:r>
-        <w:rPr>
-          <w:sz w:val="28"/>
-          <w:szCs w:val="28"/>
-        </w:rPr>
-        <w:t xml:space="preserve"> </w:t>
-      </w:r>
-      <w:proofErr w:type="spellStart"/>
-      <w:r>
-        <w:rPr>
-          <w:sz w:val="28"/>
-          <w:szCs w:val="28"/>
-        </w:rPr>
-        <w:t>умовам</w:t>
-      </w:r>
-      <w:proofErr w:type="spellEnd"/>
-      <w:r>
-        <w:rPr>
-          <w:sz w:val="28"/>
-          <w:szCs w:val="28"/>
-        </w:rPr>
-        <w:t xml:space="preserve"> і </w:t>
-      </w:r>
-      <w:proofErr w:type="spellStart"/>
-      <w:r>
-        <w:rPr>
-          <w:sz w:val="28"/>
-          <w:szCs w:val="28"/>
-        </w:rPr>
-        <w:t>визнаний</w:t>
-      </w:r>
-      <w:proofErr w:type="spellEnd"/>
-      <w:r>
-        <w:rPr>
-          <w:sz w:val="28"/>
-          <w:szCs w:val="28"/>
-        </w:rPr>
-        <w:t xml:space="preserve"> таким, </w:t>
-      </w:r>
-      <w:proofErr w:type="spellStart"/>
-      <w:r>
-        <w:rPr>
-          <w:sz w:val="28"/>
-          <w:szCs w:val="28"/>
-        </w:rPr>
-        <w:t>що</w:t>
-      </w:r>
-      <w:proofErr w:type="spellEnd"/>
-      <w:r>
-        <w:rPr>
-          <w:sz w:val="28"/>
-          <w:szCs w:val="28"/>
-        </w:rPr>
-        <w:t xml:space="preserve"> </w:t>
-      </w:r>
-      <w:proofErr w:type="spellStart"/>
-      <w:r>
-        <w:rPr>
-          <w:sz w:val="28"/>
-          <w:szCs w:val="28"/>
-        </w:rPr>
-        <w:t>придатний</w:t>
-      </w:r>
-      <w:proofErr w:type="spellEnd"/>
-      <w:r>
-        <w:rPr>
-          <w:sz w:val="28"/>
-          <w:szCs w:val="28"/>
-        </w:rPr>
-        <w:t xml:space="preserve"> до </w:t>
-      </w:r>
-      <w:proofErr w:type="spellStart"/>
-      <w:r>
-        <w:rPr>
-          <w:sz w:val="28"/>
-          <w:szCs w:val="28"/>
-        </w:rPr>
-        <w:t>експлуатації</w:t>
-      </w:r>
-      <w:proofErr w:type="spellEnd"/>
-      <w:r>
-        <w:rPr>
-          <w:sz w:val="28"/>
-          <w:szCs w:val="28"/>
-        </w:rPr>
-        <w:t>.</w:t>
+        <w:t>відповідає технічним умовам і визнаний таким, що придатний до експлуатації.</w:t>
       </w:r>
     </w:p>
     <w:p>
@@ -11575,31 +11237,13 @@
           <w:szCs w:val="24"/>
         </w:rPr>
       </w:pPr>
-      <w:proofErr w:type="spellStart"/>
       <w:r>
         <w:rPr>
           <w:sz w:val="28"/>
           <w:szCs w:val="28"/>
         </w:rPr>
-        <w:t>Представник</w:t>
+        <w:t>Представник замовника</w:t>
       </w:r>
-      <w:proofErr w:type="spellEnd"/>
-      <w:r>
-        <w:rPr>
-          <w:sz w:val="28"/>
-          <w:szCs w:val="28"/>
-        </w:rPr>
-        <w:t xml:space="preserve"> </w:t>
-      </w:r>
-      <w:proofErr w:type="spellStart"/>
-      <w:r>
-        <w:rPr>
-          <w:sz w:val="28"/>
-          <w:szCs w:val="28"/>
-        </w:rPr>
-        <w:t>замовника</w:t>
-      </w:r>
-      <w:proofErr w:type="spellEnd"/>
       <w:r>
         <w:rPr>
           <w:b/>
@@ -11696,31 +11340,13 @@
           <w:szCs w:val="28"/>
         </w:rPr>
       </w:pPr>
-      <w:proofErr w:type="spellStart"/>
       <w:r>
         <w:rPr>
           <w:sz w:val="28"/>
           <w:szCs w:val="28"/>
         </w:rPr>
-        <w:t>Відомості</w:t>
+        <w:t>Відомості про претензії</w:t>
       </w:r>
-      <w:proofErr w:type="spellEnd"/>
-      <w:r>
-        <w:rPr>
-          <w:sz w:val="28"/>
-          <w:szCs w:val="28"/>
-        </w:rPr>
-        <w:t xml:space="preserve"> про </w:t>
-      </w:r>
-      <w:proofErr w:type="spellStart"/>
-      <w:r>
-        <w:rPr>
-          <w:sz w:val="28"/>
-          <w:szCs w:val="28"/>
-        </w:rPr>
-        <w:t>претензії</w:t>
-      </w:r>
-      <w:proofErr w:type="spellEnd"/>
     </w:p>
     <w:p>
       <w:pPr>
@@ -11780,31 +11406,13 @@
           <w:szCs w:val="28"/>
         </w:rPr>
       </w:pPr>
-      <w:proofErr w:type="spellStart"/>
       <w:r>
         <w:rPr>
           <w:sz w:val="28"/>
           <w:szCs w:val="28"/>
         </w:rPr>
-        <w:t>Відомості</w:t>
+        <w:t>Відомості про зберігання</w:t>
       </w:r>
-      <w:proofErr w:type="spellEnd"/>
-      <w:r>
-        <w:rPr>
-          <w:sz w:val="28"/>
-          <w:szCs w:val="28"/>
-        </w:rPr>
-        <w:t xml:space="preserve"> про </w:t>
-      </w:r>
-      <w:proofErr w:type="spellStart"/>
-      <w:r>
-        <w:rPr>
-          <w:sz w:val="28"/>
-          <w:szCs w:val="28"/>
-        </w:rPr>
-        <w:t>зберігання</w:t>
-      </w:r>
-      <w:proofErr w:type="spellEnd"/>
     </w:p>
     <w:p>
       <w:pPr>
@@ -13554,81 +13162,8 @@
           <w:szCs w:val="28"/>
         </w:rPr>
         <w:lastRenderedPageBreak/>
-        <w:t xml:space="preserve">8. </w:t>
+        <w:t>8. Відомості про консервацію та переконсервацію виробу при експлуатації</w:t>
       </w:r>
-      <w:proofErr w:type="spellStart"/>
-      <w:r>
-        <w:rPr>
-          <w:sz w:val="28"/>
-          <w:szCs w:val="28"/>
-        </w:rPr>
-        <w:t>Відомості</w:t>
-      </w:r>
-      <w:proofErr w:type="spellEnd"/>
-      <w:r>
-        <w:rPr>
-          <w:sz w:val="28"/>
-          <w:szCs w:val="28"/>
-        </w:rPr>
-        <w:t xml:space="preserve"> про </w:t>
-      </w:r>
-      <w:proofErr w:type="spellStart"/>
-      <w:r>
-        <w:rPr>
-          <w:sz w:val="28"/>
-          <w:szCs w:val="28"/>
-        </w:rPr>
-        <w:t>консервацію</w:t>
-      </w:r>
-      <w:proofErr w:type="spellEnd"/>
-      <w:r>
-        <w:rPr>
-          <w:sz w:val="28"/>
-          <w:szCs w:val="28"/>
-        </w:rPr>
-        <w:t xml:space="preserve"> та </w:t>
-      </w:r>
-      <w:proofErr w:type="spellStart"/>
-      <w:r>
-        <w:rPr>
-          <w:sz w:val="28"/>
-          <w:szCs w:val="28"/>
-        </w:rPr>
-        <w:t>переконсервацію</w:t>
-      </w:r>
-      <w:proofErr w:type="spellEnd"/>
-      <w:r>
-        <w:rPr>
-          <w:sz w:val="28"/>
-          <w:szCs w:val="28"/>
-        </w:rPr>
-        <w:t xml:space="preserve"> </w:t>
-      </w:r>
-      <w:proofErr w:type="spellStart"/>
-      <w:r>
-        <w:rPr>
-          <w:sz w:val="28"/>
-          <w:szCs w:val="28"/>
-        </w:rPr>
-        <w:t>виробу</w:t>
-      </w:r>
-      <w:proofErr w:type="spellEnd"/>
-      <w:r>
-        <w:rPr>
-          <w:sz w:val="28"/>
-          <w:szCs w:val="28"/>
-        </w:rPr>
-        <w:t xml:space="preserve"> при </w:t>
-      </w:r>
-      <w:proofErr w:type="spellStart"/>
-      <w:r>
-        <w:rPr>
-          <w:sz w:val="28"/>
-          <w:szCs w:val="28"/>
-        </w:rPr>
-        <w:t>експлуатації</w:t>
-      </w:r>
-      <w:proofErr w:type="spellEnd"/>
     </w:p>
     <w:p>
       <w:pPr>
@@ -13688,82 +13223,47 @@
                 <w:szCs w:val="24"/>
               </w:rPr>
             </w:pPr>
-            <w:proofErr w:type="spellStart"/>
             <w:r>
               <w:rPr>
                 <w:sz w:val="24"/>
                 <w:szCs w:val="24"/>
               </w:rPr>
-              <w:t>Позначення</w:t>
+              <w:t>Позначення виробу</w:t>
             </w:r>
-            <w:proofErr w:type="spellEnd"/>
+          </w:p>
+        </w:tc>
+        <w:tc>
+          <w:tcPr>
+            <w:tcW w:w="1300" w:type="dxa"/>
+            <w:textDirection w:val="btLr"/>
+            <w:vAlign w:val="center"/>
+          </w:tcPr>
+          <w:p>
+            <w:pPr>
+              <w:pStyle w:val="21"/>
+              <w:spacing w:after="0" w:line="240" w:lineRule="auto"/>
+              <w:ind w:left="-57" w:right="-57"/>
+              <w:jc w:val="center"/>
+              <w:rPr>
+                <w:sz w:val="24"/>
+                <w:szCs w:val="24"/>
+              </w:rPr>
+            </w:pPr>
             <w:r>
               <w:rPr>
                 <w:sz w:val="24"/>
                 <w:szCs w:val="24"/>
               </w:rPr>
-              <w:t xml:space="preserve"> </w:t>
+              <w:t xml:space="preserve">Назва </w:t>
             </w:r>
-            <w:proofErr w:type="spellStart"/>
             <w:r>
               <w:rPr>
                 <w:sz w:val="24"/>
                 <w:szCs w:val="24"/>
               </w:rPr>
+              <w:br/>
               <w:t>виробу</w:t>
             </w:r>
-            <w:proofErr w:type="spellEnd"/>
-          </w:p>
-        </w:tc>
-        <w:tc>
-          <w:tcPr>
-            <w:tcW w:w="1300" w:type="dxa"/>
-            <w:textDirection w:val="btLr"/>
-            <w:vAlign w:val="center"/>
-          </w:tcPr>
-          <w:p>
-            <w:pPr>
-              <w:pStyle w:val="21"/>
-              <w:spacing w:after="0" w:line="240" w:lineRule="auto"/>
-              <w:ind w:left="-57" w:right="-57"/>
-              <w:jc w:val="center"/>
-              <w:rPr>
-                <w:sz w:val="24"/>
-                <w:szCs w:val="24"/>
-              </w:rPr>
-            </w:pPr>
-            <w:proofErr w:type="spellStart"/>
-            <w:r>
-              <w:rPr>
-                <w:sz w:val="24"/>
-                <w:szCs w:val="24"/>
-              </w:rPr>
-              <w:t>Назва</w:t>
-            </w:r>
-            <w:proofErr w:type="spellEnd"/>
-            <w:r>
-              <w:rPr>
-                <w:sz w:val="24"/>
-                <w:szCs w:val="24"/>
-              </w:rPr>
-              <w:t xml:space="preserve"> </w:t>
-            </w:r>
-            <w:r>
-              <w:rPr>
-                <w:sz w:val="24"/>
-                <w:szCs w:val="24"/>
-              </w:rPr>
-              <w:br/>
-            </w:r>
-            <w:proofErr w:type="spellStart"/>
-            <w:r>
-              <w:rPr>
-                <w:sz w:val="24"/>
-                <w:szCs w:val="24"/>
-              </w:rPr>
-              <w:t>виробу</w:t>
-            </w:r>
-            <w:proofErr w:type="spellEnd"/>
           </w:p>
         </w:tc>
         <w:tc>
@@ -13783,7 +13283,6 @@
                 <w:szCs w:val="24"/>
               </w:rPr>
             </w:pPr>
-            <w:proofErr w:type="spellStart"/>
             <w:r>
               <w:rPr>
                 <w:sz w:val="24"/>
@@ -13791,7 +13290,6 @@
               </w:rPr>
               <w:t>Заводський</w:t>
             </w:r>
-            <w:proofErr w:type="spellEnd"/>
           </w:p>
           <w:p>
             <w:pPr>
@@ -13849,7 +13347,6 @@
                 <w:szCs w:val="24"/>
               </w:rPr>
             </w:pPr>
-            <w:proofErr w:type="spellStart"/>
             <w:r>
               <w:rPr>
                 <w:sz w:val="24"/>
@@ -13857,7 +13354,6 @@
               </w:rPr>
               <w:t>консервації</w:t>
             </w:r>
-            <w:proofErr w:type="spellEnd"/>
           </w:p>
         </w:tc>
         <w:tc>
@@ -13882,17 +13378,8 @@
                 <w:sz w:val="24"/>
                 <w:szCs w:val="24"/>
               </w:rPr>
-              <w:t xml:space="preserve">Метод </w:t>
+              <w:t>Метод консервації</w:t>
             </w:r>
-            <w:proofErr w:type="spellStart"/>
-            <w:r>
-              <w:rPr>
-                <w:sz w:val="24"/>
-                <w:szCs w:val="24"/>
-              </w:rPr>
-              <w:t>консервації</w:t>
-            </w:r>
-            <w:proofErr w:type="spellEnd"/>
           </w:p>
         </w:tc>
         <w:tc>
@@ -13917,22 +13404,38 @@
                 <w:sz w:val="24"/>
                 <w:szCs w:val="24"/>
               </w:rPr>
-              <w:t xml:space="preserve">Дата </w:t>
+              <w:t>Дата переконсервації</w:t>
             </w:r>
-            <w:proofErr w:type="spellStart"/>
+          </w:p>
+        </w:tc>
+        <w:tc>
+          <w:tcPr>
+            <w:tcW w:w="1902" w:type="dxa"/>
+            <w:vAlign w:val="center"/>
+          </w:tcPr>
+          <w:p>
+            <w:pPr>
+              <w:pStyle w:val="21"/>
+              <w:spacing w:after="0" w:line="240" w:lineRule="auto"/>
+              <w:ind w:left="-57" w:right="-57"/>
+              <w:jc w:val="center"/>
+              <w:rPr>
+                <w:sz w:val="24"/>
+                <w:szCs w:val="24"/>
+              </w:rPr>
+            </w:pPr>
             <w:r>
               <w:rPr>
                 <w:sz w:val="24"/>
                 <w:szCs w:val="24"/>
               </w:rPr>
-              <w:t>переконсервації</w:t>
+              <w:t>Найменування підприємства, яке проводило консервацію</w:t>
             </w:r>
-            <w:proofErr w:type="spellEnd"/>
-          </w:p>
-        </w:tc>
-        <w:tc>
-          <w:tcPr>
-            <w:tcW w:w="1902" w:type="dxa"/>
+          </w:p>
+        </w:tc>
+        <w:tc>
+          <w:tcPr>
+            <w:tcW w:w="1786" w:type="dxa"/>
             <w:vAlign w:val="center"/>
           </w:tcPr>
           <w:p>
@@ -13946,97 +13449,13 @@
                 <w:szCs w:val="24"/>
               </w:rPr>
             </w:pPr>
-            <w:proofErr w:type="spellStart"/>
             <w:r>
               <w:rPr>
                 <w:sz w:val="24"/>
                 <w:szCs w:val="24"/>
               </w:rPr>
-              <w:t>Найменування</w:t>
+              <w:t>Дата, посада, підпис особи, яка проводила консервацію</w:t>
             </w:r>
-            <w:proofErr w:type="spellEnd"/>
-            <w:r>
-              <w:rPr>
-                <w:sz w:val="24"/>
-                <w:szCs w:val="24"/>
-              </w:rPr>
-              <w:t xml:space="preserve"> </w:t>
-            </w:r>
-            <w:proofErr w:type="spellStart"/>
-            <w:r>
-              <w:rPr>
-                <w:sz w:val="24"/>
-                <w:szCs w:val="24"/>
-              </w:rPr>
-              <w:t>підприємства</w:t>
-            </w:r>
-            <w:proofErr w:type="spellEnd"/>
-            <w:r>
-              <w:rPr>
-                <w:sz w:val="24"/>
-                <w:szCs w:val="24"/>
-              </w:rPr>
-              <w:t xml:space="preserve">, яке проводило </w:t>
-            </w:r>
-            <w:proofErr w:type="spellStart"/>
-            <w:r>
-              <w:rPr>
-                <w:sz w:val="24"/>
-                <w:szCs w:val="24"/>
-              </w:rPr>
-              <w:t>консервацію</w:t>
-            </w:r>
-            <w:proofErr w:type="spellEnd"/>
-          </w:p>
-        </w:tc>
-        <w:tc>
-          <w:tcPr>
-            <w:tcW w:w="1786" w:type="dxa"/>
-            <w:vAlign w:val="center"/>
-          </w:tcPr>
-          <w:p>
-            <w:pPr>
-              <w:pStyle w:val="21"/>
-              <w:spacing w:after="0" w:line="240" w:lineRule="auto"/>
-              <w:ind w:left="-57" w:right="-57"/>
-              <w:jc w:val="center"/>
-              <w:rPr>
-                <w:sz w:val="24"/>
-                <w:szCs w:val="24"/>
-              </w:rPr>
-            </w:pPr>
-            <w:r>
-              <w:rPr>
-                <w:sz w:val="24"/>
-                <w:szCs w:val="24"/>
-              </w:rPr>
-              <w:t xml:space="preserve">Дата, посада, </w:t>
-            </w:r>
-            <w:proofErr w:type="spellStart"/>
-            <w:r>
-              <w:rPr>
-                <w:sz w:val="24"/>
-                <w:szCs w:val="24"/>
-              </w:rPr>
-              <w:t>підпис</w:t>
-            </w:r>
-            <w:proofErr w:type="spellEnd"/>
-            <w:r>
-              <w:rPr>
-                <w:sz w:val="24"/>
-                <w:szCs w:val="24"/>
-              </w:rPr>
-              <w:t xml:space="preserve"> особи, яка проводила </w:t>
-            </w:r>
-            <w:proofErr w:type="spellStart"/>
-            <w:r>
-              <w:rPr>
-                <w:sz w:val="24"/>
-                <w:szCs w:val="24"/>
-              </w:rPr>
-              <w:t>консервацію</w:t>
-            </w:r>
-            <w:proofErr w:type="spellEnd"/>
           </w:p>
         </w:tc>
       </w:tr>
@@ -15007,79 +14426,13 @@
           <w:szCs w:val="28"/>
         </w:rPr>
       </w:pPr>
-      <w:proofErr w:type="spellStart"/>
       <w:r>
         <w:rPr>
           <w:sz w:val="28"/>
           <w:szCs w:val="28"/>
         </w:rPr>
-        <w:t>Відомості</w:t>
+        <w:t>Відомості про рух виробу під час експлуатації</w:t>
       </w:r>
-      <w:proofErr w:type="spellEnd"/>
-      <w:r>
-        <w:rPr>
-          <w:sz w:val="28"/>
-          <w:szCs w:val="28"/>
-        </w:rPr>
-        <w:t xml:space="preserve"> про </w:t>
-      </w:r>
-      <w:proofErr w:type="spellStart"/>
-      <w:r>
-        <w:rPr>
-          <w:sz w:val="28"/>
-          <w:szCs w:val="28"/>
-        </w:rPr>
-        <w:t>рух</w:t>
-      </w:r>
-      <w:proofErr w:type="spellEnd"/>
-      <w:r>
-        <w:rPr>
-          <w:sz w:val="28"/>
-          <w:szCs w:val="28"/>
-        </w:rPr>
-        <w:t xml:space="preserve"> </w:t>
-      </w:r>
-      <w:proofErr w:type="spellStart"/>
-      <w:r>
-        <w:rPr>
-          <w:sz w:val="28"/>
-          <w:szCs w:val="28"/>
-        </w:rPr>
-        <w:t>виробу</w:t>
-      </w:r>
-      <w:proofErr w:type="spellEnd"/>
-      <w:r>
-        <w:rPr>
-          <w:sz w:val="28"/>
-          <w:szCs w:val="28"/>
-        </w:rPr>
-        <w:t xml:space="preserve"> </w:t>
-      </w:r>
-      <w:proofErr w:type="spellStart"/>
-      <w:r>
-        <w:rPr>
-          <w:sz w:val="28"/>
-          <w:szCs w:val="28"/>
-        </w:rPr>
-        <w:t>під</w:t>
-      </w:r>
-      <w:proofErr w:type="spellEnd"/>
-      <w:r>
-        <w:rPr>
-          <w:sz w:val="28"/>
-          <w:szCs w:val="28"/>
-        </w:rPr>
-        <w:t xml:space="preserve"> час </w:t>
-      </w:r>
-      <w:proofErr w:type="spellStart"/>
-      <w:r>
-        <w:rPr>
-          <w:sz w:val="28"/>
-          <w:szCs w:val="28"/>
-        </w:rPr>
-        <w:t>експлуатації</w:t>
-      </w:r>
-      <w:proofErr w:type="spellEnd"/>
     </w:p>
     <w:tbl>
       <w:tblPr>
@@ -15171,7 +14524,6 @@
                 <w:szCs w:val="24"/>
               </w:rPr>
             </w:pPr>
-            <w:proofErr w:type="spellStart"/>
             <w:r>
               <w:rPr>
                 <w:sz w:val="24"/>
@@ -15179,7 +14531,6 @@
               </w:rPr>
               <w:t>Надійшов</w:t>
             </w:r>
-            <w:proofErr w:type="spellEnd"/>
           </w:p>
         </w:tc>
         <w:tc>
@@ -15203,65 +14554,8 @@
                 <w:sz w:val="24"/>
                 <w:szCs w:val="24"/>
               </w:rPr>
-              <w:t xml:space="preserve">Посада, </w:t>
+              <w:t>Посада, прізвище, підпис особи, відповідальної за приймання</w:t>
             </w:r>
-            <w:proofErr w:type="spellStart"/>
-            <w:r>
-              <w:rPr>
-                <w:sz w:val="24"/>
-                <w:szCs w:val="24"/>
-              </w:rPr>
-              <w:t>прізвище</w:t>
-            </w:r>
-            <w:proofErr w:type="spellEnd"/>
-            <w:r>
-              <w:rPr>
-                <w:sz w:val="24"/>
-                <w:szCs w:val="24"/>
-              </w:rPr>
-              <w:t xml:space="preserve">, </w:t>
-            </w:r>
-            <w:proofErr w:type="spellStart"/>
-            <w:r>
-              <w:rPr>
-                <w:sz w:val="24"/>
-                <w:szCs w:val="24"/>
-              </w:rPr>
-              <w:t>підпис</w:t>
-            </w:r>
-            <w:proofErr w:type="spellEnd"/>
-            <w:r>
-              <w:rPr>
-                <w:sz w:val="24"/>
-                <w:szCs w:val="24"/>
-              </w:rPr>
-              <w:t xml:space="preserve"> особи, </w:t>
-            </w:r>
-            <w:proofErr w:type="spellStart"/>
-            <w:r>
-              <w:rPr>
-                <w:sz w:val="24"/>
-                <w:szCs w:val="24"/>
-              </w:rPr>
-              <w:t>відповідальної</w:t>
-            </w:r>
-            <w:proofErr w:type="spellEnd"/>
-            <w:r>
-              <w:rPr>
-                <w:sz w:val="24"/>
-                <w:szCs w:val="24"/>
-              </w:rPr>
-              <w:t xml:space="preserve"> за </w:t>
-            </w:r>
-            <w:proofErr w:type="spellStart"/>
-            <w:r>
-              <w:rPr>
-                <w:sz w:val="24"/>
-                <w:szCs w:val="24"/>
-              </w:rPr>
-              <w:t>приймання</w:t>
-            </w:r>
-            <w:proofErr w:type="spellEnd"/>
           </w:p>
         </w:tc>
         <w:tc>
@@ -15281,7 +14575,6 @@
                 <w:szCs w:val="24"/>
               </w:rPr>
             </w:pPr>
-            <w:proofErr w:type="spellStart"/>
             <w:r>
               <w:rPr>
                 <w:sz w:val="24"/>
@@ -15289,7 +14582,6 @@
               </w:rPr>
               <w:t>Відправлений</w:t>
             </w:r>
-            <w:proofErr w:type="spellEnd"/>
           </w:p>
         </w:tc>
         <w:tc>
@@ -15313,65 +14605,8 @@
                 <w:sz w:val="24"/>
                 <w:szCs w:val="24"/>
               </w:rPr>
-              <w:t xml:space="preserve">Посада, </w:t>
+              <w:t>Посада, прізвище, підпис особи, відповідальної за відправлення</w:t>
             </w:r>
-            <w:proofErr w:type="spellStart"/>
-            <w:r>
-              <w:rPr>
-                <w:sz w:val="24"/>
-                <w:szCs w:val="24"/>
-              </w:rPr>
-              <w:t>прізвище</w:t>
-            </w:r>
-            <w:proofErr w:type="spellEnd"/>
-            <w:r>
-              <w:rPr>
-                <w:sz w:val="24"/>
-                <w:szCs w:val="24"/>
-              </w:rPr>
-              <w:t xml:space="preserve">, </w:t>
-            </w:r>
-            <w:proofErr w:type="spellStart"/>
-            <w:r>
-              <w:rPr>
-                <w:sz w:val="24"/>
-                <w:szCs w:val="24"/>
-              </w:rPr>
-              <w:t>підпис</w:t>
-            </w:r>
-            <w:proofErr w:type="spellEnd"/>
-            <w:r>
-              <w:rPr>
-                <w:sz w:val="24"/>
-                <w:szCs w:val="24"/>
-              </w:rPr>
-              <w:t xml:space="preserve"> особи, </w:t>
-            </w:r>
-            <w:proofErr w:type="spellStart"/>
-            <w:r>
-              <w:rPr>
-                <w:sz w:val="24"/>
-                <w:szCs w:val="24"/>
-              </w:rPr>
-              <w:t>відповідальної</w:t>
-            </w:r>
-            <w:proofErr w:type="spellEnd"/>
-            <w:r>
-              <w:rPr>
-                <w:sz w:val="24"/>
-                <w:szCs w:val="24"/>
-              </w:rPr>
-              <w:t xml:space="preserve"> за </w:t>
-            </w:r>
-            <w:proofErr w:type="spellStart"/>
-            <w:r>
-              <w:rPr>
-                <w:sz w:val="24"/>
-                <w:szCs w:val="24"/>
-              </w:rPr>
-              <w:t>відправлення</w:t>
-            </w:r>
-            <w:proofErr w:type="spellEnd"/>
           </w:p>
         </w:tc>
       </w:tr>
@@ -15413,7 +14648,6 @@
                 <w:szCs w:val="24"/>
               </w:rPr>
             </w:pPr>
-            <w:proofErr w:type="spellStart"/>
             <w:r>
               <w:rPr>
                 <w:sz w:val="24"/>
@@ -15421,7 +14655,6 @@
               </w:rPr>
               <w:t>Звідки</w:t>
             </w:r>
-            <w:proofErr w:type="spellEnd"/>
           </w:p>
         </w:tc>
         <w:tc>
@@ -15490,7 +14723,6 @@
                 <w:szCs w:val="24"/>
               </w:rPr>
             </w:pPr>
-            <w:proofErr w:type="spellStart"/>
             <w:r>
               <w:rPr>
                 <w:sz w:val="24"/>
@@ -15498,7 +14730,6 @@
               </w:rPr>
               <w:t>Куди</w:t>
             </w:r>
-            <w:proofErr w:type="spellEnd"/>
           </w:p>
         </w:tc>
         <w:tc>
@@ -16954,69 +16185,12 @@
           <w:szCs w:val="28"/>
         </w:rPr>
       </w:pPr>
-      <w:proofErr w:type="spellStart"/>
       <w:r>
         <w:rPr>
           <w:sz w:val="28"/>
           <w:szCs w:val="28"/>
         </w:rPr>
-        <w:t>Відомості</w:t>
-      </w:r>
-      <w:proofErr w:type="spellEnd"/>
-      <w:r>
-        <w:rPr>
-          <w:sz w:val="28"/>
-          <w:szCs w:val="28"/>
-        </w:rPr>
-        <w:t xml:space="preserve"> про </w:t>
-      </w:r>
-      <w:proofErr w:type="spellStart"/>
-      <w:r>
-        <w:rPr>
-          <w:sz w:val="28"/>
-          <w:szCs w:val="28"/>
-        </w:rPr>
-        <w:t>закріплення</w:t>
-      </w:r>
-      <w:proofErr w:type="spellEnd"/>
-      <w:r>
-        <w:rPr>
-          <w:sz w:val="28"/>
-          <w:szCs w:val="28"/>
-        </w:rPr>
-        <w:t xml:space="preserve"> </w:t>
-      </w:r>
-      <w:proofErr w:type="spellStart"/>
-      <w:r>
-        <w:rPr>
-          <w:sz w:val="28"/>
-          <w:szCs w:val="28"/>
-        </w:rPr>
-        <w:t>виробу</w:t>
-      </w:r>
-      <w:proofErr w:type="spellEnd"/>
-      <w:r>
-        <w:rPr>
-          <w:sz w:val="28"/>
-          <w:szCs w:val="28"/>
-        </w:rPr>
-        <w:t xml:space="preserve"> за </w:t>
-      </w:r>
-      <w:proofErr w:type="spellStart"/>
-      <w:r>
-        <w:rPr>
-          <w:sz w:val="28"/>
-          <w:szCs w:val="28"/>
-        </w:rPr>
-        <w:t>відповідальними</w:t>
-      </w:r>
-      <w:proofErr w:type="spellEnd"/>
-      <w:r>
-        <w:rPr>
-          <w:sz w:val="28"/>
-          <w:szCs w:val="28"/>
-        </w:rPr>
-        <w:t xml:space="preserve"> особами</w:t>
+        <w:t>Відомості про закріплення виробу за відповідальними особами</w:t>
       </w:r>
     </w:p>
     <w:tbl>
@@ -17117,47 +16291,13 @@
                 <w:szCs w:val="24"/>
               </w:rPr>
             </w:pPr>
-            <w:proofErr w:type="spellStart"/>
             <w:r>
               <w:rPr>
                 <w:sz w:val="24"/>
                 <w:szCs w:val="24"/>
               </w:rPr>
-              <w:t>Прізвище</w:t>
+              <w:t>Прізвище особи, яка відповідає за експлуатацію</w:t>
             </w:r>
-            <w:proofErr w:type="spellEnd"/>
-            <w:r>
-              <w:rPr>
-                <w:sz w:val="24"/>
-                <w:szCs w:val="24"/>
-              </w:rPr>
-              <w:t xml:space="preserve"> особи, яка </w:t>
-            </w:r>
-            <w:proofErr w:type="spellStart"/>
-            <w:r>
-              <w:rPr>
-                <w:sz w:val="24"/>
-                <w:szCs w:val="24"/>
-              </w:rPr>
-              <w:t>відповідає</w:t>
-            </w:r>
-            <w:proofErr w:type="spellEnd"/>
-            <w:r>
-              <w:rPr>
-                <w:sz w:val="24"/>
-                <w:szCs w:val="24"/>
-              </w:rPr>
-              <w:t xml:space="preserve"> за </w:t>
-            </w:r>
-            <w:proofErr w:type="spellStart"/>
-            <w:r>
-              <w:rPr>
-                <w:sz w:val="24"/>
-                <w:szCs w:val="24"/>
-              </w:rPr>
-              <w:t>експлуатацію</w:t>
-            </w:r>
-            <w:proofErr w:type="spellEnd"/>
           </w:p>
         </w:tc>
         <w:tc>
@@ -17200,37 +16340,12 @@
                 <w:szCs w:val="24"/>
               </w:rPr>
             </w:pPr>
-            <w:proofErr w:type="spellStart"/>
             <w:r>
               <w:rPr>
                 <w:sz w:val="24"/>
                 <w:szCs w:val="24"/>
               </w:rPr>
-              <w:t>Підпис</w:t>
-            </w:r>
-            <w:proofErr w:type="spellEnd"/>
-            <w:r>
-              <w:rPr>
-                <w:sz w:val="24"/>
-                <w:szCs w:val="24"/>
-              </w:rPr>
-              <w:t xml:space="preserve"> </w:t>
-            </w:r>
-            <w:proofErr w:type="spellStart"/>
-            <w:r>
-              <w:rPr>
-                <w:sz w:val="24"/>
-                <w:szCs w:val="24"/>
-              </w:rPr>
-              <w:t>відповідальної</w:t>
-            </w:r>
-            <w:proofErr w:type="spellEnd"/>
-            <w:r>
-              <w:rPr>
-                <w:sz w:val="24"/>
-                <w:szCs w:val="24"/>
-              </w:rPr>
-              <w:t xml:space="preserve"> особи</w:t>
+              <w:t>Підпис відповідальної особи</w:t>
             </w:r>
           </w:p>
         </w:tc>
@@ -17313,50 +16428,32 @@
                 <w:sz w:val="24"/>
                 <w:szCs w:val="24"/>
               </w:rPr>
-              <w:t xml:space="preserve">про </w:t>
+              <w:t>про закріплення</w:t>
             </w:r>
-            <w:proofErr w:type="spellStart"/>
+          </w:p>
+        </w:tc>
+        <w:tc>
+          <w:tcPr>
+            <w:tcW w:w="1771" w:type="dxa"/>
+          </w:tcPr>
+          <w:p>
+            <w:pPr>
+              <w:pStyle w:val="21"/>
+              <w:spacing w:after="0" w:line="240" w:lineRule="auto"/>
+              <w:ind w:left="13"/>
+              <w:jc w:val="center"/>
+              <w:rPr>
+                <w:sz w:val="24"/>
+                <w:szCs w:val="24"/>
+              </w:rPr>
+            </w:pPr>
             <w:r>
               <w:rPr>
                 <w:sz w:val="24"/>
                 <w:szCs w:val="24"/>
               </w:rPr>
-              <w:t>закріплення</w:t>
+              <w:t>про відрахування</w:t>
             </w:r>
-            <w:proofErr w:type="spellEnd"/>
-          </w:p>
-        </w:tc>
-        <w:tc>
-          <w:tcPr>
-            <w:tcW w:w="1771" w:type="dxa"/>
-          </w:tcPr>
-          <w:p>
-            <w:pPr>
-              <w:pStyle w:val="21"/>
-              <w:spacing w:after="0" w:line="240" w:lineRule="auto"/>
-              <w:ind w:left="13"/>
-              <w:jc w:val="center"/>
-              <w:rPr>
-                <w:sz w:val="24"/>
-                <w:szCs w:val="24"/>
-              </w:rPr>
-            </w:pPr>
-            <w:r>
-              <w:rPr>
-                <w:sz w:val="24"/>
-                <w:szCs w:val="24"/>
-              </w:rPr>
-              <w:t xml:space="preserve">про </w:t>
-            </w:r>
-            <w:proofErr w:type="spellStart"/>
-            <w:r>
-              <w:rPr>
-                <w:sz w:val="24"/>
-                <w:szCs w:val="24"/>
-              </w:rPr>
-              <w:t>відрахування</w:t>
-            </w:r>
-            <w:proofErr w:type="spellEnd"/>
           </w:p>
         </w:tc>
         <w:tc>
@@ -18389,47 +17486,13 @@
                 <w:szCs w:val="24"/>
               </w:rPr>
             </w:pPr>
-            <w:proofErr w:type="spellStart"/>
             <w:r>
               <w:rPr>
                 <w:sz w:val="24"/>
                 <w:szCs w:val="24"/>
               </w:rPr>
-              <w:t>Прізвище</w:t>
+              <w:t>Прізвище особи, яка відповідає за експлуатацію</w:t>
             </w:r>
-            <w:proofErr w:type="spellEnd"/>
-            <w:r>
-              <w:rPr>
-                <w:sz w:val="24"/>
-                <w:szCs w:val="24"/>
-              </w:rPr>
-              <w:t xml:space="preserve"> особи, яка </w:t>
-            </w:r>
-            <w:proofErr w:type="spellStart"/>
-            <w:r>
-              <w:rPr>
-                <w:sz w:val="24"/>
-                <w:szCs w:val="24"/>
-              </w:rPr>
-              <w:t>відповідає</w:t>
-            </w:r>
-            <w:proofErr w:type="spellEnd"/>
-            <w:r>
-              <w:rPr>
-                <w:sz w:val="24"/>
-                <w:szCs w:val="24"/>
-              </w:rPr>
-              <w:t xml:space="preserve"> за </w:t>
-            </w:r>
-            <w:proofErr w:type="spellStart"/>
-            <w:r>
-              <w:rPr>
-                <w:sz w:val="24"/>
-                <w:szCs w:val="24"/>
-              </w:rPr>
-              <w:t>експлуатацію</w:t>
-            </w:r>
-            <w:proofErr w:type="spellEnd"/>
           </w:p>
         </w:tc>
         <w:tc>
@@ -18472,37 +17535,12 @@
                 <w:szCs w:val="24"/>
               </w:rPr>
             </w:pPr>
-            <w:proofErr w:type="spellStart"/>
             <w:r>
               <w:rPr>
                 <w:sz w:val="24"/>
                 <w:szCs w:val="24"/>
               </w:rPr>
-              <w:t>Підпис</w:t>
-            </w:r>
-            <w:proofErr w:type="spellEnd"/>
-            <w:r>
-              <w:rPr>
-                <w:sz w:val="24"/>
-                <w:szCs w:val="24"/>
-              </w:rPr>
-              <w:t xml:space="preserve"> </w:t>
-            </w:r>
-            <w:proofErr w:type="spellStart"/>
-            <w:r>
-              <w:rPr>
-                <w:sz w:val="24"/>
-                <w:szCs w:val="24"/>
-              </w:rPr>
-              <w:t>відповідальної</w:t>
-            </w:r>
-            <w:proofErr w:type="spellEnd"/>
-            <w:r>
-              <w:rPr>
-                <w:sz w:val="24"/>
-                <w:szCs w:val="24"/>
-              </w:rPr>
-              <w:t xml:space="preserve"> особи</w:t>
+              <w:t>Підпис відповідальної особи</w:t>
             </w:r>
           </w:p>
         </w:tc>
@@ -18582,50 +17620,32 @@
                 <w:sz w:val="24"/>
                 <w:szCs w:val="24"/>
               </w:rPr>
-              <w:t xml:space="preserve">про </w:t>
+              <w:t>про закріплення</w:t>
             </w:r>
-            <w:proofErr w:type="spellStart"/>
+          </w:p>
+        </w:tc>
+        <w:tc>
+          <w:tcPr>
+            <w:tcW w:w="1771" w:type="dxa"/>
+          </w:tcPr>
+          <w:p>
+            <w:pPr>
+              <w:pStyle w:val="21"/>
+              <w:spacing w:after="0" w:line="240" w:lineRule="auto"/>
+              <w:ind w:left="0"/>
+              <w:jc w:val="center"/>
+              <w:rPr>
+                <w:sz w:val="24"/>
+                <w:szCs w:val="24"/>
+              </w:rPr>
+            </w:pPr>
             <w:r>
               <w:rPr>
                 <w:sz w:val="24"/>
                 <w:szCs w:val="24"/>
               </w:rPr>
-              <w:t>закріплення</w:t>
+              <w:t>про відрахування</w:t>
             </w:r>
-            <w:proofErr w:type="spellEnd"/>
-          </w:p>
-        </w:tc>
-        <w:tc>
-          <w:tcPr>
-            <w:tcW w:w="1771" w:type="dxa"/>
-          </w:tcPr>
-          <w:p>
-            <w:pPr>
-              <w:pStyle w:val="21"/>
-              <w:spacing w:after="0" w:line="240" w:lineRule="auto"/>
-              <w:ind w:left="0"/>
-              <w:jc w:val="center"/>
-              <w:rPr>
-                <w:sz w:val="24"/>
-                <w:szCs w:val="24"/>
-              </w:rPr>
-            </w:pPr>
-            <w:r>
-              <w:rPr>
-                <w:sz w:val="24"/>
-                <w:szCs w:val="24"/>
-              </w:rPr>
-              <w:t xml:space="preserve">про </w:t>
-            </w:r>
-            <w:proofErr w:type="spellStart"/>
-            <w:r>
-              <w:rPr>
-                <w:sz w:val="24"/>
-                <w:szCs w:val="24"/>
-              </w:rPr>
-              <w:t>відрахування</w:t>
-            </w:r>
-            <w:proofErr w:type="spellEnd"/>
           </w:p>
         </w:tc>
         <w:tc>
@@ -20395,63 +19415,13 @@
           <w:szCs w:val="28"/>
         </w:rPr>
       </w:pPr>
-      <w:proofErr w:type="spellStart"/>
       <w:r>
         <w:rPr>
           <w:sz w:val="28"/>
           <w:szCs w:val="28"/>
         </w:rPr>
-        <w:t>Підсумковий</w:t>
+        <w:t>Підсумковий облік напрацювання за роками та з початку експлуатації</w:t>
       </w:r>
-      <w:proofErr w:type="spellEnd"/>
-      <w:r>
-        <w:rPr>
-          <w:sz w:val="28"/>
-          <w:szCs w:val="28"/>
-        </w:rPr>
-        <w:t xml:space="preserve"> </w:t>
-      </w:r>
-      <w:proofErr w:type="spellStart"/>
-      <w:r>
-        <w:rPr>
-          <w:sz w:val="28"/>
-          <w:szCs w:val="28"/>
-        </w:rPr>
-        <w:t>облік</w:t>
-      </w:r>
-      <w:proofErr w:type="spellEnd"/>
-      <w:r>
-        <w:rPr>
-          <w:sz w:val="28"/>
-          <w:szCs w:val="28"/>
-        </w:rPr>
-        <w:t xml:space="preserve"> </w:t>
-      </w:r>
-      <w:proofErr w:type="spellStart"/>
-      <w:r>
-        <w:rPr>
-          <w:sz w:val="28"/>
-          <w:szCs w:val="28"/>
-        </w:rPr>
-        <w:t>напрацювання</w:t>
-      </w:r>
-      <w:proofErr w:type="spellEnd"/>
-      <w:r>
-        <w:rPr>
-          <w:sz w:val="28"/>
-          <w:szCs w:val="28"/>
-        </w:rPr>
-        <w:t xml:space="preserve"> за роками та з початку </w:t>
-      </w:r>
-      <w:proofErr w:type="spellStart"/>
-      <w:r>
-        <w:rPr>
-          <w:sz w:val="28"/>
-          <w:szCs w:val="28"/>
-        </w:rPr>
-        <w:t>експлуатації</w:t>
-      </w:r>
-      <w:proofErr w:type="spellEnd"/>
     </w:p>
     <w:tbl>
       <w:tblPr>
@@ -20502,7 +19472,6 @@
                 <w:szCs w:val="24"/>
               </w:rPr>
             </w:pPr>
-            <w:proofErr w:type="spellStart"/>
             <w:r>
               <w:rPr>
                 <w:sz w:val="24"/>
@@ -20510,7 +19479,6 @@
               </w:rPr>
               <w:t>Місяці</w:t>
             </w:r>
-            <w:proofErr w:type="spellEnd"/>
           </w:p>
         </w:tc>
         <w:tc>
@@ -20529,53 +19497,12 @@
                 <w:szCs w:val="24"/>
               </w:rPr>
             </w:pPr>
-            <w:proofErr w:type="spellStart"/>
             <w:r>
               <w:rPr>
                 <w:sz w:val="24"/>
                 <w:szCs w:val="24"/>
               </w:rPr>
-              <w:t>Підсумковий</w:t>
-            </w:r>
-            <w:proofErr w:type="spellEnd"/>
-            <w:r>
-              <w:rPr>
-                <w:sz w:val="24"/>
-                <w:szCs w:val="24"/>
-              </w:rPr>
-              <w:t xml:space="preserve"> </w:t>
-            </w:r>
-            <w:proofErr w:type="spellStart"/>
-            <w:r>
-              <w:rPr>
-                <w:sz w:val="24"/>
-                <w:szCs w:val="24"/>
-              </w:rPr>
-              <w:t>облік</w:t>
-            </w:r>
-            <w:proofErr w:type="spellEnd"/>
-            <w:r>
-              <w:rPr>
-                <w:sz w:val="24"/>
-                <w:szCs w:val="24"/>
-              </w:rPr>
-              <w:t xml:space="preserve"> </w:t>
-            </w:r>
-            <w:proofErr w:type="spellStart"/>
-            <w:r>
-              <w:rPr>
-                <w:sz w:val="24"/>
-                <w:szCs w:val="24"/>
-              </w:rPr>
-              <w:t>роботи</w:t>
-            </w:r>
-            <w:proofErr w:type="spellEnd"/>
-            <w:r>
-              <w:rPr>
-                <w:sz w:val="24"/>
-                <w:szCs w:val="24"/>
-              </w:rPr>
-              <w:t xml:space="preserve"> за роками</w:t>
+              <w:t>Підсумковий облік роботи за роками</w:t>
             </w:r>
           </w:p>
         </w:tc>
@@ -20716,86 +19643,36 @@
                 <w:szCs w:val="24"/>
               </w:rPr>
             </w:pPr>
-            <w:proofErr w:type="spellStart"/>
             <w:r>
               <w:rPr>
                 <w:sz w:val="24"/>
                 <w:szCs w:val="24"/>
               </w:rPr>
-              <w:t>Кількість</w:t>
+              <w:t>Кількість годин</w:t>
             </w:r>
-            <w:proofErr w:type="spellEnd"/>
+          </w:p>
+        </w:tc>
+        <w:tc>
+          <w:tcPr>
+            <w:tcW w:w="1754" w:type="dxa"/>
+            <w:vAlign w:val="center"/>
+          </w:tcPr>
+          <w:p>
+            <w:pPr>
+              <w:pStyle w:val="21"/>
+              <w:spacing w:after="0" w:line="240" w:lineRule="auto"/>
+              <w:ind w:left="-23" w:right="-28"/>
+              <w:rPr>
+                <w:sz w:val="24"/>
+                <w:szCs w:val="24"/>
+              </w:rPr>
+            </w:pPr>
             <w:r>
               <w:rPr>
                 <w:sz w:val="24"/>
                 <w:szCs w:val="24"/>
               </w:rPr>
-              <w:t xml:space="preserve"> годин</w:t>
-            </w:r>
-          </w:p>
-        </w:tc>
-        <w:tc>
-          <w:tcPr>
-            <w:tcW w:w="1754" w:type="dxa"/>
-            <w:vAlign w:val="center"/>
-          </w:tcPr>
-          <w:p>
-            <w:pPr>
-              <w:pStyle w:val="21"/>
-              <w:spacing w:after="0" w:line="240" w:lineRule="auto"/>
-              <w:ind w:left="-23" w:right="-28"/>
-              <w:rPr>
-                <w:sz w:val="24"/>
-                <w:szCs w:val="24"/>
-              </w:rPr>
-            </w:pPr>
-            <w:proofErr w:type="spellStart"/>
-            <w:r>
-              <w:rPr>
-                <w:sz w:val="24"/>
-                <w:szCs w:val="24"/>
-              </w:rPr>
-              <w:t>Усього</w:t>
-            </w:r>
-            <w:proofErr w:type="spellEnd"/>
-            <w:r>
-              <w:rPr>
-                <w:sz w:val="24"/>
-                <w:szCs w:val="24"/>
-              </w:rPr>
-              <w:t xml:space="preserve"> з початку </w:t>
-            </w:r>
-            <w:proofErr w:type="spellStart"/>
-            <w:r>
-              <w:rPr>
-                <w:sz w:val="24"/>
-                <w:szCs w:val="24"/>
-              </w:rPr>
-              <w:t>експлуатації</w:t>
-            </w:r>
-            <w:proofErr w:type="spellEnd"/>
-            <w:r>
-              <w:rPr>
-                <w:sz w:val="24"/>
-                <w:szCs w:val="24"/>
-              </w:rPr>
-              <w:t xml:space="preserve">, </w:t>
-            </w:r>
-            <w:proofErr w:type="spellStart"/>
-            <w:r>
-              <w:rPr>
-                <w:sz w:val="24"/>
-                <w:szCs w:val="24"/>
-              </w:rPr>
-              <w:t>кількість</w:t>
-            </w:r>
-            <w:proofErr w:type="spellEnd"/>
-            <w:r>
-              <w:rPr>
-                <w:sz w:val="24"/>
-                <w:szCs w:val="24"/>
-              </w:rPr>
-              <w:t xml:space="preserve"> годин</w:t>
+              <w:t>Усього з початку експлуатації, кількість годин</w:t>
             </w:r>
           </w:p>
         </w:tc>
@@ -20815,7 +19692,6 @@
                 <w:szCs w:val="24"/>
               </w:rPr>
             </w:pPr>
-            <w:proofErr w:type="spellStart"/>
             <w:r>
               <w:rPr>
                 <w:sz w:val="24"/>
@@ -20823,7 +19699,6 @@
               </w:rPr>
               <w:t>Підпис</w:t>
             </w:r>
-            <w:proofErr w:type="spellEnd"/>
           </w:p>
         </w:tc>
         <w:tc>
@@ -20842,86 +19717,36 @@
                 <w:szCs w:val="24"/>
               </w:rPr>
             </w:pPr>
-            <w:proofErr w:type="spellStart"/>
             <w:r>
               <w:rPr>
                 <w:sz w:val="24"/>
                 <w:szCs w:val="24"/>
               </w:rPr>
-              <w:t>Кількість</w:t>
+              <w:t>Кількість годин</w:t>
             </w:r>
-            <w:proofErr w:type="spellEnd"/>
+          </w:p>
+        </w:tc>
+        <w:tc>
+          <w:tcPr>
+            <w:tcW w:w="2060" w:type="dxa"/>
+            <w:vAlign w:val="center"/>
+          </w:tcPr>
+          <w:p>
+            <w:pPr>
+              <w:pStyle w:val="21"/>
+              <w:spacing w:after="0" w:line="240" w:lineRule="auto"/>
+              <w:ind w:left="41" w:right="-93"/>
+              <w:rPr>
+                <w:sz w:val="24"/>
+                <w:szCs w:val="24"/>
+              </w:rPr>
+            </w:pPr>
             <w:r>
               <w:rPr>
                 <w:sz w:val="24"/>
                 <w:szCs w:val="24"/>
               </w:rPr>
-              <w:t xml:space="preserve"> годин</w:t>
-            </w:r>
-          </w:p>
-        </w:tc>
-        <w:tc>
-          <w:tcPr>
-            <w:tcW w:w="2060" w:type="dxa"/>
-            <w:vAlign w:val="center"/>
-          </w:tcPr>
-          <w:p>
-            <w:pPr>
-              <w:pStyle w:val="21"/>
-              <w:spacing w:after="0" w:line="240" w:lineRule="auto"/>
-              <w:ind w:left="41" w:right="-93"/>
-              <w:rPr>
-                <w:sz w:val="24"/>
-                <w:szCs w:val="24"/>
-              </w:rPr>
-            </w:pPr>
-            <w:proofErr w:type="spellStart"/>
-            <w:r>
-              <w:rPr>
-                <w:sz w:val="24"/>
-                <w:szCs w:val="24"/>
-              </w:rPr>
-              <w:t>Усього</w:t>
-            </w:r>
-            <w:proofErr w:type="spellEnd"/>
-            <w:r>
-              <w:rPr>
-                <w:sz w:val="24"/>
-                <w:szCs w:val="24"/>
-              </w:rPr>
-              <w:t xml:space="preserve"> з початку </w:t>
-            </w:r>
-            <w:proofErr w:type="spellStart"/>
-            <w:r>
-              <w:rPr>
-                <w:sz w:val="24"/>
-                <w:szCs w:val="24"/>
-              </w:rPr>
-              <w:t>експлуатації</w:t>
-            </w:r>
-            <w:proofErr w:type="spellEnd"/>
-            <w:r>
-              <w:rPr>
-                <w:sz w:val="24"/>
-                <w:szCs w:val="24"/>
-              </w:rPr>
-              <w:t xml:space="preserve">, </w:t>
-            </w:r>
-            <w:proofErr w:type="spellStart"/>
-            <w:r>
-              <w:rPr>
-                <w:sz w:val="24"/>
-                <w:szCs w:val="24"/>
-              </w:rPr>
-              <w:t>кількість</w:t>
-            </w:r>
-            <w:proofErr w:type="spellEnd"/>
-            <w:r>
-              <w:rPr>
-                <w:sz w:val="24"/>
-                <w:szCs w:val="24"/>
-              </w:rPr>
-              <w:t xml:space="preserve"> годин</w:t>
+              <w:t>Усього з початку експлуатації, кількість годин</w:t>
             </w:r>
           </w:p>
         </w:tc>
@@ -20941,7 +19766,6 @@
                 <w:szCs w:val="24"/>
               </w:rPr>
             </w:pPr>
-            <w:proofErr w:type="spellStart"/>
             <w:r>
               <w:rPr>
                 <w:sz w:val="24"/>
@@ -20949,7 +19773,6 @@
               </w:rPr>
               <w:t>Підпис</w:t>
             </w:r>
-            <w:proofErr w:type="spellEnd"/>
           </w:p>
         </w:tc>
         <w:tc>
@@ -20968,86 +19791,36 @@
                 <w:szCs w:val="24"/>
               </w:rPr>
             </w:pPr>
-            <w:proofErr w:type="spellStart"/>
             <w:r>
               <w:rPr>
                 <w:sz w:val="24"/>
                 <w:szCs w:val="24"/>
               </w:rPr>
-              <w:t>Кількість</w:t>
+              <w:t>Кількість годин</w:t>
             </w:r>
-            <w:proofErr w:type="spellEnd"/>
+          </w:p>
+        </w:tc>
+        <w:tc>
+          <w:tcPr>
+            <w:tcW w:w="2060" w:type="dxa"/>
+            <w:vAlign w:val="center"/>
+          </w:tcPr>
+          <w:p>
+            <w:pPr>
+              <w:pStyle w:val="21"/>
+              <w:spacing w:after="0" w:line="240" w:lineRule="auto"/>
+              <w:ind w:left="0" w:right="-93"/>
+              <w:rPr>
+                <w:sz w:val="24"/>
+                <w:szCs w:val="24"/>
+              </w:rPr>
+            </w:pPr>
             <w:r>
               <w:rPr>
                 <w:sz w:val="24"/>
                 <w:szCs w:val="24"/>
               </w:rPr>
-              <w:t xml:space="preserve"> годин</w:t>
-            </w:r>
-          </w:p>
-        </w:tc>
-        <w:tc>
-          <w:tcPr>
-            <w:tcW w:w="2060" w:type="dxa"/>
-            <w:vAlign w:val="center"/>
-          </w:tcPr>
-          <w:p>
-            <w:pPr>
-              <w:pStyle w:val="21"/>
-              <w:spacing w:after="0" w:line="240" w:lineRule="auto"/>
-              <w:ind w:left="0" w:right="-93"/>
-              <w:rPr>
-                <w:sz w:val="24"/>
-                <w:szCs w:val="24"/>
-              </w:rPr>
-            </w:pPr>
-            <w:proofErr w:type="spellStart"/>
-            <w:r>
-              <w:rPr>
-                <w:sz w:val="24"/>
-                <w:szCs w:val="24"/>
-              </w:rPr>
-              <w:t>Усього</w:t>
-            </w:r>
-            <w:proofErr w:type="spellEnd"/>
-            <w:r>
-              <w:rPr>
-                <w:sz w:val="24"/>
-                <w:szCs w:val="24"/>
-              </w:rPr>
-              <w:t xml:space="preserve"> з початку </w:t>
-            </w:r>
-            <w:proofErr w:type="spellStart"/>
-            <w:r>
-              <w:rPr>
-                <w:sz w:val="24"/>
-                <w:szCs w:val="24"/>
-              </w:rPr>
-              <w:t>експлуатації</w:t>
-            </w:r>
-            <w:proofErr w:type="spellEnd"/>
-            <w:r>
-              <w:rPr>
-                <w:sz w:val="24"/>
-                <w:szCs w:val="24"/>
-              </w:rPr>
-              <w:t xml:space="preserve">, </w:t>
-            </w:r>
-            <w:proofErr w:type="spellStart"/>
-            <w:r>
-              <w:rPr>
-                <w:sz w:val="24"/>
-                <w:szCs w:val="24"/>
-              </w:rPr>
-              <w:t>кількість</w:t>
-            </w:r>
-            <w:proofErr w:type="spellEnd"/>
-            <w:r>
-              <w:rPr>
-                <w:sz w:val="24"/>
-                <w:szCs w:val="24"/>
-              </w:rPr>
-              <w:t xml:space="preserve"> годин</w:t>
+              <w:t>Усього з початку експлуатації, кількість годин</w:t>
             </w:r>
           </w:p>
         </w:tc>
@@ -21067,7 +19840,6 @@
                 <w:szCs w:val="24"/>
               </w:rPr>
             </w:pPr>
-            <w:proofErr w:type="spellStart"/>
             <w:r>
               <w:rPr>
                 <w:sz w:val="24"/>
@@ -21075,7 +19847,6 @@
               </w:rPr>
               <w:t>Підпис</w:t>
             </w:r>
-            <w:proofErr w:type="spellEnd"/>
           </w:p>
         </w:tc>
       </w:tr>
@@ -23583,7 +22354,6 @@
                 <w:szCs w:val="24"/>
               </w:rPr>
             </w:pPr>
-            <w:proofErr w:type="spellStart"/>
             <w:r>
               <w:rPr>
                 <w:sz w:val="24"/>
@@ -23592,7 +22362,6 @@
               <w:lastRenderedPageBreak/>
               <w:t>Місяці</w:t>
             </w:r>
-            <w:proofErr w:type="spellEnd"/>
           </w:p>
         </w:tc>
         <w:tc>
@@ -23611,53 +22380,12 @@
                 <w:szCs w:val="24"/>
               </w:rPr>
             </w:pPr>
-            <w:proofErr w:type="spellStart"/>
             <w:r>
               <w:rPr>
                 <w:sz w:val="24"/>
                 <w:szCs w:val="24"/>
               </w:rPr>
-              <w:t>Підсумковий</w:t>
-            </w:r>
-            <w:proofErr w:type="spellEnd"/>
-            <w:r>
-              <w:rPr>
-                <w:sz w:val="24"/>
-                <w:szCs w:val="24"/>
-              </w:rPr>
-              <w:t xml:space="preserve"> </w:t>
-            </w:r>
-            <w:proofErr w:type="spellStart"/>
-            <w:r>
-              <w:rPr>
-                <w:sz w:val="24"/>
-                <w:szCs w:val="24"/>
-              </w:rPr>
-              <w:t>облік</w:t>
-            </w:r>
-            <w:proofErr w:type="spellEnd"/>
-            <w:r>
-              <w:rPr>
-                <w:sz w:val="24"/>
-                <w:szCs w:val="24"/>
-              </w:rPr>
-              <w:t xml:space="preserve"> </w:t>
-            </w:r>
-            <w:proofErr w:type="spellStart"/>
-            <w:r>
-              <w:rPr>
-                <w:sz w:val="24"/>
-                <w:szCs w:val="24"/>
-              </w:rPr>
-              <w:t>роботи</w:t>
-            </w:r>
-            <w:proofErr w:type="spellEnd"/>
-            <w:r>
-              <w:rPr>
-                <w:sz w:val="24"/>
-                <w:szCs w:val="24"/>
-              </w:rPr>
-              <w:t xml:space="preserve"> за роками</w:t>
+              <w:t>Підсумковий облік роботи за роками</w:t>
             </w:r>
           </w:p>
         </w:tc>
@@ -23798,86 +22526,36 @@
                 <w:szCs w:val="24"/>
               </w:rPr>
             </w:pPr>
-            <w:proofErr w:type="spellStart"/>
             <w:r>
               <w:rPr>
                 <w:sz w:val="24"/>
                 <w:szCs w:val="24"/>
               </w:rPr>
-              <w:t>Кількість</w:t>
+              <w:t>Кількість годин</w:t>
             </w:r>
-            <w:proofErr w:type="spellEnd"/>
+          </w:p>
+        </w:tc>
+        <w:tc>
+          <w:tcPr>
+            <w:tcW w:w="1754" w:type="dxa"/>
+            <w:vAlign w:val="center"/>
+          </w:tcPr>
+          <w:p>
+            <w:pPr>
+              <w:pStyle w:val="21"/>
+              <w:spacing w:after="0" w:line="240" w:lineRule="auto"/>
+              <w:ind w:left="-23" w:right="-28"/>
+              <w:rPr>
+                <w:sz w:val="24"/>
+                <w:szCs w:val="24"/>
+              </w:rPr>
+            </w:pPr>
             <w:r>
               <w:rPr>
                 <w:sz w:val="24"/>
                 <w:szCs w:val="24"/>
               </w:rPr>
-              <w:t xml:space="preserve"> годин</w:t>
-            </w:r>
-          </w:p>
-        </w:tc>
-        <w:tc>
-          <w:tcPr>
-            <w:tcW w:w="1754" w:type="dxa"/>
-            <w:vAlign w:val="center"/>
-          </w:tcPr>
-          <w:p>
-            <w:pPr>
-              <w:pStyle w:val="21"/>
-              <w:spacing w:after="0" w:line="240" w:lineRule="auto"/>
-              <w:ind w:left="-23" w:right="-28"/>
-              <w:rPr>
-                <w:sz w:val="24"/>
-                <w:szCs w:val="24"/>
-              </w:rPr>
-            </w:pPr>
-            <w:proofErr w:type="spellStart"/>
-            <w:r>
-              <w:rPr>
-                <w:sz w:val="24"/>
-                <w:szCs w:val="24"/>
-              </w:rPr>
-              <w:t>Усього</w:t>
-            </w:r>
-            <w:proofErr w:type="spellEnd"/>
-            <w:r>
-              <w:rPr>
-                <w:sz w:val="24"/>
-                <w:szCs w:val="24"/>
-              </w:rPr>
-              <w:t xml:space="preserve"> з початку </w:t>
-            </w:r>
-            <w:proofErr w:type="spellStart"/>
-            <w:r>
-              <w:rPr>
-                <w:sz w:val="24"/>
-                <w:szCs w:val="24"/>
-              </w:rPr>
-              <w:t>експлуатації</w:t>
-            </w:r>
-            <w:proofErr w:type="spellEnd"/>
-            <w:r>
-              <w:rPr>
-                <w:sz w:val="24"/>
-                <w:szCs w:val="24"/>
-              </w:rPr>
-              <w:t xml:space="preserve">, </w:t>
-            </w:r>
-            <w:proofErr w:type="spellStart"/>
-            <w:r>
-              <w:rPr>
-                <w:sz w:val="24"/>
-                <w:szCs w:val="24"/>
-              </w:rPr>
-              <w:t>кількість</w:t>
-            </w:r>
-            <w:proofErr w:type="spellEnd"/>
-            <w:r>
-              <w:rPr>
-                <w:sz w:val="24"/>
-                <w:szCs w:val="24"/>
-              </w:rPr>
-              <w:t xml:space="preserve"> годин</w:t>
+              <w:t>Усього з початку експлуатації, кількість годин</w:t>
             </w:r>
           </w:p>
         </w:tc>
@@ -23897,7 +22575,6 @@
                 <w:szCs w:val="24"/>
               </w:rPr>
             </w:pPr>
-            <w:proofErr w:type="spellStart"/>
             <w:r>
               <w:rPr>
                 <w:sz w:val="24"/>
@@ -23905,7 +22582,6 @@
               </w:rPr>
               <w:t>Підпис</w:t>
             </w:r>
-            <w:proofErr w:type="spellEnd"/>
           </w:p>
         </w:tc>
         <w:tc>
@@ -23924,86 +22600,36 @@
                 <w:szCs w:val="24"/>
               </w:rPr>
             </w:pPr>
-            <w:proofErr w:type="spellStart"/>
             <w:r>
               <w:rPr>
                 <w:sz w:val="24"/>
                 <w:szCs w:val="24"/>
               </w:rPr>
-              <w:t>Кількість</w:t>
+              <w:t>Кількість годин</w:t>
             </w:r>
-            <w:proofErr w:type="spellEnd"/>
+          </w:p>
+        </w:tc>
+        <w:tc>
+          <w:tcPr>
+            <w:tcW w:w="2060" w:type="dxa"/>
+            <w:vAlign w:val="center"/>
+          </w:tcPr>
+          <w:p>
+            <w:pPr>
+              <w:pStyle w:val="21"/>
+              <w:spacing w:after="0" w:line="240" w:lineRule="auto"/>
+              <w:ind w:left="41" w:right="-93"/>
+              <w:rPr>
+                <w:sz w:val="24"/>
+                <w:szCs w:val="24"/>
+              </w:rPr>
+            </w:pPr>
             <w:r>
               <w:rPr>
                 <w:sz w:val="24"/>
                 <w:szCs w:val="24"/>
               </w:rPr>
-              <w:t xml:space="preserve"> годин</w:t>
-            </w:r>
-          </w:p>
-        </w:tc>
-        <w:tc>
-          <w:tcPr>
-            <w:tcW w:w="2060" w:type="dxa"/>
-            <w:vAlign w:val="center"/>
-          </w:tcPr>
-          <w:p>
-            <w:pPr>
-              <w:pStyle w:val="21"/>
-              <w:spacing w:after="0" w:line="240" w:lineRule="auto"/>
-              <w:ind w:left="41" w:right="-93"/>
-              <w:rPr>
-                <w:sz w:val="24"/>
-                <w:szCs w:val="24"/>
-              </w:rPr>
-            </w:pPr>
-            <w:proofErr w:type="spellStart"/>
-            <w:r>
-              <w:rPr>
-                <w:sz w:val="24"/>
-                <w:szCs w:val="24"/>
-              </w:rPr>
-              <w:t>Усього</w:t>
-            </w:r>
-            <w:proofErr w:type="spellEnd"/>
-            <w:r>
-              <w:rPr>
-                <w:sz w:val="24"/>
-                <w:szCs w:val="24"/>
-              </w:rPr>
-              <w:t xml:space="preserve"> з початку </w:t>
-            </w:r>
-            <w:proofErr w:type="spellStart"/>
-            <w:r>
-              <w:rPr>
-                <w:sz w:val="24"/>
-                <w:szCs w:val="24"/>
-              </w:rPr>
-              <w:t>експлуатації</w:t>
-            </w:r>
-            <w:proofErr w:type="spellEnd"/>
-            <w:r>
-              <w:rPr>
-                <w:sz w:val="24"/>
-                <w:szCs w:val="24"/>
-              </w:rPr>
-              <w:t xml:space="preserve">, </w:t>
-            </w:r>
-            <w:proofErr w:type="spellStart"/>
-            <w:r>
-              <w:rPr>
-                <w:sz w:val="24"/>
-                <w:szCs w:val="24"/>
-              </w:rPr>
-              <w:t>кількість</w:t>
-            </w:r>
-            <w:proofErr w:type="spellEnd"/>
-            <w:r>
-              <w:rPr>
-                <w:sz w:val="24"/>
-                <w:szCs w:val="24"/>
-              </w:rPr>
-              <w:t xml:space="preserve"> годин</w:t>
+              <w:t>Усього з початку експлуатації, кількість годин</w:t>
             </w:r>
           </w:p>
         </w:tc>
@@ -24023,7 +22649,6 @@
                 <w:szCs w:val="24"/>
               </w:rPr>
             </w:pPr>
-            <w:proofErr w:type="spellStart"/>
             <w:r>
               <w:rPr>
                 <w:sz w:val="24"/>
@@ -24031,7 +22656,6 @@
               </w:rPr>
               <w:t>Підпис</w:t>
             </w:r>
-            <w:proofErr w:type="spellEnd"/>
           </w:p>
         </w:tc>
         <w:tc>
@@ -24050,86 +22674,36 @@
                 <w:szCs w:val="24"/>
               </w:rPr>
             </w:pPr>
-            <w:proofErr w:type="spellStart"/>
             <w:r>
               <w:rPr>
                 <w:sz w:val="24"/>
                 <w:szCs w:val="24"/>
               </w:rPr>
-              <w:t>Кількість</w:t>
+              <w:t>Кількість годин</w:t>
             </w:r>
-            <w:proofErr w:type="spellEnd"/>
+          </w:p>
+        </w:tc>
+        <w:tc>
+          <w:tcPr>
+            <w:tcW w:w="2060" w:type="dxa"/>
+            <w:vAlign w:val="center"/>
+          </w:tcPr>
+          <w:p>
+            <w:pPr>
+              <w:pStyle w:val="21"/>
+              <w:spacing w:after="0" w:line="240" w:lineRule="auto"/>
+              <w:ind w:left="0" w:right="-93"/>
+              <w:rPr>
+                <w:sz w:val="24"/>
+                <w:szCs w:val="24"/>
+              </w:rPr>
+            </w:pPr>
             <w:r>
               <w:rPr>
                 <w:sz w:val="24"/>
                 <w:szCs w:val="24"/>
               </w:rPr>
-              <w:t xml:space="preserve"> годин</w:t>
-            </w:r>
-          </w:p>
-        </w:tc>
-        <w:tc>
-          <w:tcPr>
-            <w:tcW w:w="2060" w:type="dxa"/>
-            <w:vAlign w:val="center"/>
-          </w:tcPr>
-          <w:p>
-            <w:pPr>
-              <w:pStyle w:val="21"/>
-              <w:spacing w:after="0" w:line="240" w:lineRule="auto"/>
-              <w:ind w:left="0" w:right="-93"/>
-              <w:rPr>
-                <w:sz w:val="24"/>
-                <w:szCs w:val="24"/>
-              </w:rPr>
-            </w:pPr>
-            <w:proofErr w:type="spellStart"/>
-            <w:r>
-              <w:rPr>
-                <w:sz w:val="24"/>
-                <w:szCs w:val="24"/>
-              </w:rPr>
-              <w:t>Усього</w:t>
-            </w:r>
-            <w:proofErr w:type="spellEnd"/>
-            <w:r>
-              <w:rPr>
-                <w:sz w:val="24"/>
-                <w:szCs w:val="24"/>
-              </w:rPr>
-              <w:t xml:space="preserve"> з початку </w:t>
-            </w:r>
-            <w:proofErr w:type="spellStart"/>
-            <w:r>
-              <w:rPr>
-                <w:sz w:val="24"/>
-                <w:szCs w:val="24"/>
-              </w:rPr>
-              <w:t>експлуатації</w:t>
-            </w:r>
-            <w:proofErr w:type="spellEnd"/>
-            <w:r>
-              <w:rPr>
-                <w:sz w:val="24"/>
-                <w:szCs w:val="24"/>
-              </w:rPr>
-              <w:t xml:space="preserve">, </w:t>
-            </w:r>
-            <w:proofErr w:type="spellStart"/>
-            <w:r>
-              <w:rPr>
-                <w:sz w:val="24"/>
-                <w:szCs w:val="24"/>
-              </w:rPr>
-              <w:t>кількість</w:t>
-            </w:r>
-            <w:proofErr w:type="spellEnd"/>
-            <w:r>
-              <w:rPr>
-                <w:sz w:val="24"/>
-                <w:szCs w:val="24"/>
-              </w:rPr>
-              <w:t xml:space="preserve"> годин</w:t>
+              <w:t>Усього з початку експлуатації, кількість годин</w:t>
             </w:r>
           </w:p>
         </w:tc>
@@ -24149,7 +22723,6 @@
                 <w:szCs w:val="24"/>
               </w:rPr>
             </w:pPr>
-            <w:proofErr w:type="spellStart"/>
             <w:r>
               <w:rPr>
                 <w:sz w:val="24"/>
@@ -24157,7 +22730,6 @@
               </w:rPr>
               <w:t>Підпис</w:t>
             </w:r>
-            <w:proofErr w:type="spellEnd"/>
           </w:p>
         </w:tc>
       </w:tr>
@@ -26635,7 +25207,6 @@
                 <w:szCs w:val="24"/>
               </w:rPr>
             </w:pPr>
-            <w:proofErr w:type="spellStart"/>
             <w:r>
               <w:rPr>
                 <w:sz w:val="24"/>
@@ -26643,7 +25214,6 @@
               </w:rPr>
               <w:t>Місяці</w:t>
             </w:r>
-            <w:proofErr w:type="spellEnd"/>
           </w:p>
         </w:tc>
         <w:tc>
@@ -26662,53 +25232,12 @@
                 <w:szCs w:val="24"/>
               </w:rPr>
             </w:pPr>
-            <w:proofErr w:type="spellStart"/>
             <w:r>
               <w:rPr>
                 <w:sz w:val="24"/>
                 <w:szCs w:val="24"/>
               </w:rPr>
-              <w:t>Підсумковий</w:t>
-            </w:r>
-            <w:proofErr w:type="spellEnd"/>
-            <w:r>
-              <w:rPr>
-                <w:sz w:val="24"/>
-                <w:szCs w:val="24"/>
-              </w:rPr>
-              <w:t xml:space="preserve"> </w:t>
-            </w:r>
-            <w:proofErr w:type="spellStart"/>
-            <w:r>
-              <w:rPr>
-                <w:sz w:val="24"/>
-                <w:szCs w:val="24"/>
-              </w:rPr>
-              <w:t>облік</w:t>
-            </w:r>
-            <w:proofErr w:type="spellEnd"/>
-            <w:r>
-              <w:rPr>
-                <w:sz w:val="24"/>
-                <w:szCs w:val="24"/>
-              </w:rPr>
-              <w:t xml:space="preserve"> </w:t>
-            </w:r>
-            <w:proofErr w:type="spellStart"/>
-            <w:r>
-              <w:rPr>
-                <w:sz w:val="24"/>
-                <w:szCs w:val="24"/>
-              </w:rPr>
-              <w:t>роботи</w:t>
-            </w:r>
-            <w:proofErr w:type="spellEnd"/>
-            <w:r>
-              <w:rPr>
-                <w:sz w:val="24"/>
-                <w:szCs w:val="24"/>
-              </w:rPr>
-              <w:t xml:space="preserve"> за роками</w:t>
+              <w:t>Підсумковий облік роботи за роками</w:t>
             </w:r>
           </w:p>
         </w:tc>
@@ -26849,86 +25378,36 @@
                 <w:szCs w:val="24"/>
               </w:rPr>
             </w:pPr>
-            <w:proofErr w:type="spellStart"/>
             <w:r>
               <w:rPr>
                 <w:sz w:val="24"/>
                 <w:szCs w:val="24"/>
               </w:rPr>
-              <w:t>Кількість</w:t>
+              <w:t>Кількість годин</w:t>
             </w:r>
-            <w:proofErr w:type="spellEnd"/>
+          </w:p>
+        </w:tc>
+        <w:tc>
+          <w:tcPr>
+            <w:tcW w:w="1754" w:type="dxa"/>
+            <w:vAlign w:val="center"/>
+          </w:tcPr>
+          <w:p>
+            <w:pPr>
+              <w:pStyle w:val="21"/>
+              <w:spacing w:after="0" w:line="240" w:lineRule="auto"/>
+              <w:ind w:left="-23" w:right="-28"/>
+              <w:rPr>
+                <w:sz w:val="24"/>
+                <w:szCs w:val="24"/>
+              </w:rPr>
+            </w:pPr>
             <w:r>
               <w:rPr>
                 <w:sz w:val="24"/>
                 <w:szCs w:val="24"/>
               </w:rPr>
-              <w:t xml:space="preserve"> годин</w:t>
-            </w:r>
-          </w:p>
-        </w:tc>
-        <w:tc>
-          <w:tcPr>
-            <w:tcW w:w="1754" w:type="dxa"/>
-            <w:vAlign w:val="center"/>
-          </w:tcPr>
-          <w:p>
-            <w:pPr>
-              <w:pStyle w:val="21"/>
-              <w:spacing w:after="0" w:line="240" w:lineRule="auto"/>
-              <w:ind w:left="-23" w:right="-28"/>
-              <w:rPr>
-                <w:sz w:val="24"/>
-                <w:szCs w:val="24"/>
-              </w:rPr>
-            </w:pPr>
-            <w:proofErr w:type="spellStart"/>
-            <w:r>
-              <w:rPr>
-                <w:sz w:val="24"/>
-                <w:szCs w:val="24"/>
-              </w:rPr>
-              <w:t>Усього</w:t>
-            </w:r>
-            <w:proofErr w:type="spellEnd"/>
-            <w:r>
-              <w:rPr>
-                <w:sz w:val="24"/>
-                <w:szCs w:val="24"/>
-              </w:rPr>
-              <w:t xml:space="preserve"> з початку </w:t>
-            </w:r>
-            <w:proofErr w:type="spellStart"/>
-            <w:r>
-              <w:rPr>
-                <w:sz w:val="24"/>
-                <w:szCs w:val="24"/>
-              </w:rPr>
-              <w:t>експлуатації</w:t>
-            </w:r>
-            <w:proofErr w:type="spellEnd"/>
-            <w:r>
-              <w:rPr>
-                <w:sz w:val="24"/>
-                <w:szCs w:val="24"/>
-              </w:rPr>
-              <w:t xml:space="preserve">, </w:t>
-            </w:r>
-            <w:proofErr w:type="spellStart"/>
-            <w:r>
-              <w:rPr>
-                <w:sz w:val="24"/>
-                <w:szCs w:val="24"/>
-              </w:rPr>
-              <w:t>кількість</w:t>
-            </w:r>
-            <w:proofErr w:type="spellEnd"/>
-            <w:r>
-              <w:rPr>
-                <w:sz w:val="24"/>
-                <w:szCs w:val="24"/>
-              </w:rPr>
-              <w:t xml:space="preserve"> годин</w:t>
+              <w:t>Усього з початку експлуатації, кількість годин</w:t>
             </w:r>
           </w:p>
         </w:tc>
@@ -26948,7 +25427,6 @@
                 <w:szCs w:val="24"/>
               </w:rPr>
             </w:pPr>
-            <w:proofErr w:type="spellStart"/>
             <w:r>
               <w:rPr>
                 <w:sz w:val="24"/>
@@ -26956,7 +25434,6 @@
               </w:rPr>
               <w:t>Підпис</w:t>
             </w:r>
-            <w:proofErr w:type="spellEnd"/>
           </w:p>
         </w:tc>
         <w:tc>
@@ -26975,86 +25452,36 @@
                 <w:szCs w:val="24"/>
               </w:rPr>
             </w:pPr>
-            <w:proofErr w:type="spellStart"/>
             <w:r>
               <w:rPr>
                 <w:sz w:val="24"/>
                 <w:szCs w:val="24"/>
               </w:rPr>
-              <w:t>Кількість</w:t>
+              <w:t>Кількість годин</w:t>
             </w:r>
-            <w:proofErr w:type="spellEnd"/>
+          </w:p>
+        </w:tc>
+        <w:tc>
+          <w:tcPr>
+            <w:tcW w:w="2060" w:type="dxa"/>
+            <w:vAlign w:val="center"/>
+          </w:tcPr>
+          <w:p>
+            <w:pPr>
+              <w:pStyle w:val="21"/>
+              <w:spacing w:after="0" w:line="240" w:lineRule="auto"/>
+              <w:ind w:left="41" w:right="-93"/>
+              <w:rPr>
+                <w:sz w:val="24"/>
+                <w:szCs w:val="24"/>
+              </w:rPr>
+            </w:pPr>
             <w:r>
               <w:rPr>
                 <w:sz w:val="24"/>
                 <w:szCs w:val="24"/>
               </w:rPr>
-              <w:t xml:space="preserve"> годин</w:t>
-            </w:r>
-          </w:p>
-        </w:tc>
-        <w:tc>
-          <w:tcPr>
-            <w:tcW w:w="2060" w:type="dxa"/>
-            <w:vAlign w:val="center"/>
-          </w:tcPr>
-          <w:p>
-            <w:pPr>
-              <w:pStyle w:val="21"/>
-              <w:spacing w:after="0" w:line="240" w:lineRule="auto"/>
-              <w:ind w:left="41" w:right="-93"/>
-              <w:rPr>
-                <w:sz w:val="24"/>
-                <w:szCs w:val="24"/>
-              </w:rPr>
-            </w:pPr>
-            <w:proofErr w:type="spellStart"/>
-            <w:r>
-              <w:rPr>
-                <w:sz w:val="24"/>
-                <w:szCs w:val="24"/>
-              </w:rPr>
-              <w:t>Усього</w:t>
-            </w:r>
-            <w:proofErr w:type="spellEnd"/>
-            <w:r>
-              <w:rPr>
-                <w:sz w:val="24"/>
-                <w:szCs w:val="24"/>
-              </w:rPr>
-              <w:t xml:space="preserve"> з початку </w:t>
-            </w:r>
-            <w:proofErr w:type="spellStart"/>
-            <w:r>
-              <w:rPr>
-                <w:sz w:val="24"/>
-                <w:szCs w:val="24"/>
-              </w:rPr>
-              <w:t>експлуатації</w:t>
-            </w:r>
-            <w:proofErr w:type="spellEnd"/>
-            <w:r>
-              <w:rPr>
-                <w:sz w:val="24"/>
-                <w:szCs w:val="24"/>
-              </w:rPr>
-              <w:t xml:space="preserve">, </w:t>
-            </w:r>
-            <w:proofErr w:type="spellStart"/>
-            <w:r>
-              <w:rPr>
-                <w:sz w:val="24"/>
-                <w:szCs w:val="24"/>
-              </w:rPr>
-              <w:t>кількість</w:t>
-            </w:r>
-            <w:proofErr w:type="spellEnd"/>
-            <w:r>
-              <w:rPr>
-                <w:sz w:val="24"/>
-                <w:szCs w:val="24"/>
-              </w:rPr>
-              <w:t xml:space="preserve"> годин</w:t>
+              <w:t>Усього з початку експлуатації, кількість годин</w:t>
             </w:r>
           </w:p>
         </w:tc>
@@ -27074,7 +25501,6 @@
                 <w:szCs w:val="24"/>
               </w:rPr>
             </w:pPr>
-            <w:proofErr w:type="spellStart"/>
             <w:r>
               <w:rPr>
                 <w:sz w:val="24"/>
@@ -27082,7 +25508,6 @@
               </w:rPr>
               <w:t>Підпис</w:t>
             </w:r>
-            <w:proofErr w:type="spellEnd"/>
           </w:p>
         </w:tc>
         <w:tc>
@@ -27101,86 +25526,36 @@
                 <w:szCs w:val="24"/>
               </w:rPr>
             </w:pPr>
-            <w:proofErr w:type="spellStart"/>
             <w:r>
               <w:rPr>
                 <w:sz w:val="24"/>
                 <w:szCs w:val="24"/>
               </w:rPr>
-              <w:t>Кількість</w:t>
+              <w:t>Кількість годин</w:t>
             </w:r>
-            <w:proofErr w:type="spellEnd"/>
+          </w:p>
+        </w:tc>
+        <w:tc>
+          <w:tcPr>
+            <w:tcW w:w="2060" w:type="dxa"/>
+            <w:vAlign w:val="center"/>
+          </w:tcPr>
+          <w:p>
+            <w:pPr>
+              <w:pStyle w:val="21"/>
+              <w:spacing w:after="0" w:line="240" w:lineRule="auto"/>
+              <w:ind w:left="0" w:right="-93"/>
+              <w:rPr>
+                <w:sz w:val="24"/>
+                <w:szCs w:val="24"/>
+              </w:rPr>
+            </w:pPr>
             <w:r>
               <w:rPr>
                 <w:sz w:val="24"/>
                 <w:szCs w:val="24"/>
               </w:rPr>
-              <w:t xml:space="preserve"> годин</w:t>
-            </w:r>
-          </w:p>
-        </w:tc>
-        <w:tc>
-          <w:tcPr>
-            <w:tcW w:w="2060" w:type="dxa"/>
-            <w:vAlign w:val="center"/>
-          </w:tcPr>
-          <w:p>
-            <w:pPr>
-              <w:pStyle w:val="21"/>
-              <w:spacing w:after="0" w:line="240" w:lineRule="auto"/>
-              <w:ind w:left="0" w:right="-93"/>
-              <w:rPr>
-                <w:sz w:val="24"/>
-                <w:szCs w:val="24"/>
-              </w:rPr>
-            </w:pPr>
-            <w:proofErr w:type="spellStart"/>
-            <w:r>
-              <w:rPr>
-                <w:sz w:val="24"/>
-                <w:szCs w:val="24"/>
-              </w:rPr>
-              <w:t>Усього</w:t>
-            </w:r>
-            <w:proofErr w:type="spellEnd"/>
-            <w:r>
-              <w:rPr>
-                <w:sz w:val="24"/>
-                <w:szCs w:val="24"/>
-              </w:rPr>
-              <w:t xml:space="preserve"> з початку </w:t>
-            </w:r>
-            <w:proofErr w:type="spellStart"/>
-            <w:r>
-              <w:rPr>
-                <w:sz w:val="24"/>
-                <w:szCs w:val="24"/>
-              </w:rPr>
-              <w:t>експлуатації</w:t>
-            </w:r>
-            <w:proofErr w:type="spellEnd"/>
-            <w:r>
-              <w:rPr>
-                <w:sz w:val="24"/>
-                <w:szCs w:val="24"/>
-              </w:rPr>
-              <w:t xml:space="preserve">, </w:t>
-            </w:r>
-            <w:proofErr w:type="spellStart"/>
-            <w:r>
-              <w:rPr>
-                <w:sz w:val="24"/>
-                <w:szCs w:val="24"/>
-              </w:rPr>
-              <w:t>кількість</w:t>
-            </w:r>
-            <w:proofErr w:type="spellEnd"/>
-            <w:r>
-              <w:rPr>
-                <w:sz w:val="24"/>
-                <w:szCs w:val="24"/>
-              </w:rPr>
-              <w:t xml:space="preserve"> годин</w:t>
+              <w:t>Усього з початку експлуатації, кількість годин</w:t>
             </w:r>
           </w:p>
         </w:tc>
@@ -27200,7 +25575,6 @@
                 <w:szCs w:val="24"/>
               </w:rPr>
             </w:pPr>
-            <w:proofErr w:type="spellStart"/>
             <w:r>
               <w:rPr>
                 <w:sz w:val="24"/>
@@ -27208,7 +25582,6 @@
               </w:rPr>
               <w:t>Підпис</w:t>
             </w:r>
-            <w:proofErr w:type="spellEnd"/>
           </w:p>
         </w:tc>
       </w:tr>
@@ -29746,7 +28119,6 @@
                 <w:szCs w:val="24"/>
               </w:rPr>
             </w:pPr>
-            <w:proofErr w:type="spellStart"/>
             <w:r>
               <w:rPr>
                 <w:sz w:val="24"/>
@@ -29754,7 +28126,6 @@
               </w:rPr>
               <w:t>Місяці</w:t>
             </w:r>
-            <w:proofErr w:type="spellEnd"/>
           </w:p>
         </w:tc>
         <w:tc>
@@ -29773,53 +28144,12 @@
                 <w:szCs w:val="24"/>
               </w:rPr>
             </w:pPr>
-            <w:proofErr w:type="spellStart"/>
             <w:r>
               <w:rPr>
                 <w:sz w:val="24"/>
                 <w:szCs w:val="24"/>
               </w:rPr>
-              <w:t>Підсумковий</w:t>
-            </w:r>
-            <w:proofErr w:type="spellEnd"/>
-            <w:r>
-              <w:rPr>
-                <w:sz w:val="24"/>
-                <w:szCs w:val="24"/>
-              </w:rPr>
-              <w:t xml:space="preserve"> </w:t>
-            </w:r>
-            <w:proofErr w:type="spellStart"/>
-            <w:r>
-              <w:rPr>
-                <w:sz w:val="24"/>
-                <w:szCs w:val="24"/>
-              </w:rPr>
-              <w:t>облік</w:t>
-            </w:r>
-            <w:proofErr w:type="spellEnd"/>
-            <w:r>
-              <w:rPr>
-                <w:sz w:val="24"/>
-                <w:szCs w:val="24"/>
-              </w:rPr>
-              <w:t xml:space="preserve"> </w:t>
-            </w:r>
-            <w:proofErr w:type="spellStart"/>
-            <w:r>
-              <w:rPr>
-                <w:sz w:val="24"/>
-                <w:szCs w:val="24"/>
-              </w:rPr>
-              <w:t>роботи</w:t>
-            </w:r>
-            <w:proofErr w:type="spellEnd"/>
-            <w:r>
-              <w:rPr>
-                <w:sz w:val="24"/>
-                <w:szCs w:val="24"/>
-              </w:rPr>
-              <w:t xml:space="preserve"> за роками</w:t>
+              <w:t>Підсумковий облік роботи за роками</w:t>
             </w:r>
           </w:p>
         </w:tc>
@@ -29960,86 +28290,36 @@
                 <w:szCs w:val="24"/>
               </w:rPr>
             </w:pPr>
-            <w:proofErr w:type="spellStart"/>
             <w:r>
               <w:rPr>
                 <w:sz w:val="24"/>
                 <w:szCs w:val="24"/>
               </w:rPr>
-              <w:t>Кількість</w:t>
+              <w:t>Кількість годин</w:t>
             </w:r>
-            <w:proofErr w:type="spellEnd"/>
+          </w:p>
+        </w:tc>
+        <w:tc>
+          <w:tcPr>
+            <w:tcW w:w="1754" w:type="dxa"/>
+            <w:vAlign w:val="center"/>
+          </w:tcPr>
+          <w:p>
+            <w:pPr>
+              <w:pStyle w:val="21"/>
+              <w:spacing w:after="0" w:line="240" w:lineRule="auto"/>
+              <w:ind w:left="-23" w:right="-28"/>
+              <w:rPr>
+                <w:sz w:val="24"/>
+                <w:szCs w:val="24"/>
+              </w:rPr>
+            </w:pPr>
             <w:r>
               <w:rPr>
                 <w:sz w:val="24"/>
                 <w:szCs w:val="24"/>
               </w:rPr>
-              <w:t xml:space="preserve"> годин</w:t>
-            </w:r>
-          </w:p>
-        </w:tc>
-        <w:tc>
-          <w:tcPr>
-            <w:tcW w:w="1754" w:type="dxa"/>
-            <w:vAlign w:val="center"/>
-          </w:tcPr>
-          <w:p>
-            <w:pPr>
-              <w:pStyle w:val="21"/>
-              <w:spacing w:after="0" w:line="240" w:lineRule="auto"/>
-              <w:ind w:left="-23" w:right="-28"/>
-              <w:rPr>
-                <w:sz w:val="24"/>
-                <w:szCs w:val="24"/>
-              </w:rPr>
-            </w:pPr>
-            <w:proofErr w:type="spellStart"/>
-            <w:r>
-              <w:rPr>
-                <w:sz w:val="24"/>
-                <w:szCs w:val="24"/>
-              </w:rPr>
-              <w:t>Усього</w:t>
-            </w:r>
-            <w:proofErr w:type="spellEnd"/>
-            <w:r>
-              <w:rPr>
-                <w:sz w:val="24"/>
-                <w:szCs w:val="24"/>
-              </w:rPr>
-              <w:t xml:space="preserve"> з початку </w:t>
-            </w:r>
-            <w:proofErr w:type="spellStart"/>
-            <w:r>
-              <w:rPr>
-                <w:sz w:val="24"/>
-                <w:szCs w:val="24"/>
-              </w:rPr>
-              <w:t>експлуатації</w:t>
-            </w:r>
-            <w:proofErr w:type="spellEnd"/>
-            <w:r>
-              <w:rPr>
-                <w:sz w:val="24"/>
-                <w:szCs w:val="24"/>
-              </w:rPr>
-              <w:t xml:space="preserve">, </w:t>
-            </w:r>
-            <w:proofErr w:type="spellStart"/>
-            <w:r>
-              <w:rPr>
-                <w:sz w:val="24"/>
-                <w:szCs w:val="24"/>
-              </w:rPr>
-              <w:t>кількість</w:t>
-            </w:r>
-            <w:proofErr w:type="spellEnd"/>
-            <w:r>
-              <w:rPr>
-                <w:sz w:val="24"/>
-                <w:szCs w:val="24"/>
-              </w:rPr>
-              <w:t xml:space="preserve"> годин</w:t>
+              <w:t>Усього з початку експлуатації, кількість годин</w:t>
             </w:r>
           </w:p>
         </w:tc>
@@ -30059,7 +28339,6 @@
                 <w:szCs w:val="24"/>
               </w:rPr>
             </w:pPr>
-            <w:proofErr w:type="spellStart"/>
             <w:r>
               <w:rPr>
                 <w:sz w:val="24"/>
@@ -30067,7 +28346,6 @@
               </w:rPr>
               <w:t>Підпис</w:t>
             </w:r>
-            <w:proofErr w:type="spellEnd"/>
           </w:p>
         </w:tc>
         <w:tc>
@@ -30086,86 +28364,36 @@
                 <w:szCs w:val="24"/>
               </w:rPr>
             </w:pPr>
-            <w:proofErr w:type="spellStart"/>
             <w:r>
               <w:rPr>
                 <w:sz w:val="24"/>
                 <w:szCs w:val="24"/>
               </w:rPr>
-              <w:t>Кількість</w:t>
+              <w:t>Кількість годин</w:t>
             </w:r>
-            <w:proofErr w:type="spellEnd"/>
+          </w:p>
+        </w:tc>
+        <w:tc>
+          <w:tcPr>
+            <w:tcW w:w="2060" w:type="dxa"/>
+            <w:vAlign w:val="center"/>
+          </w:tcPr>
+          <w:p>
+            <w:pPr>
+              <w:pStyle w:val="21"/>
+              <w:spacing w:after="0" w:line="240" w:lineRule="auto"/>
+              <w:ind w:left="41" w:right="-93"/>
+              <w:rPr>
+                <w:sz w:val="24"/>
+                <w:szCs w:val="24"/>
+              </w:rPr>
+            </w:pPr>
             <w:r>
               <w:rPr>
                 <w:sz w:val="24"/>
                 <w:szCs w:val="24"/>
               </w:rPr>
-              <w:t xml:space="preserve"> годин</w:t>
-            </w:r>
-          </w:p>
-        </w:tc>
-        <w:tc>
-          <w:tcPr>
-            <w:tcW w:w="2060" w:type="dxa"/>
-            <w:vAlign w:val="center"/>
-          </w:tcPr>
-          <w:p>
-            <w:pPr>
-              <w:pStyle w:val="21"/>
-              <w:spacing w:after="0" w:line="240" w:lineRule="auto"/>
-              <w:ind w:left="41" w:right="-93"/>
-              <w:rPr>
-                <w:sz w:val="24"/>
-                <w:szCs w:val="24"/>
-              </w:rPr>
-            </w:pPr>
-            <w:proofErr w:type="spellStart"/>
-            <w:r>
-              <w:rPr>
-                <w:sz w:val="24"/>
-                <w:szCs w:val="24"/>
-              </w:rPr>
-              <w:t>Усього</w:t>
-            </w:r>
-            <w:proofErr w:type="spellEnd"/>
-            <w:r>
-              <w:rPr>
-                <w:sz w:val="24"/>
-                <w:szCs w:val="24"/>
-              </w:rPr>
-              <w:t xml:space="preserve"> з початку </w:t>
-            </w:r>
-            <w:proofErr w:type="spellStart"/>
-            <w:r>
-              <w:rPr>
-                <w:sz w:val="24"/>
-                <w:szCs w:val="24"/>
-              </w:rPr>
-              <w:t>експлуатації</w:t>
-            </w:r>
-            <w:proofErr w:type="spellEnd"/>
-            <w:r>
-              <w:rPr>
-                <w:sz w:val="24"/>
-                <w:szCs w:val="24"/>
-              </w:rPr>
-              <w:t xml:space="preserve">, </w:t>
-            </w:r>
-            <w:proofErr w:type="spellStart"/>
-            <w:r>
-              <w:rPr>
-                <w:sz w:val="24"/>
-                <w:szCs w:val="24"/>
-              </w:rPr>
-              <w:t>кількість</w:t>
-            </w:r>
-            <w:proofErr w:type="spellEnd"/>
-            <w:r>
-              <w:rPr>
-                <w:sz w:val="24"/>
-                <w:szCs w:val="24"/>
-              </w:rPr>
-              <w:t xml:space="preserve"> годин</w:t>
+              <w:t>Усього з початку експлуатації, кількість годин</w:t>
             </w:r>
           </w:p>
         </w:tc>
@@ -30185,7 +28413,6 @@
                 <w:szCs w:val="24"/>
               </w:rPr>
             </w:pPr>
-            <w:proofErr w:type="spellStart"/>
             <w:r>
               <w:rPr>
                 <w:sz w:val="24"/>
@@ -30193,7 +28420,6 @@
               </w:rPr>
               <w:t>Підпис</w:t>
             </w:r>
-            <w:proofErr w:type="spellEnd"/>
           </w:p>
         </w:tc>
         <w:tc>
@@ -30212,86 +28438,36 @@
                 <w:szCs w:val="24"/>
               </w:rPr>
             </w:pPr>
-            <w:proofErr w:type="spellStart"/>
             <w:r>
               <w:rPr>
                 <w:sz w:val="24"/>
                 <w:szCs w:val="24"/>
               </w:rPr>
-              <w:t>Кількість</w:t>
+              <w:t>Кількість годин</w:t>
             </w:r>
-            <w:proofErr w:type="spellEnd"/>
+          </w:p>
+        </w:tc>
+        <w:tc>
+          <w:tcPr>
+            <w:tcW w:w="2060" w:type="dxa"/>
+            <w:vAlign w:val="center"/>
+          </w:tcPr>
+          <w:p>
+            <w:pPr>
+              <w:pStyle w:val="21"/>
+              <w:spacing w:after="0" w:line="240" w:lineRule="auto"/>
+              <w:ind w:left="0" w:right="-93"/>
+              <w:rPr>
+                <w:sz w:val="24"/>
+                <w:szCs w:val="24"/>
+              </w:rPr>
+            </w:pPr>
             <w:r>
               <w:rPr>
                 <w:sz w:val="24"/>
                 <w:szCs w:val="24"/>
               </w:rPr>
-              <w:t xml:space="preserve"> годин</w:t>
-            </w:r>
-          </w:p>
-        </w:tc>
-        <w:tc>
-          <w:tcPr>
-            <w:tcW w:w="2060" w:type="dxa"/>
-            <w:vAlign w:val="center"/>
-          </w:tcPr>
-          <w:p>
-            <w:pPr>
-              <w:pStyle w:val="21"/>
-              <w:spacing w:after="0" w:line="240" w:lineRule="auto"/>
-              <w:ind w:left="0" w:right="-93"/>
-              <w:rPr>
-                <w:sz w:val="24"/>
-                <w:szCs w:val="24"/>
-              </w:rPr>
-            </w:pPr>
-            <w:proofErr w:type="spellStart"/>
-            <w:r>
-              <w:rPr>
-                <w:sz w:val="24"/>
-                <w:szCs w:val="24"/>
-              </w:rPr>
-              <w:t>Усього</w:t>
-            </w:r>
-            <w:proofErr w:type="spellEnd"/>
-            <w:r>
-              <w:rPr>
-                <w:sz w:val="24"/>
-                <w:szCs w:val="24"/>
-              </w:rPr>
-              <w:t xml:space="preserve"> з початку </w:t>
-            </w:r>
-            <w:proofErr w:type="spellStart"/>
-            <w:r>
-              <w:rPr>
-                <w:sz w:val="24"/>
-                <w:szCs w:val="24"/>
-              </w:rPr>
-              <w:t>експлуатації</w:t>
-            </w:r>
-            <w:proofErr w:type="spellEnd"/>
-            <w:r>
-              <w:rPr>
-                <w:sz w:val="24"/>
-                <w:szCs w:val="24"/>
-              </w:rPr>
-              <w:t xml:space="preserve">, </w:t>
-            </w:r>
-            <w:proofErr w:type="spellStart"/>
-            <w:r>
-              <w:rPr>
-                <w:sz w:val="24"/>
-                <w:szCs w:val="24"/>
-              </w:rPr>
-              <w:t>кількість</w:t>
-            </w:r>
-            <w:proofErr w:type="spellEnd"/>
-            <w:r>
-              <w:rPr>
-                <w:sz w:val="24"/>
-                <w:szCs w:val="24"/>
-              </w:rPr>
-              <w:t xml:space="preserve"> годин</w:t>
+              <w:t>Усього з початку експлуатації, кількість годин</w:t>
             </w:r>
           </w:p>
         </w:tc>
@@ -30311,7 +28487,6 @@
                 <w:szCs w:val="24"/>
               </w:rPr>
             </w:pPr>
-            <w:proofErr w:type="spellStart"/>
             <w:r>
               <w:rPr>
                 <w:sz w:val="24"/>
@@ -30319,7 +28494,6 @@
               </w:rPr>
               <w:t>Підпис</w:t>
             </w:r>
-            <w:proofErr w:type="spellEnd"/>
           </w:p>
         </w:tc>
       </w:tr>
@@ -32797,7 +30971,6 @@
                 <w:szCs w:val="24"/>
               </w:rPr>
             </w:pPr>
-            <w:proofErr w:type="spellStart"/>
             <w:r>
               <w:rPr>
                 <w:sz w:val="24"/>
@@ -32805,7 +30978,6 @@
               </w:rPr>
               <w:t>Місяці</w:t>
             </w:r>
-            <w:proofErr w:type="spellEnd"/>
           </w:p>
         </w:tc>
         <w:tc>
@@ -32824,53 +30996,12 @@
                 <w:szCs w:val="24"/>
               </w:rPr>
             </w:pPr>
-            <w:proofErr w:type="spellStart"/>
             <w:r>
               <w:rPr>
                 <w:sz w:val="24"/>
                 <w:szCs w:val="24"/>
               </w:rPr>
-              <w:t>Підсумковий</w:t>
-            </w:r>
-            <w:proofErr w:type="spellEnd"/>
-            <w:r>
-              <w:rPr>
-                <w:sz w:val="24"/>
-                <w:szCs w:val="24"/>
-              </w:rPr>
-              <w:t xml:space="preserve"> </w:t>
-            </w:r>
-            <w:proofErr w:type="spellStart"/>
-            <w:r>
-              <w:rPr>
-                <w:sz w:val="24"/>
-                <w:szCs w:val="24"/>
-              </w:rPr>
-              <w:t>облік</w:t>
-            </w:r>
-            <w:proofErr w:type="spellEnd"/>
-            <w:r>
-              <w:rPr>
-                <w:sz w:val="24"/>
-                <w:szCs w:val="24"/>
-              </w:rPr>
-              <w:t xml:space="preserve"> </w:t>
-            </w:r>
-            <w:proofErr w:type="spellStart"/>
-            <w:r>
-              <w:rPr>
-                <w:sz w:val="24"/>
-                <w:szCs w:val="24"/>
-              </w:rPr>
-              <w:t>роботи</w:t>
-            </w:r>
-            <w:proofErr w:type="spellEnd"/>
-            <w:r>
-              <w:rPr>
-                <w:sz w:val="24"/>
-                <w:szCs w:val="24"/>
-              </w:rPr>
-              <w:t xml:space="preserve"> за роками</w:t>
+              <w:t>Підсумковий облік роботи за роками</w:t>
             </w:r>
           </w:p>
         </w:tc>
@@ -33011,86 +31142,36 @@
                 <w:szCs w:val="24"/>
               </w:rPr>
             </w:pPr>
-            <w:proofErr w:type="spellStart"/>
             <w:r>
               <w:rPr>
                 <w:sz w:val="24"/>
                 <w:szCs w:val="24"/>
               </w:rPr>
-              <w:t>Кількість</w:t>
+              <w:t>Кількість годин</w:t>
             </w:r>
-            <w:proofErr w:type="spellEnd"/>
+          </w:p>
+        </w:tc>
+        <w:tc>
+          <w:tcPr>
+            <w:tcW w:w="1754" w:type="dxa"/>
+            <w:vAlign w:val="center"/>
+          </w:tcPr>
+          <w:p>
+            <w:pPr>
+              <w:pStyle w:val="21"/>
+              <w:spacing w:after="0" w:line="240" w:lineRule="auto"/>
+              <w:ind w:left="-23" w:right="-28"/>
+              <w:rPr>
+                <w:sz w:val="24"/>
+                <w:szCs w:val="24"/>
+              </w:rPr>
+            </w:pPr>
             <w:r>
               <w:rPr>
                 <w:sz w:val="24"/>
                 <w:szCs w:val="24"/>
               </w:rPr>
-              <w:t xml:space="preserve"> годин</w:t>
-            </w:r>
-          </w:p>
-        </w:tc>
-        <w:tc>
-          <w:tcPr>
-            <w:tcW w:w="1754" w:type="dxa"/>
-            <w:vAlign w:val="center"/>
-          </w:tcPr>
-          <w:p>
-            <w:pPr>
-              <w:pStyle w:val="21"/>
-              <w:spacing w:after="0" w:line="240" w:lineRule="auto"/>
-              <w:ind w:left="-23" w:right="-28"/>
-              <w:rPr>
-                <w:sz w:val="24"/>
-                <w:szCs w:val="24"/>
-              </w:rPr>
-            </w:pPr>
-            <w:proofErr w:type="spellStart"/>
-            <w:r>
-              <w:rPr>
-                <w:sz w:val="24"/>
-                <w:szCs w:val="24"/>
-              </w:rPr>
-              <w:t>Усього</w:t>
-            </w:r>
-            <w:proofErr w:type="spellEnd"/>
-            <w:r>
-              <w:rPr>
-                <w:sz w:val="24"/>
-                <w:szCs w:val="24"/>
-              </w:rPr>
-              <w:t xml:space="preserve"> з початку </w:t>
-            </w:r>
-            <w:proofErr w:type="spellStart"/>
-            <w:r>
-              <w:rPr>
-                <w:sz w:val="24"/>
-                <w:szCs w:val="24"/>
-              </w:rPr>
-              <w:t>експлуатації</w:t>
-            </w:r>
-            <w:proofErr w:type="spellEnd"/>
-            <w:r>
-              <w:rPr>
-                <w:sz w:val="24"/>
-                <w:szCs w:val="24"/>
-              </w:rPr>
-              <w:t xml:space="preserve">, </w:t>
-            </w:r>
-            <w:proofErr w:type="spellStart"/>
-            <w:r>
-              <w:rPr>
-                <w:sz w:val="24"/>
-                <w:szCs w:val="24"/>
-              </w:rPr>
-              <w:t>кількість</w:t>
-            </w:r>
-            <w:proofErr w:type="spellEnd"/>
-            <w:r>
-              <w:rPr>
-                <w:sz w:val="24"/>
-                <w:szCs w:val="24"/>
-              </w:rPr>
-              <w:t xml:space="preserve"> годин</w:t>
+              <w:t>Усього з початку експлуатації, кількість годин</w:t>
             </w:r>
           </w:p>
         </w:tc>
@@ -33110,7 +31191,6 @@
                 <w:szCs w:val="24"/>
               </w:rPr>
             </w:pPr>
-            <w:proofErr w:type="spellStart"/>
             <w:r>
               <w:rPr>
                 <w:sz w:val="24"/>
@@ -33118,7 +31198,6 @@
               </w:rPr>
               <w:t>Підпис</w:t>
             </w:r>
-            <w:proofErr w:type="spellEnd"/>
           </w:p>
         </w:tc>
         <w:tc>
@@ -33137,86 +31216,36 @@
                 <w:szCs w:val="24"/>
               </w:rPr>
             </w:pPr>
-            <w:proofErr w:type="spellStart"/>
             <w:r>
               <w:rPr>
                 <w:sz w:val="24"/>
                 <w:szCs w:val="24"/>
               </w:rPr>
-              <w:t>Кількість</w:t>
+              <w:t>Кількість годин</w:t>
             </w:r>
-            <w:proofErr w:type="spellEnd"/>
+          </w:p>
+        </w:tc>
+        <w:tc>
+          <w:tcPr>
+            <w:tcW w:w="2060" w:type="dxa"/>
+            <w:vAlign w:val="center"/>
+          </w:tcPr>
+          <w:p>
+            <w:pPr>
+              <w:pStyle w:val="21"/>
+              <w:spacing w:after="0" w:line="240" w:lineRule="auto"/>
+              <w:ind w:left="41" w:right="-93"/>
+              <w:rPr>
+                <w:sz w:val="24"/>
+                <w:szCs w:val="24"/>
+              </w:rPr>
+            </w:pPr>
             <w:r>
               <w:rPr>
                 <w:sz w:val="24"/>
                 <w:szCs w:val="24"/>
               </w:rPr>
-              <w:t xml:space="preserve"> годин</w:t>
-            </w:r>
-          </w:p>
-        </w:tc>
-        <w:tc>
-          <w:tcPr>
-            <w:tcW w:w="2060" w:type="dxa"/>
-            <w:vAlign w:val="center"/>
-          </w:tcPr>
-          <w:p>
-            <w:pPr>
-              <w:pStyle w:val="21"/>
-              <w:spacing w:after="0" w:line="240" w:lineRule="auto"/>
-              <w:ind w:left="41" w:right="-93"/>
-              <w:rPr>
-                <w:sz w:val="24"/>
-                <w:szCs w:val="24"/>
-              </w:rPr>
-            </w:pPr>
-            <w:proofErr w:type="spellStart"/>
-            <w:r>
-              <w:rPr>
-                <w:sz w:val="24"/>
-                <w:szCs w:val="24"/>
-              </w:rPr>
-              <w:t>Усього</w:t>
-            </w:r>
-            <w:proofErr w:type="spellEnd"/>
-            <w:r>
-              <w:rPr>
-                <w:sz w:val="24"/>
-                <w:szCs w:val="24"/>
-              </w:rPr>
-              <w:t xml:space="preserve"> з початку </w:t>
-            </w:r>
-            <w:proofErr w:type="spellStart"/>
-            <w:r>
-              <w:rPr>
-                <w:sz w:val="24"/>
-                <w:szCs w:val="24"/>
-              </w:rPr>
-              <w:t>експлуатації</w:t>
-            </w:r>
-            <w:proofErr w:type="spellEnd"/>
-            <w:r>
-              <w:rPr>
-                <w:sz w:val="24"/>
-                <w:szCs w:val="24"/>
-              </w:rPr>
-              <w:t xml:space="preserve">, </w:t>
-            </w:r>
-            <w:proofErr w:type="spellStart"/>
-            <w:r>
-              <w:rPr>
-                <w:sz w:val="24"/>
-                <w:szCs w:val="24"/>
-              </w:rPr>
-              <w:t>кількість</w:t>
-            </w:r>
-            <w:proofErr w:type="spellEnd"/>
-            <w:r>
-              <w:rPr>
-                <w:sz w:val="24"/>
-                <w:szCs w:val="24"/>
-              </w:rPr>
-              <w:t xml:space="preserve"> годин</w:t>
+              <w:t>Усього з початку експлуатації, кількість годин</w:t>
             </w:r>
           </w:p>
         </w:tc>
@@ -33236,7 +31265,6 @@
                 <w:szCs w:val="24"/>
               </w:rPr>
             </w:pPr>
-            <w:proofErr w:type="spellStart"/>
             <w:r>
               <w:rPr>
                 <w:sz w:val="24"/>
@@ -33244,7 +31272,6 @@
               </w:rPr>
               <w:t>Підпис</w:t>
             </w:r>
-            <w:proofErr w:type="spellEnd"/>
           </w:p>
         </w:tc>
         <w:tc>
@@ -33263,86 +31290,36 @@
                 <w:szCs w:val="24"/>
               </w:rPr>
             </w:pPr>
-            <w:proofErr w:type="spellStart"/>
             <w:r>
               <w:rPr>
                 <w:sz w:val="24"/>
                 <w:szCs w:val="24"/>
               </w:rPr>
-              <w:t>Кількість</w:t>
+              <w:t>Кількість годин</w:t>
             </w:r>
-            <w:proofErr w:type="spellEnd"/>
+          </w:p>
+        </w:tc>
+        <w:tc>
+          <w:tcPr>
+            <w:tcW w:w="2060" w:type="dxa"/>
+            <w:vAlign w:val="center"/>
+          </w:tcPr>
+          <w:p>
+            <w:pPr>
+              <w:pStyle w:val="21"/>
+              <w:spacing w:after="0" w:line="240" w:lineRule="auto"/>
+              <w:ind w:left="0" w:right="-93"/>
+              <w:rPr>
+                <w:sz w:val="24"/>
+                <w:szCs w:val="24"/>
+              </w:rPr>
+            </w:pPr>
             <w:r>
               <w:rPr>
                 <w:sz w:val="24"/>
                 <w:szCs w:val="24"/>
               </w:rPr>
-              <w:t xml:space="preserve"> годин</w:t>
-            </w:r>
-          </w:p>
-        </w:tc>
-        <w:tc>
-          <w:tcPr>
-            <w:tcW w:w="2060" w:type="dxa"/>
-            <w:vAlign w:val="center"/>
-          </w:tcPr>
-          <w:p>
-            <w:pPr>
-              <w:pStyle w:val="21"/>
-              <w:spacing w:after="0" w:line="240" w:lineRule="auto"/>
-              <w:ind w:left="0" w:right="-93"/>
-              <w:rPr>
-                <w:sz w:val="24"/>
-                <w:szCs w:val="24"/>
-              </w:rPr>
-            </w:pPr>
-            <w:proofErr w:type="spellStart"/>
-            <w:r>
-              <w:rPr>
-                <w:sz w:val="24"/>
-                <w:szCs w:val="24"/>
-              </w:rPr>
-              <w:t>Усього</w:t>
-            </w:r>
-            <w:proofErr w:type="spellEnd"/>
-            <w:r>
-              <w:rPr>
-                <w:sz w:val="24"/>
-                <w:szCs w:val="24"/>
-              </w:rPr>
-              <w:t xml:space="preserve"> з початку </w:t>
-            </w:r>
-            <w:proofErr w:type="spellStart"/>
-            <w:r>
-              <w:rPr>
-                <w:sz w:val="24"/>
-                <w:szCs w:val="24"/>
-              </w:rPr>
-              <w:t>експлуатації</w:t>
-            </w:r>
-            <w:proofErr w:type="spellEnd"/>
-            <w:r>
-              <w:rPr>
-                <w:sz w:val="24"/>
-                <w:szCs w:val="24"/>
-              </w:rPr>
-              <w:t xml:space="preserve">, </w:t>
-            </w:r>
-            <w:proofErr w:type="spellStart"/>
-            <w:r>
-              <w:rPr>
-                <w:sz w:val="24"/>
-                <w:szCs w:val="24"/>
-              </w:rPr>
-              <w:t>кількість</w:t>
-            </w:r>
-            <w:proofErr w:type="spellEnd"/>
-            <w:r>
-              <w:rPr>
-                <w:sz w:val="24"/>
-                <w:szCs w:val="24"/>
-              </w:rPr>
-              <w:t xml:space="preserve"> годин</w:t>
+              <w:t>Усього з початку експлуатації, кількість годин</w:t>
             </w:r>
           </w:p>
         </w:tc>
@@ -33362,7 +31339,6 @@
                 <w:szCs w:val="24"/>
               </w:rPr>
             </w:pPr>
-            <w:proofErr w:type="spellStart"/>
             <w:r>
               <w:rPr>
                 <w:sz w:val="24"/>
@@ -33370,7 +31346,6 @@
               </w:rPr>
               <w:t>Підпис</w:t>
             </w:r>
-            <w:proofErr w:type="spellEnd"/>
           </w:p>
         </w:tc>
       </w:tr>
@@ -35888,7 +33863,6 @@
                 <w:szCs w:val="24"/>
               </w:rPr>
             </w:pPr>
-            <w:proofErr w:type="spellStart"/>
             <w:r>
               <w:rPr>
                 <w:sz w:val="24"/>
@@ -35897,7 +33871,6 @@
               <w:lastRenderedPageBreak/>
               <w:t>Місяці</w:t>
             </w:r>
-            <w:proofErr w:type="spellEnd"/>
           </w:p>
         </w:tc>
         <w:tc>
@@ -35916,53 +33889,12 @@
                 <w:szCs w:val="24"/>
               </w:rPr>
             </w:pPr>
-            <w:proofErr w:type="spellStart"/>
             <w:r>
               <w:rPr>
                 <w:sz w:val="24"/>
                 <w:szCs w:val="24"/>
               </w:rPr>
-              <w:t>Підсумковий</w:t>
-            </w:r>
-            <w:proofErr w:type="spellEnd"/>
-            <w:r>
-              <w:rPr>
-                <w:sz w:val="24"/>
-                <w:szCs w:val="24"/>
-              </w:rPr>
-              <w:t xml:space="preserve"> </w:t>
-            </w:r>
-            <w:proofErr w:type="spellStart"/>
-            <w:r>
-              <w:rPr>
-                <w:sz w:val="24"/>
-                <w:szCs w:val="24"/>
-              </w:rPr>
-              <w:t>облік</w:t>
-            </w:r>
-            <w:proofErr w:type="spellEnd"/>
-            <w:r>
-              <w:rPr>
-                <w:sz w:val="24"/>
-                <w:szCs w:val="24"/>
-              </w:rPr>
-              <w:t xml:space="preserve"> </w:t>
-            </w:r>
-            <w:proofErr w:type="spellStart"/>
-            <w:r>
-              <w:rPr>
-                <w:sz w:val="24"/>
-                <w:szCs w:val="24"/>
-              </w:rPr>
-              <w:t>роботи</w:t>
-            </w:r>
-            <w:proofErr w:type="spellEnd"/>
-            <w:r>
-              <w:rPr>
-                <w:sz w:val="24"/>
-                <w:szCs w:val="24"/>
-              </w:rPr>
-              <w:t xml:space="preserve"> за роками</w:t>
+              <w:t>Підсумковий облік роботи за роками</w:t>
             </w:r>
           </w:p>
         </w:tc>
@@ -36103,86 +34035,36 @@
                 <w:szCs w:val="24"/>
               </w:rPr>
             </w:pPr>
-            <w:proofErr w:type="spellStart"/>
             <w:r>
               <w:rPr>
                 <w:sz w:val="24"/>
                 <w:szCs w:val="24"/>
               </w:rPr>
-              <w:t>Кількість</w:t>
+              <w:t>Кількість годин</w:t>
             </w:r>
-            <w:proofErr w:type="spellEnd"/>
+          </w:p>
+        </w:tc>
+        <w:tc>
+          <w:tcPr>
+            <w:tcW w:w="1754" w:type="dxa"/>
+            <w:vAlign w:val="center"/>
+          </w:tcPr>
+          <w:p>
+            <w:pPr>
+              <w:pStyle w:val="21"/>
+              <w:spacing w:after="0" w:line="240" w:lineRule="auto"/>
+              <w:ind w:left="-23" w:right="-28"/>
+              <w:rPr>
+                <w:sz w:val="24"/>
+                <w:szCs w:val="24"/>
+              </w:rPr>
+            </w:pPr>
             <w:r>
               <w:rPr>
                 <w:sz w:val="24"/>
                 <w:szCs w:val="24"/>
               </w:rPr>
-              <w:t xml:space="preserve"> годин</w:t>
-            </w:r>
-          </w:p>
-        </w:tc>
-        <w:tc>
-          <w:tcPr>
-            <w:tcW w:w="1754" w:type="dxa"/>
-            <w:vAlign w:val="center"/>
-          </w:tcPr>
-          <w:p>
-            <w:pPr>
-              <w:pStyle w:val="21"/>
-              <w:spacing w:after="0" w:line="240" w:lineRule="auto"/>
-              <w:ind w:left="-23" w:right="-28"/>
-              <w:rPr>
-                <w:sz w:val="24"/>
-                <w:szCs w:val="24"/>
-              </w:rPr>
-            </w:pPr>
-            <w:proofErr w:type="spellStart"/>
-            <w:r>
-              <w:rPr>
-                <w:sz w:val="24"/>
-                <w:szCs w:val="24"/>
-              </w:rPr>
-              <w:t>Усього</w:t>
-            </w:r>
-            <w:proofErr w:type="spellEnd"/>
-            <w:r>
-              <w:rPr>
-                <w:sz w:val="24"/>
-                <w:szCs w:val="24"/>
-              </w:rPr>
-              <w:t xml:space="preserve"> з початку </w:t>
-            </w:r>
-            <w:proofErr w:type="spellStart"/>
-            <w:r>
-              <w:rPr>
-                <w:sz w:val="24"/>
-                <w:szCs w:val="24"/>
-              </w:rPr>
-              <w:t>експлуатації</w:t>
-            </w:r>
-            <w:proofErr w:type="spellEnd"/>
-            <w:r>
-              <w:rPr>
-                <w:sz w:val="24"/>
-                <w:szCs w:val="24"/>
-              </w:rPr>
-              <w:t xml:space="preserve">, </w:t>
-            </w:r>
-            <w:proofErr w:type="spellStart"/>
-            <w:r>
-              <w:rPr>
-                <w:sz w:val="24"/>
-                <w:szCs w:val="24"/>
-              </w:rPr>
-              <w:t>кількість</w:t>
-            </w:r>
-            <w:proofErr w:type="spellEnd"/>
-            <w:r>
-              <w:rPr>
-                <w:sz w:val="24"/>
-                <w:szCs w:val="24"/>
-              </w:rPr>
-              <w:t xml:space="preserve"> годин</w:t>
+              <w:t>Усього з початку експлуатації, кількість годин</w:t>
             </w:r>
           </w:p>
         </w:tc>
@@ -36202,7 +34084,6 @@
                 <w:szCs w:val="24"/>
               </w:rPr>
             </w:pPr>
-            <w:proofErr w:type="spellStart"/>
             <w:r>
               <w:rPr>
                 <w:sz w:val="24"/>
@@ -36210,7 +34091,6 @@
               </w:rPr>
               <w:t>Підпис</w:t>
             </w:r>
-            <w:proofErr w:type="spellEnd"/>
           </w:p>
         </w:tc>
         <w:tc>
@@ -36229,86 +34109,36 @@
                 <w:szCs w:val="24"/>
               </w:rPr>
             </w:pPr>
-            <w:proofErr w:type="spellStart"/>
             <w:r>
               <w:rPr>
                 <w:sz w:val="24"/>
                 <w:szCs w:val="24"/>
               </w:rPr>
-              <w:t>Кількість</w:t>
+              <w:t>Кількість годин</w:t>
             </w:r>
-            <w:proofErr w:type="spellEnd"/>
+          </w:p>
+        </w:tc>
+        <w:tc>
+          <w:tcPr>
+            <w:tcW w:w="2060" w:type="dxa"/>
+            <w:vAlign w:val="center"/>
+          </w:tcPr>
+          <w:p>
+            <w:pPr>
+              <w:pStyle w:val="21"/>
+              <w:spacing w:after="0" w:line="240" w:lineRule="auto"/>
+              <w:ind w:left="41" w:right="-93"/>
+              <w:rPr>
+                <w:sz w:val="24"/>
+                <w:szCs w:val="24"/>
+              </w:rPr>
+            </w:pPr>
             <w:r>
               <w:rPr>
                 <w:sz w:val="24"/>
                 <w:szCs w:val="24"/>
               </w:rPr>
-              <w:t xml:space="preserve"> годин</w:t>
-            </w:r>
-          </w:p>
-        </w:tc>
-        <w:tc>
-          <w:tcPr>
-            <w:tcW w:w="2060" w:type="dxa"/>
-            <w:vAlign w:val="center"/>
-          </w:tcPr>
-          <w:p>
-            <w:pPr>
-              <w:pStyle w:val="21"/>
-              <w:spacing w:after="0" w:line="240" w:lineRule="auto"/>
-              <w:ind w:left="41" w:right="-93"/>
-              <w:rPr>
-                <w:sz w:val="24"/>
-                <w:szCs w:val="24"/>
-              </w:rPr>
-            </w:pPr>
-            <w:proofErr w:type="spellStart"/>
-            <w:r>
-              <w:rPr>
-                <w:sz w:val="24"/>
-                <w:szCs w:val="24"/>
-              </w:rPr>
-              <w:t>Усього</w:t>
-            </w:r>
-            <w:proofErr w:type="spellEnd"/>
-            <w:r>
-              <w:rPr>
-                <w:sz w:val="24"/>
-                <w:szCs w:val="24"/>
-              </w:rPr>
-              <w:t xml:space="preserve"> з початку </w:t>
-            </w:r>
-            <w:proofErr w:type="spellStart"/>
-            <w:r>
-              <w:rPr>
-                <w:sz w:val="24"/>
-                <w:szCs w:val="24"/>
-              </w:rPr>
-              <w:t>експлуатації</w:t>
-            </w:r>
-            <w:proofErr w:type="spellEnd"/>
-            <w:r>
-              <w:rPr>
-                <w:sz w:val="24"/>
-                <w:szCs w:val="24"/>
-              </w:rPr>
-              <w:t xml:space="preserve">, </w:t>
-            </w:r>
-            <w:proofErr w:type="spellStart"/>
-            <w:r>
-              <w:rPr>
-                <w:sz w:val="24"/>
-                <w:szCs w:val="24"/>
-              </w:rPr>
-              <w:t>кількість</w:t>
-            </w:r>
-            <w:proofErr w:type="spellEnd"/>
-            <w:r>
-              <w:rPr>
-                <w:sz w:val="24"/>
-                <w:szCs w:val="24"/>
-              </w:rPr>
-              <w:t xml:space="preserve"> годин</w:t>
+              <w:t>Усього з початку експлуатації, кількість годин</w:t>
             </w:r>
           </w:p>
         </w:tc>
@@ -36328,7 +34158,6 @@
                 <w:szCs w:val="24"/>
               </w:rPr>
             </w:pPr>
-            <w:proofErr w:type="spellStart"/>
             <w:r>
               <w:rPr>
                 <w:sz w:val="24"/>
@@ -36336,7 +34165,6 @@
               </w:rPr>
               <w:t>Підпис</w:t>
             </w:r>
-            <w:proofErr w:type="spellEnd"/>
           </w:p>
         </w:tc>
         <w:tc>
@@ -36355,86 +34183,36 @@
                 <w:szCs w:val="24"/>
               </w:rPr>
             </w:pPr>
-            <w:proofErr w:type="spellStart"/>
             <w:r>
               <w:rPr>
                 <w:sz w:val="24"/>
                 <w:szCs w:val="24"/>
               </w:rPr>
-              <w:t>Кількість</w:t>
+              <w:t>Кількість годин</w:t>
             </w:r>
-            <w:proofErr w:type="spellEnd"/>
+          </w:p>
+        </w:tc>
+        <w:tc>
+          <w:tcPr>
+            <w:tcW w:w="2060" w:type="dxa"/>
+            <w:vAlign w:val="center"/>
+          </w:tcPr>
+          <w:p>
+            <w:pPr>
+              <w:pStyle w:val="21"/>
+              <w:spacing w:after="0" w:line="240" w:lineRule="auto"/>
+              <w:ind w:left="0" w:right="-93"/>
+              <w:rPr>
+                <w:sz w:val="24"/>
+                <w:szCs w:val="24"/>
+              </w:rPr>
+            </w:pPr>
             <w:r>
               <w:rPr>
                 <w:sz w:val="24"/>
                 <w:szCs w:val="24"/>
               </w:rPr>
-              <w:t xml:space="preserve"> годин</w:t>
-            </w:r>
-          </w:p>
-        </w:tc>
-        <w:tc>
-          <w:tcPr>
-            <w:tcW w:w="2060" w:type="dxa"/>
-            <w:vAlign w:val="center"/>
-          </w:tcPr>
-          <w:p>
-            <w:pPr>
-              <w:pStyle w:val="21"/>
-              <w:spacing w:after="0" w:line="240" w:lineRule="auto"/>
-              <w:ind w:left="0" w:right="-93"/>
-              <w:rPr>
-                <w:sz w:val="24"/>
-                <w:szCs w:val="24"/>
-              </w:rPr>
-            </w:pPr>
-            <w:proofErr w:type="spellStart"/>
-            <w:r>
-              <w:rPr>
-                <w:sz w:val="24"/>
-                <w:szCs w:val="24"/>
-              </w:rPr>
-              <w:t>Усього</w:t>
-            </w:r>
-            <w:proofErr w:type="spellEnd"/>
-            <w:r>
-              <w:rPr>
-                <w:sz w:val="24"/>
-                <w:szCs w:val="24"/>
-              </w:rPr>
-              <w:t xml:space="preserve"> з початку </w:t>
-            </w:r>
-            <w:proofErr w:type="spellStart"/>
-            <w:r>
-              <w:rPr>
-                <w:sz w:val="24"/>
-                <w:szCs w:val="24"/>
-              </w:rPr>
-              <w:t>експлуатації</w:t>
-            </w:r>
-            <w:proofErr w:type="spellEnd"/>
-            <w:r>
-              <w:rPr>
-                <w:sz w:val="24"/>
-                <w:szCs w:val="24"/>
-              </w:rPr>
-              <w:t xml:space="preserve">, </w:t>
-            </w:r>
-            <w:proofErr w:type="spellStart"/>
-            <w:r>
-              <w:rPr>
-                <w:sz w:val="24"/>
-                <w:szCs w:val="24"/>
-              </w:rPr>
-              <w:t>кількість</w:t>
-            </w:r>
-            <w:proofErr w:type="spellEnd"/>
-            <w:r>
-              <w:rPr>
-                <w:sz w:val="24"/>
-                <w:szCs w:val="24"/>
-              </w:rPr>
-              <w:t xml:space="preserve"> годин</w:t>
+              <w:t>Усього з початку експлуатації, кількість годин</w:t>
             </w:r>
           </w:p>
         </w:tc>
@@ -36454,7 +34232,6 @@
                 <w:szCs w:val="24"/>
               </w:rPr>
             </w:pPr>
-            <w:proofErr w:type="spellStart"/>
             <w:r>
               <w:rPr>
                 <w:sz w:val="24"/>
@@ -36462,7 +34239,6 @@
               </w:rPr>
               <w:t>Підпис</w:t>
             </w:r>
-            <w:proofErr w:type="spellEnd"/>
           </w:p>
         </w:tc>
       </w:tr>
@@ -38940,7 +36716,6 @@
                 <w:szCs w:val="24"/>
               </w:rPr>
             </w:pPr>
-            <w:proofErr w:type="spellStart"/>
             <w:r>
               <w:rPr>
                 <w:sz w:val="24"/>
@@ -38948,7 +36723,6 @@
               </w:rPr>
               <w:t>Місяці</w:t>
             </w:r>
-            <w:proofErr w:type="spellEnd"/>
           </w:p>
         </w:tc>
         <w:tc>
@@ -38967,53 +36741,12 @@
                 <w:szCs w:val="24"/>
               </w:rPr>
             </w:pPr>
-            <w:proofErr w:type="spellStart"/>
             <w:r>
               <w:rPr>
                 <w:sz w:val="24"/>
                 <w:szCs w:val="24"/>
               </w:rPr>
-              <w:t>Підсумковий</w:t>
-            </w:r>
-            <w:proofErr w:type="spellEnd"/>
-            <w:r>
-              <w:rPr>
-                <w:sz w:val="24"/>
-                <w:szCs w:val="24"/>
-              </w:rPr>
-              <w:t xml:space="preserve"> </w:t>
-            </w:r>
-            <w:proofErr w:type="spellStart"/>
-            <w:r>
-              <w:rPr>
-                <w:sz w:val="24"/>
-                <w:szCs w:val="24"/>
-              </w:rPr>
-              <w:t>облік</w:t>
-            </w:r>
-            <w:proofErr w:type="spellEnd"/>
-            <w:r>
-              <w:rPr>
-                <w:sz w:val="24"/>
-                <w:szCs w:val="24"/>
-              </w:rPr>
-              <w:t xml:space="preserve"> </w:t>
-            </w:r>
-            <w:proofErr w:type="spellStart"/>
-            <w:r>
-              <w:rPr>
-                <w:sz w:val="24"/>
-                <w:szCs w:val="24"/>
-              </w:rPr>
-              <w:t>роботи</w:t>
-            </w:r>
-            <w:proofErr w:type="spellEnd"/>
-            <w:r>
-              <w:rPr>
-                <w:sz w:val="24"/>
-                <w:szCs w:val="24"/>
-              </w:rPr>
-              <w:t xml:space="preserve"> за роками</w:t>
+              <w:t>Підсумковий облік роботи за роками</w:t>
             </w:r>
           </w:p>
         </w:tc>
@@ -39154,86 +36887,36 @@
                 <w:szCs w:val="24"/>
               </w:rPr>
             </w:pPr>
-            <w:proofErr w:type="spellStart"/>
             <w:r>
               <w:rPr>
                 <w:sz w:val="24"/>
                 <w:szCs w:val="24"/>
               </w:rPr>
-              <w:t>Кількість</w:t>
+              <w:t>Кількість годин</w:t>
             </w:r>
-            <w:proofErr w:type="spellEnd"/>
+          </w:p>
+        </w:tc>
+        <w:tc>
+          <w:tcPr>
+            <w:tcW w:w="1754" w:type="dxa"/>
+            <w:vAlign w:val="center"/>
+          </w:tcPr>
+          <w:p>
+            <w:pPr>
+              <w:pStyle w:val="21"/>
+              <w:spacing w:after="0" w:line="240" w:lineRule="auto"/>
+              <w:ind w:left="-23" w:right="-28"/>
+              <w:rPr>
+                <w:sz w:val="24"/>
+                <w:szCs w:val="24"/>
+              </w:rPr>
+            </w:pPr>
             <w:r>
               <w:rPr>
                 <w:sz w:val="24"/>
                 <w:szCs w:val="24"/>
               </w:rPr>
-              <w:t xml:space="preserve"> годин</w:t>
-            </w:r>
-          </w:p>
-        </w:tc>
-        <w:tc>
-          <w:tcPr>
-            <w:tcW w:w="1754" w:type="dxa"/>
-            <w:vAlign w:val="center"/>
-          </w:tcPr>
-          <w:p>
-            <w:pPr>
-              <w:pStyle w:val="21"/>
-              <w:spacing w:after="0" w:line="240" w:lineRule="auto"/>
-              <w:ind w:left="-23" w:right="-28"/>
-              <w:rPr>
-                <w:sz w:val="24"/>
-                <w:szCs w:val="24"/>
-              </w:rPr>
-            </w:pPr>
-            <w:proofErr w:type="spellStart"/>
-            <w:r>
-              <w:rPr>
-                <w:sz w:val="24"/>
-                <w:szCs w:val="24"/>
-              </w:rPr>
-              <w:t>Усього</w:t>
-            </w:r>
-            <w:proofErr w:type="spellEnd"/>
-            <w:r>
-              <w:rPr>
-                <w:sz w:val="24"/>
-                <w:szCs w:val="24"/>
-              </w:rPr>
-              <w:t xml:space="preserve"> з початку </w:t>
-            </w:r>
-            <w:proofErr w:type="spellStart"/>
-            <w:r>
-              <w:rPr>
-                <w:sz w:val="24"/>
-                <w:szCs w:val="24"/>
-              </w:rPr>
-              <w:t>експлуатації</w:t>
-            </w:r>
-            <w:proofErr w:type="spellEnd"/>
-            <w:r>
-              <w:rPr>
-                <w:sz w:val="24"/>
-                <w:szCs w:val="24"/>
-              </w:rPr>
-              <w:t xml:space="preserve">, </w:t>
-            </w:r>
-            <w:proofErr w:type="spellStart"/>
-            <w:r>
-              <w:rPr>
-                <w:sz w:val="24"/>
-                <w:szCs w:val="24"/>
-              </w:rPr>
-              <w:t>кількість</w:t>
-            </w:r>
-            <w:proofErr w:type="spellEnd"/>
-            <w:r>
-              <w:rPr>
-                <w:sz w:val="24"/>
-                <w:szCs w:val="24"/>
-              </w:rPr>
-              <w:t xml:space="preserve"> годин</w:t>
+              <w:t>Усього з початку експлуатації, кількість годин</w:t>
             </w:r>
           </w:p>
         </w:tc>
@@ -39253,7 +36936,6 @@
                 <w:szCs w:val="24"/>
               </w:rPr>
             </w:pPr>
-            <w:proofErr w:type="spellStart"/>
             <w:r>
               <w:rPr>
                 <w:sz w:val="24"/>
@@ -39261,7 +36943,6 @@
               </w:rPr>
               <w:t>Підпис</w:t>
             </w:r>
-            <w:proofErr w:type="spellEnd"/>
           </w:p>
         </w:tc>
         <w:tc>
@@ -39280,86 +36961,36 @@
                 <w:szCs w:val="24"/>
               </w:rPr>
             </w:pPr>
-            <w:proofErr w:type="spellStart"/>
             <w:r>
               <w:rPr>
                 <w:sz w:val="24"/>
                 <w:szCs w:val="24"/>
               </w:rPr>
-              <w:t>Кількість</w:t>
+              <w:t>Кількість годин</w:t>
             </w:r>
-            <w:proofErr w:type="spellEnd"/>
+          </w:p>
+        </w:tc>
+        <w:tc>
+          <w:tcPr>
+            <w:tcW w:w="2060" w:type="dxa"/>
+            <w:vAlign w:val="center"/>
+          </w:tcPr>
+          <w:p>
+            <w:pPr>
+              <w:pStyle w:val="21"/>
+              <w:spacing w:after="0" w:line="240" w:lineRule="auto"/>
+              <w:ind w:left="41" w:right="-93"/>
+              <w:rPr>
+                <w:sz w:val="24"/>
+                <w:szCs w:val="24"/>
+              </w:rPr>
+            </w:pPr>
             <w:r>
               <w:rPr>
                 <w:sz w:val="24"/>
                 <w:szCs w:val="24"/>
               </w:rPr>
-              <w:t xml:space="preserve"> годин</w:t>
-            </w:r>
-          </w:p>
-        </w:tc>
-        <w:tc>
-          <w:tcPr>
-            <w:tcW w:w="2060" w:type="dxa"/>
-            <w:vAlign w:val="center"/>
-          </w:tcPr>
-          <w:p>
-            <w:pPr>
-              <w:pStyle w:val="21"/>
-              <w:spacing w:after="0" w:line="240" w:lineRule="auto"/>
-              <w:ind w:left="41" w:right="-93"/>
-              <w:rPr>
-                <w:sz w:val="24"/>
-                <w:szCs w:val="24"/>
-              </w:rPr>
-            </w:pPr>
-            <w:proofErr w:type="spellStart"/>
-            <w:r>
-              <w:rPr>
-                <w:sz w:val="24"/>
-                <w:szCs w:val="24"/>
-              </w:rPr>
-              <w:t>Усього</w:t>
-            </w:r>
-            <w:proofErr w:type="spellEnd"/>
-            <w:r>
-              <w:rPr>
-                <w:sz w:val="24"/>
-                <w:szCs w:val="24"/>
-              </w:rPr>
-              <w:t xml:space="preserve"> з початку </w:t>
-            </w:r>
-            <w:proofErr w:type="spellStart"/>
-            <w:r>
-              <w:rPr>
-                <w:sz w:val="24"/>
-                <w:szCs w:val="24"/>
-              </w:rPr>
-              <w:t>експлуатації</w:t>
-            </w:r>
-            <w:proofErr w:type="spellEnd"/>
-            <w:r>
-              <w:rPr>
-                <w:sz w:val="24"/>
-                <w:szCs w:val="24"/>
-              </w:rPr>
-              <w:t xml:space="preserve">, </w:t>
-            </w:r>
-            <w:proofErr w:type="spellStart"/>
-            <w:r>
-              <w:rPr>
-                <w:sz w:val="24"/>
-                <w:szCs w:val="24"/>
-              </w:rPr>
-              <w:t>кількість</w:t>
-            </w:r>
-            <w:proofErr w:type="spellEnd"/>
-            <w:r>
-              <w:rPr>
-                <w:sz w:val="24"/>
-                <w:szCs w:val="24"/>
-              </w:rPr>
-              <w:t xml:space="preserve"> годин</w:t>
+              <w:t>Усього з початку експлуатації, кількість годин</w:t>
             </w:r>
           </w:p>
         </w:tc>
@@ -39379,7 +37010,6 @@
                 <w:szCs w:val="24"/>
               </w:rPr>
             </w:pPr>
-            <w:proofErr w:type="spellStart"/>
             <w:r>
               <w:rPr>
                 <w:sz w:val="24"/>
@@ -39387,7 +37017,6 @@
               </w:rPr>
               <w:t>Підпис</w:t>
             </w:r>
-            <w:proofErr w:type="spellEnd"/>
           </w:p>
         </w:tc>
         <w:tc>
@@ -39406,86 +37035,36 @@
                 <w:szCs w:val="24"/>
               </w:rPr>
             </w:pPr>
-            <w:proofErr w:type="spellStart"/>
             <w:r>
               <w:rPr>
                 <w:sz w:val="24"/>
                 <w:szCs w:val="24"/>
               </w:rPr>
-              <w:t>Кількість</w:t>
+              <w:t>Кількість годин</w:t>
             </w:r>
-            <w:proofErr w:type="spellEnd"/>
+          </w:p>
+        </w:tc>
+        <w:tc>
+          <w:tcPr>
+            <w:tcW w:w="2060" w:type="dxa"/>
+            <w:vAlign w:val="center"/>
+          </w:tcPr>
+          <w:p>
+            <w:pPr>
+              <w:pStyle w:val="21"/>
+              <w:spacing w:after="0" w:line="240" w:lineRule="auto"/>
+              <w:ind w:left="0" w:right="-93"/>
+              <w:rPr>
+                <w:sz w:val="24"/>
+                <w:szCs w:val="24"/>
+              </w:rPr>
+            </w:pPr>
             <w:r>
               <w:rPr>
                 <w:sz w:val="24"/>
                 <w:szCs w:val="24"/>
               </w:rPr>
-              <w:t xml:space="preserve"> годин</w:t>
-            </w:r>
-          </w:p>
-        </w:tc>
-        <w:tc>
-          <w:tcPr>
-            <w:tcW w:w="2060" w:type="dxa"/>
-            <w:vAlign w:val="center"/>
-          </w:tcPr>
-          <w:p>
-            <w:pPr>
-              <w:pStyle w:val="21"/>
-              <w:spacing w:after="0" w:line="240" w:lineRule="auto"/>
-              <w:ind w:left="0" w:right="-93"/>
-              <w:rPr>
-                <w:sz w:val="24"/>
-                <w:szCs w:val="24"/>
-              </w:rPr>
-            </w:pPr>
-            <w:proofErr w:type="spellStart"/>
-            <w:r>
-              <w:rPr>
-                <w:sz w:val="24"/>
-                <w:szCs w:val="24"/>
-              </w:rPr>
-              <w:t>Усього</w:t>
-            </w:r>
-            <w:proofErr w:type="spellEnd"/>
-            <w:r>
-              <w:rPr>
-                <w:sz w:val="24"/>
-                <w:szCs w:val="24"/>
-              </w:rPr>
-              <w:t xml:space="preserve"> з початку </w:t>
-            </w:r>
-            <w:proofErr w:type="spellStart"/>
-            <w:r>
-              <w:rPr>
-                <w:sz w:val="24"/>
-                <w:szCs w:val="24"/>
-              </w:rPr>
-              <w:t>експлуатації</w:t>
-            </w:r>
-            <w:proofErr w:type="spellEnd"/>
-            <w:r>
-              <w:rPr>
-                <w:sz w:val="24"/>
-                <w:szCs w:val="24"/>
-              </w:rPr>
-              <w:t xml:space="preserve">, </w:t>
-            </w:r>
-            <w:proofErr w:type="spellStart"/>
-            <w:r>
-              <w:rPr>
-                <w:sz w:val="24"/>
-                <w:szCs w:val="24"/>
-              </w:rPr>
-              <w:t>кількість</w:t>
-            </w:r>
-            <w:proofErr w:type="spellEnd"/>
-            <w:r>
-              <w:rPr>
-                <w:sz w:val="24"/>
-                <w:szCs w:val="24"/>
-              </w:rPr>
-              <w:t xml:space="preserve"> годин</w:t>
+              <w:t>Усього з початку експлуатації, кількість годин</w:t>
             </w:r>
           </w:p>
         </w:tc>
@@ -39505,7 +37084,6 @@
                 <w:szCs w:val="24"/>
               </w:rPr>
             </w:pPr>
-            <w:proofErr w:type="spellStart"/>
             <w:r>
               <w:rPr>
                 <w:sz w:val="24"/>
@@ -39513,7 +37091,6 @@
               </w:rPr>
               <w:t>Підпис</w:t>
             </w:r>
-            <w:proofErr w:type="spellEnd"/>
           </w:p>
         </w:tc>
       </w:tr>
@@ -42016,65 +39593,8 @@
           <w:szCs w:val="28"/>
         </w:rPr>
         <w:lastRenderedPageBreak/>
-        <w:t xml:space="preserve"> </w:t>
+        <w:t xml:space="preserve"> Облік несправностей під час експлуатації</w:t>
       </w:r>
-      <w:proofErr w:type="spellStart"/>
-      <w:r>
-        <w:rPr>
-          <w:sz w:val="28"/>
-          <w:szCs w:val="28"/>
-        </w:rPr>
-        <w:t>Облік</w:t>
-      </w:r>
-      <w:proofErr w:type="spellEnd"/>
-      <w:r>
-        <w:rPr>
-          <w:sz w:val="28"/>
-          <w:szCs w:val="28"/>
-        </w:rPr>
-        <w:t xml:space="preserve"> </w:t>
-      </w:r>
-      <w:proofErr w:type="spellStart"/>
-      <w:r>
-        <w:rPr>
-          <w:sz w:val="28"/>
-          <w:szCs w:val="28"/>
-        </w:rPr>
-        <w:t>несправностей</w:t>
-      </w:r>
-      <w:proofErr w:type="spellEnd"/>
-      <w:r>
-        <w:rPr>
-          <w:sz w:val="28"/>
-          <w:szCs w:val="28"/>
-        </w:rPr>
-        <w:t xml:space="preserve"> </w:t>
-      </w:r>
-      <w:proofErr w:type="spellStart"/>
-      <w:r>
-        <w:rPr>
-          <w:sz w:val="28"/>
-          <w:szCs w:val="28"/>
-        </w:rPr>
-        <w:t>під</w:t>
-      </w:r>
-      <w:proofErr w:type="spellEnd"/>
-      <w:r>
-        <w:rPr>
-          <w:sz w:val="28"/>
-          <w:szCs w:val="28"/>
-        </w:rPr>
-        <w:t xml:space="preserve"> час </w:t>
-      </w:r>
-      <w:proofErr w:type="spellStart"/>
-      <w:r>
-        <w:rPr>
-          <w:sz w:val="28"/>
-          <w:szCs w:val="28"/>
-        </w:rPr>
-        <w:t>експлуатації</w:t>
-      </w:r>
-      <w:proofErr w:type="spellEnd"/>
     </w:p>
     <w:tbl>
       <w:tblPr>
@@ -42171,409 +39691,108 @@
                 <w:sz w:val="24"/>
                 <w:szCs w:val="24"/>
               </w:rPr>
-              <w:t xml:space="preserve">Дата і час </w:t>
+              <w:t>Дата і час відмови виробу або його складової частини</w:t>
             </w:r>
-            <w:proofErr w:type="spellStart"/>
+          </w:p>
+        </w:tc>
+        <w:tc>
+          <w:tcPr>
+            <w:tcW w:w="1763" w:type="dxa"/>
+            <w:vAlign w:val="center"/>
+          </w:tcPr>
+          <w:p>
+            <w:pPr>
+              <w:pStyle w:val="21"/>
+              <w:spacing w:after="0" w:line="240" w:lineRule="auto"/>
+              <w:ind w:left="-57" w:right="-57"/>
+              <w:jc w:val="center"/>
+              <w:rPr>
+                <w:sz w:val="24"/>
+                <w:szCs w:val="24"/>
+              </w:rPr>
+            </w:pPr>
             <w:r>
               <w:rPr>
                 <w:sz w:val="24"/>
                 <w:szCs w:val="24"/>
               </w:rPr>
-              <w:t>відмови</w:t>
+              <w:t>Характер непрацездат-ності</w:t>
             </w:r>
-            <w:proofErr w:type="spellEnd"/>
+          </w:p>
+        </w:tc>
+        <w:tc>
+          <w:tcPr>
+            <w:tcW w:w="1589" w:type="dxa"/>
+            <w:vAlign w:val="center"/>
+          </w:tcPr>
+          <w:p>
+            <w:pPr>
+              <w:pStyle w:val="21"/>
+              <w:spacing w:after="0" w:line="240" w:lineRule="auto"/>
+              <w:ind w:left="0" w:firstLine="5"/>
+              <w:jc w:val="center"/>
+              <w:rPr>
+                <w:sz w:val="24"/>
+                <w:szCs w:val="24"/>
+              </w:rPr>
+            </w:pPr>
             <w:r>
               <w:rPr>
                 <w:sz w:val="24"/>
                 <w:szCs w:val="24"/>
               </w:rPr>
-              <w:t xml:space="preserve"> </w:t>
+              <w:t>Причина несправ-ності (відмови)</w:t>
             </w:r>
-            <w:proofErr w:type="spellStart"/>
+          </w:p>
+        </w:tc>
+        <w:tc>
+          <w:tcPr>
+            <w:tcW w:w="2299" w:type="dxa"/>
+            <w:vAlign w:val="center"/>
+          </w:tcPr>
+          <w:p>
+            <w:pPr>
+              <w:pStyle w:val="21"/>
+              <w:spacing w:after="0" w:line="240" w:lineRule="auto"/>
+              <w:ind w:left="0"/>
+              <w:jc w:val="center"/>
+              <w:rPr>
+                <w:sz w:val="24"/>
+                <w:szCs w:val="24"/>
+              </w:rPr>
+            </w:pPr>
             <w:r>
               <w:rPr>
                 <w:sz w:val="24"/>
                 <w:szCs w:val="24"/>
               </w:rPr>
-              <w:t>виробу</w:t>
+              <w:t>Ужиті заходи до усунення несправності, витрата ЗІП і відмітка про направлення рекламації</w:t>
             </w:r>
-            <w:proofErr w:type="spellEnd"/>
+          </w:p>
+        </w:tc>
+        <w:tc>
+          <w:tcPr>
+            <w:tcW w:w="1800" w:type="dxa"/>
+            <w:vAlign w:val="center"/>
+          </w:tcPr>
+          <w:p>
+            <w:pPr>
+              <w:pStyle w:val="21"/>
+              <w:spacing w:after="0" w:line="240" w:lineRule="auto"/>
+              <w:ind w:left="0"/>
+              <w:jc w:val="center"/>
+              <w:rPr>
+                <w:sz w:val="24"/>
+                <w:szCs w:val="24"/>
+              </w:rPr>
+            </w:pPr>
             <w:r>
               <w:rPr>
                 <w:sz w:val="24"/>
                 <w:szCs w:val="24"/>
               </w:rPr>
-              <w:t xml:space="preserve"> </w:t>
+              <w:t>Посада, прізвище, підпис особи, яка відповідає за усунення несправності</w:t>
             </w:r>
-            <w:proofErr w:type="spellStart"/>
-            <w:r>
-              <w:rPr>
-                <w:sz w:val="24"/>
-                <w:szCs w:val="24"/>
-              </w:rPr>
-              <w:t>або</w:t>
-            </w:r>
-            <w:proofErr w:type="spellEnd"/>
-            <w:r>
-              <w:rPr>
-                <w:sz w:val="24"/>
-                <w:szCs w:val="24"/>
-              </w:rPr>
-              <w:t xml:space="preserve"> </w:t>
-            </w:r>
-            <w:proofErr w:type="spellStart"/>
-            <w:r>
-              <w:rPr>
-                <w:sz w:val="24"/>
-                <w:szCs w:val="24"/>
-              </w:rPr>
-              <w:t>його</w:t>
-            </w:r>
-            <w:proofErr w:type="spellEnd"/>
-            <w:r>
-              <w:rPr>
-                <w:sz w:val="24"/>
-                <w:szCs w:val="24"/>
-              </w:rPr>
-              <w:t xml:space="preserve"> </w:t>
-            </w:r>
-            <w:proofErr w:type="spellStart"/>
-            <w:r>
-              <w:rPr>
-                <w:sz w:val="24"/>
-                <w:szCs w:val="24"/>
-              </w:rPr>
-              <w:t>складової</w:t>
-            </w:r>
-            <w:proofErr w:type="spellEnd"/>
-            <w:r>
-              <w:rPr>
-                <w:sz w:val="24"/>
-                <w:szCs w:val="24"/>
-              </w:rPr>
-              <w:t xml:space="preserve"> </w:t>
-            </w:r>
-            <w:proofErr w:type="spellStart"/>
-            <w:r>
-              <w:rPr>
-                <w:sz w:val="24"/>
-                <w:szCs w:val="24"/>
-              </w:rPr>
-              <w:t>частини</w:t>
-            </w:r>
-            <w:proofErr w:type="spellEnd"/>
-          </w:p>
-        </w:tc>
-        <w:tc>
-          <w:tcPr>
-            <w:tcW w:w="1763" w:type="dxa"/>
-            <w:vAlign w:val="center"/>
-          </w:tcPr>
-          <w:p>
-            <w:pPr>
-              <w:pStyle w:val="21"/>
-              <w:spacing w:after="0" w:line="240" w:lineRule="auto"/>
-              <w:ind w:left="-57" w:right="-57"/>
-              <w:jc w:val="center"/>
-              <w:rPr>
-                <w:sz w:val="24"/>
-                <w:szCs w:val="24"/>
-              </w:rPr>
-            </w:pPr>
-            <w:r>
-              <w:rPr>
-                <w:sz w:val="24"/>
-                <w:szCs w:val="24"/>
-              </w:rPr>
-              <w:t xml:space="preserve">Характер </w:t>
-            </w:r>
-            <w:proofErr w:type="spellStart"/>
-            <w:r>
-              <w:rPr>
-                <w:sz w:val="24"/>
-                <w:szCs w:val="24"/>
-              </w:rPr>
-              <w:t>непрацездат-ності</w:t>
-            </w:r>
-            <w:proofErr w:type="spellEnd"/>
-          </w:p>
-        </w:tc>
-        <w:tc>
-          <w:tcPr>
-            <w:tcW w:w="1589" w:type="dxa"/>
-            <w:vAlign w:val="center"/>
-          </w:tcPr>
-          <w:p>
-            <w:pPr>
-              <w:pStyle w:val="21"/>
-              <w:spacing w:after="0" w:line="240" w:lineRule="auto"/>
-              <w:ind w:left="0" w:firstLine="5"/>
-              <w:jc w:val="center"/>
-              <w:rPr>
-                <w:sz w:val="24"/>
-                <w:szCs w:val="24"/>
-              </w:rPr>
-            </w:pPr>
-            <w:r>
-              <w:rPr>
-                <w:sz w:val="24"/>
-                <w:szCs w:val="24"/>
-              </w:rPr>
-              <w:t xml:space="preserve">Причина </w:t>
-            </w:r>
-            <w:proofErr w:type="spellStart"/>
-            <w:r>
-              <w:rPr>
-                <w:sz w:val="24"/>
-                <w:szCs w:val="24"/>
-              </w:rPr>
-              <w:t>несправ-ності</w:t>
-            </w:r>
-            <w:proofErr w:type="spellEnd"/>
-            <w:r>
-              <w:rPr>
-                <w:sz w:val="24"/>
-                <w:szCs w:val="24"/>
-              </w:rPr>
-              <w:t xml:space="preserve"> (</w:t>
-            </w:r>
-            <w:proofErr w:type="spellStart"/>
-            <w:r>
-              <w:rPr>
-                <w:sz w:val="24"/>
-                <w:szCs w:val="24"/>
-              </w:rPr>
-              <w:t>відмови</w:t>
-            </w:r>
-            <w:proofErr w:type="spellEnd"/>
-            <w:r>
-              <w:rPr>
-                <w:sz w:val="24"/>
-                <w:szCs w:val="24"/>
-              </w:rPr>
-              <w:t>)</w:t>
-            </w:r>
-          </w:p>
-        </w:tc>
-        <w:tc>
-          <w:tcPr>
-            <w:tcW w:w="2299" w:type="dxa"/>
-            <w:vAlign w:val="center"/>
-          </w:tcPr>
-          <w:p>
-            <w:pPr>
-              <w:pStyle w:val="21"/>
-              <w:spacing w:after="0" w:line="240" w:lineRule="auto"/>
-              <w:ind w:left="0"/>
-              <w:jc w:val="center"/>
-              <w:rPr>
-                <w:sz w:val="24"/>
-                <w:szCs w:val="24"/>
-              </w:rPr>
-            </w:pPr>
-            <w:proofErr w:type="spellStart"/>
-            <w:r>
-              <w:rPr>
-                <w:sz w:val="24"/>
-                <w:szCs w:val="24"/>
-              </w:rPr>
-              <w:t>Ужиті</w:t>
-            </w:r>
-            <w:proofErr w:type="spellEnd"/>
-            <w:r>
-              <w:rPr>
-                <w:sz w:val="24"/>
-                <w:szCs w:val="24"/>
-              </w:rPr>
-              <w:t xml:space="preserve"> заходи до </w:t>
-            </w:r>
-            <w:proofErr w:type="spellStart"/>
-            <w:r>
-              <w:rPr>
-                <w:sz w:val="24"/>
-                <w:szCs w:val="24"/>
-              </w:rPr>
-              <w:t>усунення</w:t>
-            </w:r>
-            <w:proofErr w:type="spellEnd"/>
-            <w:r>
-              <w:rPr>
-                <w:sz w:val="24"/>
-                <w:szCs w:val="24"/>
-              </w:rPr>
-              <w:t xml:space="preserve"> </w:t>
-            </w:r>
-            <w:proofErr w:type="spellStart"/>
-            <w:r>
-              <w:rPr>
-                <w:sz w:val="24"/>
-                <w:szCs w:val="24"/>
-              </w:rPr>
-              <w:t>несправності</w:t>
-            </w:r>
-            <w:proofErr w:type="spellEnd"/>
-            <w:r>
-              <w:rPr>
-                <w:sz w:val="24"/>
-                <w:szCs w:val="24"/>
-              </w:rPr>
-              <w:t xml:space="preserve">, </w:t>
-            </w:r>
-            <w:proofErr w:type="spellStart"/>
-            <w:r>
-              <w:rPr>
-                <w:sz w:val="24"/>
-                <w:szCs w:val="24"/>
-              </w:rPr>
-              <w:t>витрата</w:t>
-            </w:r>
-            <w:proofErr w:type="spellEnd"/>
-            <w:r>
-              <w:rPr>
-                <w:sz w:val="24"/>
-                <w:szCs w:val="24"/>
-              </w:rPr>
-              <w:t xml:space="preserve"> ЗІП і </w:t>
-            </w:r>
-            <w:proofErr w:type="spellStart"/>
-            <w:r>
-              <w:rPr>
-                <w:sz w:val="24"/>
-                <w:szCs w:val="24"/>
-              </w:rPr>
-              <w:t>відмітка</w:t>
-            </w:r>
-            <w:proofErr w:type="spellEnd"/>
-            <w:r>
-              <w:rPr>
-                <w:sz w:val="24"/>
-                <w:szCs w:val="24"/>
-              </w:rPr>
-              <w:t xml:space="preserve"> про </w:t>
-            </w:r>
-            <w:proofErr w:type="spellStart"/>
-            <w:r>
-              <w:rPr>
-                <w:sz w:val="24"/>
-                <w:szCs w:val="24"/>
-              </w:rPr>
-              <w:t>направлення</w:t>
-            </w:r>
-            <w:proofErr w:type="spellEnd"/>
-            <w:r>
-              <w:rPr>
-                <w:sz w:val="24"/>
-                <w:szCs w:val="24"/>
-              </w:rPr>
-              <w:t xml:space="preserve"> </w:t>
-            </w:r>
-            <w:proofErr w:type="spellStart"/>
-            <w:r>
-              <w:rPr>
-                <w:sz w:val="24"/>
-                <w:szCs w:val="24"/>
-              </w:rPr>
-              <w:t>рекламації</w:t>
-            </w:r>
-            <w:proofErr w:type="spellEnd"/>
-          </w:p>
-        </w:tc>
-        <w:tc>
-          <w:tcPr>
-            <w:tcW w:w="1800" w:type="dxa"/>
-            <w:vAlign w:val="center"/>
-          </w:tcPr>
-          <w:p>
-            <w:pPr>
-              <w:pStyle w:val="21"/>
-              <w:spacing w:after="0" w:line="240" w:lineRule="auto"/>
-              <w:ind w:left="0"/>
-              <w:jc w:val="center"/>
-              <w:rPr>
-                <w:sz w:val="24"/>
-                <w:szCs w:val="24"/>
-              </w:rPr>
-            </w:pPr>
-            <w:r>
-              <w:rPr>
-                <w:sz w:val="24"/>
-                <w:szCs w:val="24"/>
-              </w:rPr>
-              <w:t xml:space="preserve">Посада, </w:t>
-            </w:r>
-            <w:proofErr w:type="spellStart"/>
-            <w:r>
-              <w:rPr>
-                <w:sz w:val="24"/>
-                <w:szCs w:val="24"/>
-              </w:rPr>
-              <w:t>прізвище</w:t>
-            </w:r>
-            <w:proofErr w:type="spellEnd"/>
-            <w:r>
-              <w:rPr>
-                <w:sz w:val="24"/>
-                <w:szCs w:val="24"/>
-              </w:rPr>
-              <w:t xml:space="preserve">, </w:t>
-            </w:r>
-            <w:proofErr w:type="spellStart"/>
-            <w:r>
-              <w:rPr>
-                <w:sz w:val="24"/>
-                <w:szCs w:val="24"/>
-              </w:rPr>
-              <w:t>підпис</w:t>
-            </w:r>
-            <w:proofErr w:type="spellEnd"/>
-            <w:r>
-              <w:rPr>
-                <w:sz w:val="24"/>
-                <w:szCs w:val="24"/>
-              </w:rPr>
-              <w:t xml:space="preserve"> особи, яка </w:t>
-            </w:r>
-            <w:proofErr w:type="spellStart"/>
-            <w:r>
-              <w:rPr>
-                <w:sz w:val="24"/>
-                <w:szCs w:val="24"/>
-              </w:rPr>
-              <w:t>відповідає</w:t>
-            </w:r>
-            <w:proofErr w:type="spellEnd"/>
-            <w:r>
-              <w:rPr>
-                <w:sz w:val="24"/>
-                <w:szCs w:val="24"/>
-              </w:rPr>
-              <w:t xml:space="preserve"> за </w:t>
-            </w:r>
-            <w:proofErr w:type="spellStart"/>
-            <w:r>
-              <w:rPr>
-                <w:sz w:val="24"/>
-                <w:szCs w:val="24"/>
-              </w:rPr>
-              <w:t>усунення</w:t>
-            </w:r>
-            <w:proofErr w:type="spellEnd"/>
-            <w:r>
-              <w:rPr>
-                <w:sz w:val="24"/>
-                <w:szCs w:val="24"/>
-              </w:rPr>
-              <w:t xml:space="preserve"> </w:t>
-            </w:r>
-            <w:proofErr w:type="spellStart"/>
-            <w:r>
-              <w:rPr>
-                <w:sz w:val="24"/>
-                <w:szCs w:val="24"/>
-              </w:rPr>
-              <w:t>несправності</w:t>
-            </w:r>
-            <w:proofErr w:type="spellEnd"/>
           </w:p>
         </w:tc>
         <w:tc>
@@ -42593,7 +39812,6 @@
                 <w:szCs w:val="24"/>
               </w:rPr>
             </w:pPr>
-            <w:proofErr w:type="spellStart"/>
             <w:r>
               <w:rPr>
                 <w:sz w:val="24"/>
@@ -42601,7 +39819,6 @@
               </w:rPr>
               <w:t>Примітка</w:t>
             </w:r>
-            <w:proofErr w:type="spellEnd"/>
           </w:p>
         </w:tc>
       </w:tr>
@@ -46179,201 +43396,62 @@
                 <w:szCs w:val="24"/>
               </w:rPr>
             </w:pPr>
-            <w:proofErr w:type="spellStart"/>
             <w:r>
               <w:rPr>
                 <w:sz w:val="24"/>
                 <w:szCs w:val="24"/>
               </w:rPr>
-              <w:t>Особливі</w:t>
+              <w:t>Особливі зауваження щодо експлуатації та аварійних випадків</w:t>
             </w:r>
-            <w:proofErr w:type="spellEnd"/>
+          </w:p>
+        </w:tc>
+        <w:tc>
+          <w:tcPr>
+            <w:tcW w:w="2851" w:type="dxa"/>
+            <w:vAlign w:val="center"/>
+          </w:tcPr>
+          <w:p>
+            <w:pPr>
+              <w:pStyle w:val="21"/>
+              <w:spacing w:after="0" w:line="240" w:lineRule="auto"/>
+              <w:ind w:left="37"/>
+              <w:jc w:val="center"/>
+              <w:rPr>
+                <w:sz w:val="24"/>
+                <w:szCs w:val="24"/>
+              </w:rPr>
+            </w:pPr>
             <w:r>
               <w:rPr>
                 <w:sz w:val="24"/>
                 <w:szCs w:val="24"/>
               </w:rPr>
-              <w:t xml:space="preserve"> </w:t>
+              <w:t>Ужиті заходи</w:t>
             </w:r>
-            <w:proofErr w:type="spellStart"/>
+          </w:p>
+        </w:tc>
+        <w:tc>
+          <w:tcPr>
+            <w:tcW w:w="2566" w:type="dxa"/>
+            <w:vAlign w:val="center"/>
+          </w:tcPr>
+          <w:p>
+            <w:pPr>
+              <w:pStyle w:val="21"/>
+              <w:spacing w:after="0" w:line="240" w:lineRule="auto"/>
+              <w:ind w:left="21"/>
+              <w:jc w:val="center"/>
+              <w:rPr>
+                <w:sz w:val="24"/>
+                <w:szCs w:val="24"/>
+              </w:rPr>
+            </w:pPr>
             <w:r>
               <w:rPr>
                 <w:sz w:val="24"/>
                 <w:szCs w:val="24"/>
               </w:rPr>
-              <w:t>зауваження</w:t>
-            </w:r>
-            <w:proofErr w:type="spellEnd"/>
-            <w:r>
-              <w:rPr>
-                <w:sz w:val="24"/>
-                <w:szCs w:val="24"/>
-              </w:rPr>
-              <w:t xml:space="preserve"> </w:t>
-            </w:r>
-            <w:proofErr w:type="spellStart"/>
-            <w:r>
-              <w:rPr>
-                <w:sz w:val="24"/>
-                <w:szCs w:val="24"/>
-              </w:rPr>
-              <w:t>щодо</w:t>
-            </w:r>
-            <w:proofErr w:type="spellEnd"/>
-            <w:r>
-              <w:rPr>
-                <w:sz w:val="24"/>
-                <w:szCs w:val="24"/>
-              </w:rPr>
-              <w:t xml:space="preserve"> </w:t>
-            </w:r>
-            <w:proofErr w:type="spellStart"/>
-            <w:r>
-              <w:rPr>
-                <w:sz w:val="24"/>
-                <w:szCs w:val="24"/>
-              </w:rPr>
-              <w:t>експлуатації</w:t>
-            </w:r>
-            <w:proofErr w:type="spellEnd"/>
-            <w:r>
-              <w:rPr>
-                <w:sz w:val="24"/>
-                <w:szCs w:val="24"/>
-              </w:rPr>
-              <w:t xml:space="preserve"> та </w:t>
-            </w:r>
-            <w:proofErr w:type="spellStart"/>
-            <w:r>
-              <w:rPr>
-                <w:sz w:val="24"/>
-                <w:szCs w:val="24"/>
-              </w:rPr>
-              <w:t>аварійних</w:t>
-            </w:r>
-            <w:proofErr w:type="spellEnd"/>
-            <w:r>
-              <w:rPr>
-                <w:sz w:val="24"/>
-                <w:szCs w:val="24"/>
-              </w:rPr>
-              <w:t xml:space="preserve"> </w:t>
-            </w:r>
-            <w:proofErr w:type="spellStart"/>
-            <w:r>
-              <w:rPr>
-                <w:sz w:val="24"/>
-                <w:szCs w:val="24"/>
-              </w:rPr>
-              <w:t>випадків</w:t>
-            </w:r>
-            <w:proofErr w:type="spellEnd"/>
-          </w:p>
-        </w:tc>
-        <w:tc>
-          <w:tcPr>
-            <w:tcW w:w="2851" w:type="dxa"/>
-            <w:vAlign w:val="center"/>
-          </w:tcPr>
-          <w:p>
-            <w:pPr>
-              <w:pStyle w:val="21"/>
-              <w:spacing w:after="0" w:line="240" w:lineRule="auto"/>
-              <w:ind w:left="37"/>
-              <w:jc w:val="center"/>
-              <w:rPr>
-                <w:sz w:val="24"/>
-                <w:szCs w:val="24"/>
-              </w:rPr>
-            </w:pPr>
-            <w:proofErr w:type="spellStart"/>
-            <w:r>
-              <w:rPr>
-                <w:sz w:val="24"/>
-                <w:szCs w:val="24"/>
-              </w:rPr>
-              <w:t>Ужиті</w:t>
-            </w:r>
-            <w:proofErr w:type="spellEnd"/>
-            <w:r>
-              <w:rPr>
-                <w:sz w:val="24"/>
-                <w:szCs w:val="24"/>
-              </w:rPr>
-              <w:t xml:space="preserve"> заходи</w:t>
-            </w:r>
-          </w:p>
-        </w:tc>
-        <w:tc>
-          <w:tcPr>
-            <w:tcW w:w="2566" w:type="dxa"/>
-            <w:vAlign w:val="center"/>
-          </w:tcPr>
-          <w:p>
-            <w:pPr>
-              <w:pStyle w:val="21"/>
-              <w:spacing w:after="0" w:line="240" w:lineRule="auto"/>
-              <w:ind w:left="21"/>
-              <w:jc w:val="center"/>
-              <w:rPr>
-                <w:sz w:val="24"/>
-                <w:szCs w:val="24"/>
-              </w:rPr>
-            </w:pPr>
-            <w:r>
-              <w:rPr>
-                <w:sz w:val="24"/>
-                <w:szCs w:val="24"/>
-              </w:rPr>
-              <w:t xml:space="preserve">Посада, </w:t>
-            </w:r>
-            <w:proofErr w:type="spellStart"/>
-            <w:r>
-              <w:rPr>
-                <w:sz w:val="24"/>
-                <w:szCs w:val="24"/>
-              </w:rPr>
-              <w:t>прізвище</w:t>
-            </w:r>
-            <w:proofErr w:type="spellEnd"/>
-            <w:r>
-              <w:rPr>
-                <w:sz w:val="24"/>
-                <w:szCs w:val="24"/>
-              </w:rPr>
-              <w:t xml:space="preserve">, </w:t>
-            </w:r>
-            <w:proofErr w:type="spellStart"/>
-            <w:r>
-              <w:rPr>
-                <w:sz w:val="24"/>
-                <w:szCs w:val="24"/>
-              </w:rPr>
-              <w:t>підпис</w:t>
-            </w:r>
-            <w:proofErr w:type="spellEnd"/>
-            <w:r>
-              <w:rPr>
-                <w:sz w:val="24"/>
-                <w:szCs w:val="24"/>
-              </w:rPr>
-              <w:t xml:space="preserve"> </w:t>
-            </w:r>
-            <w:proofErr w:type="spellStart"/>
-            <w:r>
-              <w:rPr>
-                <w:sz w:val="24"/>
-                <w:szCs w:val="24"/>
-              </w:rPr>
-              <w:t>відповідальної</w:t>
-            </w:r>
-            <w:proofErr w:type="spellEnd"/>
-            <w:r>
-              <w:rPr>
-                <w:sz w:val="24"/>
-                <w:szCs w:val="24"/>
-              </w:rPr>
-              <w:t xml:space="preserve"> особи</w:t>
+              <w:t>Посада, прізвище, підпис відповідальної особи</w:t>
             </w:r>
           </w:p>
         </w:tc>
@@ -46887,201 +43965,62 @@
                 <w:szCs w:val="24"/>
               </w:rPr>
             </w:pPr>
-            <w:proofErr w:type="spellStart"/>
             <w:r>
               <w:rPr>
                 <w:sz w:val="24"/>
                 <w:szCs w:val="24"/>
               </w:rPr>
-              <w:t>Особливі</w:t>
+              <w:t>Особливі зауваження щодо експлуатації та аварійних випадків</w:t>
             </w:r>
-            <w:proofErr w:type="spellEnd"/>
+          </w:p>
+        </w:tc>
+        <w:tc>
+          <w:tcPr>
+            <w:tcW w:w="2851" w:type="dxa"/>
+            <w:vAlign w:val="center"/>
+          </w:tcPr>
+          <w:p>
+            <w:pPr>
+              <w:pStyle w:val="21"/>
+              <w:spacing w:after="0" w:line="240" w:lineRule="auto"/>
+              <w:ind w:left="37"/>
+              <w:jc w:val="center"/>
+              <w:rPr>
+                <w:sz w:val="24"/>
+                <w:szCs w:val="24"/>
+              </w:rPr>
+            </w:pPr>
             <w:r>
               <w:rPr>
                 <w:sz w:val="24"/>
                 <w:szCs w:val="24"/>
               </w:rPr>
-              <w:t xml:space="preserve"> </w:t>
+              <w:t>Ужиті заходи</w:t>
             </w:r>
-            <w:proofErr w:type="spellStart"/>
+          </w:p>
+        </w:tc>
+        <w:tc>
+          <w:tcPr>
+            <w:tcW w:w="2566" w:type="dxa"/>
+            <w:vAlign w:val="center"/>
+          </w:tcPr>
+          <w:p>
+            <w:pPr>
+              <w:pStyle w:val="21"/>
+              <w:spacing w:after="0" w:line="240" w:lineRule="auto"/>
+              <w:ind w:left="21"/>
+              <w:jc w:val="center"/>
+              <w:rPr>
+                <w:sz w:val="24"/>
+                <w:szCs w:val="24"/>
+              </w:rPr>
+            </w:pPr>
             <w:r>
               <w:rPr>
                 <w:sz w:val="24"/>
                 <w:szCs w:val="24"/>
               </w:rPr>
-              <w:t>зауваження</w:t>
-            </w:r>
-            <w:proofErr w:type="spellEnd"/>
-            <w:r>
-              <w:rPr>
-                <w:sz w:val="24"/>
-                <w:szCs w:val="24"/>
-              </w:rPr>
-              <w:t xml:space="preserve"> </w:t>
-            </w:r>
-            <w:proofErr w:type="spellStart"/>
-            <w:r>
-              <w:rPr>
-                <w:sz w:val="24"/>
-                <w:szCs w:val="24"/>
-              </w:rPr>
-              <w:t>щодо</w:t>
-            </w:r>
-            <w:proofErr w:type="spellEnd"/>
-            <w:r>
-              <w:rPr>
-                <w:sz w:val="24"/>
-                <w:szCs w:val="24"/>
-              </w:rPr>
-              <w:t xml:space="preserve"> </w:t>
-            </w:r>
-            <w:proofErr w:type="spellStart"/>
-            <w:r>
-              <w:rPr>
-                <w:sz w:val="24"/>
-                <w:szCs w:val="24"/>
-              </w:rPr>
-              <w:t>експлуатації</w:t>
-            </w:r>
-            <w:proofErr w:type="spellEnd"/>
-            <w:r>
-              <w:rPr>
-                <w:sz w:val="24"/>
-                <w:szCs w:val="24"/>
-              </w:rPr>
-              <w:t xml:space="preserve"> та </w:t>
-            </w:r>
-            <w:proofErr w:type="spellStart"/>
-            <w:r>
-              <w:rPr>
-                <w:sz w:val="24"/>
-                <w:szCs w:val="24"/>
-              </w:rPr>
-              <w:t>аварійних</w:t>
-            </w:r>
-            <w:proofErr w:type="spellEnd"/>
-            <w:r>
-              <w:rPr>
-                <w:sz w:val="24"/>
-                <w:szCs w:val="24"/>
-              </w:rPr>
-              <w:t xml:space="preserve"> </w:t>
-            </w:r>
-            <w:proofErr w:type="spellStart"/>
-            <w:r>
-              <w:rPr>
-                <w:sz w:val="24"/>
-                <w:szCs w:val="24"/>
-              </w:rPr>
-              <w:t>випадків</w:t>
-            </w:r>
-            <w:proofErr w:type="spellEnd"/>
-          </w:p>
-        </w:tc>
-        <w:tc>
-          <w:tcPr>
-            <w:tcW w:w="2851" w:type="dxa"/>
-            <w:vAlign w:val="center"/>
-          </w:tcPr>
-          <w:p>
-            <w:pPr>
-              <w:pStyle w:val="21"/>
-              <w:spacing w:after="0" w:line="240" w:lineRule="auto"/>
-              <w:ind w:left="37"/>
-              <w:jc w:val="center"/>
-              <w:rPr>
-                <w:sz w:val="24"/>
-                <w:szCs w:val="24"/>
-              </w:rPr>
-            </w:pPr>
-            <w:proofErr w:type="spellStart"/>
-            <w:r>
-              <w:rPr>
-                <w:sz w:val="24"/>
-                <w:szCs w:val="24"/>
-              </w:rPr>
-              <w:t>Ужиті</w:t>
-            </w:r>
-            <w:proofErr w:type="spellEnd"/>
-            <w:r>
-              <w:rPr>
-                <w:sz w:val="24"/>
-                <w:szCs w:val="24"/>
-              </w:rPr>
-              <w:t xml:space="preserve"> заходи</w:t>
-            </w:r>
-          </w:p>
-        </w:tc>
-        <w:tc>
-          <w:tcPr>
-            <w:tcW w:w="2566" w:type="dxa"/>
-            <w:vAlign w:val="center"/>
-          </w:tcPr>
-          <w:p>
-            <w:pPr>
-              <w:pStyle w:val="21"/>
-              <w:spacing w:after="0" w:line="240" w:lineRule="auto"/>
-              <w:ind w:left="21"/>
-              <w:jc w:val="center"/>
-              <w:rPr>
-                <w:sz w:val="24"/>
-                <w:szCs w:val="24"/>
-              </w:rPr>
-            </w:pPr>
-            <w:r>
-              <w:rPr>
-                <w:sz w:val="24"/>
-                <w:szCs w:val="24"/>
-              </w:rPr>
-              <w:t xml:space="preserve">Посада, </w:t>
-            </w:r>
-            <w:proofErr w:type="spellStart"/>
-            <w:r>
-              <w:rPr>
-                <w:sz w:val="24"/>
-                <w:szCs w:val="24"/>
-              </w:rPr>
-              <w:t>прізвище</w:t>
-            </w:r>
-            <w:proofErr w:type="spellEnd"/>
-            <w:r>
-              <w:rPr>
-                <w:sz w:val="24"/>
-                <w:szCs w:val="24"/>
-              </w:rPr>
-              <w:t xml:space="preserve">, </w:t>
-            </w:r>
-            <w:proofErr w:type="spellStart"/>
-            <w:r>
-              <w:rPr>
-                <w:sz w:val="24"/>
-                <w:szCs w:val="24"/>
-              </w:rPr>
-              <w:t>підпис</w:t>
-            </w:r>
-            <w:proofErr w:type="spellEnd"/>
-            <w:r>
-              <w:rPr>
-                <w:sz w:val="24"/>
-                <w:szCs w:val="24"/>
-              </w:rPr>
-              <w:t xml:space="preserve"> </w:t>
-            </w:r>
-            <w:proofErr w:type="spellStart"/>
-            <w:r>
-              <w:rPr>
-                <w:sz w:val="24"/>
-                <w:szCs w:val="24"/>
-              </w:rPr>
-              <w:t>відповідальної</w:t>
-            </w:r>
-            <w:proofErr w:type="spellEnd"/>
-            <w:r>
-              <w:rPr>
-                <w:sz w:val="24"/>
-                <w:szCs w:val="24"/>
-              </w:rPr>
-              <w:t xml:space="preserve"> особи</w:t>
+              <w:t>Посада, прізвище, підпис відповідальної особи</w:t>
             </w:r>
           </w:p>
         </w:tc>
@@ -47959,49 +44898,8 @@
           <w:sz w:val="28"/>
           <w:szCs w:val="28"/>
         </w:rPr>
-        <w:t xml:space="preserve"> </w:t>
+        <w:t xml:space="preserve"> Облік технічного обслуговування</w:t>
       </w:r>
-      <w:proofErr w:type="spellStart"/>
-      <w:r>
-        <w:rPr>
-          <w:sz w:val="28"/>
-          <w:szCs w:val="28"/>
-        </w:rPr>
-        <w:t>Облік</w:t>
-      </w:r>
-      <w:proofErr w:type="spellEnd"/>
-      <w:r>
-        <w:rPr>
-          <w:sz w:val="28"/>
-          <w:szCs w:val="28"/>
-        </w:rPr>
-        <w:t xml:space="preserve"> </w:t>
-      </w:r>
-      <w:proofErr w:type="spellStart"/>
-      <w:r>
-        <w:rPr>
-          <w:sz w:val="28"/>
-          <w:szCs w:val="28"/>
-        </w:rPr>
-        <w:t>технічного</w:t>
-      </w:r>
-      <w:proofErr w:type="spellEnd"/>
-      <w:r>
-        <w:rPr>
-          <w:sz w:val="28"/>
-          <w:szCs w:val="28"/>
-        </w:rPr>
-        <w:t xml:space="preserve"> </w:t>
-      </w:r>
-      <w:proofErr w:type="spellStart"/>
-      <w:r>
-        <w:rPr>
-          <w:sz w:val="28"/>
-          <w:szCs w:val="28"/>
-        </w:rPr>
-        <w:t>обслуговування</w:t>
-      </w:r>
-      <w:proofErr w:type="spellEnd"/>
     </w:p>
     <w:tbl>
       <w:tblPr>
@@ -48074,155 +44972,57 @@
                 <w:sz w:val="24"/>
                 <w:szCs w:val="24"/>
               </w:rPr>
-              <w:t xml:space="preserve">Вид </w:t>
+              <w:t>Вид технічного обслуговування</w:t>
             </w:r>
-            <w:proofErr w:type="spellStart"/>
+          </w:p>
+        </w:tc>
+        <w:tc>
+          <w:tcPr>
+            <w:tcW w:w="3076" w:type="dxa"/>
+            <w:vAlign w:val="center"/>
+          </w:tcPr>
+          <w:p>
+            <w:pPr>
+              <w:pStyle w:val="21"/>
+              <w:spacing w:after="0" w:line="240" w:lineRule="auto"/>
+              <w:ind w:left="29" w:hanging="29"/>
+              <w:jc w:val="center"/>
+              <w:rPr>
+                <w:sz w:val="24"/>
+                <w:szCs w:val="24"/>
+              </w:rPr>
+            </w:pPr>
             <w:r>
               <w:rPr>
                 <w:sz w:val="24"/>
                 <w:szCs w:val="24"/>
               </w:rPr>
-              <w:t>технічного</w:t>
+              <w:t>Зауваження про технічний стан</w:t>
             </w:r>
-            <w:proofErr w:type="spellEnd"/>
+          </w:p>
+        </w:tc>
+        <w:tc>
+          <w:tcPr>
+            <w:tcW w:w="2787" w:type="dxa"/>
+            <w:vAlign w:val="center"/>
+          </w:tcPr>
+          <w:p>
+            <w:pPr>
+              <w:pStyle w:val="21"/>
+              <w:spacing w:after="0" w:line="240" w:lineRule="auto"/>
+              <w:ind w:left="0"/>
+              <w:jc w:val="center"/>
+              <w:rPr>
+                <w:sz w:val="24"/>
+                <w:szCs w:val="24"/>
+              </w:rPr>
+            </w:pPr>
             <w:r>
               <w:rPr>
                 <w:sz w:val="24"/>
                 <w:szCs w:val="24"/>
               </w:rPr>
-              <w:t xml:space="preserve"> </w:t>
-            </w:r>
-            <w:proofErr w:type="spellStart"/>
-            <w:r>
-              <w:rPr>
-                <w:sz w:val="24"/>
-                <w:szCs w:val="24"/>
-              </w:rPr>
-              <w:t>обслуговування</w:t>
-            </w:r>
-            <w:proofErr w:type="spellEnd"/>
-          </w:p>
-        </w:tc>
-        <w:tc>
-          <w:tcPr>
-            <w:tcW w:w="3076" w:type="dxa"/>
-            <w:vAlign w:val="center"/>
-          </w:tcPr>
-          <w:p>
-            <w:pPr>
-              <w:pStyle w:val="21"/>
-              <w:spacing w:after="0" w:line="240" w:lineRule="auto"/>
-              <w:ind w:left="29" w:hanging="29"/>
-              <w:jc w:val="center"/>
-              <w:rPr>
-                <w:sz w:val="24"/>
-                <w:szCs w:val="24"/>
-              </w:rPr>
-            </w:pPr>
-            <w:proofErr w:type="spellStart"/>
-            <w:r>
-              <w:rPr>
-                <w:sz w:val="24"/>
-                <w:szCs w:val="24"/>
-              </w:rPr>
-              <w:t>Зауваження</w:t>
-            </w:r>
-            <w:proofErr w:type="spellEnd"/>
-            <w:r>
-              <w:rPr>
-                <w:sz w:val="24"/>
-                <w:szCs w:val="24"/>
-              </w:rPr>
-              <w:t xml:space="preserve"> про </w:t>
-            </w:r>
-            <w:proofErr w:type="spellStart"/>
-            <w:r>
-              <w:rPr>
-                <w:sz w:val="24"/>
-                <w:szCs w:val="24"/>
-              </w:rPr>
-              <w:t>технічний</w:t>
-            </w:r>
-            <w:proofErr w:type="spellEnd"/>
-            <w:r>
-              <w:rPr>
-                <w:sz w:val="24"/>
-                <w:szCs w:val="24"/>
-              </w:rPr>
-              <w:t xml:space="preserve"> стан</w:t>
-            </w:r>
-          </w:p>
-        </w:tc>
-        <w:tc>
-          <w:tcPr>
-            <w:tcW w:w="2787" w:type="dxa"/>
-            <w:vAlign w:val="center"/>
-          </w:tcPr>
-          <w:p>
-            <w:pPr>
-              <w:pStyle w:val="21"/>
-              <w:spacing w:after="0" w:line="240" w:lineRule="auto"/>
-              <w:ind w:left="0"/>
-              <w:jc w:val="center"/>
-              <w:rPr>
-                <w:sz w:val="24"/>
-                <w:szCs w:val="24"/>
-              </w:rPr>
-            </w:pPr>
-            <w:r>
-              <w:rPr>
-                <w:sz w:val="24"/>
-                <w:szCs w:val="24"/>
-              </w:rPr>
-              <w:t xml:space="preserve">Посада, </w:t>
-            </w:r>
-            <w:proofErr w:type="spellStart"/>
-            <w:r>
-              <w:rPr>
-                <w:sz w:val="24"/>
-                <w:szCs w:val="24"/>
-              </w:rPr>
-              <w:t>прізвище</w:t>
-            </w:r>
-            <w:proofErr w:type="spellEnd"/>
-            <w:r>
-              <w:rPr>
-                <w:sz w:val="24"/>
-                <w:szCs w:val="24"/>
-              </w:rPr>
-              <w:t xml:space="preserve">, </w:t>
-            </w:r>
-            <w:proofErr w:type="spellStart"/>
-            <w:r>
-              <w:rPr>
-                <w:sz w:val="24"/>
-                <w:szCs w:val="24"/>
-              </w:rPr>
-              <w:t>підпис</w:t>
-            </w:r>
-            <w:proofErr w:type="spellEnd"/>
-            <w:r>
-              <w:rPr>
-                <w:sz w:val="24"/>
-                <w:szCs w:val="24"/>
-              </w:rPr>
-              <w:t xml:space="preserve"> </w:t>
-            </w:r>
-            <w:proofErr w:type="spellStart"/>
-            <w:r>
-              <w:rPr>
-                <w:sz w:val="24"/>
-                <w:szCs w:val="24"/>
-              </w:rPr>
-              <w:t>відповідальної</w:t>
-            </w:r>
-            <w:proofErr w:type="spellEnd"/>
-            <w:r>
-              <w:rPr>
-                <w:sz w:val="24"/>
-                <w:szCs w:val="24"/>
-              </w:rPr>
-              <w:t xml:space="preserve"> особи</w:t>
+              <w:t>Посада, прізвище, підпис відповідальної особи</w:t>
             </w:r>
           </w:p>
         </w:tc>
@@ -49643,71 +46443,7 @@
           <w:szCs w:val="28"/>
         </w:rPr>
         <w:lastRenderedPageBreak/>
-        <w:t xml:space="preserve"> </w:t>
-      </w:r>
-      <w:proofErr w:type="spellStart"/>
-      <w:r>
-        <w:rPr>
-          <w:sz w:val="28"/>
-          <w:szCs w:val="28"/>
-        </w:rPr>
-        <w:t>Результати</w:t>
-      </w:r>
-      <w:proofErr w:type="spellEnd"/>
-      <w:r>
-        <w:rPr>
-          <w:sz w:val="28"/>
-          <w:szCs w:val="28"/>
-        </w:rPr>
-        <w:t xml:space="preserve"> </w:t>
-      </w:r>
-      <w:proofErr w:type="spellStart"/>
-      <w:r>
-        <w:rPr>
-          <w:sz w:val="28"/>
-          <w:szCs w:val="28"/>
-        </w:rPr>
-        <w:t>вимірів</w:t>
-      </w:r>
-      <w:proofErr w:type="spellEnd"/>
-      <w:r>
-        <w:rPr>
-          <w:sz w:val="28"/>
-          <w:szCs w:val="28"/>
-        </w:rPr>
-        <w:t xml:space="preserve"> </w:t>
-      </w:r>
-      <w:proofErr w:type="spellStart"/>
-      <w:r>
-        <w:rPr>
-          <w:sz w:val="28"/>
-          <w:szCs w:val="28"/>
-        </w:rPr>
-        <w:t>основних</w:t>
-      </w:r>
-      <w:proofErr w:type="spellEnd"/>
-      <w:r>
-        <w:rPr>
-          <w:sz w:val="28"/>
-          <w:szCs w:val="28"/>
-        </w:rPr>
-        <w:t xml:space="preserve"> </w:t>
-      </w:r>
-      <w:proofErr w:type="spellStart"/>
-      <w:r>
-        <w:rPr>
-          <w:sz w:val="28"/>
-          <w:szCs w:val="28"/>
-        </w:rPr>
-        <w:t>параметрів</w:t>
-      </w:r>
-      <w:proofErr w:type="spellEnd"/>
-      <w:r>
-        <w:rPr>
-          <w:sz w:val="28"/>
-          <w:szCs w:val="28"/>
-        </w:rPr>
-        <w:t xml:space="preserve"> </w:t>
+        <w:t xml:space="preserve"> Результати вимірів основних параметрів </w:t>
       </w:r>
       <w:r>
         <w:rPr>
@@ -49715,55 +46451,7 @@
           <w:szCs w:val="28"/>
         </w:rPr>
         <w:br/>
-        <w:t xml:space="preserve">та </w:t>
-      </w:r>
-      <w:proofErr w:type="spellStart"/>
-      <w:r>
-        <w:rPr>
-          <w:sz w:val="28"/>
-          <w:szCs w:val="28"/>
-        </w:rPr>
-        <w:t>технічних</w:t>
-      </w:r>
-      <w:proofErr w:type="spellEnd"/>
-      <w:r>
-        <w:rPr>
-          <w:sz w:val="28"/>
-          <w:szCs w:val="28"/>
-        </w:rPr>
-        <w:t xml:space="preserve"> характеристик </w:t>
-      </w:r>
-      <w:proofErr w:type="spellStart"/>
-      <w:r>
-        <w:rPr>
-          <w:sz w:val="28"/>
-          <w:szCs w:val="28"/>
-        </w:rPr>
-        <w:t>під</w:t>
-      </w:r>
-      <w:proofErr w:type="spellEnd"/>
-      <w:r>
-        <w:rPr>
-          <w:sz w:val="28"/>
-          <w:szCs w:val="28"/>
-        </w:rPr>
-        <w:t xml:space="preserve"> час </w:t>
-      </w:r>
-      <w:proofErr w:type="spellStart"/>
-      <w:r>
-        <w:rPr>
-          <w:sz w:val="28"/>
-          <w:szCs w:val="28"/>
-        </w:rPr>
-        <w:t>проведення</w:t>
-      </w:r>
-      <w:proofErr w:type="spellEnd"/>
-      <w:r>
-        <w:rPr>
-          <w:sz w:val="28"/>
-          <w:szCs w:val="28"/>
-        </w:rPr>
-        <w:t xml:space="preserve"> ТО-2</w:t>
+        <w:t>та технічних характеристик під час проведення ТО-2</w:t>
       </w:r>
     </w:p>
     <w:p>
@@ -49849,17 +46537,8 @@
                 <w:sz w:val="24"/>
                 <w:szCs w:val="24"/>
               </w:rPr>
-              <w:t xml:space="preserve">яка </w:t>
+              <w:t>яка перевіряється</w:t>
             </w:r>
-            <w:proofErr w:type="spellStart"/>
-            <w:r>
-              <w:rPr>
-                <w:sz w:val="24"/>
-                <w:szCs w:val="24"/>
-              </w:rPr>
-              <w:t>перевіряється</w:t>
-            </w:r>
-            <w:proofErr w:type="spellEnd"/>
           </w:p>
         </w:tc>
         <w:tc>
@@ -49880,7 +46559,6 @@
                 <w:szCs w:val="24"/>
               </w:rPr>
             </w:pPr>
-            <w:proofErr w:type="spellStart"/>
             <w:r>
               <w:rPr>
                 <w:sz w:val="24"/>
@@ -49888,7 +46566,6 @@
               </w:rPr>
               <w:t>Значення</w:t>
             </w:r>
-            <w:proofErr w:type="spellEnd"/>
           </w:p>
         </w:tc>
         <w:tc>
@@ -49912,33 +46589,8 @@
                 <w:sz w:val="24"/>
                 <w:szCs w:val="24"/>
               </w:rPr>
-              <w:t xml:space="preserve">Дата </w:t>
+              <w:t>Дата проведення вимірів</w:t>
             </w:r>
-            <w:proofErr w:type="spellStart"/>
-            <w:r>
-              <w:rPr>
-                <w:sz w:val="24"/>
-                <w:szCs w:val="24"/>
-              </w:rPr>
-              <w:t>проведення</w:t>
-            </w:r>
-            <w:proofErr w:type="spellEnd"/>
-            <w:r>
-              <w:rPr>
-                <w:sz w:val="24"/>
-                <w:szCs w:val="24"/>
-              </w:rPr>
-              <w:t xml:space="preserve"> </w:t>
-            </w:r>
-            <w:proofErr w:type="spellStart"/>
-            <w:r>
-              <w:rPr>
-                <w:sz w:val="24"/>
-                <w:szCs w:val="24"/>
-              </w:rPr>
-              <w:t>вимірів</w:t>
-            </w:r>
-            <w:proofErr w:type="spellEnd"/>
           </w:p>
         </w:tc>
       </w:tr>
@@ -50078,47 +46730,13 @@
                 <w:szCs w:val="24"/>
               </w:rPr>
             </w:pPr>
-            <w:proofErr w:type="spellStart"/>
             <w:r>
               <w:rPr>
                 <w:sz w:val="24"/>
                 <w:szCs w:val="24"/>
               </w:rPr>
-              <w:t>Найменування</w:t>
+              <w:t>Найменування та одиниця вимірювання</w:t>
             </w:r>
-            <w:proofErr w:type="spellEnd"/>
-            <w:r>
-              <w:rPr>
-                <w:sz w:val="24"/>
-                <w:szCs w:val="24"/>
-              </w:rPr>
-              <w:t xml:space="preserve"> та </w:t>
-            </w:r>
-            <w:proofErr w:type="spellStart"/>
-            <w:r>
-              <w:rPr>
-                <w:sz w:val="24"/>
-                <w:szCs w:val="24"/>
-              </w:rPr>
-              <w:t>одиниця</w:t>
-            </w:r>
-            <w:proofErr w:type="spellEnd"/>
-            <w:r>
-              <w:rPr>
-                <w:sz w:val="24"/>
-                <w:szCs w:val="24"/>
-              </w:rPr>
-              <w:t xml:space="preserve"> </w:t>
-            </w:r>
-            <w:proofErr w:type="spellStart"/>
-            <w:r>
-              <w:rPr>
-                <w:sz w:val="24"/>
-                <w:szCs w:val="24"/>
-              </w:rPr>
-              <w:t>вимірювання</w:t>
-            </w:r>
-            <w:proofErr w:type="spellEnd"/>
           </w:p>
         </w:tc>
         <w:tc>
@@ -50137,7 +46755,6 @@
                 <w:szCs w:val="24"/>
               </w:rPr>
             </w:pPr>
-            <w:proofErr w:type="spellStart"/>
             <w:r>
               <w:rPr>
                 <w:sz w:val="24"/>
@@ -50145,7 +46762,6 @@
               </w:rPr>
               <w:t>номінальне</w:t>
             </w:r>
-            <w:proofErr w:type="spellEnd"/>
           </w:p>
         </w:tc>
         <w:tc>
@@ -50168,17 +46784,8 @@
                 <w:sz w:val="24"/>
                 <w:szCs w:val="24"/>
               </w:rPr>
-              <w:t xml:space="preserve">граничного </w:t>
+              <w:t>граничного відхилення</w:t>
             </w:r>
-            <w:proofErr w:type="spellStart"/>
-            <w:r>
-              <w:rPr>
-                <w:sz w:val="24"/>
-                <w:szCs w:val="24"/>
-              </w:rPr>
-              <w:t>відхилення</w:t>
-            </w:r>
-            <w:proofErr w:type="spellEnd"/>
           </w:p>
         </w:tc>
         <w:tc>
@@ -50197,7 +46804,6 @@
                 <w:szCs w:val="24"/>
               </w:rPr>
             </w:pPr>
-            <w:proofErr w:type="spellStart"/>
             <w:r>
               <w:rPr>
                 <w:sz w:val="24"/>
@@ -50205,7 +46811,6 @@
               </w:rPr>
               <w:t>фактично</w:t>
             </w:r>
-            <w:proofErr w:type="spellEnd"/>
           </w:p>
         </w:tc>
         <w:tc>
@@ -50224,37 +46829,12 @@
                 <w:szCs w:val="24"/>
               </w:rPr>
             </w:pPr>
-            <w:proofErr w:type="spellStart"/>
             <w:r>
               <w:rPr>
                 <w:sz w:val="24"/>
                 <w:szCs w:val="24"/>
               </w:rPr>
-              <w:t>заміряв</w:t>
-            </w:r>
-            <w:proofErr w:type="spellEnd"/>
-            <w:r>
-              <w:rPr>
-                <w:sz w:val="24"/>
-                <w:szCs w:val="24"/>
-              </w:rPr>
-              <w:t xml:space="preserve"> (посада, </w:t>
-            </w:r>
-            <w:proofErr w:type="spellStart"/>
-            <w:r>
-              <w:rPr>
-                <w:sz w:val="24"/>
-                <w:szCs w:val="24"/>
-              </w:rPr>
-              <w:t>підпис</w:t>
-            </w:r>
-            <w:proofErr w:type="spellEnd"/>
-            <w:r>
-              <w:rPr>
-                <w:sz w:val="24"/>
-                <w:szCs w:val="24"/>
-              </w:rPr>
-              <w:t>)</w:t>
+              <w:t>заміряв (посада, підпис)</w:t>
             </w:r>
           </w:p>
         </w:tc>
@@ -50274,7 +46854,6 @@
                 <w:szCs w:val="24"/>
               </w:rPr>
             </w:pPr>
-            <w:proofErr w:type="spellStart"/>
             <w:r>
               <w:rPr>
                 <w:sz w:val="24"/>
@@ -50282,7 +46861,6 @@
               </w:rPr>
               <w:t>фактично</w:t>
             </w:r>
-            <w:proofErr w:type="spellEnd"/>
           </w:p>
         </w:tc>
         <w:tc>
@@ -50301,37 +46879,12 @@
                 <w:szCs w:val="24"/>
               </w:rPr>
             </w:pPr>
-            <w:proofErr w:type="spellStart"/>
             <w:r>
               <w:rPr>
                 <w:sz w:val="24"/>
                 <w:szCs w:val="24"/>
               </w:rPr>
-              <w:t>заміряв</w:t>
-            </w:r>
-            <w:proofErr w:type="spellEnd"/>
-            <w:r>
-              <w:rPr>
-                <w:sz w:val="24"/>
-                <w:szCs w:val="24"/>
-              </w:rPr>
-              <w:t xml:space="preserve"> (посада, </w:t>
-            </w:r>
-            <w:proofErr w:type="spellStart"/>
-            <w:r>
-              <w:rPr>
-                <w:sz w:val="24"/>
-                <w:szCs w:val="24"/>
-              </w:rPr>
-              <w:t>підпис</w:t>
-            </w:r>
-            <w:proofErr w:type="spellEnd"/>
-            <w:r>
-              <w:rPr>
-                <w:sz w:val="24"/>
-                <w:szCs w:val="24"/>
-              </w:rPr>
-              <w:t>)</w:t>
+              <w:t>заміряв (посада, підпис)</w:t>
             </w:r>
           </w:p>
         </w:tc>
@@ -50351,7 +46904,6 @@
                 <w:szCs w:val="24"/>
               </w:rPr>
             </w:pPr>
-            <w:proofErr w:type="spellStart"/>
             <w:r>
               <w:rPr>
                 <w:sz w:val="24"/>
@@ -50359,7 +46911,6 @@
               </w:rPr>
               <w:t>фактично</w:t>
             </w:r>
-            <w:proofErr w:type="spellEnd"/>
           </w:p>
         </w:tc>
         <w:tc>
@@ -50377,37 +46928,12 @@
                 <w:szCs w:val="24"/>
               </w:rPr>
             </w:pPr>
-            <w:proofErr w:type="spellStart"/>
             <w:r>
               <w:rPr>
                 <w:sz w:val="24"/>
                 <w:szCs w:val="24"/>
               </w:rPr>
-              <w:t>заміряв</w:t>
-            </w:r>
-            <w:proofErr w:type="spellEnd"/>
-            <w:r>
-              <w:rPr>
-                <w:sz w:val="24"/>
-                <w:szCs w:val="24"/>
-              </w:rPr>
-              <w:t xml:space="preserve"> (посада, </w:t>
-            </w:r>
-            <w:proofErr w:type="spellStart"/>
-            <w:r>
-              <w:rPr>
-                <w:sz w:val="24"/>
-                <w:szCs w:val="24"/>
-              </w:rPr>
-              <w:t>підпис</w:t>
-            </w:r>
-            <w:proofErr w:type="spellEnd"/>
-            <w:r>
-              <w:rPr>
-                <w:sz w:val="24"/>
-                <w:szCs w:val="24"/>
-              </w:rPr>
-              <w:t>)</w:t>
+              <w:t>заміряв (посада, підпис)</w:t>
             </w:r>
           </w:p>
         </w:tc>
@@ -51707,117 +48233,20 @@
         </w:rPr>
         <w:t xml:space="preserve"> </w:t>
       </w:r>
-      <w:proofErr w:type="spellStart"/>
       <w:r>
         <w:rPr>
           <w:sz w:val="28"/>
           <w:szCs w:val="28"/>
         </w:rPr>
-        <w:t>Відомості</w:t>
+        <w:t>Відомості про зміну конструкції та доопрацювання</w:t>
       </w:r>
-      <w:proofErr w:type="spellEnd"/>
-      <w:r>
-        <w:rPr>
-          <w:sz w:val="28"/>
-          <w:szCs w:val="28"/>
-        </w:rPr>
-        <w:t xml:space="preserve"> про </w:t>
-      </w:r>
-      <w:proofErr w:type="spellStart"/>
-      <w:r>
-        <w:rPr>
-          <w:sz w:val="28"/>
-          <w:szCs w:val="28"/>
-        </w:rPr>
-        <w:t>зміну</w:t>
-      </w:r>
-      <w:proofErr w:type="spellEnd"/>
-      <w:r>
-        <w:rPr>
-          <w:sz w:val="28"/>
-          <w:szCs w:val="28"/>
-        </w:rPr>
-        <w:t xml:space="preserve"> </w:t>
-      </w:r>
-      <w:proofErr w:type="spellStart"/>
-      <w:r>
-        <w:rPr>
-          <w:sz w:val="28"/>
-          <w:szCs w:val="28"/>
-        </w:rPr>
-        <w:t>конструкції</w:t>
-      </w:r>
-      <w:proofErr w:type="spellEnd"/>
-      <w:r>
-        <w:rPr>
-          <w:sz w:val="28"/>
-          <w:szCs w:val="28"/>
-        </w:rPr>
-        <w:t xml:space="preserve"> та </w:t>
-      </w:r>
-      <w:proofErr w:type="spellStart"/>
-      <w:r>
-        <w:rPr>
-          <w:sz w:val="28"/>
-          <w:szCs w:val="28"/>
-        </w:rPr>
-        <w:t>доопрацювання</w:t>
-      </w:r>
-      <w:proofErr w:type="spellEnd"/>
       <w:r>
         <w:rPr>
           <w:sz w:val="28"/>
           <w:szCs w:val="28"/>
         </w:rPr>
         <w:br/>
-      </w:r>
-      <w:proofErr w:type="spellStart"/>
-      <w:r>
-        <w:rPr>
-          <w:sz w:val="28"/>
-          <w:szCs w:val="28"/>
-        </w:rPr>
-        <w:t>виробу</w:t>
-      </w:r>
-      <w:proofErr w:type="spellEnd"/>
-      <w:r>
-        <w:rPr>
-          <w:sz w:val="28"/>
-          <w:szCs w:val="28"/>
-        </w:rPr>
-        <w:t xml:space="preserve"> </w:t>
-      </w:r>
-      <w:proofErr w:type="spellStart"/>
-      <w:r>
-        <w:rPr>
-          <w:sz w:val="28"/>
-          <w:szCs w:val="28"/>
-        </w:rPr>
-        <w:t>під</w:t>
-      </w:r>
-      <w:proofErr w:type="spellEnd"/>
-      <w:r>
-        <w:rPr>
-          <w:sz w:val="28"/>
-          <w:szCs w:val="28"/>
-        </w:rPr>
-        <w:t xml:space="preserve"> час </w:t>
-      </w:r>
-      <w:proofErr w:type="spellStart"/>
-      <w:r>
-        <w:rPr>
-          <w:sz w:val="28"/>
-          <w:szCs w:val="28"/>
-        </w:rPr>
-        <w:t>експлуатації</w:t>
-      </w:r>
-      <w:proofErr w:type="spellEnd"/>
-      <w:r>
-        <w:rPr>
-          <w:sz w:val="28"/>
-          <w:szCs w:val="28"/>
-        </w:rPr>
-        <w:t xml:space="preserve"> і ремонту</w:t>
+        <w:t>виробу під час експлуатації і ремонту</w:t>
       </w:r>
     </w:p>
     <w:tbl>
@@ -51890,43 +48319,93 @@
                 <w:szCs w:val="24"/>
               </w:rPr>
             </w:pPr>
-            <w:proofErr w:type="spellStart"/>
             <w:r>
               <w:rPr>
                 <w:sz w:val="24"/>
                 <w:szCs w:val="24"/>
               </w:rPr>
-              <w:t>Підстава</w:t>
+              <w:t>Підстава (найменування документа)</w:t>
             </w:r>
-            <w:proofErr w:type="spellEnd"/>
+          </w:p>
+        </w:tc>
+        <w:tc>
+          <w:tcPr>
+            <w:tcW w:w="1559" w:type="dxa"/>
+            <w:vAlign w:val="center"/>
+          </w:tcPr>
+          <w:p>
+            <w:pPr>
+              <w:pStyle w:val="21"/>
+              <w:spacing w:after="0" w:line="240" w:lineRule="auto"/>
+              <w:ind w:left="-57" w:right="-57"/>
+              <w:jc w:val="center"/>
+              <w:rPr>
+                <w:sz w:val="24"/>
+                <w:szCs w:val="24"/>
+              </w:rPr>
+            </w:pPr>
             <w:r>
               <w:rPr>
                 <w:sz w:val="24"/>
                 <w:szCs w:val="24"/>
               </w:rPr>
-              <w:t xml:space="preserve"> (</w:t>
+              <w:t>Дата проведення змін</w:t>
             </w:r>
-            <w:proofErr w:type="spellStart"/>
+          </w:p>
+        </w:tc>
+        <w:tc>
+          <w:tcPr>
+            <w:tcW w:w="1559" w:type="dxa"/>
+            <w:vAlign w:val="center"/>
+          </w:tcPr>
+          <w:p>
+            <w:pPr>
+              <w:pStyle w:val="21"/>
+              <w:spacing w:after="0" w:line="240" w:lineRule="auto"/>
+              <w:ind w:left="-57" w:right="-57"/>
+              <w:jc w:val="center"/>
+              <w:rPr>
+                <w:sz w:val="24"/>
+                <w:szCs w:val="24"/>
+              </w:rPr>
+            </w:pPr>
             <w:r>
               <w:rPr>
                 <w:sz w:val="24"/>
                 <w:szCs w:val="24"/>
               </w:rPr>
-              <w:t>найменування</w:t>
+              <w:t>Зміст проведених робіт</w:t>
             </w:r>
-            <w:proofErr w:type="spellEnd"/>
+          </w:p>
+        </w:tc>
+        <w:tc>
+          <w:tcPr>
+            <w:tcW w:w="2127" w:type="dxa"/>
+            <w:vAlign w:val="center"/>
+          </w:tcPr>
+          <w:p>
+            <w:pPr>
+              <w:pStyle w:val="21"/>
+              <w:spacing w:after="0" w:line="240" w:lineRule="auto"/>
+              <w:ind w:left="-57" w:right="-57"/>
+              <w:jc w:val="center"/>
+              <w:rPr>
+                <w:sz w:val="24"/>
+                <w:szCs w:val="24"/>
+              </w:rPr>
+            </w:pPr>
             <w:r>
               <w:rPr>
                 <w:sz w:val="24"/>
                 <w:szCs w:val="24"/>
               </w:rPr>
-              <w:t xml:space="preserve"> документа)</w:t>
+              <w:t>Характеристика роботи виробу після проведених змін</w:t>
             </w:r>
           </w:p>
         </w:tc>
         <w:tc>
           <w:tcPr>
-            <w:tcW w:w="1559" w:type="dxa"/>
+            <w:tcW w:w="1704" w:type="dxa"/>
             <w:vAlign w:val="center"/>
           </w:tcPr>
           <w:p>
@@ -51945,288 +48424,8 @@
                 <w:sz w:val="24"/>
                 <w:szCs w:val="24"/>
               </w:rPr>
-              <w:t xml:space="preserve">Дата </w:t>
+              <w:t>Посада, прізвище, підпис особи, яка відповідає за проведену зміну</w:t>
             </w:r>
-            <w:proofErr w:type="spellStart"/>
-            <w:r>
-              <w:rPr>
-                <w:sz w:val="24"/>
-                <w:szCs w:val="24"/>
-              </w:rPr>
-              <w:t>проведення</w:t>
-            </w:r>
-            <w:proofErr w:type="spellEnd"/>
-            <w:r>
-              <w:rPr>
-                <w:sz w:val="24"/>
-                <w:szCs w:val="24"/>
-              </w:rPr>
-              <w:t xml:space="preserve"> </w:t>
-            </w:r>
-            <w:proofErr w:type="spellStart"/>
-            <w:r>
-              <w:rPr>
-                <w:sz w:val="24"/>
-                <w:szCs w:val="24"/>
-              </w:rPr>
-              <w:t>змін</w:t>
-            </w:r>
-            <w:proofErr w:type="spellEnd"/>
-          </w:p>
-        </w:tc>
-        <w:tc>
-          <w:tcPr>
-            <w:tcW w:w="1559" w:type="dxa"/>
-            <w:vAlign w:val="center"/>
-          </w:tcPr>
-          <w:p>
-            <w:pPr>
-              <w:pStyle w:val="21"/>
-              <w:spacing w:after="0" w:line="240" w:lineRule="auto"/>
-              <w:ind w:left="-57" w:right="-57"/>
-              <w:jc w:val="center"/>
-              <w:rPr>
-                <w:sz w:val="24"/>
-                <w:szCs w:val="24"/>
-              </w:rPr>
-            </w:pPr>
-            <w:proofErr w:type="spellStart"/>
-            <w:r>
-              <w:rPr>
-                <w:sz w:val="24"/>
-                <w:szCs w:val="24"/>
-              </w:rPr>
-              <w:t>Зміст</w:t>
-            </w:r>
-            <w:proofErr w:type="spellEnd"/>
-            <w:r>
-              <w:rPr>
-                <w:sz w:val="24"/>
-                <w:szCs w:val="24"/>
-              </w:rPr>
-              <w:t xml:space="preserve"> </w:t>
-            </w:r>
-            <w:proofErr w:type="spellStart"/>
-            <w:r>
-              <w:rPr>
-                <w:sz w:val="24"/>
-                <w:szCs w:val="24"/>
-              </w:rPr>
-              <w:t>проведених</w:t>
-            </w:r>
-            <w:proofErr w:type="spellEnd"/>
-            <w:r>
-              <w:rPr>
-                <w:sz w:val="24"/>
-                <w:szCs w:val="24"/>
-              </w:rPr>
-              <w:t xml:space="preserve"> </w:t>
-            </w:r>
-            <w:proofErr w:type="spellStart"/>
-            <w:r>
-              <w:rPr>
-                <w:sz w:val="24"/>
-                <w:szCs w:val="24"/>
-              </w:rPr>
-              <w:t>робіт</w:t>
-            </w:r>
-            <w:proofErr w:type="spellEnd"/>
-          </w:p>
-        </w:tc>
-        <w:tc>
-          <w:tcPr>
-            <w:tcW w:w="2127" w:type="dxa"/>
-            <w:vAlign w:val="center"/>
-          </w:tcPr>
-          <w:p>
-            <w:pPr>
-              <w:pStyle w:val="21"/>
-              <w:spacing w:after="0" w:line="240" w:lineRule="auto"/>
-              <w:ind w:left="-57" w:right="-57"/>
-              <w:jc w:val="center"/>
-              <w:rPr>
-                <w:sz w:val="24"/>
-                <w:szCs w:val="24"/>
-              </w:rPr>
-            </w:pPr>
-            <w:r>
-              <w:rPr>
-                <w:sz w:val="24"/>
-                <w:szCs w:val="24"/>
-              </w:rPr>
-              <w:t xml:space="preserve">Характеристика </w:t>
-            </w:r>
-            <w:proofErr w:type="spellStart"/>
-            <w:r>
-              <w:rPr>
-                <w:sz w:val="24"/>
-                <w:szCs w:val="24"/>
-              </w:rPr>
-              <w:t>роботи</w:t>
-            </w:r>
-            <w:proofErr w:type="spellEnd"/>
-            <w:r>
-              <w:rPr>
-                <w:sz w:val="24"/>
-                <w:szCs w:val="24"/>
-              </w:rPr>
-              <w:t xml:space="preserve"> </w:t>
-            </w:r>
-            <w:proofErr w:type="spellStart"/>
-            <w:r>
-              <w:rPr>
-                <w:sz w:val="24"/>
-                <w:szCs w:val="24"/>
-              </w:rPr>
-              <w:t>виробу</w:t>
-            </w:r>
-            <w:proofErr w:type="spellEnd"/>
-            <w:r>
-              <w:rPr>
-                <w:sz w:val="24"/>
-                <w:szCs w:val="24"/>
-              </w:rPr>
-              <w:t xml:space="preserve"> </w:t>
-            </w:r>
-            <w:proofErr w:type="spellStart"/>
-            <w:r>
-              <w:rPr>
-                <w:sz w:val="24"/>
-                <w:szCs w:val="24"/>
-              </w:rPr>
-              <w:t>після</w:t>
-            </w:r>
-            <w:proofErr w:type="spellEnd"/>
-            <w:r>
-              <w:rPr>
-                <w:sz w:val="24"/>
-                <w:szCs w:val="24"/>
-              </w:rPr>
-              <w:t xml:space="preserve"> </w:t>
-            </w:r>
-            <w:proofErr w:type="spellStart"/>
-            <w:r>
-              <w:rPr>
-                <w:sz w:val="24"/>
-                <w:szCs w:val="24"/>
-              </w:rPr>
-              <w:t>проведених</w:t>
-            </w:r>
-            <w:proofErr w:type="spellEnd"/>
-            <w:r>
-              <w:rPr>
-                <w:sz w:val="24"/>
-                <w:szCs w:val="24"/>
-              </w:rPr>
-              <w:t xml:space="preserve"> </w:t>
-            </w:r>
-            <w:proofErr w:type="spellStart"/>
-            <w:r>
-              <w:rPr>
-                <w:sz w:val="24"/>
-                <w:szCs w:val="24"/>
-              </w:rPr>
-              <w:t>змін</w:t>
-            </w:r>
-            <w:proofErr w:type="spellEnd"/>
-          </w:p>
-        </w:tc>
-        <w:tc>
-          <w:tcPr>
-            <w:tcW w:w="1704" w:type="dxa"/>
-            <w:vAlign w:val="center"/>
-          </w:tcPr>
-          <w:p>
-            <w:pPr>
-              <w:pStyle w:val="21"/>
-              <w:spacing w:after="0" w:line="240" w:lineRule="auto"/>
-              <w:ind w:left="-57" w:right="-57"/>
-              <w:jc w:val="center"/>
-              <w:rPr>
-                <w:sz w:val="24"/>
-                <w:szCs w:val="24"/>
-              </w:rPr>
-            </w:pPr>
-            <w:r>
-              <w:rPr>
-                <w:sz w:val="24"/>
-                <w:szCs w:val="24"/>
-              </w:rPr>
-              <w:t xml:space="preserve">Посада, </w:t>
-            </w:r>
-            <w:proofErr w:type="spellStart"/>
-            <w:r>
-              <w:rPr>
-                <w:sz w:val="24"/>
-                <w:szCs w:val="24"/>
-              </w:rPr>
-              <w:t>прізвище</w:t>
-            </w:r>
-            <w:proofErr w:type="spellEnd"/>
-            <w:r>
-              <w:rPr>
-                <w:sz w:val="24"/>
-                <w:szCs w:val="24"/>
-              </w:rPr>
-              <w:t xml:space="preserve">, </w:t>
-            </w:r>
-            <w:proofErr w:type="spellStart"/>
-            <w:r>
-              <w:rPr>
-                <w:sz w:val="24"/>
-                <w:szCs w:val="24"/>
-              </w:rPr>
-              <w:t>підпис</w:t>
-            </w:r>
-            <w:proofErr w:type="spellEnd"/>
-            <w:r>
-              <w:rPr>
-                <w:sz w:val="24"/>
-                <w:szCs w:val="24"/>
-              </w:rPr>
-              <w:t xml:space="preserve"> особи, яка </w:t>
-            </w:r>
-            <w:proofErr w:type="spellStart"/>
-            <w:r>
-              <w:rPr>
-                <w:sz w:val="24"/>
-                <w:szCs w:val="24"/>
-              </w:rPr>
-              <w:t>відповідає</w:t>
-            </w:r>
-            <w:proofErr w:type="spellEnd"/>
-            <w:r>
-              <w:rPr>
-                <w:sz w:val="24"/>
-                <w:szCs w:val="24"/>
-              </w:rPr>
-              <w:t xml:space="preserve"> за </w:t>
-            </w:r>
-            <w:proofErr w:type="spellStart"/>
-            <w:r>
-              <w:rPr>
-                <w:sz w:val="24"/>
-                <w:szCs w:val="24"/>
-              </w:rPr>
-              <w:t>проведену</w:t>
-            </w:r>
-            <w:proofErr w:type="spellEnd"/>
-            <w:r>
-              <w:rPr>
-                <w:sz w:val="24"/>
-                <w:szCs w:val="24"/>
-              </w:rPr>
-              <w:t xml:space="preserve"> </w:t>
-            </w:r>
-            <w:proofErr w:type="spellStart"/>
-            <w:r>
-              <w:rPr>
-                <w:sz w:val="24"/>
-                <w:szCs w:val="24"/>
-              </w:rPr>
-              <w:t>зміну</w:t>
-            </w:r>
-            <w:proofErr w:type="spellEnd"/>
           </w:p>
         </w:tc>
         <w:tc>
@@ -52246,7 +48445,6 @@
                 <w:szCs w:val="24"/>
               </w:rPr>
             </w:pPr>
-            <w:proofErr w:type="spellStart"/>
             <w:r>
               <w:rPr>
                 <w:sz w:val="24"/>
@@ -52254,7 +48452,6 @@
               </w:rPr>
               <w:t>Примітка</w:t>
             </w:r>
-            <w:proofErr w:type="spellEnd"/>
           </w:p>
         </w:tc>
       </w:tr>
@@ -54445,112 +50642,14 @@
           <w:lang w:val="uk-UA"/>
         </w:rPr>
       </w:pPr>
-      <w:proofErr w:type="spellStart"/>
       <w:r>
         <w:rPr>
           <w:sz w:val="28"/>
           <w:szCs w:val="28"/>
         </w:rPr>
         <w:lastRenderedPageBreak/>
-        <w:t>Відомості</w:t>
+        <w:t>Відомості про заміну складових частин виробу під час експлуатації</w:t>
       </w:r>
-      <w:proofErr w:type="spellEnd"/>
-      <w:r>
-        <w:rPr>
-          <w:sz w:val="28"/>
-          <w:szCs w:val="28"/>
-        </w:rPr>
-        <w:t xml:space="preserve"> про </w:t>
-      </w:r>
-      <w:proofErr w:type="spellStart"/>
-      <w:r>
-        <w:rPr>
-          <w:sz w:val="28"/>
-          <w:szCs w:val="28"/>
-        </w:rPr>
-        <w:t>заміну</w:t>
-      </w:r>
-      <w:proofErr w:type="spellEnd"/>
-      <w:r>
-        <w:rPr>
-          <w:sz w:val="28"/>
-          <w:szCs w:val="28"/>
-        </w:rPr>
-        <w:t xml:space="preserve"> </w:t>
-      </w:r>
-      <w:proofErr w:type="spellStart"/>
-      <w:r>
-        <w:rPr>
-          <w:sz w:val="28"/>
-          <w:szCs w:val="28"/>
-        </w:rPr>
-        <w:t>складових</w:t>
-      </w:r>
-      <w:proofErr w:type="spellEnd"/>
-      <w:r>
-        <w:rPr>
-          <w:sz w:val="28"/>
-          <w:szCs w:val="28"/>
-        </w:rPr>
-        <w:t xml:space="preserve"> </w:t>
-      </w:r>
-      <w:proofErr w:type="spellStart"/>
-      <w:r>
-        <w:rPr>
-          <w:sz w:val="28"/>
-          <w:szCs w:val="28"/>
-        </w:rPr>
-        <w:t>частин</w:t>
-      </w:r>
-      <w:proofErr w:type="spellEnd"/>
-      <w:r>
-        <w:rPr>
-          <w:sz w:val="28"/>
-          <w:szCs w:val="28"/>
-        </w:rPr>
-        <w:t xml:space="preserve"> </w:t>
-      </w:r>
-      <w:proofErr w:type="spellStart"/>
-      <w:r>
-        <w:rPr>
-          <w:sz w:val="28"/>
-          <w:szCs w:val="28"/>
-        </w:rPr>
-        <w:t>виробу</w:t>
-      </w:r>
-      <w:proofErr w:type="spellEnd"/>
-      <w:r>
-        <w:rPr>
-          <w:sz w:val="28"/>
-          <w:szCs w:val="28"/>
-        </w:rPr>
-        <w:t xml:space="preserve"> </w:t>
-      </w:r>
-      <w:proofErr w:type="spellStart"/>
-      <w:r>
-        <w:rPr>
-          <w:sz w:val="28"/>
-          <w:szCs w:val="28"/>
-        </w:rPr>
-        <w:t>під</w:t>
-      </w:r>
-      <w:proofErr w:type="spellEnd"/>
-      <w:r>
-        <w:rPr>
-          <w:sz w:val="28"/>
-          <w:szCs w:val="28"/>
-        </w:rPr>
-        <w:t xml:space="preserve"> час </w:t>
-      </w:r>
-      <w:proofErr w:type="spellStart"/>
-      <w:r>
-        <w:rPr>
-          <w:sz w:val="28"/>
-          <w:szCs w:val="28"/>
-        </w:rPr>
-        <w:t>експлуатації</w:t>
-      </w:r>
-      <w:proofErr w:type="spellEnd"/>
     </w:p>
     <w:p>
       <w:pPr>
@@ -54648,31 +50747,13 @@
                 <w:szCs w:val="24"/>
               </w:rPr>
             </w:pPr>
-            <w:proofErr w:type="spellStart"/>
             <w:r>
               <w:rPr>
                 <w:sz w:val="24"/>
                 <w:szCs w:val="24"/>
               </w:rPr>
-              <w:t>Частина</w:t>
+              <w:t>Частина, яка знята</w:t>
             </w:r>
-            <w:proofErr w:type="spellEnd"/>
-            <w:r>
-              <w:rPr>
-                <w:sz w:val="24"/>
-                <w:szCs w:val="24"/>
-              </w:rPr>
-              <w:t xml:space="preserve">, яка </w:t>
-            </w:r>
-            <w:proofErr w:type="spellStart"/>
-            <w:r>
-              <w:rPr>
-                <w:sz w:val="24"/>
-                <w:szCs w:val="24"/>
-              </w:rPr>
-              <w:t>знята</w:t>
-            </w:r>
-            <w:proofErr w:type="spellEnd"/>
           </w:p>
         </w:tc>
         <w:tc>
@@ -54692,31 +50773,13 @@
                 <w:szCs w:val="24"/>
               </w:rPr>
             </w:pPr>
-            <w:proofErr w:type="spellStart"/>
             <w:r>
               <w:rPr>
                 <w:sz w:val="24"/>
                 <w:szCs w:val="24"/>
               </w:rPr>
-              <w:t>Частина</w:t>
+              <w:t>Частина, яка встановлена</w:t>
             </w:r>
-            <w:proofErr w:type="spellEnd"/>
-            <w:r>
-              <w:rPr>
-                <w:sz w:val="24"/>
-                <w:szCs w:val="24"/>
-              </w:rPr>
-              <w:t xml:space="preserve">, яка </w:t>
-            </w:r>
-            <w:proofErr w:type="spellStart"/>
-            <w:r>
-              <w:rPr>
-                <w:sz w:val="24"/>
-                <w:szCs w:val="24"/>
-              </w:rPr>
-              <w:t>встановлена</w:t>
-            </w:r>
-            <w:proofErr w:type="spellEnd"/>
           </w:p>
         </w:tc>
         <w:tc>
@@ -54741,81 +50804,8 @@
                 <w:sz w:val="24"/>
                 <w:szCs w:val="24"/>
               </w:rPr>
-              <w:t xml:space="preserve">Дата, посада, </w:t>
+              <w:t>Дата, посада, прізвище, підпис особи відповідальної за проведення заміни</w:t>
             </w:r>
-            <w:proofErr w:type="spellStart"/>
-            <w:r>
-              <w:rPr>
-                <w:sz w:val="24"/>
-                <w:szCs w:val="24"/>
-              </w:rPr>
-              <w:t>прізвище</w:t>
-            </w:r>
-            <w:proofErr w:type="spellEnd"/>
-            <w:r>
-              <w:rPr>
-                <w:sz w:val="24"/>
-                <w:szCs w:val="24"/>
-              </w:rPr>
-              <w:t xml:space="preserve">, </w:t>
-            </w:r>
-            <w:proofErr w:type="spellStart"/>
-            <w:r>
-              <w:rPr>
-                <w:sz w:val="24"/>
-                <w:szCs w:val="24"/>
-              </w:rPr>
-              <w:t>підпис</w:t>
-            </w:r>
-            <w:proofErr w:type="spellEnd"/>
-            <w:r>
-              <w:rPr>
-                <w:sz w:val="24"/>
-                <w:szCs w:val="24"/>
-              </w:rPr>
-              <w:t xml:space="preserve"> особи </w:t>
-            </w:r>
-            <w:proofErr w:type="spellStart"/>
-            <w:r>
-              <w:rPr>
-                <w:sz w:val="24"/>
-                <w:szCs w:val="24"/>
-              </w:rPr>
-              <w:t>відповідальної</w:t>
-            </w:r>
-            <w:proofErr w:type="spellEnd"/>
-            <w:r>
-              <w:rPr>
-                <w:sz w:val="24"/>
-                <w:szCs w:val="24"/>
-              </w:rPr>
-              <w:t xml:space="preserve"> за </w:t>
-            </w:r>
-            <w:proofErr w:type="spellStart"/>
-            <w:r>
-              <w:rPr>
-                <w:sz w:val="24"/>
-                <w:szCs w:val="24"/>
-              </w:rPr>
-              <w:t>проведення</w:t>
-            </w:r>
-            <w:proofErr w:type="spellEnd"/>
-            <w:r>
-              <w:rPr>
-                <w:sz w:val="24"/>
-                <w:szCs w:val="24"/>
-              </w:rPr>
-              <w:t xml:space="preserve"> </w:t>
-            </w:r>
-            <w:proofErr w:type="spellStart"/>
-            <w:r>
-              <w:rPr>
-                <w:sz w:val="24"/>
-                <w:szCs w:val="24"/>
-              </w:rPr>
-              <w:t>заміни</w:t>
-            </w:r>
-            <w:proofErr w:type="spellEnd"/>
           </w:p>
         </w:tc>
       </w:tr>
@@ -54858,38 +50848,20 @@
                 <w:szCs w:val="24"/>
               </w:rPr>
             </w:pPr>
-            <w:proofErr w:type="spellStart"/>
             <w:r>
               <w:rPr>
                 <w:sz w:val="24"/>
                 <w:szCs w:val="24"/>
               </w:rPr>
-              <w:t>Найменування</w:t>
-            </w:r>
-            <w:proofErr w:type="spellEnd"/>
-            <w:r>
-              <w:rPr>
-                <w:sz w:val="24"/>
-                <w:szCs w:val="24"/>
-              </w:rPr>
-              <w:t xml:space="preserve"> </w:t>
+              <w:t xml:space="preserve">Найменування </w:t>
             </w:r>
             <w:r>
               <w:rPr>
                 <w:sz w:val="24"/>
                 <w:szCs w:val="24"/>
               </w:rPr>
-              <w:t xml:space="preserve">та </w:t>
+              <w:t>та позначення</w:t>
             </w:r>
-            <w:proofErr w:type="spellStart"/>
-            <w:r>
-              <w:rPr>
-                <w:sz w:val="24"/>
-                <w:szCs w:val="24"/>
-              </w:rPr>
-              <w:t>позначення</w:t>
-            </w:r>
-            <w:proofErr w:type="spellEnd"/>
           </w:p>
         </w:tc>
         <w:tc>
@@ -54909,21 +50881,12 @@
                 <w:szCs w:val="24"/>
               </w:rPr>
             </w:pPr>
-            <w:proofErr w:type="spellStart"/>
             <w:r>
               <w:rPr>
                 <w:sz w:val="24"/>
                 <w:szCs w:val="24"/>
               </w:rPr>
-              <w:t>заводський</w:t>
-            </w:r>
-            <w:proofErr w:type="spellEnd"/>
-            <w:r>
-              <w:rPr>
-                <w:sz w:val="24"/>
-                <w:szCs w:val="24"/>
-              </w:rPr>
-              <w:t xml:space="preserve"> номер</w:t>
+              <w:t>заводський номер</w:t>
             </w:r>
           </w:p>
         </w:tc>
@@ -54944,37 +50907,12 @@
                 <w:szCs w:val="24"/>
               </w:rPr>
             </w:pPr>
-            <w:proofErr w:type="spellStart"/>
             <w:r>
               <w:rPr>
                 <w:sz w:val="24"/>
                 <w:szCs w:val="24"/>
               </w:rPr>
-              <w:t>кількість</w:t>
-            </w:r>
-            <w:proofErr w:type="spellEnd"/>
-            <w:r>
-              <w:rPr>
-                <w:sz w:val="24"/>
-                <w:szCs w:val="24"/>
-              </w:rPr>
-              <w:t xml:space="preserve"> </w:t>
-            </w:r>
-            <w:proofErr w:type="spellStart"/>
-            <w:r>
-              <w:rPr>
-                <w:sz w:val="24"/>
-                <w:szCs w:val="24"/>
-              </w:rPr>
-              <w:t>відпрацьованих</w:t>
-            </w:r>
-            <w:proofErr w:type="spellEnd"/>
-            <w:r>
-              <w:rPr>
-                <w:sz w:val="24"/>
-                <w:szCs w:val="24"/>
-              </w:rPr>
-              <w:t xml:space="preserve"> годин</w:t>
+              <w:t>кількість відпрацьованих годин</w:t>
             </w:r>
           </w:p>
         </w:tc>
@@ -55002,88 +50940,45 @@
               </w:rPr>
               <w:t>П</w:t>
             </w:r>
-            <w:proofErr w:type="spellStart"/>
             <w:r>
               <w:rPr>
                 <w:sz w:val="24"/>
                 <w:szCs w:val="24"/>
               </w:rPr>
-              <w:t>ричина</w:t>
+              <w:t>ричина виходу з ладу</w:t>
             </w:r>
-            <w:proofErr w:type="spellEnd"/>
+          </w:p>
+        </w:tc>
+        <w:tc>
+          <w:tcPr>
+            <w:tcW w:w="2113" w:type="dxa"/>
+            <w:vAlign w:val="center"/>
+          </w:tcPr>
+          <w:p>
+            <w:pPr>
+              <w:pStyle w:val="21"/>
+              <w:spacing w:after="0" w:line="240" w:lineRule="auto"/>
+              <w:ind w:left="21"/>
+              <w:jc w:val="center"/>
+              <w:rPr>
+                <w:sz w:val="24"/>
+                <w:szCs w:val="24"/>
+              </w:rPr>
+            </w:pPr>
             <w:r>
               <w:rPr>
                 <w:sz w:val="24"/>
                 <w:szCs w:val="24"/>
               </w:rPr>
-              <w:t xml:space="preserve"> </w:t>
-            </w:r>
-            <w:proofErr w:type="spellStart"/>
-            <w:r>
-              <w:rPr>
-                <w:sz w:val="24"/>
-                <w:szCs w:val="24"/>
-              </w:rPr>
-              <w:t>виходу</w:t>
-            </w:r>
-            <w:proofErr w:type="spellEnd"/>
-            <w:r>
-              <w:rPr>
-                <w:sz w:val="24"/>
-                <w:szCs w:val="24"/>
-              </w:rPr>
-              <w:t xml:space="preserve"> з ладу</w:t>
-            </w:r>
-          </w:p>
-        </w:tc>
-        <w:tc>
-          <w:tcPr>
-            <w:tcW w:w="2113" w:type="dxa"/>
-            <w:vAlign w:val="center"/>
-          </w:tcPr>
-          <w:p>
-            <w:pPr>
-              <w:pStyle w:val="21"/>
-              <w:spacing w:after="0" w:line="240" w:lineRule="auto"/>
-              <w:ind w:left="21"/>
-              <w:jc w:val="center"/>
-              <w:rPr>
-                <w:sz w:val="24"/>
-                <w:szCs w:val="24"/>
-              </w:rPr>
-            </w:pPr>
-            <w:proofErr w:type="spellStart"/>
-            <w:r>
-              <w:rPr>
-                <w:sz w:val="24"/>
-                <w:szCs w:val="24"/>
-              </w:rPr>
-              <w:t>Найменування</w:t>
-            </w:r>
-            <w:proofErr w:type="spellEnd"/>
-            <w:r>
-              <w:rPr>
-                <w:sz w:val="24"/>
-                <w:szCs w:val="24"/>
-              </w:rPr>
-              <w:t xml:space="preserve"> </w:t>
+              <w:t xml:space="preserve">Найменування </w:t>
             </w:r>
             <w:r>
               <w:rPr>
                 <w:sz w:val="24"/>
                 <w:szCs w:val="24"/>
               </w:rPr>
-              <w:t xml:space="preserve">та </w:t>
+              <w:t>та позначення</w:t>
             </w:r>
-            <w:proofErr w:type="spellStart"/>
-            <w:r>
-              <w:rPr>
-                <w:sz w:val="24"/>
-                <w:szCs w:val="24"/>
-              </w:rPr>
-              <w:t>позначення</w:t>
-            </w:r>
-            <w:proofErr w:type="spellEnd"/>
           </w:p>
         </w:tc>
         <w:tc>
@@ -55102,21 +50997,12 @@
                 <w:szCs w:val="24"/>
               </w:rPr>
             </w:pPr>
-            <w:proofErr w:type="spellStart"/>
             <w:r>
               <w:rPr>
                 <w:sz w:val="24"/>
                 <w:szCs w:val="24"/>
               </w:rPr>
-              <w:t>заводський</w:t>
-            </w:r>
-            <w:proofErr w:type="spellEnd"/>
-            <w:r>
-              <w:rPr>
-                <w:sz w:val="24"/>
-                <w:szCs w:val="24"/>
-              </w:rPr>
-              <w:t xml:space="preserve"> номер</w:t>
+              <w:t>заводський номер</w:t>
             </w:r>
           </w:p>
         </w:tc>
@@ -59398,63 +55284,13 @@
           <w:szCs w:val="28"/>
         </w:rPr>
       </w:pPr>
-      <w:proofErr w:type="spellStart"/>
       <w:r>
         <w:rPr>
           <w:sz w:val="28"/>
           <w:szCs w:val="28"/>
         </w:rPr>
-        <w:t>Відомості</w:t>
+        <w:t>Відомості про встановлення категорії виробу</w:t>
       </w:r>
-      <w:proofErr w:type="spellEnd"/>
-      <w:r>
-        <w:rPr>
-          <w:sz w:val="28"/>
-          <w:szCs w:val="28"/>
-        </w:rPr>
-        <w:t xml:space="preserve"> про </w:t>
-      </w:r>
-      <w:proofErr w:type="spellStart"/>
-      <w:r>
-        <w:rPr>
-          <w:sz w:val="28"/>
-          <w:szCs w:val="28"/>
-        </w:rPr>
-        <w:t>встановлення</w:t>
-      </w:r>
-      <w:proofErr w:type="spellEnd"/>
-      <w:r>
-        <w:rPr>
-          <w:sz w:val="28"/>
-          <w:szCs w:val="28"/>
-        </w:rPr>
-        <w:t xml:space="preserve"> </w:t>
-      </w:r>
-      <w:proofErr w:type="spellStart"/>
-      <w:r>
-        <w:rPr>
-          <w:sz w:val="28"/>
-          <w:szCs w:val="28"/>
-        </w:rPr>
-        <w:t>категорії</w:t>
-      </w:r>
-      <w:proofErr w:type="spellEnd"/>
-      <w:r>
-        <w:rPr>
-          <w:sz w:val="28"/>
-          <w:szCs w:val="28"/>
-        </w:rPr>
-        <w:t xml:space="preserve"> </w:t>
-      </w:r>
-      <w:proofErr w:type="spellStart"/>
-      <w:r>
-        <w:rPr>
-          <w:sz w:val="28"/>
-          <w:szCs w:val="28"/>
-        </w:rPr>
-        <w:t>виробу</w:t>
-      </w:r>
-      <w:proofErr w:type="spellEnd"/>
     </w:p>
     <w:p>
       <w:pPr>
@@ -59538,163 +55374,63 @@
                 <w:szCs w:val="24"/>
               </w:rPr>
             </w:pPr>
-            <w:proofErr w:type="spellStart"/>
             <w:r>
               <w:rPr>
                 <w:sz w:val="24"/>
                 <w:szCs w:val="24"/>
               </w:rPr>
-              <w:t>Підстава</w:t>
+              <w:t>Підстава для встановлення категорії</w:t>
             </w:r>
-            <w:proofErr w:type="spellEnd"/>
+          </w:p>
+        </w:tc>
+        <w:tc>
+          <w:tcPr>
+            <w:tcW w:w="1941" w:type="dxa"/>
+            <w:vAlign w:val="center"/>
+          </w:tcPr>
+          <w:p>
+            <w:pPr>
+              <w:pStyle w:val="21"/>
+              <w:spacing w:after="0" w:line="240" w:lineRule="auto"/>
+              <w:ind w:left="51"/>
+              <w:jc w:val="center"/>
+              <w:rPr>
+                <w:sz w:val="24"/>
+                <w:szCs w:val="24"/>
+              </w:rPr>
+            </w:pPr>
             <w:r>
               <w:rPr>
                 <w:sz w:val="24"/>
                 <w:szCs w:val="24"/>
               </w:rPr>
-              <w:t xml:space="preserve"> для </w:t>
+              <w:t>Категорія, яка встановлена</w:t>
             </w:r>
-            <w:proofErr w:type="spellStart"/>
+          </w:p>
+        </w:tc>
+        <w:tc>
+          <w:tcPr>
+            <w:tcW w:w="2840" w:type="dxa"/>
+            <w:vAlign w:val="center"/>
+          </w:tcPr>
+          <w:p>
+            <w:pPr>
+              <w:pStyle w:val="21"/>
+              <w:spacing w:after="0" w:line="240" w:lineRule="auto"/>
+              <w:ind w:left="47"/>
+              <w:jc w:val="center"/>
+              <w:rPr>
+                <w:sz w:val="24"/>
+                <w:szCs w:val="24"/>
+              </w:rPr>
+            </w:pPr>
             <w:r>
               <w:rPr>
                 <w:sz w:val="24"/>
                 <w:szCs w:val="24"/>
               </w:rPr>
-              <w:t>встановлення</w:t>
+              <w:t>Посада, прізвище і підпис відповідальної особи</w:t>
             </w:r>
-            <w:proofErr w:type="spellEnd"/>
-            <w:r>
-              <w:rPr>
-                <w:sz w:val="24"/>
-                <w:szCs w:val="24"/>
-              </w:rPr>
-              <w:t xml:space="preserve"> </w:t>
-            </w:r>
-            <w:proofErr w:type="spellStart"/>
-            <w:r>
-              <w:rPr>
-                <w:sz w:val="24"/>
-                <w:szCs w:val="24"/>
-              </w:rPr>
-              <w:t>категорії</w:t>
-            </w:r>
-            <w:proofErr w:type="spellEnd"/>
-          </w:p>
-        </w:tc>
-        <w:tc>
-          <w:tcPr>
-            <w:tcW w:w="1941" w:type="dxa"/>
-            <w:vAlign w:val="center"/>
-          </w:tcPr>
-          <w:p>
-            <w:pPr>
-              <w:pStyle w:val="21"/>
-              <w:spacing w:after="0" w:line="240" w:lineRule="auto"/>
-              <w:ind w:left="51"/>
-              <w:jc w:val="center"/>
-              <w:rPr>
-                <w:sz w:val="24"/>
-                <w:szCs w:val="24"/>
-              </w:rPr>
-            </w:pPr>
-            <w:proofErr w:type="spellStart"/>
-            <w:r>
-              <w:rPr>
-                <w:sz w:val="24"/>
-                <w:szCs w:val="24"/>
-              </w:rPr>
-              <w:t>Категорія</w:t>
-            </w:r>
-            <w:proofErr w:type="spellEnd"/>
-            <w:r>
-              <w:rPr>
-                <w:sz w:val="24"/>
-                <w:szCs w:val="24"/>
-              </w:rPr>
-              <w:t xml:space="preserve">, яка </w:t>
-            </w:r>
-            <w:proofErr w:type="spellStart"/>
-            <w:r>
-              <w:rPr>
-                <w:sz w:val="24"/>
-                <w:szCs w:val="24"/>
-              </w:rPr>
-              <w:t>встановлена</w:t>
-            </w:r>
-            <w:proofErr w:type="spellEnd"/>
-          </w:p>
-        </w:tc>
-        <w:tc>
-          <w:tcPr>
-            <w:tcW w:w="2840" w:type="dxa"/>
-            <w:vAlign w:val="center"/>
-          </w:tcPr>
-          <w:p>
-            <w:pPr>
-              <w:pStyle w:val="21"/>
-              <w:spacing w:after="0" w:line="240" w:lineRule="auto"/>
-              <w:ind w:left="47"/>
-              <w:jc w:val="center"/>
-              <w:rPr>
-                <w:sz w:val="24"/>
-                <w:szCs w:val="24"/>
-              </w:rPr>
-            </w:pPr>
-            <w:r>
-              <w:rPr>
-                <w:sz w:val="24"/>
-                <w:szCs w:val="24"/>
-              </w:rPr>
-              <w:t xml:space="preserve">Посада, </w:t>
-            </w:r>
-            <w:proofErr w:type="spellStart"/>
-            <w:r>
-              <w:rPr>
-                <w:sz w:val="24"/>
-                <w:szCs w:val="24"/>
-              </w:rPr>
-              <w:t>прізвище</w:t>
-            </w:r>
-            <w:proofErr w:type="spellEnd"/>
-            <w:r>
-              <w:rPr>
-                <w:sz w:val="24"/>
-                <w:szCs w:val="24"/>
-              </w:rPr>
-              <w:t xml:space="preserve"> і </w:t>
-            </w:r>
-            <w:proofErr w:type="spellStart"/>
-            <w:r>
-              <w:rPr>
-                <w:sz w:val="24"/>
-                <w:szCs w:val="24"/>
-              </w:rPr>
-              <w:t>підпис</w:t>
-            </w:r>
-            <w:proofErr w:type="spellEnd"/>
-            <w:r>
-              <w:rPr>
-                <w:sz w:val="24"/>
-                <w:szCs w:val="24"/>
-              </w:rPr>
-              <w:t xml:space="preserve"> </w:t>
-            </w:r>
-            <w:proofErr w:type="spellStart"/>
-            <w:r>
-              <w:rPr>
-                <w:sz w:val="24"/>
-                <w:szCs w:val="24"/>
-              </w:rPr>
-              <w:t>відповідальної</w:t>
-            </w:r>
-            <w:proofErr w:type="spellEnd"/>
-            <w:r>
-              <w:rPr>
-                <w:sz w:val="24"/>
-                <w:szCs w:val="24"/>
-              </w:rPr>
-              <w:t xml:space="preserve"> особи</w:t>
-            </w:r>
           </w:p>
         </w:tc>
         <w:tc>
@@ -59713,7 +55449,6 @@
                 <w:szCs w:val="24"/>
               </w:rPr>
             </w:pPr>
-            <w:proofErr w:type="spellStart"/>
             <w:r>
               <w:rPr>
                 <w:sz w:val="24"/>
@@ -59721,7 +55456,6 @@
               </w:rPr>
               <w:t>Примітка</w:t>
             </w:r>
-            <w:proofErr w:type="spellEnd"/>
           </w:p>
         </w:tc>
       </w:tr>
@@ -61730,31 +57464,13 @@
         </w:rPr>
         <w:t xml:space="preserve">19. </w:t>
       </w:r>
-      <w:proofErr w:type="spellStart"/>
       <w:r>
         <w:rPr>
           <w:sz w:val="28"/>
           <w:szCs w:val="28"/>
         </w:rPr>
-        <w:t>Відомості</w:t>
+        <w:t>Відомості про ремонт виробу</w:t>
       </w:r>
-      <w:proofErr w:type="spellEnd"/>
-      <w:r>
-        <w:rPr>
-          <w:sz w:val="28"/>
-          <w:szCs w:val="28"/>
-        </w:rPr>
-        <w:t xml:space="preserve"> про ремонт </w:t>
-      </w:r>
-      <w:proofErr w:type="spellStart"/>
-      <w:r>
-        <w:rPr>
-          <w:sz w:val="28"/>
-          <w:szCs w:val="28"/>
-        </w:rPr>
-        <w:t>виробу</w:t>
-      </w:r>
-      <w:proofErr w:type="spellEnd"/>
     </w:p>
     <w:p>
       <w:pPr>
@@ -61845,79 +57561,13 @@
                 <w:szCs w:val="24"/>
               </w:rPr>
             </w:pPr>
-            <w:proofErr w:type="spellStart"/>
             <w:r>
               <w:rPr>
                 <w:sz w:val="24"/>
                 <w:szCs w:val="24"/>
               </w:rPr>
-              <w:t>Назва</w:t>
+              <w:t>Назва та позначка складової частини виробу</w:t>
             </w:r>
-            <w:proofErr w:type="spellEnd"/>
-            <w:r>
-              <w:rPr>
-                <w:sz w:val="24"/>
-                <w:szCs w:val="24"/>
-              </w:rPr>
-              <w:t xml:space="preserve"> та </w:t>
-            </w:r>
-            <w:proofErr w:type="spellStart"/>
-            <w:r>
-              <w:rPr>
-                <w:sz w:val="24"/>
-                <w:szCs w:val="24"/>
-              </w:rPr>
-              <w:t>позначка</w:t>
-            </w:r>
-            <w:proofErr w:type="spellEnd"/>
-            <w:r>
-              <w:rPr>
-                <w:sz w:val="24"/>
-                <w:szCs w:val="24"/>
-              </w:rPr>
-              <w:t xml:space="preserve"> </w:t>
-            </w:r>
-            <w:proofErr w:type="spellStart"/>
-            <w:r>
-              <w:rPr>
-                <w:sz w:val="24"/>
-                <w:szCs w:val="24"/>
-              </w:rPr>
-              <w:t>складової</w:t>
-            </w:r>
-            <w:proofErr w:type="spellEnd"/>
-            <w:r>
-              <w:rPr>
-                <w:sz w:val="24"/>
-                <w:szCs w:val="24"/>
-              </w:rPr>
-              <w:t xml:space="preserve"> </w:t>
-            </w:r>
-            <w:proofErr w:type="spellStart"/>
-            <w:r>
-              <w:rPr>
-                <w:sz w:val="24"/>
-                <w:szCs w:val="24"/>
-              </w:rPr>
-              <w:t>частини</w:t>
-            </w:r>
-            <w:proofErr w:type="spellEnd"/>
-            <w:r>
-              <w:rPr>
-                <w:sz w:val="24"/>
-                <w:szCs w:val="24"/>
-              </w:rPr>
-              <w:t xml:space="preserve"> </w:t>
-            </w:r>
-            <w:proofErr w:type="spellStart"/>
-            <w:r>
-              <w:rPr>
-                <w:sz w:val="24"/>
-                <w:szCs w:val="24"/>
-              </w:rPr>
-              <w:t>виробу</w:t>
-            </w:r>
-            <w:proofErr w:type="spellEnd"/>
           </w:p>
         </w:tc>
         <w:tc>
@@ -61937,37 +57587,12 @@
                 <w:szCs w:val="24"/>
               </w:rPr>
             </w:pPr>
-            <w:proofErr w:type="spellStart"/>
             <w:r>
               <w:rPr>
                 <w:sz w:val="24"/>
                 <w:szCs w:val="24"/>
               </w:rPr>
-              <w:t>Підстава</w:t>
-            </w:r>
-            <w:proofErr w:type="spellEnd"/>
-            <w:r>
-              <w:rPr>
-                <w:sz w:val="24"/>
-                <w:szCs w:val="24"/>
-              </w:rPr>
-              <w:t xml:space="preserve"> для </w:t>
-            </w:r>
-            <w:proofErr w:type="spellStart"/>
-            <w:r>
-              <w:rPr>
-                <w:sz w:val="24"/>
-                <w:szCs w:val="24"/>
-              </w:rPr>
-              <w:t>здавання</w:t>
-            </w:r>
-            <w:proofErr w:type="spellEnd"/>
-            <w:r>
-              <w:rPr>
-                <w:sz w:val="24"/>
-                <w:szCs w:val="24"/>
-              </w:rPr>
-              <w:t xml:space="preserve"> в ремонт</w:t>
+              <w:t>Підстава для здавання в ремонт</w:t>
             </w:r>
           </w:p>
         </w:tc>
@@ -62015,31 +57640,13 @@
                 <w:szCs w:val="24"/>
               </w:rPr>
             </w:pPr>
-            <w:proofErr w:type="spellStart"/>
             <w:r>
               <w:rPr>
                 <w:sz w:val="24"/>
                 <w:szCs w:val="24"/>
               </w:rPr>
-              <w:t>Найменування</w:t>
+              <w:t>Найменування ремонтного підрозділу</w:t>
             </w:r>
-            <w:proofErr w:type="spellEnd"/>
-            <w:r>
-              <w:rPr>
-                <w:sz w:val="24"/>
-                <w:szCs w:val="24"/>
-              </w:rPr>
-              <w:t xml:space="preserve"> ремонтного </w:t>
-            </w:r>
-            <w:proofErr w:type="spellStart"/>
-            <w:r>
-              <w:rPr>
-                <w:sz w:val="24"/>
-                <w:szCs w:val="24"/>
-              </w:rPr>
-              <w:t>підрозділу</w:t>
-            </w:r>
-            <w:proofErr w:type="spellEnd"/>
           </w:p>
         </w:tc>
         <w:tc>
@@ -62059,37 +57666,12 @@
                 <w:szCs w:val="24"/>
               </w:rPr>
             </w:pPr>
-            <w:proofErr w:type="spellStart"/>
             <w:r>
               <w:rPr>
                 <w:sz w:val="24"/>
                 <w:szCs w:val="24"/>
               </w:rPr>
-              <w:t>Кількість</w:t>
-            </w:r>
-            <w:proofErr w:type="spellEnd"/>
-            <w:r>
-              <w:rPr>
-                <w:sz w:val="24"/>
-                <w:szCs w:val="24"/>
-              </w:rPr>
-              <w:t xml:space="preserve"> годин  </w:t>
-            </w:r>
-            <w:proofErr w:type="spellStart"/>
-            <w:r>
-              <w:rPr>
-                <w:sz w:val="24"/>
-                <w:szCs w:val="24"/>
-              </w:rPr>
-              <w:t>напрацювання</w:t>
-            </w:r>
-            <w:proofErr w:type="spellEnd"/>
-            <w:r>
-              <w:rPr>
-                <w:sz w:val="24"/>
-                <w:szCs w:val="24"/>
-              </w:rPr>
-              <w:t xml:space="preserve"> до ремонту</w:t>
+              <w:t>Кількість годин  напрацювання до ремонту</w:t>
             </w:r>
           </w:p>
         </w:tc>
@@ -62138,47 +57720,13 @@
                 <w:szCs w:val="24"/>
               </w:rPr>
             </w:pPr>
-            <w:proofErr w:type="spellStart"/>
             <w:r>
               <w:rPr>
                 <w:sz w:val="24"/>
                 <w:szCs w:val="24"/>
               </w:rPr>
-              <w:t>Найменування</w:t>
+              <w:t>Найменування ремонтних робіт</w:t>
             </w:r>
-            <w:proofErr w:type="spellEnd"/>
-            <w:r>
-              <w:rPr>
-                <w:sz w:val="24"/>
-                <w:szCs w:val="24"/>
-              </w:rPr>
-              <w:t xml:space="preserve"> </w:t>
-            </w:r>
-            <w:proofErr w:type="spellStart"/>
-            <w:r>
-              <w:rPr>
-                <w:sz w:val="24"/>
-                <w:szCs w:val="24"/>
-              </w:rPr>
-              <w:t>ремонтних</w:t>
-            </w:r>
-            <w:proofErr w:type="spellEnd"/>
-            <w:r>
-              <w:rPr>
-                <w:sz w:val="24"/>
-                <w:szCs w:val="24"/>
-              </w:rPr>
-              <w:t xml:space="preserve"> </w:t>
-            </w:r>
-            <w:proofErr w:type="spellStart"/>
-            <w:r>
-              <w:rPr>
-                <w:sz w:val="24"/>
-                <w:szCs w:val="24"/>
-              </w:rPr>
-              <w:t>робіт</w:t>
-            </w:r>
-            <w:proofErr w:type="spellEnd"/>
           </w:p>
         </w:tc>
         <w:tc>
@@ -62202,55 +57750,7 @@
                 <w:sz w:val="24"/>
                 <w:szCs w:val="24"/>
               </w:rPr>
-              <w:t xml:space="preserve">Посада, </w:t>
-            </w:r>
-            <w:proofErr w:type="spellStart"/>
-            <w:r>
-              <w:rPr>
-                <w:sz w:val="24"/>
-                <w:szCs w:val="24"/>
-              </w:rPr>
-              <w:t>прізвище</w:t>
-            </w:r>
-            <w:proofErr w:type="spellEnd"/>
-            <w:r>
-              <w:rPr>
-                <w:sz w:val="24"/>
-                <w:szCs w:val="24"/>
-              </w:rPr>
-              <w:t xml:space="preserve">, </w:t>
-            </w:r>
-            <w:proofErr w:type="spellStart"/>
-            <w:r>
-              <w:rPr>
-                <w:sz w:val="24"/>
-                <w:szCs w:val="24"/>
-              </w:rPr>
-              <w:t>підпис</w:t>
-            </w:r>
-            <w:proofErr w:type="spellEnd"/>
-            <w:r>
-              <w:rPr>
-                <w:sz w:val="24"/>
-                <w:szCs w:val="24"/>
-              </w:rPr>
-              <w:t xml:space="preserve"> </w:t>
-            </w:r>
-            <w:proofErr w:type="spellStart"/>
-            <w:r>
-              <w:rPr>
-                <w:sz w:val="24"/>
-                <w:szCs w:val="24"/>
-              </w:rPr>
-              <w:t>відповідальної</w:t>
-            </w:r>
-            <w:proofErr w:type="spellEnd"/>
-            <w:r>
-              <w:rPr>
-                <w:sz w:val="24"/>
-                <w:szCs w:val="24"/>
-              </w:rPr>
-              <w:t xml:space="preserve"> особи</w:t>
+              <w:t>Посада, прізвище, підпис відповідальної особи</w:t>
             </w:r>
           </w:p>
         </w:tc>
@@ -62332,21 +57832,12 @@
                 <w:szCs w:val="24"/>
               </w:rPr>
             </w:pPr>
-            <w:proofErr w:type="spellStart"/>
             <w:r>
               <w:rPr>
                 <w:sz w:val="24"/>
                 <w:szCs w:val="24"/>
               </w:rPr>
-              <w:t>надходження</w:t>
-            </w:r>
-            <w:proofErr w:type="spellEnd"/>
-            <w:r>
-              <w:rPr>
-                <w:sz w:val="24"/>
-                <w:szCs w:val="24"/>
-              </w:rPr>
-              <w:t xml:space="preserve"> в ремонт</w:t>
+              <w:t>надходження в ремонт</w:t>
             </w:r>
           </w:p>
         </w:tc>
@@ -62367,21 +57858,12 @@
                 <w:szCs w:val="24"/>
               </w:rPr>
             </w:pPr>
-            <w:proofErr w:type="spellStart"/>
             <w:r>
               <w:rPr>
                 <w:sz w:val="24"/>
                 <w:szCs w:val="24"/>
               </w:rPr>
-              <w:t>виходу</w:t>
-            </w:r>
-            <w:proofErr w:type="spellEnd"/>
-            <w:r>
-              <w:rPr>
-                <w:sz w:val="24"/>
-                <w:szCs w:val="24"/>
-              </w:rPr>
-              <w:t xml:space="preserve">  з ремонту</w:t>
+              <w:t>виходу  з ремонту</w:t>
             </w:r>
           </w:p>
         </w:tc>
@@ -62511,23 +57993,7 @@
                 <w:sz w:val="24"/>
                 <w:szCs w:val="24"/>
               </w:rPr>
-              <w:t xml:space="preserve">яка </w:t>
-            </w:r>
-            <w:proofErr w:type="spellStart"/>
-            <w:r>
-              <w:rPr>
-                <w:sz w:val="24"/>
-                <w:szCs w:val="24"/>
-              </w:rPr>
-              <w:t>прийняла</w:t>
-            </w:r>
-            <w:proofErr w:type="spellEnd"/>
-            <w:r>
-              <w:rPr>
-                <w:sz w:val="24"/>
-                <w:szCs w:val="24"/>
-              </w:rPr>
-              <w:t xml:space="preserve"> з ремонту</w:t>
+              <w:t>яка прийняла з ремонту</w:t>
             </w:r>
           </w:p>
         </w:tc>
@@ -67075,85 +62541,12 @@
         </w:rPr>
         <w:t>20.</w:t>
       </w:r>
-      <w:proofErr w:type="spellStart"/>
       <w:r>
         <w:rPr>
           <w:sz w:val="28"/>
           <w:szCs w:val="28"/>
         </w:rPr>
-        <w:t>Відомості</w:t>
-      </w:r>
-      <w:proofErr w:type="spellEnd"/>
-      <w:r>
-        <w:rPr>
-          <w:sz w:val="28"/>
-          <w:szCs w:val="28"/>
-        </w:rPr>
-        <w:t xml:space="preserve"> про </w:t>
-      </w:r>
-      <w:proofErr w:type="spellStart"/>
-      <w:r>
-        <w:rPr>
-          <w:sz w:val="28"/>
-          <w:szCs w:val="28"/>
-        </w:rPr>
-        <w:t>результати</w:t>
-      </w:r>
-      <w:proofErr w:type="spellEnd"/>
-      <w:r>
-        <w:rPr>
-          <w:sz w:val="28"/>
-          <w:szCs w:val="28"/>
-        </w:rPr>
-        <w:t xml:space="preserve"> </w:t>
-      </w:r>
-      <w:proofErr w:type="spellStart"/>
-      <w:r>
-        <w:rPr>
-          <w:sz w:val="28"/>
-          <w:szCs w:val="28"/>
-        </w:rPr>
-        <w:t>перевірки</w:t>
-      </w:r>
-      <w:proofErr w:type="spellEnd"/>
-      <w:r>
-        <w:rPr>
-          <w:sz w:val="28"/>
-          <w:szCs w:val="28"/>
-        </w:rPr>
-        <w:t xml:space="preserve"> </w:t>
-      </w:r>
-      <w:proofErr w:type="spellStart"/>
-      <w:r>
-        <w:rPr>
-          <w:sz w:val="28"/>
-          <w:szCs w:val="28"/>
-        </w:rPr>
-        <w:t>виробу</w:t>
-      </w:r>
-      <w:proofErr w:type="spellEnd"/>
-      <w:r>
-        <w:rPr>
-          <w:sz w:val="28"/>
-          <w:szCs w:val="28"/>
-        </w:rPr>
-        <w:t xml:space="preserve"> </w:t>
-      </w:r>
-      <w:proofErr w:type="spellStart"/>
-      <w:r>
-        <w:rPr>
-          <w:sz w:val="28"/>
-          <w:szCs w:val="28"/>
-        </w:rPr>
-        <w:t>під</w:t>
-      </w:r>
-      <w:proofErr w:type="spellEnd"/>
-      <w:r>
-        <w:rPr>
-          <w:sz w:val="28"/>
-          <w:szCs w:val="28"/>
-        </w:rPr>
-        <w:t xml:space="preserve"> час</w:t>
+        <w:t>Відомості про результати перевірки виробу під час</w:t>
       </w:r>
       <w:r>
         <w:rPr>
@@ -67163,47 +62556,13 @@
         </w:rPr>
         <w:t xml:space="preserve"> </w:t>
       </w:r>
-      <w:proofErr w:type="spellStart"/>
       <w:r>
         <w:rPr>
           <w:sz w:val="28"/>
           <w:szCs w:val="28"/>
         </w:rPr>
-        <w:t>посадового</w:t>
+        <w:t>посадового контролю, ревізій та оглядів</w:t>
       </w:r>
-      <w:proofErr w:type="spellEnd"/>
-      <w:r>
-        <w:rPr>
-          <w:sz w:val="28"/>
-          <w:szCs w:val="28"/>
-        </w:rPr>
-        <w:t xml:space="preserve"> контролю, </w:t>
-      </w:r>
-      <w:proofErr w:type="spellStart"/>
-      <w:r>
-        <w:rPr>
-          <w:sz w:val="28"/>
-          <w:szCs w:val="28"/>
-        </w:rPr>
-        <w:t>ревізій</w:t>
-      </w:r>
-      <w:proofErr w:type="spellEnd"/>
-      <w:r>
-        <w:rPr>
-          <w:sz w:val="28"/>
-          <w:szCs w:val="28"/>
-        </w:rPr>
-        <w:t xml:space="preserve"> та </w:t>
-      </w:r>
-      <w:proofErr w:type="spellStart"/>
-      <w:r>
-        <w:rPr>
-          <w:sz w:val="28"/>
-          <w:szCs w:val="28"/>
-        </w:rPr>
-        <w:t>оглядів</w:t>
-      </w:r>
-      <w:proofErr w:type="spellEnd"/>
     </w:p>
     <w:p>
       <w:pPr>
@@ -67287,49 +62646,8 @@
                 <w:sz w:val="24"/>
                 <w:szCs w:val="24"/>
               </w:rPr>
-              <w:t xml:space="preserve">Вид </w:t>
+              <w:t>Вид огляду або перевірки</w:t>
             </w:r>
-            <w:proofErr w:type="spellStart"/>
-            <w:r>
-              <w:rPr>
-                <w:sz w:val="24"/>
-                <w:szCs w:val="24"/>
-              </w:rPr>
-              <w:t>огляду</w:t>
-            </w:r>
-            <w:proofErr w:type="spellEnd"/>
-            <w:r>
-              <w:rPr>
-                <w:sz w:val="24"/>
-                <w:szCs w:val="24"/>
-              </w:rPr>
-              <w:t xml:space="preserve"> </w:t>
-            </w:r>
-            <w:proofErr w:type="spellStart"/>
-            <w:r>
-              <w:rPr>
-                <w:sz w:val="24"/>
-                <w:szCs w:val="24"/>
-              </w:rPr>
-              <w:t>або</w:t>
-            </w:r>
-            <w:proofErr w:type="spellEnd"/>
-            <w:r>
-              <w:rPr>
-                <w:sz w:val="24"/>
-                <w:szCs w:val="24"/>
-              </w:rPr>
-              <w:t xml:space="preserve"> </w:t>
-            </w:r>
-            <w:proofErr w:type="spellStart"/>
-            <w:r>
-              <w:rPr>
-                <w:sz w:val="24"/>
-                <w:szCs w:val="24"/>
-              </w:rPr>
-              <w:t>перевірки</w:t>
-            </w:r>
-            <w:proofErr w:type="spellEnd"/>
           </w:p>
         </w:tc>
         <w:tc>
@@ -67353,49 +62671,8 @@
                 <w:sz w:val="24"/>
                 <w:szCs w:val="24"/>
               </w:rPr>
-              <w:t xml:space="preserve">Результат </w:t>
+              <w:t>Результат огляду або перевірки</w:t>
             </w:r>
-            <w:proofErr w:type="spellStart"/>
-            <w:r>
-              <w:rPr>
-                <w:sz w:val="24"/>
-                <w:szCs w:val="24"/>
-              </w:rPr>
-              <w:t>огляду</w:t>
-            </w:r>
-            <w:proofErr w:type="spellEnd"/>
-            <w:r>
-              <w:rPr>
-                <w:sz w:val="24"/>
-                <w:szCs w:val="24"/>
-              </w:rPr>
-              <w:t xml:space="preserve"> </w:t>
-            </w:r>
-            <w:proofErr w:type="spellStart"/>
-            <w:r>
-              <w:rPr>
-                <w:sz w:val="24"/>
-                <w:szCs w:val="24"/>
-              </w:rPr>
-              <w:t>або</w:t>
-            </w:r>
-            <w:proofErr w:type="spellEnd"/>
-            <w:r>
-              <w:rPr>
-                <w:sz w:val="24"/>
-                <w:szCs w:val="24"/>
-              </w:rPr>
-              <w:t xml:space="preserve"> </w:t>
-            </w:r>
-            <w:proofErr w:type="spellStart"/>
-            <w:r>
-              <w:rPr>
-                <w:sz w:val="24"/>
-                <w:szCs w:val="24"/>
-              </w:rPr>
-              <w:t>перевірки</w:t>
-            </w:r>
-            <w:proofErr w:type="spellEnd"/>
           </w:p>
         </w:tc>
         <w:tc>
@@ -67419,49 +62696,8 @@
                 <w:sz w:val="24"/>
                 <w:szCs w:val="24"/>
               </w:rPr>
-              <w:t xml:space="preserve">Посада, </w:t>
+              <w:t>Посада, прізвище, підпис особи, яка перевіряла</w:t>
             </w:r>
-            <w:proofErr w:type="spellStart"/>
-            <w:r>
-              <w:rPr>
-                <w:sz w:val="24"/>
-                <w:szCs w:val="24"/>
-              </w:rPr>
-              <w:t>прізвище</w:t>
-            </w:r>
-            <w:proofErr w:type="spellEnd"/>
-            <w:r>
-              <w:rPr>
-                <w:sz w:val="24"/>
-                <w:szCs w:val="24"/>
-              </w:rPr>
-              <w:t xml:space="preserve">, </w:t>
-            </w:r>
-            <w:proofErr w:type="spellStart"/>
-            <w:r>
-              <w:rPr>
-                <w:sz w:val="24"/>
-                <w:szCs w:val="24"/>
-              </w:rPr>
-              <w:t>підпис</w:t>
-            </w:r>
-            <w:proofErr w:type="spellEnd"/>
-            <w:r>
-              <w:rPr>
-                <w:sz w:val="24"/>
-                <w:szCs w:val="24"/>
-              </w:rPr>
-              <w:t xml:space="preserve"> особи, яка </w:t>
-            </w:r>
-            <w:proofErr w:type="spellStart"/>
-            <w:r>
-              <w:rPr>
-                <w:sz w:val="24"/>
-                <w:szCs w:val="24"/>
-              </w:rPr>
-              <w:t>перевіряла</w:t>
-            </w:r>
-            <w:proofErr w:type="spellEnd"/>
           </w:p>
         </w:tc>
         <w:tc>
@@ -67480,7 +62716,6 @@
                 <w:szCs w:val="24"/>
               </w:rPr>
             </w:pPr>
-            <w:proofErr w:type="spellStart"/>
             <w:r>
               <w:rPr>
                 <w:sz w:val="24"/>
@@ -67488,7 +62723,6 @@
               </w:rPr>
               <w:t>Примітка</w:t>
             </w:r>
-            <w:proofErr w:type="spellEnd"/>
           </w:p>
         </w:tc>
       </w:tr>
@@ -68828,44 +64062,18 @@
         <w:lastRenderedPageBreak/>
         <w:t xml:space="preserve">21. </w:t>
       </w:r>
-      <w:proofErr w:type="spellStart"/>
       <w:r>
         <w:rPr>
           <w:sz w:val="28"/>
           <w:szCs w:val="28"/>
         </w:rPr>
-        <w:t>Особливі</w:t>
+        <w:t>Особливі відмітки</w:t>
       </w:r>
-      <w:proofErr w:type="spellEnd"/>
-      <w:r>
-        <w:rPr>
-          <w:sz w:val="28"/>
-          <w:szCs w:val="28"/>
-        </w:rPr>
-        <w:t xml:space="preserve"> </w:t>
-      </w:r>
-      <w:proofErr w:type="spellStart"/>
-      <w:r>
-        <w:rPr>
-          <w:sz w:val="28"/>
-          <w:szCs w:val="28"/>
-        </w:rPr>
-        <w:t>відмітки</w:t>
-      </w:r>
-      <w:proofErr w:type="spellEnd"/>
       <w:r>
         <w:rPr>
           <w:sz w:val="28"/>
           <w:szCs w:val="28"/>
           <w:lang w:val="en-US"/>
-        </w:rPr>
-        <w:t xml:space="preserve"> AdditionalInfo</w:t>
-      </w:r>
-      <w:r>
-        <w:rPr>
-          <w:sz w:val="28"/>
-          <w:szCs w:val="28"/>
-          <w:lang w:val="uk-UA"/>
         </w:rPr>
         <w:t xml:space="preserve"> </w:t>
       </w:r>
@@ -70357,7 +65565,7 @@
 </file>
 
 <file path=customXml/itemProps1.xml><?xml version="1.0" encoding="utf-8"?>
-<ds:datastoreItem xmlns:ds="http://schemas.openxmlformats.org/officeDocument/2006/customXml" ds:itemID="{A815C2AA-55F5-4809-AE33-E9A34195B3DD}">
+<ds:datastoreItem xmlns:ds="http://schemas.openxmlformats.org/officeDocument/2006/customXml" ds:itemID="{CEFC388B-9682-4F2F-A861-D6F151FDB13A}">
   <ds:schemaRefs>
     <ds:schemaRef ds:uri="http://schemas.openxmlformats.org/officeDocument/2006/bibliography"/>
   </ds:schemaRefs>

--- a/WpfApp2/Form for print/Form.docx
+++ b/WpfApp2/Form for print/Form.docx
@@ -20,6 +20,8 @@
         </w:rPr>
         <w:t>Додаток 29</w:t>
       </w:r>
+      <w:bookmarkStart w:id="0" w:name="_GoBack"/>
+      <w:bookmarkEnd w:id="0"/>
     </w:p>
     <w:p>
       <w:pPr>
@@ -555,6 +557,7 @@
         </w:rPr>
         <w:t xml:space="preserve"> </w:t>
       </w:r>
+      <w:proofErr w:type="spellStart"/>
       <w:r>
         <w:rPr>
           <w:sz w:val="28"/>
@@ -563,6 +566,7 @@
         </w:rPr>
         <w:t>FormNumber</w:t>
       </w:r>
+      <w:proofErr w:type="spellEnd"/>
       <w:r>
         <w:rPr>
           <w:sz w:val="28"/>
@@ -595,6 +599,7 @@
         </w:rPr>
         <w:t xml:space="preserve">  </w:t>
       </w:r>
+      <w:proofErr w:type="spellStart"/>
       <w:r>
         <w:rPr>
           <w:sz w:val="28"/>
@@ -603,6 +608,7 @@
         </w:rPr>
         <w:t>DateD</w:t>
       </w:r>
+      <w:proofErr w:type="spellEnd"/>
       <w:r>
         <w:rPr>
           <w:sz w:val="28"/>
@@ -611,6 +617,7 @@
         </w:rPr>
         <w:t>.</w:t>
       </w:r>
+      <w:proofErr w:type="spellStart"/>
       <w:r>
         <w:rPr>
           <w:sz w:val="28"/>
@@ -619,6 +626,7 @@
         </w:rPr>
         <w:t>DateM</w:t>
       </w:r>
+      <w:proofErr w:type="spellEnd"/>
       <w:r>
         <w:rPr>
           <w:sz w:val="28"/>
@@ -627,6 +635,7 @@
         </w:rPr>
         <w:t>.</w:t>
       </w:r>
+      <w:proofErr w:type="spellStart"/>
       <w:r>
         <w:rPr>
           <w:sz w:val="28"/>
@@ -635,6 +644,7 @@
         </w:rPr>
         <w:t>DateY</w:t>
       </w:r>
+      <w:proofErr w:type="spellEnd"/>
       <w:r>
         <w:rPr>
           <w:sz w:val="28"/>
@@ -1017,6 +1027,7 @@
         </w:rPr>
         <w:t xml:space="preserve"> </w:t>
       </w:r>
+      <w:proofErr w:type="spellStart"/>
       <w:r>
         <w:rPr>
           <w:sz w:val="28"/>
@@ -1025,6 +1036,7 @@
         </w:rPr>
         <w:t>InventoryNumber</w:t>
       </w:r>
+      <w:proofErr w:type="spellEnd"/>
       <w:r>
         <w:rPr>
           <w:lang w:val="uk-UA"/>
@@ -1139,6 +1151,7 @@
         </w:rPr>
         <w:t xml:space="preserve"> </w:t>
       </w:r>
+      <w:proofErr w:type="spellStart"/>
       <w:r>
         <w:rPr>
           <w:sz w:val="28"/>
@@ -1147,8 +1160,7 @@
         </w:rPr>
         <w:t>DateForm</w:t>
       </w:r>
-      <w:bookmarkStart w:id="0" w:name="_GoBack"/>
-      <w:bookmarkEnd w:id="0"/>
+      <w:proofErr w:type="spellEnd"/>
     </w:p>
     <w:p>
       <w:pPr>
@@ -1178,12 +1190,37 @@
           <w:szCs w:val="28"/>
         </w:rPr>
       </w:pPr>
+      <w:proofErr w:type="spellStart"/>
       <w:r>
         <w:rPr>
           <w:sz w:val="28"/>
           <w:szCs w:val="28"/>
         </w:rPr>
-        <w:t>Основні технічні характеристики</w:t>
+        <w:t>Основні</w:t>
+      </w:r>
+      <w:proofErr w:type="spellEnd"/>
+      <w:r>
+        <w:rPr>
+          <w:sz w:val="28"/>
+          <w:szCs w:val="28"/>
+        </w:rPr>
+        <w:t xml:space="preserve"> </w:t>
+      </w:r>
+      <w:proofErr w:type="spellStart"/>
+      <w:r>
+        <w:rPr>
+          <w:sz w:val="28"/>
+          <w:szCs w:val="28"/>
+        </w:rPr>
+        <w:t>технічні</w:t>
+      </w:r>
+      <w:proofErr w:type="spellEnd"/>
+      <w:r>
+        <w:rPr>
+          <w:sz w:val="28"/>
+          <w:szCs w:val="28"/>
+        </w:rPr>
+        <w:t xml:space="preserve"> характеристики</w:t>
       </w:r>
     </w:p>
     <w:tbl>
@@ -2110,6 +2147,7 @@
           <w:szCs w:val="28"/>
         </w:rPr>
       </w:pPr>
+      <w:proofErr w:type="spellStart"/>
       <w:r>
         <w:rPr>
           <w:sz w:val="28"/>
@@ -2117,6 +2155,7 @@
         </w:rPr>
         <w:t>Комплектність</w:t>
       </w:r>
+      <w:proofErr w:type="spellEnd"/>
     </w:p>
     <w:tbl>
       <w:tblPr>
@@ -10908,13 +10947,31 @@
           <w:szCs w:val="28"/>
         </w:rPr>
       </w:pPr>
+      <w:proofErr w:type="spellStart"/>
       <w:r>
         <w:rPr>
           <w:sz w:val="28"/>
           <w:szCs w:val="28"/>
         </w:rPr>
-        <w:t>Свідоцтво про приймання</w:t>
+        <w:t>Свідоцтво</w:t>
       </w:r>
+      <w:proofErr w:type="spellEnd"/>
+      <w:r>
+        <w:rPr>
+          <w:sz w:val="28"/>
+          <w:szCs w:val="28"/>
+        </w:rPr>
+        <w:t xml:space="preserve"> про </w:t>
+      </w:r>
+      <w:proofErr w:type="spellStart"/>
+      <w:r>
+        <w:rPr>
+          <w:sz w:val="28"/>
+          <w:szCs w:val="28"/>
+        </w:rPr>
+        <w:t>приймання</w:t>
+      </w:r>
+      <w:proofErr w:type="spellEnd"/>
     </w:p>
     <w:p>
       <w:pPr>
@@ -10939,12 +10996,21 @@
           <w:szCs w:val="28"/>
         </w:rPr>
       </w:pPr>
+      <w:proofErr w:type="spellStart"/>
       <w:r>
         <w:rPr>
           <w:sz w:val="28"/>
           <w:szCs w:val="28"/>
         </w:rPr>
-        <w:t xml:space="preserve">Виріб </w:t>
+        <w:t>Виріб</w:t>
+      </w:r>
+      <w:proofErr w:type="spellEnd"/>
+      <w:r>
+        <w:rPr>
+          <w:sz w:val="28"/>
+          <w:szCs w:val="28"/>
+        </w:rPr>
+        <w:t xml:space="preserve"> </w:t>
       </w:r>
       <w:r>
         <w:rPr>
@@ -10953,12 +11019,21 @@
         </w:rPr>
         <w:t xml:space="preserve">____________________________________, </w:t>
       </w:r>
+      <w:proofErr w:type="spellStart"/>
       <w:r>
         <w:rPr>
           <w:sz w:val="28"/>
           <w:szCs w:val="28"/>
         </w:rPr>
-        <w:t>заводський номер</w:t>
+        <w:t>заводський</w:t>
+      </w:r>
+      <w:proofErr w:type="spellEnd"/>
+      <w:r>
+        <w:rPr>
+          <w:sz w:val="28"/>
+          <w:szCs w:val="28"/>
+        </w:rPr>
+        <w:t xml:space="preserve"> номер</w:t>
       </w:r>
       <w:r>
         <w:rPr>
@@ -10974,12 +11049,117 @@
         </w:rPr>
         <w:br/>
       </w:r>
+      <w:proofErr w:type="spellStart"/>
       <w:r>
         <w:rPr>
           <w:sz w:val="28"/>
           <w:szCs w:val="28"/>
         </w:rPr>
-        <w:t>відповідає технічним умовам і визнаний таким, що придатний до експлуатації.</w:t>
+        <w:t>відповідає</w:t>
+      </w:r>
+      <w:proofErr w:type="spellEnd"/>
+      <w:r>
+        <w:rPr>
+          <w:sz w:val="28"/>
+          <w:szCs w:val="28"/>
+        </w:rPr>
+        <w:t xml:space="preserve"> </w:t>
+      </w:r>
+      <w:proofErr w:type="spellStart"/>
+      <w:r>
+        <w:rPr>
+          <w:sz w:val="28"/>
+          <w:szCs w:val="28"/>
+        </w:rPr>
+        <w:t>технічним</w:t>
+      </w:r>
+      <w:proofErr w:type="spellEnd"/>
+      <w:r>
+        <w:rPr>
+          <w:sz w:val="28"/>
+          <w:szCs w:val="28"/>
+        </w:rPr>
+        <w:t xml:space="preserve"> </w:t>
+      </w:r>
+      <w:proofErr w:type="spellStart"/>
+      <w:r>
+        <w:rPr>
+          <w:sz w:val="28"/>
+          <w:szCs w:val="28"/>
+        </w:rPr>
+        <w:t>умовам</w:t>
+      </w:r>
+      <w:proofErr w:type="spellEnd"/>
+      <w:r>
+        <w:rPr>
+          <w:sz w:val="28"/>
+          <w:szCs w:val="28"/>
+        </w:rPr>
+        <w:t xml:space="preserve"> і </w:t>
+      </w:r>
+      <w:proofErr w:type="spellStart"/>
+      <w:r>
+        <w:rPr>
+          <w:sz w:val="28"/>
+          <w:szCs w:val="28"/>
+        </w:rPr>
+        <w:t>визнаний</w:t>
+      </w:r>
+      <w:proofErr w:type="spellEnd"/>
+      <w:r>
+        <w:rPr>
+          <w:sz w:val="28"/>
+          <w:szCs w:val="28"/>
+        </w:rPr>
+        <w:t xml:space="preserve"> таким, </w:t>
+      </w:r>
+      <w:proofErr w:type="spellStart"/>
+      <w:r>
+        <w:rPr>
+          <w:sz w:val="28"/>
+          <w:szCs w:val="28"/>
+        </w:rPr>
+        <w:t>що</w:t>
+      </w:r>
+      <w:proofErr w:type="spellEnd"/>
+      <w:r>
+        <w:rPr>
+          <w:sz w:val="28"/>
+          <w:szCs w:val="28"/>
+        </w:rPr>
+        <w:t xml:space="preserve"> </w:t>
+      </w:r>
+      <w:proofErr w:type="spellStart"/>
+      <w:r>
+        <w:rPr>
+          <w:sz w:val="28"/>
+          <w:szCs w:val="28"/>
+        </w:rPr>
+        <w:t>придатний</w:t>
+      </w:r>
+      <w:proofErr w:type="spellEnd"/>
+      <w:r>
+        <w:rPr>
+          <w:sz w:val="28"/>
+          <w:szCs w:val="28"/>
+        </w:rPr>
+        <w:t xml:space="preserve"> до </w:t>
+      </w:r>
+      <w:proofErr w:type="spellStart"/>
+      <w:r>
+        <w:rPr>
+          <w:sz w:val="28"/>
+          <w:szCs w:val="28"/>
+        </w:rPr>
+        <w:t>експлуатації</w:t>
+      </w:r>
+      <w:proofErr w:type="spellEnd"/>
+      <w:r>
+        <w:rPr>
+          <w:sz w:val="28"/>
+          <w:szCs w:val="28"/>
+        </w:rPr>
+        <w:t>.</w:t>
       </w:r>
     </w:p>
     <w:p>
@@ -11066,13 +11246,31 @@
           <w:szCs w:val="24"/>
         </w:rPr>
       </w:pPr>
+      <w:proofErr w:type="spellStart"/>
       <w:r>
         <w:rPr>
           <w:sz w:val="28"/>
           <w:szCs w:val="28"/>
         </w:rPr>
-        <w:t>Головний інженер</w:t>
+        <w:t>Головний</w:t>
       </w:r>
+      <w:proofErr w:type="spellEnd"/>
+      <w:r>
+        <w:rPr>
+          <w:sz w:val="28"/>
+          <w:szCs w:val="28"/>
+        </w:rPr>
+        <w:t xml:space="preserve"> </w:t>
+      </w:r>
+      <w:proofErr w:type="spellStart"/>
+      <w:r>
+        <w:rPr>
+          <w:sz w:val="28"/>
+          <w:szCs w:val="28"/>
+        </w:rPr>
+        <w:t>інженер</w:t>
+      </w:r>
+      <w:proofErr w:type="spellEnd"/>
       <w:r>
         <w:rPr>
           <w:b/>
@@ -11111,8 +11309,17 @@
           <w:sz w:val="28"/>
           <w:szCs w:val="28"/>
         </w:rPr>
-        <w:t>Начальник ВТК підприємства</w:t>
+        <w:t xml:space="preserve">Начальник ВТК </w:t>
       </w:r>
+      <w:proofErr w:type="spellStart"/>
+      <w:r>
+        <w:rPr>
+          <w:sz w:val="28"/>
+          <w:szCs w:val="28"/>
+        </w:rPr>
+        <w:t>підприємства</w:t>
+      </w:r>
+      <w:proofErr w:type="spellEnd"/>
       <w:r>
         <w:rPr>
           <w:b/>
@@ -11152,6 +11359,7 @@
           <w:szCs w:val="28"/>
         </w:rPr>
       </w:pPr>
+      <w:proofErr w:type="spellStart"/>
       <w:r>
         <w:rPr>
           <w:rFonts w:ascii="Times New Roman" w:hAnsi="Times New Roman"/>
@@ -11160,8 +11368,29 @@
           <w:szCs w:val="28"/>
         </w:rPr>
         <w:lastRenderedPageBreak/>
-        <w:t>Висновок про приймання</w:t>
+        <w:t>Висновок</w:t>
       </w:r>
+      <w:proofErr w:type="spellEnd"/>
+      <w:r>
+        <w:rPr>
+          <w:rFonts w:ascii="Times New Roman" w:hAnsi="Times New Roman"/>
+          <w:b w:val="0"/>
+          <w:sz w:val="28"/>
+          <w:szCs w:val="28"/>
+        </w:rPr>
+        <w:t xml:space="preserve"> про </w:t>
+      </w:r>
+      <w:proofErr w:type="spellStart"/>
+      <w:r>
+        <w:rPr>
+          <w:rFonts w:ascii="Times New Roman" w:hAnsi="Times New Roman"/>
+          <w:b w:val="0"/>
+          <w:sz w:val="28"/>
+          <w:szCs w:val="28"/>
+        </w:rPr>
+        <w:t>приймання</w:t>
+      </w:r>
+      <w:proofErr w:type="spellEnd"/>
     </w:p>
     <w:p>
       <w:pPr>
@@ -11185,12 +11414,21 @@
           <w:szCs w:val="28"/>
         </w:rPr>
       </w:pPr>
+      <w:proofErr w:type="spellStart"/>
       <w:r>
         <w:rPr>
           <w:sz w:val="28"/>
           <w:szCs w:val="28"/>
         </w:rPr>
-        <w:t xml:space="preserve">Виріб </w:t>
+        <w:t>Виріб</w:t>
+      </w:r>
+      <w:proofErr w:type="spellEnd"/>
+      <w:r>
+        <w:rPr>
+          <w:sz w:val="28"/>
+          <w:szCs w:val="28"/>
+        </w:rPr>
+        <w:t xml:space="preserve"> </w:t>
       </w:r>
       <w:r>
         <w:rPr>
@@ -11199,12 +11437,21 @@
         </w:rPr>
         <w:t xml:space="preserve">__________________________________, </w:t>
       </w:r>
+      <w:proofErr w:type="spellStart"/>
       <w:r>
         <w:rPr>
           <w:sz w:val="28"/>
           <w:szCs w:val="28"/>
         </w:rPr>
-        <w:t>заводський номер</w:t>
+        <w:t>заводський</w:t>
+      </w:r>
+      <w:proofErr w:type="spellEnd"/>
+      <w:r>
+        <w:rPr>
+          <w:sz w:val="28"/>
+          <w:szCs w:val="28"/>
+        </w:rPr>
+        <w:t xml:space="preserve"> номер</w:t>
       </w:r>
       <w:r>
         <w:rPr>
@@ -11220,12 +11467,117 @@
         </w:rPr>
         <w:br/>
       </w:r>
+      <w:proofErr w:type="spellStart"/>
       <w:r>
         <w:rPr>
           <w:sz w:val="28"/>
           <w:szCs w:val="28"/>
         </w:rPr>
-        <w:t>відповідає технічним умовам і визнаний таким, що придатний до експлуатації.</w:t>
+        <w:t>відповідає</w:t>
+      </w:r>
+      <w:proofErr w:type="spellEnd"/>
+      <w:r>
+        <w:rPr>
+          <w:sz w:val="28"/>
+          <w:szCs w:val="28"/>
+        </w:rPr>
+        <w:t xml:space="preserve"> </w:t>
+      </w:r>
+      <w:proofErr w:type="spellStart"/>
+      <w:r>
+        <w:rPr>
+          <w:sz w:val="28"/>
+          <w:szCs w:val="28"/>
+        </w:rPr>
+        <w:t>технічним</w:t>
+      </w:r>
+      <w:proofErr w:type="spellEnd"/>
+      <w:r>
+        <w:rPr>
+          <w:sz w:val="28"/>
+          <w:szCs w:val="28"/>
+        </w:rPr>
+        <w:t xml:space="preserve"> </w:t>
+      </w:r>
+      <w:proofErr w:type="spellStart"/>
+      <w:r>
+        <w:rPr>
+          <w:sz w:val="28"/>
+          <w:szCs w:val="28"/>
+        </w:rPr>
+        <w:t>умовам</w:t>
+      </w:r>
+      <w:proofErr w:type="spellEnd"/>
+      <w:r>
+        <w:rPr>
+          <w:sz w:val="28"/>
+          <w:szCs w:val="28"/>
+        </w:rPr>
+        <w:t xml:space="preserve"> і </w:t>
+      </w:r>
+      <w:proofErr w:type="spellStart"/>
+      <w:r>
+        <w:rPr>
+          <w:sz w:val="28"/>
+          <w:szCs w:val="28"/>
+        </w:rPr>
+        <w:t>визнаний</w:t>
+      </w:r>
+      <w:proofErr w:type="spellEnd"/>
+      <w:r>
+        <w:rPr>
+          <w:sz w:val="28"/>
+          <w:szCs w:val="28"/>
+        </w:rPr>
+        <w:t xml:space="preserve"> таким, </w:t>
+      </w:r>
+      <w:proofErr w:type="spellStart"/>
+      <w:r>
+        <w:rPr>
+          <w:sz w:val="28"/>
+          <w:szCs w:val="28"/>
+        </w:rPr>
+        <w:t>що</w:t>
+      </w:r>
+      <w:proofErr w:type="spellEnd"/>
+      <w:r>
+        <w:rPr>
+          <w:sz w:val="28"/>
+          <w:szCs w:val="28"/>
+        </w:rPr>
+        <w:t xml:space="preserve"> </w:t>
+      </w:r>
+      <w:proofErr w:type="spellStart"/>
+      <w:r>
+        <w:rPr>
+          <w:sz w:val="28"/>
+          <w:szCs w:val="28"/>
+        </w:rPr>
+        <w:t>придатний</w:t>
+      </w:r>
+      <w:proofErr w:type="spellEnd"/>
+      <w:r>
+        <w:rPr>
+          <w:sz w:val="28"/>
+          <w:szCs w:val="28"/>
+        </w:rPr>
+        <w:t xml:space="preserve"> до </w:t>
+      </w:r>
+      <w:proofErr w:type="spellStart"/>
+      <w:r>
+        <w:rPr>
+          <w:sz w:val="28"/>
+          <w:szCs w:val="28"/>
+        </w:rPr>
+        <w:t>експлуатації</w:t>
+      </w:r>
+      <w:proofErr w:type="spellEnd"/>
+      <w:r>
+        <w:rPr>
+          <w:sz w:val="28"/>
+          <w:szCs w:val="28"/>
+        </w:rPr>
+        <w:t>.</w:t>
       </w:r>
     </w:p>
     <w:p>
@@ -11237,13 +11589,31 @@
           <w:szCs w:val="24"/>
         </w:rPr>
       </w:pPr>
+      <w:proofErr w:type="spellStart"/>
       <w:r>
         <w:rPr>
           <w:sz w:val="28"/>
           <w:szCs w:val="28"/>
         </w:rPr>
-        <w:t>Представник замовника</w:t>
+        <w:t>Представник</w:t>
       </w:r>
+      <w:proofErr w:type="spellEnd"/>
+      <w:r>
+        <w:rPr>
+          <w:sz w:val="28"/>
+          <w:szCs w:val="28"/>
+        </w:rPr>
+        <w:t xml:space="preserve"> </w:t>
+      </w:r>
+      <w:proofErr w:type="spellStart"/>
+      <w:r>
+        <w:rPr>
+          <w:sz w:val="28"/>
+          <w:szCs w:val="28"/>
+        </w:rPr>
+        <w:t>замовника</w:t>
+      </w:r>
+      <w:proofErr w:type="spellEnd"/>
       <w:r>
         <w:rPr>
           <w:b/>
@@ -11340,13 +11710,31 @@
           <w:szCs w:val="28"/>
         </w:rPr>
       </w:pPr>
+      <w:proofErr w:type="spellStart"/>
       <w:r>
         <w:rPr>
           <w:sz w:val="28"/>
           <w:szCs w:val="28"/>
         </w:rPr>
-        <w:t>Відомості про претензії</w:t>
+        <w:t>Відомості</w:t>
       </w:r>
+      <w:proofErr w:type="spellEnd"/>
+      <w:r>
+        <w:rPr>
+          <w:sz w:val="28"/>
+          <w:szCs w:val="28"/>
+        </w:rPr>
+        <w:t xml:space="preserve"> про </w:t>
+      </w:r>
+      <w:proofErr w:type="spellStart"/>
+      <w:r>
+        <w:rPr>
+          <w:sz w:val="28"/>
+          <w:szCs w:val="28"/>
+        </w:rPr>
+        <w:t>претензії</w:t>
+      </w:r>
+      <w:proofErr w:type="spellEnd"/>
     </w:p>
     <w:p>
       <w:pPr>
@@ -11406,13 +11794,31 @@
           <w:szCs w:val="28"/>
         </w:rPr>
       </w:pPr>
+      <w:proofErr w:type="spellStart"/>
       <w:r>
         <w:rPr>
           <w:sz w:val="28"/>
           <w:szCs w:val="28"/>
         </w:rPr>
-        <w:t>Відомості про зберігання</w:t>
+        <w:t>Відомості</w:t>
       </w:r>
+      <w:proofErr w:type="spellEnd"/>
+      <w:r>
+        <w:rPr>
+          <w:sz w:val="28"/>
+          <w:szCs w:val="28"/>
+        </w:rPr>
+        <w:t xml:space="preserve"> про </w:t>
+      </w:r>
+      <w:proofErr w:type="spellStart"/>
+      <w:r>
+        <w:rPr>
+          <w:sz w:val="28"/>
+          <w:szCs w:val="28"/>
+        </w:rPr>
+        <w:t>зберігання</w:t>
+      </w:r>
+      <w:proofErr w:type="spellEnd"/>
     </w:p>
     <w:p>
       <w:pPr>
@@ -13162,8 +13568,81 @@
           <w:szCs w:val="28"/>
         </w:rPr>
         <w:lastRenderedPageBreak/>
-        <w:t>8. Відомості про консервацію та переконсервацію виробу при експлуатації</w:t>
+        <w:t xml:space="preserve">8. </w:t>
       </w:r>
+      <w:proofErr w:type="spellStart"/>
+      <w:r>
+        <w:rPr>
+          <w:sz w:val="28"/>
+          <w:szCs w:val="28"/>
+        </w:rPr>
+        <w:t>Відомості</w:t>
+      </w:r>
+      <w:proofErr w:type="spellEnd"/>
+      <w:r>
+        <w:rPr>
+          <w:sz w:val="28"/>
+          <w:szCs w:val="28"/>
+        </w:rPr>
+        <w:t xml:space="preserve"> про </w:t>
+      </w:r>
+      <w:proofErr w:type="spellStart"/>
+      <w:r>
+        <w:rPr>
+          <w:sz w:val="28"/>
+          <w:szCs w:val="28"/>
+        </w:rPr>
+        <w:t>консервацію</w:t>
+      </w:r>
+      <w:proofErr w:type="spellEnd"/>
+      <w:r>
+        <w:rPr>
+          <w:sz w:val="28"/>
+          <w:szCs w:val="28"/>
+        </w:rPr>
+        <w:t xml:space="preserve"> та </w:t>
+      </w:r>
+      <w:proofErr w:type="spellStart"/>
+      <w:r>
+        <w:rPr>
+          <w:sz w:val="28"/>
+          <w:szCs w:val="28"/>
+        </w:rPr>
+        <w:t>переконсервацію</w:t>
+      </w:r>
+      <w:proofErr w:type="spellEnd"/>
+      <w:r>
+        <w:rPr>
+          <w:sz w:val="28"/>
+          <w:szCs w:val="28"/>
+        </w:rPr>
+        <w:t xml:space="preserve"> </w:t>
+      </w:r>
+      <w:proofErr w:type="spellStart"/>
+      <w:r>
+        <w:rPr>
+          <w:sz w:val="28"/>
+          <w:szCs w:val="28"/>
+        </w:rPr>
+        <w:t>виробу</w:t>
+      </w:r>
+      <w:proofErr w:type="spellEnd"/>
+      <w:r>
+        <w:rPr>
+          <w:sz w:val="28"/>
+          <w:szCs w:val="28"/>
+        </w:rPr>
+        <w:t xml:space="preserve"> при </w:t>
+      </w:r>
+      <w:proofErr w:type="spellStart"/>
+      <w:r>
+        <w:rPr>
+          <w:sz w:val="28"/>
+          <w:szCs w:val="28"/>
+        </w:rPr>
+        <w:t>експлуатації</w:t>
+      </w:r>
+      <w:proofErr w:type="spellEnd"/>
     </w:p>
     <w:p>
       <w:pPr>
@@ -13223,13 +13702,31 @@
                 <w:szCs w:val="24"/>
               </w:rPr>
             </w:pPr>
-            <w:r>
-              <w:rPr>
-                <w:sz w:val="24"/>
-                <w:szCs w:val="24"/>
-              </w:rPr>
-              <w:t>Позначення виробу</w:t>
-            </w:r>
+            <w:proofErr w:type="spellStart"/>
+            <w:r>
+              <w:rPr>
+                <w:sz w:val="24"/>
+                <w:szCs w:val="24"/>
+              </w:rPr>
+              <w:t>Позначення</w:t>
+            </w:r>
+            <w:proofErr w:type="spellEnd"/>
+            <w:r>
+              <w:rPr>
+                <w:sz w:val="24"/>
+                <w:szCs w:val="24"/>
+              </w:rPr>
+              <w:t xml:space="preserve"> </w:t>
+            </w:r>
+            <w:proofErr w:type="spellStart"/>
+            <w:r>
+              <w:rPr>
+                <w:sz w:val="24"/>
+                <w:szCs w:val="24"/>
+              </w:rPr>
+              <w:t>виробу</w:t>
+            </w:r>
+            <w:proofErr w:type="spellEnd"/>
           </w:p>
         </w:tc>
         <w:tc>
@@ -13249,12 +13746,21 @@
                 <w:szCs w:val="24"/>
               </w:rPr>
             </w:pPr>
-            <w:r>
-              <w:rPr>
-                <w:sz w:val="24"/>
-                <w:szCs w:val="24"/>
-              </w:rPr>
-              <w:t xml:space="preserve">Назва </w:t>
+            <w:proofErr w:type="spellStart"/>
+            <w:r>
+              <w:rPr>
+                <w:sz w:val="24"/>
+                <w:szCs w:val="24"/>
+              </w:rPr>
+              <w:t>Назва</w:t>
+            </w:r>
+            <w:proofErr w:type="spellEnd"/>
+            <w:r>
+              <w:rPr>
+                <w:sz w:val="24"/>
+                <w:szCs w:val="24"/>
+              </w:rPr>
+              <w:t xml:space="preserve"> </w:t>
             </w:r>
             <w:r>
               <w:rPr>
@@ -13262,8 +13768,16 @@
                 <w:szCs w:val="24"/>
               </w:rPr>
               <w:br/>
+            </w:r>
+            <w:proofErr w:type="spellStart"/>
+            <w:r>
+              <w:rPr>
+                <w:sz w:val="24"/>
+                <w:szCs w:val="24"/>
+              </w:rPr>
               <w:t>виробу</w:t>
             </w:r>
+            <w:proofErr w:type="spellEnd"/>
           </w:p>
         </w:tc>
         <w:tc>
@@ -13283,6 +13797,7 @@
                 <w:szCs w:val="24"/>
               </w:rPr>
             </w:pPr>
+            <w:proofErr w:type="spellStart"/>
             <w:r>
               <w:rPr>
                 <w:sz w:val="24"/>
@@ -13290,6 +13805,7 @@
               </w:rPr>
               <w:t>Заводський</w:t>
             </w:r>
+            <w:proofErr w:type="spellEnd"/>
           </w:p>
           <w:p>
             <w:pPr>
@@ -13347,6 +13863,7 @@
                 <w:szCs w:val="24"/>
               </w:rPr>
             </w:pPr>
+            <w:proofErr w:type="spellStart"/>
             <w:r>
               <w:rPr>
                 <w:sz w:val="24"/>
@@ -13354,6 +13871,7 @@
               </w:rPr>
               <w:t>консервації</w:t>
             </w:r>
+            <w:proofErr w:type="spellEnd"/>
           </w:p>
         </w:tc>
         <w:tc>
@@ -13378,8 +13896,17 @@
                 <w:sz w:val="24"/>
                 <w:szCs w:val="24"/>
               </w:rPr>
-              <w:t>Метод консервації</w:t>
-            </w:r>
+              <w:t xml:space="preserve">Метод </w:t>
+            </w:r>
+            <w:proofErr w:type="spellStart"/>
+            <w:r>
+              <w:rPr>
+                <w:sz w:val="24"/>
+                <w:szCs w:val="24"/>
+              </w:rPr>
+              <w:t>консервації</w:t>
+            </w:r>
+            <w:proofErr w:type="spellEnd"/>
           </w:p>
         </w:tc>
         <w:tc>
@@ -13404,8 +13931,17 @@
                 <w:sz w:val="24"/>
                 <w:szCs w:val="24"/>
               </w:rPr>
-              <w:t>Дата переконсервації</w:t>
-            </w:r>
+              <w:t xml:space="preserve">Дата </w:t>
+            </w:r>
+            <w:proofErr w:type="spellStart"/>
+            <w:r>
+              <w:rPr>
+                <w:sz w:val="24"/>
+                <w:szCs w:val="24"/>
+              </w:rPr>
+              <w:t>переконсервації</w:t>
+            </w:r>
+            <w:proofErr w:type="spellEnd"/>
           </w:p>
         </w:tc>
         <w:tc>
@@ -13424,13 +13960,47 @@
                 <w:szCs w:val="24"/>
               </w:rPr>
             </w:pPr>
-            <w:r>
-              <w:rPr>
-                <w:sz w:val="24"/>
-                <w:szCs w:val="24"/>
-              </w:rPr>
-              <w:t>Найменування підприємства, яке проводило консервацію</w:t>
-            </w:r>
+            <w:proofErr w:type="spellStart"/>
+            <w:r>
+              <w:rPr>
+                <w:sz w:val="24"/>
+                <w:szCs w:val="24"/>
+              </w:rPr>
+              <w:t>Найменування</w:t>
+            </w:r>
+            <w:proofErr w:type="spellEnd"/>
+            <w:r>
+              <w:rPr>
+                <w:sz w:val="24"/>
+                <w:szCs w:val="24"/>
+              </w:rPr>
+              <w:t xml:space="preserve"> </w:t>
+            </w:r>
+            <w:proofErr w:type="spellStart"/>
+            <w:r>
+              <w:rPr>
+                <w:sz w:val="24"/>
+                <w:szCs w:val="24"/>
+              </w:rPr>
+              <w:t>підприємства</w:t>
+            </w:r>
+            <w:proofErr w:type="spellEnd"/>
+            <w:r>
+              <w:rPr>
+                <w:sz w:val="24"/>
+                <w:szCs w:val="24"/>
+              </w:rPr>
+              <w:t xml:space="preserve">, яке проводило </w:t>
+            </w:r>
+            <w:proofErr w:type="spellStart"/>
+            <w:r>
+              <w:rPr>
+                <w:sz w:val="24"/>
+                <w:szCs w:val="24"/>
+              </w:rPr>
+              <w:t>консервацію</w:t>
+            </w:r>
+            <w:proofErr w:type="spellEnd"/>
           </w:p>
         </w:tc>
         <w:tc>
@@ -13454,8 +14024,33 @@
                 <w:sz w:val="24"/>
                 <w:szCs w:val="24"/>
               </w:rPr>
-              <w:t>Дата, посада, підпис особи, яка проводила консервацію</w:t>
-            </w:r>
+              <w:t xml:space="preserve">Дата, посада, </w:t>
+            </w:r>
+            <w:proofErr w:type="spellStart"/>
+            <w:r>
+              <w:rPr>
+                <w:sz w:val="24"/>
+                <w:szCs w:val="24"/>
+              </w:rPr>
+              <w:t>підпис</w:t>
+            </w:r>
+            <w:proofErr w:type="spellEnd"/>
+            <w:r>
+              <w:rPr>
+                <w:sz w:val="24"/>
+                <w:szCs w:val="24"/>
+              </w:rPr>
+              <w:t xml:space="preserve"> особи, яка проводила </w:t>
+            </w:r>
+            <w:proofErr w:type="spellStart"/>
+            <w:r>
+              <w:rPr>
+                <w:sz w:val="24"/>
+                <w:szCs w:val="24"/>
+              </w:rPr>
+              <w:t>консервацію</w:t>
+            </w:r>
+            <w:proofErr w:type="spellEnd"/>
           </w:p>
         </w:tc>
       </w:tr>
@@ -14426,13 +15021,79 @@
           <w:szCs w:val="28"/>
         </w:rPr>
       </w:pPr>
+      <w:proofErr w:type="spellStart"/>
       <w:r>
         <w:rPr>
           <w:sz w:val="28"/>
           <w:szCs w:val="28"/>
         </w:rPr>
-        <w:t>Відомості про рух виробу під час експлуатації</w:t>
+        <w:t>Відомості</w:t>
       </w:r>
+      <w:proofErr w:type="spellEnd"/>
+      <w:r>
+        <w:rPr>
+          <w:sz w:val="28"/>
+          <w:szCs w:val="28"/>
+        </w:rPr>
+        <w:t xml:space="preserve"> про </w:t>
+      </w:r>
+      <w:proofErr w:type="spellStart"/>
+      <w:r>
+        <w:rPr>
+          <w:sz w:val="28"/>
+          <w:szCs w:val="28"/>
+        </w:rPr>
+        <w:t>рух</w:t>
+      </w:r>
+      <w:proofErr w:type="spellEnd"/>
+      <w:r>
+        <w:rPr>
+          <w:sz w:val="28"/>
+          <w:szCs w:val="28"/>
+        </w:rPr>
+        <w:t xml:space="preserve"> </w:t>
+      </w:r>
+      <w:proofErr w:type="spellStart"/>
+      <w:r>
+        <w:rPr>
+          <w:sz w:val="28"/>
+          <w:szCs w:val="28"/>
+        </w:rPr>
+        <w:t>виробу</w:t>
+      </w:r>
+      <w:proofErr w:type="spellEnd"/>
+      <w:r>
+        <w:rPr>
+          <w:sz w:val="28"/>
+          <w:szCs w:val="28"/>
+        </w:rPr>
+        <w:t xml:space="preserve"> </w:t>
+      </w:r>
+      <w:proofErr w:type="spellStart"/>
+      <w:r>
+        <w:rPr>
+          <w:sz w:val="28"/>
+          <w:szCs w:val="28"/>
+        </w:rPr>
+        <w:t>під</w:t>
+      </w:r>
+      <w:proofErr w:type="spellEnd"/>
+      <w:r>
+        <w:rPr>
+          <w:sz w:val="28"/>
+          <w:szCs w:val="28"/>
+        </w:rPr>
+        <w:t xml:space="preserve"> час </w:t>
+      </w:r>
+      <w:proofErr w:type="spellStart"/>
+      <w:r>
+        <w:rPr>
+          <w:sz w:val="28"/>
+          <w:szCs w:val="28"/>
+        </w:rPr>
+        <w:t>експлуатації</w:t>
+      </w:r>
+      <w:proofErr w:type="spellEnd"/>
     </w:p>
     <w:tbl>
       <w:tblPr>
@@ -14524,6 +15185,7 @@
                 <w:szCs w:val="24"/>
               </w:rPr>
             </w:pPr>
+            <w:proofErr w:type="spellStart"/>
             <w:r>
               <w:rPr>
                 <w:sz w:val="24"/>
@@ -14531,6 +15193,7 @@
               </w:rPr>
               <w:t>Надійшов</w:t>
             </w:r>
+            <w:proofErr w:type="spellEnd"/>
           </w:p>
         </w:tc>
         <w:tc>
@@ -14554,8 +15217,65 @@
                 <w:sz w:val="24"/>
                 <w:szCs w:val="24"/>
               </w:rPr>
-              <w:t>Посада, прізвище, підпис особи, відповідальної за приймання</w:t>
-            </w:r>
+              <w:t xml:space="preserve">Посада, </w:t>
+            </w:r>
+            <w:proofErr w:type="spellStart"/>
+            <w:r>
+              <w:rPr>
+                <w:sz w:val="24"/>
+                <w:szCs w:val="24"/>
+              </w:rPr>
+              <w:t>прізвище</w:t>
+            </w:r>
+            <w:proofErr w:type="spellEnd"/>
+            <w:r>
+              <w:rPr>
+                <w:sz w:val="24"/>
+                <w:szCs w:val="24"/>
+              </w:rPr>
+              <w:t xml:space="preserve">, </w:t>
+            </w:r>
+            <w:proofErr w:type="spellStart"/>
+            <w:r>
+              <w:rPr>
+                <w:sz w:val="24"/>
+                <w:szCs w:val="24"/>
+              </w:rPr>
+              <w:t>підпис</w:t>
+            </w:r>
+            <w:proofErr w:type="spellEnd"/>
+            <w:r>
+              <w:rPr>
+                <w:sz w:val="24"/>
+                <w:szCs w:val="24"/>
+              </w:rPr>
+              <w:t xml:space="preserve"> особи, </w:t>
+            </w:r>
+            <w:proofErr w:type="spellStart"/>
+            <w:r>
+              <w:rPr>
+                <w:sz w:val="24"/>
+                <w:szCs w:val="24"/>
+              </w:rPr>
+              <w:t>відповідальної</w:t>
+            </w:r>
+            <w:proofErr w:type="spellEnd"/>
+            <w:r>
+              <w:rPr>
+                <w:sz w:val="24"/>
+                <w:szCs w:val="24"/>
+              </w:rPr>
+              <w:t xml:space="preserve"> за </w:t>
+            </w:r>
+            <w:proofErr w:type="spellStart"/>
+            <w:r>
+              <w:rPr>
+                <w:sz w:val="24"/>
+                <w:szCs w:val="24"/>
+              </w:rPr>
+              <w:t>приймання</w:t>
+            </w:r>
+            <w:proofErr w:type="spellEnd"/>
           </w:p>
         </w:tc>
         <w:tc>
@@ -14575,6 +15295,7 @@
                 <w:szCs w:val="24"/>
               </w:rPr>
             </w:pPr>
+            <w:proofErr w:type="spellStart"/>
             <w:r>
               <w:rPr>
                 <w:sz w:val="24"/>
@@ -14582,6 +15303,7 @@
               </w:rPr>
               <w:t>Відправлений</w:t>
             </w:r>
+            <w:proofErr w:type="spellEnd"/>
           </w:p>
         </w:tc>
         <w:tc>
@@ -14605,8 +15327,65 @@
                 <w:sz w:val="24"/>
                 <w:szCs w:val="24"/>
               </w:rPr>
-              <w:t>Посада, прізвище, підпис особи, відповідальної за відправлення</w:t>
-            </w:r>
+              <w:t xml:space="preserve">Посада, </w:t>
+            </w:r>
+            <w:proofErr w:type="spellStart"/>
+            <w:r>
+              <w:rPr>
+                <w:sz w:val="24"/>
+                <w:szCs w:val="24"/>
+              </w:rPr>
+              <w:t>прізвище</w:t>
+            </w:r>
+            <w:proofErr w:type="spellEnd"/>
+            <w:r>
+              <w:rPr>
+                <w:sz w:val="24"/>
+                <w:szCs w:val="24"/>
+              </w:rPr>
+              <w:t xml:space="preserve">, </w:t>
+            </w:r>
+            <w:proofErr w:type="spellStart"/>
+            <w:r>
+              <w:rPr>
+                <w:sz w:val="24"/>
+                <w:szCs w:val="24"/>
+              </w:rPr>
+              <w:t>підпис</w:t>
+            </w:r>
+            <w:proofErr w:type="spellEnd"/>
+            <w:r>
+              <w:rPr>
+                <w:sz w:val="24"/>
+                <w:szCs w:val="24"/>
+              </w:rPr>
+              <w:t xml:space="preserve"> особи, </w:t>
+            </w:r>
+            <w:proofErr w:type="spellStart"/>
+            <w:r>
+              <w:rPr>
+                <w:sz w:val="24"/>
+                <w:szCs w:val="24"/>
+              </w:rPr>
+              <w:t>відповідальної</w:t>
+            </w:r>
+            <w:proofErr w:type="spellEnd"/>
+            <w:r>
+              <w:rPr>
+                <w:sz w:val="24"/>
+                <w:szCs w:val="24"/>
+              </w:rPr>
+              <w:t xml:space="preserve"> за </w:t>
+            </w:r>
+            <w:proofErr w:type="spellStart"/>
+            <w:r>
+              <w:rPr>
+                <w:sz w:val="24"/>
+                <w:szCs w:val="24"/>
+              </w:rPr>
+              <w:t>відправлення</w:t>
+            </w:r>
+            <w:proofErr w:type="spellEnd"/>
           </w:p>
         </w:tc>
       </w:tr>
@@ -14648,6 +15427,7 @@
                 <w:szCs w:val="24"/>
               </w:rPr>
             </w:pPr>
+            <w:proofErr w:type="spellStart"/>
             <w:r>
               <w:rPr>
                 <w:sz w:val="24"/>
@@ -14655,6 +15435,7 @@
               </w:rPr>
               <w:t>Звідки</w:t>
             </w:r>
+            <w:proofErr w:type="spellEnd"/>
           </w:p>
         </w:tc>
         <w:tc>
@@ -14723,6 +15504,7 @@
                 <w:szCs w:val="24"/>
               </w:rPr>
             </w:pPr>
+            <w:proofErr w:type="spellStart"/>
             <w:r>
               <w:rPr>
                 <w:sz w:val="24"/>
@@ -14730,6 +15512,7 @@
               </w:rPr>
               <w:t>Куди</w:t>
             </w:r>
+            <w:proofErr w:type="spellEnd"/>
           </w:p>
         </w:tc>
         <w:tc>
@@ -16185,12 +16968,69 @@
           <w:szCs w:val="28"/>
         </w:rPr>
       </w:pPr>
+      <w:proofErr w:type="spellStart"/>
       <w:r>
         <w:rPr>
           <w:sz w:val="28"/>
           <w:szCs w:val="28"/>
         </w:rPr>
-        <w:t>Відомості про закріплення виробу за відповідальними особами</w:t>
+        <w:t>Відомості</w:t>
+      </w:r>
+      <w:proofErr w:type="spellEnd"/>
+      <w:r>
+        <w:rPr>
+          <w:sz w:val="28"/>
+          <w:szCs w:val="28"/>
+        </w:rPr>
+        <w:t xml:space="preserve"> про </w:t>
+      </w:r>
+      <w:proofErr w:type="spellStart"/>
+      <w:r>
+        <w:rPr>
+          <w:sz w:val="28"/>
+          <w:szCs w:val="28"/>
+        </w:rPr>
+        <w:t>закріплення</w:t>
+      </w:r>
+      <w:proofErr w:type="spellEnd"/>
+      <w:r>
+        <w:rPr>
+          <w:sz w:val="28"/>
+          <w:szCs w:val="28"/>
+        </w:rPr>
+        <w:t xml:space="preserve"> </w:t>
+      </w:r>
+      <w:proofErr w:type="spellStart"/>
+      <w:r>
+        <w:rPr>
+          <w:sz w:val="28"/>
+          <w:szCs w:val="28"/>
+        </w:rPr>
+        <w:t>виробу</w:t>
+      </w:r>
+      <w:proofErr w:type="spellEnd"/>
+      <w:r>
+        <w:rPr>
+          <w:sz w:val="28"/>
+          <w:szCs w:val="28"/>
+        </w:rPr>
+        <w:t xml:space="preserve"> за </w:t>
+      </w:r>
+      <w:proofErr w:type="spellStart"/>
+      <w:r>
+        <w:rPr>
+          <w:sz w:val="28"/>
+          <w:szCs w:val="28"/>
+        </w:rPr>
+        <w:t>відповідальними</w:t>
+      </w:r>
+      <w:proofErr w:type="spellEnd"/>
+      <w:r>
+        <w:rPr>
+          <w:sz w:val="28"/>
+          <w:szCs w:val="28"/>
+        </w:rPr>
+        <w:t xml:space="preserve"> особами</w:t>
       </w:r>
     </w:p>
     <w:tbl>
@@ -16291,13 +17131,47 @@
                 <w:szCs w:val="24"/>
               </w:rPr>
             </w:pPr>
-            <w:r>
-              <w:rPr>
-                <w:sz w:val="24"/>
-                <w:szCs w:val="24"/>
-              </w:rPr>
-              <w:t>Прізвище особи, яка відповідає за експлуатацію</w:t>
-            </w:r>
+            <w:proofErr w:type="spellStart"/>
+            <w:r>
+              <w:rPr>
+                <w:sz w:val="24"/>
+                <w:szCs w:val="24"/>
+              </w:rPr>
+              <w:t>Прізвище</w:t>
+            </w:r>
+            <w:proofErr w:type="spellEnd"/>
+            <w:r>
+              <w:rPr>
+                <w:sz w:val="24"/>
+                <w:szCs w:val="24"/>
+              </w:rPr>
+              <w:t xml:space="preserve"> особи, яка </w:t>
+            </w:r>
+            <w:proofErr w:type="spellStart"/>
+            <w:r>
+              <w:rPr>
+                <w:sz w:val="24"/>
+                <w:szCs w:val="24"/>
+              </w:rPr>
+              <w:t>відповідає</w:t>
+            </w:r>
+            <w:proofErr w:type="spellEnd"/>
+            <w:r>
+              <w:rPr>
+                <w:sz w:val="24"/>
+                <w:szCs w:val="24"/>
+              </w:rPr>
+              <w:t xml:space="preserve"> за </w:t>
+            </w:r>
+            <w:proofErr w:type="spellStart"/>
+            <w:r>
+              <w:rPr>
+                <w:sz w:val="24"/>
+                <w:szCs w:val="24"/>
+              </w:rPr>
+              <w:t>експлуатацію</w:t>
+            </w:r>
+            <w:proofErr w:type="spellEnd"/>
           </w:p>
         </w:tc>
         <w:tc>
@@ -16340,12 +17214,37 @@
                 <w:szCs w:val="24"/>
               </w:rPr>
             </w:pPr>
-            <w:r>
-              <w:rPr>
-                <w:sz w:val="24"/>
-                <w:szCs w:val="24"/>
-              </w:rPr>
-              <w:t>Підпис відповідальної особи</w:t>
+            <w:proofErr w:type="spellStart"/>
+            <w:r>
+              <w:rPr>
+                <w:sz w:val="24"/>
+                <w:szCs w:val="24"/>
+              </w:rPr>
+              <w:t>Підпис</w:t>
+            </w:r>
+            <w:proofErr w:type="spellEnd"/>
+            <w:r>
+              <w:rPr>
+                <w:sz w:val="24"/>
+                <w:szCs w:val="24"/>
+              </w:rPr>
+              <w:t xml:space="preserve"> </w:t>
+            </w:r>
+            <w:proofErr w:type="spellStart"/>
+            <w:r>
+              <w:rPr>
+                <w:sz w:val="24"/>
+                <w:szCs w:val="24"/>
+              </w:rPr>
+              <w:t>відповідальної</w:t>
+            </w:r>
+            <w:proofErr w:type="spellEnd"/>
+            <w:r>
+              <w:rPr>
+                <w:sz w:val="24"/>
+                <w:szCs w:val="24"/>
+              </w:rPr>
+              <w:t xml:space="preserve"> особи</w:t>
             </w:r>
           </w:p>
         </w:tc>
@@ -16428,8 +17327,17 @@
                 <w:sz w:val="24"/>
                 <w:szCs w:val="24"/>
               </w:rPr>
-              <w:t>про закріплення</w:t>
-            </w:r>
+              <w:t xml:space="preserve">про </w:t>
+            </w:r>
+            <w:proofErr w:type="spellStart"/>
+            <w:r>
+              <w:rPr>
+                <w:sz w:val="24"/>
+                <w:szCs w:val="24"/>
+              </w:rPr>
+              <w:t>закріплення</w:t>
+            </w:r>
+            <w:proofErr w:type="spellEnd"/>
           </w:p>
         </w:tc>
         <w:tc>
@@ -16452,8 +17360,17 @@
                 <w:sz w:val="24"/>
                 <w:szCs w:val="24"/>
               </w:rPr>
-              <w:t>про відрахування</w:t>
-            </w:r>
+              <w:t xml:space="preserve">про </w:t>
+            </w:r>
+            <w:proofErr w:type="spellStart"/>
+            <w:r>
+              <w:rPr>
+                <w:sz w:val="24"/>
+                <w:szCs w:val="24"/>
+              </w:rPr>
+              <w:t>відрахування</w:t>
+            </w:r>
+            <w:proofErr w:type="spellEnd"/>
           </w:p>
         </w:tc>
         <w:tc>
@@ -17486,13 +18403,47 @@
                 <w:szCs w:val="24"/>
               </w:rPr>
             </w:pPr>
-            <w:r>
-              <w:rPr>
-                <w:sz w:val="24"/>
-                <w:szCs w:val="24"/>
-              </w:rPr>
-              <w:t>Прізвище особи, яка відповідає за експлуатацію</w:t>
-            </w:r>
+            <w:proofErr w:type="spellStart"/>
+            <w:r>
+              <w:rPr>
+                <w:sz w:val="24"/>
+                <w:szCs w:val="24"/>
+              </w:rPr>
+              <w:t>Прізвище</w:t>
+            </w:r>
+            <w:proofErr w:type="spellEnd"/>
+            <w:r>
+              <w:rPr>
+                <w:sz w:val="24"/>
+                <w:szCs w:val="24"/>
+              </w:rPr>
+              <w:t xml:space="preserve"> особи, яка </w:t>
+            </w:r>
+            <w:proofErr w:type="spellStart"/>
+            <w:r>
+              <w:rPr>
+                <w:sz w:val="24"/>
+                <w:szCs w:val="24"/>
+              </w:rPr>
+              <w:t>відповідає</w:t>
+            </w:r>
+            <w:proofErr w:type="spellEnd"/>
+            <w:r>
+              <w:rPr>
+                <w:sz w:val="24"/>
+                <w:szCs w:val="24"/>
+              </w:rPr>
+              <w:t xml:space="preserve"> за </w:t>
+            </w:r>
+            <w:proofErr w:type="spellStart"/>
+            <w:r>
+              <w:rPr>
+                <w:sz w:val="24"/>
+                <w:szCs w:val="24"/>
+              </w:rPr>
+              <w:t>експлуатацію</w:t>
+            </w:r>
+            <w:proofErr w:type="spellEnd"/>
           </w:p>
         </w:tc>
         <w:tc>
@@ -17535,12 +18486,37 @@
                 <w:szCs w:val="24"/>
               </w:rPr>
             </w:pPr>
-            <w:r>
-              <w:rPr>
-                <w:sz w:val="24"/>
-                <w:szCs w:val="24"/>
-              </w:rPr>
-              <w:t>Підпис відповідальної особи</w:t>
+            <w:proofErr w:type="spellStart"/>
+            <w:r>
+              <w:rPr>
+                <w:sz w:val="24"/>
+                <w:szCs w:val="24"/>
+              </w:rPr>
+              <w:t>Підпис</w:t>
+            </w:r>
+            <w:proofErr w:type="spellEnd"/>
+            <w:r>
+              <w:rPr>
+                <w:sz w:val="24"/>
+                <w:szCs w:val="24"/>
+              </w:rPr>
+              <w:t xml:space="preserve"> </w:t>
+            </w:r>
+            <w:proofErr w:type="spellStart"/>
+            <w:r>
+              <w:rPr>
+                <w:sz w:val="24"/>
+                <w:szCs w:val="24"/>
+              </w:rPr>
+              <w:t>відповідальної</w:t>
+            </w:r>
+            <w:proofErr w:type="spellEnd"/>
+            <w:r>
+              <w:rPr>
+                <w:sz w:val="24"/>
+                <w:szCs w:val="24"/>
+              </w:rPr>
+              <w:t xml:space="preserve"> особи</w:t>
             </w:r>
           </w:p>
         </w:tc>
@@ -17620,8 +18596,17 @@
                 <w:sz w:val="24"/>
                 <w:szCs w:val="24"/>
               </w:rPr>
-              <w:t>про закріплення</w:t>
-            </w:r>
+              <w:t xml:space="preserve">про </w:t>
+            </w:r>
+            <w:proofErr w:type="spellStart"/>
+            <w:r>
+              <w:rPr>
+                <w:sz w:val="24"/>
+                <w:szCs w:val="24"/>
+              </w:rPr>
+              <w:t>закріплення</w:t>
+            </w:r>
+            <w:proofErr w:type="spellEnd"/>
           </w:p>
         </w:tc>
         <w:tc>
@@ -17644,8 +18629,17 @@
                 <w:sz w:val="24"/>
                 <w:szCs w:val="24"/>
               </w:rPr>
-              <w:t>про відрахування</w:t>
-            </w:r>
+              <w:t xml:space="preserve">про </w:t>
+            </w:r>
+            <w:proofErr w:type="spellStart"/>
+            <w:r>
+              <w:rPr>
+                <w:sz w:val="24"/>
+                <w:szCs w:val="24"/>
+              </w:rPr>
+              <w:t>відрахування</w:t>
+            </w:r>
+            <w:proofErr w:type="spellEnd"/>
           </w:p>
         </w:tc>
         <w:tc>
@@ -19415,13 +20409,63 @@
           <w:szCs w:val="28"/>
         </w:rPr>
       </w:pPr>
+      <w:proofErr w:type="spellStart"/>
       <w:r>
         <w:rPr>
           <w:sz w:val="28"/>
           <w:szCs w:val="28"/>
         </w:rPr>
-        <w:t>Підсумковий облік напрацювання за роками та з початку експлуатації</w:t>
+        <w:t>Підсумковий</w:t>
       </w:r>
+      <w:proofErr w:type="spellEnd"/>
+      <w:r>
+        <w:rPr>
+          <w:sz w:val="28"/>
+          <w:szCs w:val="28"/>
+        </w:rPr>
+        <w:t xml:space="preserve"> </w:t>
+      </w:r>
+      <w:proofErr w:type="spellStart"/>
+      <w:r>
+        <w:rPr>
+          <w:sz w:val="28"/>
+          <w:szCs w:val="28"/>
+        </w:rPr>
+        <w:t>облік</w:t>
+      </w:r>
+      <w:proofErr w:type="spellEnd"/>
+      <w:r>
+        <w:rPr>
+          <w:sz w:val="28"/>
+          <w:szCs w:val="28"/>
+        </w:rPr>
+        <w:t xml:space="preserve"> </w:t>
+      </w:r>
+      <w:proofErr w:type="spellStart"/>
+      <w:r>
+        <w:rPr>
+          <w:sz w:val="28"/>
+          <w:szCs w:val="28"/>
+        </w:rPr>
+        <w:t>напрацювання</w:t>
+      </w:r>
+      <w:proofErr w:type="spellEnd"/>
+      <w:r>
+        <w:rPr>
+          <w:sz w:val="28"/>
+          <w:szCs w:val="28"/>
+        </w:rPr>
+        <w:t xml:space="preserve"> за роками та з початку </w:t>
+      </w:r>
+      <w:proofErr w:type="spellStart"/>
+      <w:r>
+        <w:rPr>
+          <w:sz w:val="28"/>
+          <w:szCs w:val="28"/>
+        </w:rPr>
+        <w:t>експлуатації</w:t>
+      </w:r>
+      <w:proofErr w:type="spellEnd"/>
     </w:p>
     <w:tbl>
       <w:tblPr>
@@ -19472,6 +20516,7 @@
                 <w:szCs w:val="24"/>
               </w:rPr>
             </w:pPr>
+            <w:proofErr w:type="spellStart"/>
             <w:r>
               <w:rPr>
                 <w:sz w:val="24"/>
@@ -19479,6 +20524,7 @@
               </w:rPr>
               <w:t>Місяці</w:t>
             </w:r>
+            <w:proofErr w:type="spellEnd"/>
           </w:p>
         </w:tc>
         <w:tc>
@@ -19497,12 +20543,53 @@
                 <w:szCs w:val="24"/>
               </w:rPr>
             </w:pPr>
-            <w:r>
-              <w:rPr>
-                <w:sz w:val="24"/>
-                <w:szCs w:val="24"/>
-              </w:rPr>
-              <w:t>Підсумковий облік роботи за роками</w:t>
+            <w:proofErr w:type="spellStart"/>
+            <w:r>
+              <w:rPr>
+                <w:sz w:val="24"/>
+                <w:szCs w:val="24"/>
+              </w:rPr>
+              <w:t>Підсумковий</w:t>
+            </w:r>
+            <w:proofErr w:type="spellEnd"/>
+            <w:r>
+              <w:rPr>
+                <w:sz w:val="24"/>
+                <w:szCs w:val="24"/>
+              </w:rPr>
+              <w:t xml:space="preserve"> </w:t>
+            </w:r>
+            <w:proofErr w:type="spellStart"/>
+            <w:r>
+              <w:rPr>
+                <w:sz w:val="24"/>
+                <w:szCs w:val="24"/>
+              </w:rPr>
+              <w:t>облік</w:t>
+            </w:r>
+            <w:proofErr w:type="spellEnd"/>
+            <w:r>
+              <w:rPr>
+                <w:sz w:val="24"/>
+                <w:szCs w:val="24"/>
+              </w:rPr>
+              <w:t xml:space="preserve"> </w:t>
+            </w:r>
+            <w:proofErr w:type="spellStart"/>
+            <w:r>
+              <w:rPr>
+                <w:sz w:val="24"/>
+                <w:szCs w:val="24"/>
+              </w:rPr>
+              <w:t>роботи</w:t>
+            </w:r>
+            <w:proofErr w:type="spellEnd"/>
+            <w:r>
+              <w:rPr>
+                <w:sz w:val="24"/>
+                <w:szCs w:val="24"/>
+              </w:rPr>
+              <w:t xml:space="preserve"> за роками</w:t>
             </w:r>
           </w:p>
         </w:tc>
@@ -19643,12 +20730,21 @@
                 <w:szCs w:val="24"/>
               </w:rPr>
             </w:pPr>
-            <w:r>
-              <w:rPr>
-                <w:sz w:val="24"/>
-                <w:szCs w:val="24"/>
-              </w:rPr>
-              <w:t>Кількість годин</w:t>
+            <w:proofErr w:type="spellStart"/>
+            <w:r>
+              <w:rPr>
+                <w:sz w:val="24"/>
+                <w:szCs w:val="24"/>
+              </w:rPr>
+              <w:t>Кількість</w:t>
+            </w:r>
+            <w:proofErr w:type="spellEnd"/>
+            <w:r>
+              <w:rPr>
+                <w:sz w:val="24"/>
+                <w:szCs w:val="24"/>
+              </w:rPr>
+              <w:t xml:space="preserve"> годин</w:t>
             </w:r>
           </w:p>
         </w:tc>
@@ -19667,12 +20763,53 @@
                 <w:szCs w:val="24"/>
               </w:rPr>
             </w:pPr>
-            <w:r>
-              <w:rPr>
-                <w:sz w:val="24"/>
-                <w:szCs w:val="24"/>
-              </w:rPr>
-              <w:t>Усього з початку експлуатації, кількість годин</w:t>
+            <w:proofErr w:type="spellStart"/>
+            <w:r>
+              <w:rPr>
+                <w:sz w:val="24"/>
+                <w:szCs w:val="24"/>
+              </w:rPr>
+              <w:t>Усього</w:t>
+            </w:r>
+            <w:proofErr w:type="spellEnd"/>
+            <w:r>
+              <w:rPr>
+                <w:sz w:val="24"/>
+                <w:szCs w:val="24"/>
+              </w:rPr>
+              <w:t xml:space="preserve"> з початку </w:t>
+            </w:r>
+            <w:proofErr w:type="spellStart"/>
+            <w:r>
+              <w:rPr>
+                <w:sz w:val="24"/>
+                <w:szCs w:val="24"/>
+              </w:rPr>
+              <w:t>експлуатації</w:t>
+            </w:r>
+            <w:proofErr w:type="spellEnd"/>
+            <w:r>
+              <w:rPr>
+                <w:sz w:val="24"/>
+                <w:szCs w:val="24"/>
+              </w:rPr>
+              <w:t xml:space="preserve">, </w:t>
+            </w:r>
+            <w:proofErr w:type="spellStart"/>
+            <w:r>
+              <w:rPr>
+                <w:sz w:val="24"/>
+                <w:szCs w:val="24"/>
+              </w:rPr>
+              <w:t>кількість</w:t>
+            </w:r>
+            <w:proofErr w:type="spellEnd"/>
+            <w:r>
+              <w:rPr>
+                <w:sz w:val="24"/>
+                <w:szCs w:val="24"/>
+              </w:rPr>
+              <w:t xml:space="preserve"> годин</w:t>
             </w:r>
           </w:p>
         </w:tc>
@@ -19692,6 +20829,7 @@
                 <w:szCs w:val="24"/>
               </w:rPr>
             </w:pPr>
+            <w:proofErr w:type="spellStart"/>
             <w:r>
               <w:rPr>
                 <w:sz w:val="24"/>
@@ -19699,6 +20837,7 @@
               </w:rPr>
               <w:t>Підпис</w:t>
             </w:r>
+            <w:proofErr w:type="spellEnd"/>
           </w:p>
         </w:tc>
         <w:tc>
@@ -19717,12 +20856,21 @@
                 <w:szCs w:val="24"/>
               </w:rPr>
             </w:pPr>
-            <w:r>
-              <w:rPr>
-                <w:sz w:val="24"/>
-                <w:szCs w:val="24"/>
-              </w:rPr>
-              <w:t>Кількість годин</w:t>
+            <w:proofErr w:type="spellStart"/>
+            <w:r>
+              <w:rPr>
+                <w:sz w:val="24"/>
+                <w:szCs w:val="24"/>
+              </w:rPr>
+              <w:t>Кількість</w:t>
+            </w:r>
+            <w:proofErr w:type="spellEnd"/>
+            <w:r>
+              <w:rPr>
+                <w:sz w:val="24"/>
+                <w:szCs w:val="24"/>
+              </w:rPr>
+              <w:t xml:space="preserve"> годин</w:t>
             </w:r>
           </w:p>
         </w:tc>
@@ -19741,12 +20889,53 @@
                 <w:szCs w:val="24"/>
               </w:rPr>
             </w:pPr>
-            <w:r>
-              <w:rPr>
-                <w:sz w:val="24"/>
-                <w:szCs w:val="24"/>
-              </w:rPr>
-              <w:t>Усього з початку експлуатації, кількість годин</w:t>
+            <w:proofErr w:type="spellStart"/>
+            <w:r>
+              <w:rPr>
+                <w:sz w:val="24"/>
+                <w:szCs w:val="24"/>
+              </w:rPr>
+              <w:t>Усього</w:t>
+            </w:r>
+            <w:proofErr w:type="spellEnd"/>
+            <w:r>
+              <w:rPr>
+                <w:sz w:val="24"/>
+                <w:szCs w:val="24"/>
+              </w:rPr>
+              <w:t xml:space="preserve"> з початку </w:t>
+            </w:r>
+            <w:proofErr w:type="spellStart"/>
+            <w:r>
+              <w:rPr>
+                <w:sz w:val="24"/>
+                <w:szCs w:val="24"/>
+              </w:rPr>
+              <w:t>експлуатації</w:t>
+            </w:r>
+            <w:proofErr w:type="spellEnd"/>
+            <w:r>
+              <w:rPr>
+                <w:sz w:val="24"/>
+                <w:szCs w:val="24"/>
+              </w:rPr>
+              <w:t xml:space="preserve">, </w:t>
+            </w:r>
+            <w:proofErr w:type="spellStart"/>
+            <w:r>
+              <w:rPr>
+                <w:sz w:val="24"/>
+                <w:szCs w:val="24"/>
+              </w:rPr>
+              <w:t>кількість</w:t>
+            </w:r>
+            <w:proofErr w:type="spellEnd"/>
+            <w:r>
+              <w:rPr>
+                <w:sz w:val="24"/>
+                <w:szCs w:val="24"/>
+              </w:rPr>
+              <w:t xml:space="preserve"> годин</w:t>
             </w:r>
           </w:p>
         </w:tc>
@@ -19766,6 +20955,7 @@
                 <w:szCs w:val="24"/>
               </w:rPr>
             </w:pPr>
+            <w:proofErr w:type="spellStart"/>
             <w:r>
               <w:rPr>
                 <w:sz w:val="24"/>
@@ -19773,6 +20963,7 @@
               </w:rPr>
               <w:t>Підпис</w:t>
             </w:r>
+            <w:proofErr w:type="spellEnd"/>
           </w:p>
         </w:tc>
         <w:tc>
@@ -19791,12 +20982,21 @@
                 <w:szCs w:val="24"/>
               </w:rPr>
             </w:pPr>
-            <w:r>
-              <w:rPr>
-                <w:sz w:val="24"/>
-                <w:szCs w:val="24"/>
-              </w:rPr>
-              <w:t>Кількість годин</w:t>
+            <w:proofErr w:type="spellStart"/>
+            <w:r>
+              <w:rPr>
+                <w:sz w:val="24"/>
+                <w:szCs w:val="24"/>
+              </w:rPr>
+              <w:t>Кількість</w:t>
+            </w:r>
+            <w:proofErr w:type="spellEnd"/>
+            <w:r>
+              <w:rPr>
+                <w:sz w:val="24"/>
+                <w:szCs w:val="24"/>
+              </w:rPr>
+              <w:t xml:space="preserve"> годин</w:t>
             </w:r>
           </w:p>
         </w:tc>
@@ -19815,12 +21015,53 @@
                 <w:szCs w:val="24"/>
               </w:rPr>
             </w:pPr>
-            <w:r>
-              <w:rPr>
-                <w:sz w:val="24"/>
-                <w:szCs w:val="24"/>
-              </w:rPr>
-              <w:t>Усього з початку експлуатації, кількість годин</w:t>
+            <w:proofErr w:type="spellStart"/>
+            <w:r>
+              <w:rPr>
+                <w:sz w:val="24"/>
+                <w:szCs w:val="24"/>
+              </w:rPr>
+              <w:t>Усього</w:t>
+            </w:r>
+            <w:proofErr w:type="spellEnd"/>
+            <w:r>
+              <w:rPr>
+                <w:sz w:val="24"/>
+                <w:szCs w:val="24"/>
+              </w:rPr>
+              <w:t xml:space="preserve"> з початку </w:t>
+            </w:r>
+            <w:proofErr w:type="spellStart"/>
+            <w:r>
+              <w:rPr>
+                <w:sz w:val="24"/>
+                <w:szCs w:val="24"/>
+              </w:rPr>
+              <w:t>експлуатації</w:t>
+            </w:r>
+            <w:proofErr w:type="spellEnd"/>
+            <w:r>
+              <w:rPr>
+                <w:sz w:val="24"/>
+                <w:szCs w:val="24"/>
+              </w:rPr>
+              <w:t xml:space="preserve">, </w:t>
+            </w:r>
+            <w:proofErr w:type="spellStart"/>
+            <w:r>
+              <w:rPr>
+                <w:sz w:val="24"/>
+                <w:szCs w:val="24"/>
+              </w:rPr>
+              <w:t>кількість</w:t>
+            </w:r>
+            <w:proofErr w:type="spellEnd"/>
+            <w:r>
+              <w:rPr>
+                <w:sz w:val="24"/>
+                <w:szCs w:val="24"/>
+              </w:rPr>
+              <w:t xml:space="preserve"> годин</w:t>
             </w:r>
           </w:p>
         </w:tc>
@@ -19840,6 +21081,7 @@
                 <w:szCs w:val="24"/>
               </w:rPr>
             </w:pPr>
+            <w:proofErr w:type="spellStart"/>
             <w:r>
               <w:rPr>
                 <w:sz w:val="24"/>
@@ -19847,6 +21089,7 @@
               </w:rPr>
               <w:t>Підпис</w:t>
             </w:r>
+            <w:proofErr w:type="spellEnd"/>
           </w:p>
         </w:tc>
       </w:tr>
@@ -22354,6 +23597,7 @@
                 <w:szCs w:val="24"/>
               </w:rPr>
             </w:pPr>
+            <w:proofErr w:type="spellStart"/>
             <w:r>
               <w:rPr>
                 <w:sz w:val="24"/>
@@ -22362,6 +23606,7 @@
               <w:lastRenderedPageBreak/>
               <w:t>Місяці</w:t>
             </w:r>
+            <w:proofErr w:type="spellEnd"/>
           </w:p>
         </w:tc>
         <w:tc>
@@ -22380,12 +23625,53 @@
                 <w:szCs w:val="24"/>
               </w:rPr>
             </w:pPr>
-            <w:r>
-              <w:rPr>
-                <w:sz w:val="24"/>
-                <w:szCs w:val="24"/>
-              </w:rPr>
-              <w:t>Підсумковий облік роботи за роками</w:t>
+            <w:proofErr w:type="spellStart"/>
+            <w:r>
+              <w:rPr>
+                <w:sz w:val="24"/>
+                <w:szCs w:val="24"/>
+              </w:rPr>
+              <w:t>Підсумковий</w:t>
+            </w:r>
+            <w:proofErr w:type="spellEnd"/>
+            <w:r>
+              <w:rPr>
+                <w:sz w:val="24"/>
+                <w:szCs w:val="24"/>
+              </w:rPr>
+              <w:t xml:space="preserve"> </w:t>
+            </w:r>
+            <w:proofErr w:type="spellStart"/>
+            <w:r>
+              <w:rPr>
+                <w:sz w:val="24"/>
+                <w:szCs w:val="24"/>
+              </w:rPr>
+              <w:t>облік</w:t>
+            </w:r>
+            <w:proofErr w:type="spellEnd"/>
+            <w:r>
+              <w:rPr>
+                <w:sz w:val="24"/>
+                <w:szCs w:val="24"/>
+              </w:rPr>
+              <w:t xml:space="preserve"> </w:t>
+            </w:r>
+            <w:proofErr w:type="spellStart"/>
+            <w:r>
+              <w:rPr>
+                <w:sz w:val="24"/>
+                <w:szCs w:val="24"/>
+              </w:rPr>
+              <w:t>роботи</w:t>
+            </w:r>
+            <w:proofErr w:type="spellEnd"/>
+            <w:r>
+              <w:rPr>
+                <w:sz w:val="24"/>
+                <w:szCs w:val="24"/>
+              </w:rPr>
+              <w:t xml:space="preserve"> за роками</w:t>
             </w:r>
           </w:p>
         </w:tc>
@@ -22526,12 +23812,21 @@
                 <w:szCs w:val="24"/>
               </w:rPr>
             </w:pPr>
-            <w:r>
-              <w:rPr>
-                <w:sz w:val="24"/>
-                <w:szCs w:val="24"/>
-              </w:rPr>
-              <w:t>Кількість годин</w:t>
+            <w:proofErr w:type="spellStart"/>
+            <w:r>
+              <w:rPr>
+                <w:sz w:val="24"/>
+                <w:szCs w:val="24"/>
+              </w:rPr>
+              <w:t>Кількість</w:t>
+            </w:r>
+            <w:proofErr w:type="spellEnd"/>
+            <w:r>
+              <w:rPr>
+                <w:sz w:val="24"/>
+                <w:szCs w:val="24"/>
+              </w:rPr>
+              <w:t xml:space="preserve"> годин</w:t>
             </w:r>
           </w:p>
         </w:tc>
@@ -22550,12 +23845,53 @@
                 <w:szCs w:val="24"/>
               </w:rPr>
             </w:pPr>
-            <w:r>
-              <w:rPr>
-                <w:sz w:val="24"/>
-                <w:szCs w:val="24"/>
-              </w:rPr>
-              <w:t>Усього з початку експлуатації, кількість годин</w:t>
+            <w:proofErr w:type="spellStart"/>
+            <w:r>
+              <w:rPr>
+                <w:sz w:val="24"/>
+                <w:szCs w:val="24"/>
+              </w:rPr>
+              <w:t>Усього</w:t>
+            </w:r>
+            <w:proofErr w:type="spellEnd"/>
+            <w:r>
+              <w:rPr>
+                <w:sz w:val="24"/>
+                <w:szCs w:val="24"/>
+              </w:rPr>
+              <w:t xml:space="preserve"> з початку </w:t>
+            </w:r>
+            <w:proofErr w:type="spellStart"/>
+            <w:r>
+              <w:rPr>
+                <w:sz w:val="24"/>
+                <w:szCs w:val="24"/>
+              </w:rPr>
+              <w:t>експлуатації</w:t>
+            </w:r>
+            <w:proofErr w:type="spellEnd"/>
+            <w:r>
+              <w:rPr>
+                <w:sz w:val="24"/>
+                <w:szCs w:val="24"/>
+              </w:rPr>
+              <w:t xml:space="preserve">, </w:t>
+            </w:r>
+            <w:proofErr w:type="spellStart"/>
+            <w:r>
+              <w:rPr>
+                <w:sz w:val="24"/>
+                <w:szCs w:val="24"/>
+              </w:rPr>
+              <w:t>кількість</w:t>
+            </w:r>
+            <w:proofErr w:type="spellEnd"/>
+            <w:r>
+              <w:rPr>
+                <w:sz w:val="24"/>
+                <w:szCs w:val="24"/>
+              </w:rPr>
+              <w:t xml:space="preserve"> годин</w:t>
             </w:r>
           </w:p>
         </w:tc>
@@ -22575,6 +23911,7 @@
                 <w:szCs w:val="24"/>
               </w:rPr>
             </w:pPr>
+            <w:proofErr w:type="spellStart"/>
             <w:r>
               <w:rPr>
                 <w:sz w:val="24"/>
@@ -22582,6 +23919,7 @@
               </w:rPr>
               <w:t>Підпис</w:t>
             </w:r>
+            <w:proofErr w:type="spellEnd"/>
           </w:p>
         </w:tc>
         <w:tc>
@@ -22600,12 +23938,21 @@
                 <w:szCs w:val="24"/>
               </w:rPr>
             </w:pPr>
-            <w:r>
-              <w:rPr>
-                <w:sz w:val="24"/>
-                <w:szCs w:val="24"/>
-              </w:rPr>
-              <w:t>Кількість годин</w:t>
+            <w:proofErr w:type="spellStart"/>
+            <w:r>
+              <w:rPr>
+                <w:sz w:val="24"/>
+                <w:szCs w:val="24"/>
+              </w:rPr>
+              <w:t>Кількість</w:t>
+            </w:r>
+            <w:proofErr w:type="spellEnd"/>
+            <w:r>
+              <w:rPr>
+                <w:sz w:val="24"/>
+                <w:szCs w:val="24"/>
+              </w:rPr>
+              <w:t xml:space="preserve"> годин</w:t>
             </w:r>
           </w:p>
         </w:tc>
@@ -22624,12 +23971,53 @@
                 <w:szCs w:val="24"/>
               </w:rPr>
             </w:pPr>
-            <w:r>
-              <w:rPr>
-                <w:sz w:val="24"/>
-                <w:szCs w:val="24"/>
-              </w:rPr>
-              <w:t>Усього з початку експлуатації, кількість годин</w:t>
+            <w:proofErr w:type="spellStart"/>
+            <w:r>
+              <w:rPr>
+                <w:sz w:val="24"/>
+                <w:szCs w:val="24"/>
+              </w:rPr>
+              <w:t>Усього</w:t>
+            </w:r>
+            <w:proofErr w:type="spellEnd"/>
+            <w:r>
+              <w:rPr>
+                <w:sz w:val="24"/>
+                <w:szCs w:val="24"/>
+              </w:rPr>
+              <w:t xml:space="preserve"> з початку </w:t>
+            </w:r>
+            <w:proofErr w:type="spellStart"/>
+            <w:r>
+              <w:rPr>
+                <w:sz w:val="24"/>
+                <w:szCs w:val="24"/>
+              </w:rPr>
+              <w:t>експлуатації</w:t>
+            </w:r>
+            <w:proofErr w:type="spellEnd"/>
+            <w:r>
+              <w:rPr>
+                <w:sz w:val="24"/>
+                <w:szCs w:val="24"/>
+              </w:rPr>
+              <w:t xml:space="preserve">, </w:t>
+            </w:r>
+            <w:proofErr w:type="spellStart"/>
+            <w:r>
+              <w:rPr>
+                <w:sz w:val="24"/>
+                <w:szCs w:val="24"/>
+              </w:rPr>
+              <w:t>кількість</w:t>
+            </w:r>
+            <w:proofErr w:type="spellEnd"/>
+            <w:r>
+              <w:rPr>
+                <w:sz w:val="24"/>
+                <w:szCs w:val="24"/>
+              </w:rPr>
+              <w:t xml:space="preserve"> годин</w:t>
             </w:r>
           </w:p>
         </w:tc>
@@ -22649,6 +24037,7 @@
                 <w:szCs w:val="24"/>
               </w:rPr>
             </w:pPr>
+            <w:proofErr w:type="spellStart"/>
             <w:r>
               <w:rPr>
                 <w:sz w:val="24"/>
@@ -22656,6 +24045,7 @@
               </w:rPr>
               <w:t>Підпис</w:t>
             </w:r>
+            <w:proofErr w:type="spellEnd"/>
           </w:p>
         </w:tc>
         <w:tc>
@@ -22674,12 +24064,21 @@
                 <w:szCs w:val="24"/>
               </w:rPr>
             </w:pPr>
-            <w:r>
-              <w:rPr>
-                <w:sz w:val="24"/>
-                <w:szCs w:val="24"/>
-              </w:rPr>
-              <w:t>Кількість годин</w:t>
+            <w:proofErr w:type="spellStart"/>
+            <w:r>
+              <w:rPr>
+                <w:sz w:val="24"/>
+                <w:szCs w:val="24"/>
+              </w:rPr>
+              <w:t>Кількість</w:t>
+            </w:r>
+            <w:proofErr w:type="spellEnd"/>
+            <w:r>
+              <w:rPr>
+                <w:sz w:val="24"/>
+                <w:szCs w:val="24"/>
+              </w:rPr>
+              <w:t xml:space="preserve"> годин</w:t>
             </w:r>
           </w:p>
         </w:tc>
@@ -22698,12 +24097,53 @@
                 <w:szCs w:val="24"/>
               </w:rPr>
             </w:pPr>
-            <w:r>
-              <w:rPr>
-                <w:sz w:val="24"/>
-                <w:szCs w:val="24"/>
-              </w:rPr>
-              <w:t>Усього з початку експлуатації, кількість годин</w:t>
+            <w:proofErr w:type="spellStart"/>
+            <w:r>
+              <w:rPr>
+                <w:sz w:val="24"/>
+                <w:szCs w:val="24"/>
+              </w:rPr>
+              <w:t>Усього</w:t>
+            </w:r>
+            <w:proofErr w:type="spellEnd"/>
+            <w:r>
+              <w:rPr>
+                <w:sz w:val="24"/>
+                <w:szCs w:val="24"/>
+              </w:rPr>
+              <w:t xml:space="preserve"> з початку </w:t>
+            </w:r>
+            <w:proofErr w:type="spellStart"/>
+            <w:r>
+              <w:rPr>
+                <w:sz w:val="24"/>
+                <w:szCs w:val="24"/>
+              </w:rPr>
+              <w:t>експлуатації</w:t>
+            </w:r>
+            <w:proofErr w:type="spellEnd"/>
+            <w:r>
+              <w:rPr>
+                <w:sz w:val="24"/>
+                <w:szCs w:val="24"/>
+              </w:rPr>
+              <w:t xml:space="preserve">, </w:t>
+            </w:r>
+            <w:proofErr w:type="spellStart"/>
+            <w:r>
+              <w:rPr>
+                <w:sz w:val="24"/>
+                <w:szCs w:val="24"/>
+              </w:rPr>
+              <w:t>кількість</w:t>
+            </w:r>
+            <w:proofErr w:type="spellEnd"/>
+            <w:r>
+              <w:rPr>
+                <w:sz w:val="24"/>
+                <w:szCs w:val="24"/>
+              </w:rPr>
+              <w:t xml:space="preserve"> годин</w:t>
             </w:r>
           </w:p>
         </w:tc>
@@ -22723,6 +24163,7 @@
                 <w:szCs w:val="24"/>
               </w:rPr>
             </w:pPr>
+            <w:proofErr w:type="spellStart"/>
             <w:r>
               <w:rPr>
                 <w:sz w:val="24"/>
@@ -22730,6 +24171,7 @@
               </w:rPr>
               <w:t>Підпис</w:t>
             </w:r>
+            <w:proofErr w:type="spellEnd"/>
           </w:p>
         </w:tc>
       </w:tr>
@@ -25207,6 +26649,7 @@
                 <w:szCs w:val="24"/>
               </w:rPr>
             </w:pPr>
+            <w:proofErr w:type="spellStart"/>
             <w:r>
               <w:rPr>
                 <w:sz w:val="24"/>
@@ -25214,6 +26657,7 @@
               </w:rPr>
               <w:t>Місяці</w:t>
             </w:r>
+            <w:proofErr w:type="spellEnd"/>
           </w:p>
         </w:tc>
         <w:tc>
@@ -25232,12 +26676,53 @@
                 <w:szCs w:val="24"/>
               </w:rPr>
             </w:pPr>
-            <w:r>
-              <w:rPr>
-                <w:sz w:val="24"/>
-                <w:szCs w:val="24"/>
-              </w:rPr>
-              <w:t>Підсумковий облік роботи за роками</w:t>
+            <w:proofErr w:type="spellStart"/>
+            <w:r>
+              <w:rPr>
+                <w:sz w:val="24"/>
+                <w:szCs w:val="24"/>
+              </w:rPr>
+              <w:t>Підсумковий</w:t>
+            </w:r>
+            <w:proofErr w:type="spellEnd"/>
+            <w:r>
+              <w:rPr>
+                <w:sz w:val="24"/>
+                <w:szCs w:val="24"/>
+              </w:rPr>
+              <w:t xml:space="preserve"> </w:t>
+            </w:r>
+            <w:proofErr w:type="spellStart"/>
+            <w:r>
+              <w:rPr>
+                <w:sz w:val="24"/>
+                <w:szCs w:val="24"/>
+              </w:rPr>
+              <w:t>облік</w:t>
+            </w:r>
+            <w:proofErr w:type="spellEnd"/>
+            <w:r>
+              <w:rPr>
+                <w:sz w:val="24"/>
+                <w:szCs w:val="24"/>
+              </w:rPr>
+              <w:t xml:space="preserve"> </w:t>
+            </w:r>
+            <w:proofErr w:type="spellStart"/>
+            <w:r>
+              <w:rPr>
+                <w:sz w:val="24"/>
+                <w:szCs w:val="24"/>
+              </w:rPr>
+              <w:t>роботи</w:t>
+            </w:r>
+            <w:proofErr w:type="spellEnd"/>
+            <w:r>
+              <w:rPr>
+                <w:sz w:val="24"/>
+                <w:szCs w:val="24"/>
+              </w:rPr>
+              <w:t xml:space="preserve"> за роками</w:t>
             </w:r>
           </w:p>
         </w:tc>
@@ -25378,12 +26863,21 @@
                 <w:szCs w:val="24"/>
               </w:rPr>
             </w:pPr>
-            <w:r>
-              <w:rPr>
-                <w:sz w:val="24"/>
-                <w:szCs w:val="24"/>
-              </w:rPr>
-              <w:t>Кількість годин</w:t>
+            <w:proofErr w:type="spellStart"/>
+            <w:r>
+              <w:rPr>
+                <w:sz w:val="24"/>
+                <w:szCs w:val="24"/>
+              </w:rPr>
+              <w:t>Кількість</w:t>
+            </w:r>
+            <w:proofErr w:type="spellEnd"/>
+            <w:r>
+              <w:rPr>
+                <w:sz w:val="24"/>
+                <w:szCs w:val="24"/>
+              </w:rPr>
+              <w:t xml:space="preserve"> годин</w:t>
             </w:r>
           </w:p>
         </w:tc>
@@ -25402,12 +26896,53 @@
                 <w:szCs w:val="24"/>
               </w:rPr>
             </w:pPr>
-            <w:r>
-              <w:rPr>
-                <w:sz w:val="24"/>
-                <w:szCs w:val="24"/>
-              </w:rPr>
-              <w:t>Усього з початку експлуатації, кількість годин</w:t>
+            <w:proofErr w:type="spellStart"/>
+            <w:r>
+              <w:rPr>
+                <w:sz w:val="24"/>
+                <w:szCs w:val="24"/>
+              </w:rPr>
+              <w:t>Усього</w:t>
+            </w:r>
+            <w:proofErr w:type="spellEnd"/>
+            <w:r>
+              <w:rPr>
+                <w:sz w:val="24"/>
+                <w:szCs w:val="24"/>
+              </w:rPr>
+              <w:t xml:space="preserve"> з початку </w:t>
+            </w:r>
+            <w:proofErr w:type="spellStart"/>
+            <w:r>
+              <w:rPr>
+                <w:sz w:val="24"/>
+                <w:szCs w:val="24"/>
+              </w:rPr>
+              <w:t>експлуатації</w:t>
+            </w:r>
+            <w:proofErr w:type="spellEnd"/>
+            <w:r>
+              <w:rPr>
+                <w:sz w:val="24"/>
+                <w:szCs w:val="24"/>
+              </w:rPr>
+              <w:t xml:space="preserve">, </w:t>
+            </w:r>
+            <w:proofErr w:type="spellStart"/>
+            <w:r>
+              <w:rPr>
+                <w:sz w:val="24"/>
+                <w:szCs w:val="24"/>
+              </w:rPr>
+              <w:t>кількість</w:t>
+            </w:r>
+            <w:proofErr w:type="spellEnd"/>
+            <w:r>
+              <w:rPr>
+                <w:sz w:val="24"/>
+                <w:szCs w:val="24"/>
+              </w:rPr>
+              <w:t xml:space="preserve"> годин</w:t>
             </w:r>
           </w:p>
         </w:tc>
@@ -25427,6 +26962,7 @@
                 <w:szCs w:val="24"/>
               </w:rPr>
             </w:pPr>
+            <w:proofErr w:type="spellStart"/>
             <w:r>
               <w:rPr>
                 <w:sz w:val="24"/>
@@ -25434,6 +26970,7 @@
               </w:rPr>
               <w:t>Підпис</w:t>
             </w:r>
+            <w:proofErr w:type="spellEnd"/>
           </w:p>
         </w:tc>
         <w:tc>
@@ -25452,12 +26989,21 @@
                 <w:szCs w:val="24"/>
               </w:rPr>
             </w:pPr>
-            <w:r>
-              <w:rPr>
-                <w:sz w:val="24"/>
-                <w:szCs w:val="24"/>
-              </w:rPr>
-              <w:t>Кількість годин</w:t>
+            <w:proofErr w:type="spellStart"/>
+            <w:r>
+              <w:rPr>
+                <w:sz w:val="24"/>
+                <w:szCs w:val="24"/>
+              </w:rPr>
+              <w:t>Кількість</w:t>
+            </w:r>
+            <w:proofErr w:type="spellEnd"/>
+            <w:r>
+              <w:rPr>
+                <w:sz w:val="24"/>
+                <w:szCs w:val="24"/>
+              </w:rPr>
+              <w:t xml:space="preserve"> годин</w:t>
             </w:r>
           </w:p>
         </w:tc>
@@ -25476,12 +27022,53 @@
                 <w:szCs w:val="24"/>
               </w:rPr>
             </w:pPr>
-            <w:r>
-              <w:rPr>
-                <w:sz w:val="24"/>
-                <w:szCs w:val="24"/>
-              </w:rPr>
-              <w:t>Усього з початку експлуатації, кількість годин</w:t>
+            <w:proofErr w:type="spellStart"/>
+            <w:r>
+              <w:rPr>
+                <w:sz w:val="24"/>
+                <w:szCs w:val="24"/>
+              </w:rPr>
+              <w:t>Усього</w:t>
+            </w:r>
+            <w:proofErr w:type="spellEnd"/>
+            <w:r>
+              <w:rPr>
+                <w:sz w:val="24"/>
+                <w:szCs w:val="24"/>
+              </w:rPr>
+              <w:t xml:space="preserve"> з початку </w:t>
+            </w:r>
+            <w:proofErr w:type="spellStart"/>
+            <w:r>
+              <w:rPr>
+                <w:sz w:val="24"/>
+                <w:szCs w:val="24"/>
+              </w:rPr>
+              <w:t>експлуатації</w:t>
+            </w:r>
+            <w:proofErr w:type="spellEnd"/>
+            <w:r>
+              <w:rPr>
+                <w:sz w:val="24"/>
+                <w:szCs w:val="24"/>
+              </w:rPr>
+              <w:t xml:space="preserve">, </w:t>
+            </w:r>
+            <w:proofErr w:type="spellStart"/>
+            <w:r>
+              <w:rPr>
+                <w:sz w:val="24"/>
+                <w:szCs w:val="24"/>
+              </w:rPr>
+              <w:t>кількість</w:t>
+            </w:r>
+            <w:proofErr w:type="spellEnd"/>
+            <w:r>
+              <w:rPr>
+                <w:sz w:val="24"/>
+                <w:szCs w:val="24"/>
+              </w:rPr>
+              <w:t xml:space="preserve"> годин</w:t>
             </w:r>
           </w:p>
         </w:tc>
@@ -25501,6 +27088,7 @@
                 <w:szCs w:val="24"/>
               </w:rPr>
             </w:pPr>
+            <w:proofErr w:type="spellStart"/>
             <w:r>
               <w:rPr>
                 <w:sz w:val="24"/>
@@ -25508,6 +27096,7 @@
               </w:rPr>
               <w:t>Підпис</w:t>
             </w:r>
+            <w:proofErr w:type="spellEnd"/>
           </w:p>
         </w:tc>
         <w:tc>
@@ -25526,12 +27115,21 @@
                 <w:szCs w:val="24"/>
               </w:rPr>
             </w:pPr>
-            <w:r>
-              <w:rPr>
-                <w:sz w:val="24"/>
-                <w:szCs w:val="24"/>
-              </w:rPr>
-              <w:t>Кількість годин</w:t>
+            <w:proofErr w:type="spellStart"/>
+            <w:r>
+              <w:rPr>
+                <w:sz w:val="24"/>
+                <w:szCs w:val="24"/>
+              </w:rPr>
+              <w:t>Кількість</w:t>
+            </w:r>
+            <w:proofErr w:type="spellEnd"/>
+            <w:r>
+              <w:rPr>
+                <w:sz w:val="24"/>
+                <w:szCs w:val="24"/>
+              </w:rPr>
+              <w:t xml:space="preserve"> годин</w:t>
             </w:r>
           </w:p>
         </w:tc>
@@ -25550,12 +27148,53 @@
                 <w:szCs w:val="24"/>
               </w:rPr>
             </w:pPr>
-            <w:r>
-              <w:rPr>
-                <w:sz w:val="24"/>
-                <w:szCs w:val="24"/>
-              </w:rPr>
-              <w:t>Усього з початку експлуатації, кількість годин</w:t>
+            <w:proofErr w:type="spellStart"/>
+            <w:r>
+              <w:rPr>
+                <w:sz w:val="24"/>
+                <w:szCs w:val="24"/>
+              </w:rPr>
+              <w:t>Усього</w:t>
+            </w:r>
+            <w:proofErr w:type="spellEnd"/>
+            <w:r>
+              <w:rPr>
+                <w:sz w:val="24"/>
+                <w:szCs w:val="24"/>
+              </w:rPr>
+              <w:t xml:space="preserve"> з початку </w:t>
+            </w:r>
+            <w:proofErr w:type="spellStart"/>
+            <w:r>
+              <w:rPr>
+                <w:sz w:val="24"/>
+                <w:szCs w:val="24"/>
+              </w:rPr>
+              <w:t>експлуатації</w:t>
+            </w:r>
+            <w:proofErr w:type="spellEnd"/>
+            <w:r>
+              <w:rPr>
+                <w:sz w:val="24"/>
+                <w:szCs w:val="24"/>
+              </w:rPr>
+              <w:t xml:space="preserve">, </w:t>
+            </w:r>
+            <w:proofErr w:type="spellStart"/>
+            <w:r>
+              <w:rPr>
+                <w:sz w:val="24"/>
+                <w:szCs w:val="24"/>
+              </w:rPr>
+              <w:t>кількість</w:t>
+            </w:r>
+            <w:proofErr w:type="spellEnd"/>
+            <w:r>
+              <w:rPr>
+                <w:sz w:val="24"/>
+                <w:szCs w:val="24"/>
+              </w:rPr>
+              <w:t xml:space="preserve"> годин</w:t>
             </w:r>
           </w:p>
         </w:tc>
@@ -25575,6 +27214,7 @@
                 <w:szCs w:val="24"/>
               </w:rPr>
             </w:pPr>
+            <w:proofErr w:type="spellStart"/>
             <w:r>
               <w:rPr>
                 <w:sz w:val="24"/>
@@ -25582,6 +27222,7 @@
               </w:rPr>
               <w:t>Підпис</w:t>
             </w:r>
+            <w:proofErr w:type="spellEnd"/>
           </w:p>
         </w:tc>
       </w:tr>
@@ -28119,6 +29760,7 @@
                 <w:szCs w:val="24"/>
               </w:rPr>
             </w:pPr>
+            <w:proofErr w:type="spellStart"/>
             <w:r>
               <w:rPr>
                 <w:sz w:val="24"/>
@@ -28126,6 +29768,7 @@
               </w:rPr>
               <w:t>Місяці</w:t>
             </w:r>
+            <w:proofErr w:type="spellEnd"/>
           </w:p>
         </w:tc>
         <w:tc>
@@ -28144,12 +29787,53 @@
                 <w:szCs w:val="24"/>
               </w:rPr>
             </w:pPr>
-            <w:r>
-              <w:rPr>
-                <w:sz w:val="24"/>
-                <w:szCs w:val="24"/>
-              </w:rPr>
-              <w:t>Підсумковий облік роботи за роками</w:t>
+            <w:proofErr w:type="spellStart"/>
+            <w:r>
+              <w:rPr>
+                <w:sz w:val="24"/>
+                <w:szCs w:val="24"/>
+              </w:rPr>
+              <w:t>Підсумковий</w:t>
+            </w:r>
+            <w:proofErr w:type="spellEnd"/>
+            <w:r>
+              <w:rPr>
+                <w:sz w:val="24"/>
+                <w:szCs w:val="24"/>
+              </w:rPr>
+              <w:t xml:space="preserve"> </w:t>
+            </w:r>
+            <w:proofErr w:type="spellStart"/>
+            <w:r>
+              <w:rPr>
+                <w:sz w:val="24"/>
+                <w:szCs w:val="24"/>
+              </w:rPr>
+              <w:t>облік</w:t>
+            </w:r>
+            <w:proofErr w:type="spellEnd"/>
+            <w:r>
+              <w:rPr>
+                <w:sz w:val="24"/>
+                <w:szCs w:val="24"/>
+              </w:rPr>
+              <w:t xml:space="preserve"> </w:t>
+            </w:r>
+            <w:proofErr w:type="spellStart"/>
+            <w:r>
+              <w:rPr>
+                <w:sz w:val="24"/>
+                <w:szCs w:val="24"/>
+              </w:rPr>
+              <w:t>роботи</w:t>
+            </w:r>
+            <w:proofErr w:type="spellEnd"/>
+            <w:r>
+              <w:rPr>
+                <w:sz w:val="24"/>
+                <w:szCs w:val="24"/>
+              </w:rPr>
+              <w:t xml:space="preserve"> за роками</w:t>
             </w:r>
           </w:p>
         </w:tc>
@@ -28290,12 +29974,21 @@
                 <w:szCs w:val="24"/>
               </w:rPr>
             </w:pPr>
-            <w:r>
-              <w:rPr>
-                <w:sz w:val="24"/>
-                <w:szCs w:val="24"/>
-              </w:rPr>
-              <w:t>Кількість годин</w:t>
+            <w:proofErr w:type="spellStart"/>
+            <w:r>
+              <w:rPr>
+                <w:sz w:val="24"/>
+                <w:szCs w:val="24"/>
+              </w:rPr>
+              <w:t>Кількість</w:t>
+            </w:r>
+            <w:proofErr w:type="spellEnd"/>
+            <w:r>
+              <w:rPr>
+                <w:sz w:val="24"/>
+                <w:szCs w:val="24"/>
+              </w:rPr>
+              <w:t xml:space="preserve"> годин</w:t>
             </w:r>
           </w:p>
         </w:tc>
@@ -28314,12 +30007,53 @@
                 <w:szCs w:val="24"/>
               </w:rPr>
             </w:pPr>
-            <w:r>
-              <w:rPr>
-                <w:sz w:val="24"/>
-                <w:szCs w:val="24"/>
-              </w:rPr>
-              <w:t>Усього з початку експлуатації, кількість годин</w:t>
+            <w:proofErr w:type="spellStart"/>
+            <w:r>
+              <w:rPr>
+                <w:sz w:val="24"/>
+                <w:szCs w:val="24"/>
+              </w:rPr>
+              <w:t>Усього</w:t>
+            </w:r>
+            <w:proofErr w:type="spellEnd"/>
+            <w:r>
+              <w:rPr>
+                <w:sz w:val="24"/>
+                <w:szCs w:val="24"/>
+              </w:rPr>
+              <w:t xml:space="preserve"> з початку </w:t>
+            </w:r>
+            <w:proofErr w:type="spellStart"/>
+            <w:r>
+              <w:rPr>
+                <w:sz w:val="24"/>
+                <w:szCs w:val="24"/>
+              </w:rPr>
+              <w:t>експлуатації</w:t>
+            </w:r>
+            <w:proofErr w:type="spellEnd"/>
+            <w:r>
+              <w:rPr>
+                <w:sz w:val="24"/>
+                <w:szCs w:val="24"/>
+              </w:rPr>
+              <w:t xml:space="preserve">, </w:t>
+            </w:r>
+            <w:proofErr w:type="spellStart"/>
+            <w:r>
+              <w:rPr>
+                <w:sz w:val="24"/>
+                <w:szCs w:val="24"/>
+              </w:rPr>
+              <w:t>кількість</w:t>
+            </w:r>
+            <w:proofErr w:type="spellEnd"/>
+            <w:r>
+              <w:rPr>
+                <w:sz w:val="24"/>
+                <w:szCs w:val="24"/>
+              </w:rPr>
+              <w:t xml:space="preserve"> годин</w:t>
             </w:r>
           </w:p>
         </w:tc>
@@ -28339,6 +30073,7 @@
                 <w:szCs w:val="24"/>
               </w:rPr>
             </w:pPr>
+            <w:proofErr w:type="spellStart"/>
             <w:r>
               <w:rPr>
                 <w:sz w:val="24"/>
@@ -28346,6 +30081,7 @@
               </w:rPr>
               <w:t>Підпис</w:t>
             </w:r>
+            <w:proofErr w:type="spellEnd"/>
           </w:p>
         </w:tc>
         <w:tc>
@@ -28364,12 +30100,21 @@
                 <w:szCs w:val="24"/>
               </w:rPr>
             </w:pPr>
-            <w:r>
-              <w:rPr>
-                <w:sz w:val="24"/>
-                <w:szCs w:val="24"/>
-              </w:rPr>
-              <w:t>Кількість годин</w:t>
+            <w:proofErr w:type="spellStart"/>
+            <w:r>
+              <w:rPr>
+                <w:sz w:val="24"/>
+                <w:szCs w:val="24"/>
+              </w:rPr>
+              <w:t>Кількість</w:t>
+            </w:r>
+            <w:proofErr w:type="spellEnd"/>
+            <w:r>
+              <w:rPr>
+                <w:sz w:val="24"/>
+                <w:szCs w:val="24"/>
+              </w:rPr>
+              <w:t xml:space="preserve"> годин</w:t>
             </w:r>
           </w:p>
         </w:tc>
@@ -28388,12 +30133,53 @@
                 <w:szCs w:val="24"/>
               </w:rPr>
             </w:pPr>
-            <w:r>
-              <w:rPr>
-                <w:sz w:val="24"/>
-                <w:szCs w:val="24"/>
-              </w:rPr>
-              <w:t>Усього з початку експлуатації, кількість годин</w:t>
+            <w:proofErr w:type="spellStart"/>
+            <w:r>
+              <w:rPr>
+                <w:sz w:val="24"/>
+                <w:szCs w:val="24"/>
+              </w:rPr>
+              <w:t>Усього</w:t>
+            </w:r>
+            <w:proofErr w:type="spellEnd"/>
+            <w:r>
+              <w:rPr>
+                <w:sz w:val="24"/>
+                <w:szCs w:val="24"/>
+              </w:rPr>
+              <w:t xml:space="preserve"> з початку </w:t>
+            </w:r>
+            <w:proofErr w:type="spellStart"/>
+            <w:r>
+              <w:rPr>
+                <w:sz w:val="24"/>
+                <w:szCs w:val="24"/>
+              </w:rPr>
+              <w:t>експлуатації</w:t>
+            </w:r>
+            <w:proofErr w:type="spellEnd"/>
+            <w:r>
+              <w:rPr>
+                <w:sz w:val="24"/>
+                <w:szCs w:val="24"/>
+              </w:rPr>
+              <w:t xml:space="preserve">, </w:t>
+            </w:r>
+            <w:proofErr w:type="spellStart"/>
+            <w:r>
+              <w:rPr>
+                <w:sz w:val="24"/>
+                <w:szCs w:val="24"/>
+              </w:rPr>
+              <w:t>кількість</w:t>
+            </w:r>
+            <w:proofErr w:type="spellEnd"/>
+            <w:r>
+              <w:rPr>
+                <w:sz w:val="24"/>
+                <w:szCs w:val="24"/>
+              </w:rPr>
+              <w:t xml:space="preserve"> годин</w:t>
             </w:r>
           </w:p>
         </w:tc>
@@ -28413,6 +30199,7 @@
                 <w:szCs w:val="24"/>
               </w:rPr>
             </w:pPr>
+            <w:proofErr w:type="spellStart"/>
             <w:r>
               <w:rPr>
                 <w:sz w:val="24"/>
@@ -28420,6 +30207,7 @@
               </w:rPr>
               <w:t>Підпис</w:t>
             </w:r>
+            <w:proofErr w:type="spellEnd"/>
           </w:p>
         </w:tc>
         <w:tc>
@@ -28438,12 +30226,21 @@
                 <w:szCs w:val="24"/>
               </w:rPr>
             </w:pPr>
-            <w:r>
-              <w:rPr>
-                <w:sz w:val="24"/>
-                <w:szCs w:val="24"/>
-              </w:rPr>
-              <w:t>Кількість годин</w:t>
+            <w:proofErr w:type="spellStart"/>
+            <w:r>
+              <w:rPr>
+                <w:sz w:val="24"/>
+                <w:szCs w:val="24"/>
+              </w:rPr>
+              <w:t>Кількість</w:t>
+            </w:r>
+            <w:proofErr w:type="spellEnd"/>
+            <w:r>
+              <w:rPr>
+                <w:sz w:val="24"/>
+                <w:szCs w:val="24"/>
+              </w:rPr>
+              <w:t xml:space="preserve"> годин</w:t>
             </w:r>
           </w:p>
         </w:tc>
@@ -28462,12 +30259,53 @@
                 <w:szCs w:val="24"/>
               </w:rPr>
             </w:pPr>
-            <w:r>
-              <w:rPr>
-                <w:sz w:val="24"/>
-                <w:szCs w:val="24"/>
-              </w:rPr>
-              <w:t>Усього з початку експлуатації, кількість годин</w:t>
+            <w:proofErr w:type="spellStart"/>
+            <w:r>
+              <w:rPr>
+                <w:sz w:val="24"/>
+                <w:szCs w:val="24"/>
+              </w:rPr>
+              <w:t>Усього</w:t>
+            </w:r>
+            <w:proofErr w:type="spellEnd"/>
+            <w:r>
+              <w:rPr>
+                <w:sz w:val="24"/>
+                <w:szCs w:val="24"/>
+              </w:rPr>
+              <w:t xml:space="preserve"> з початку </w:t>
+            </w:r>
+            <w:proofErr w:type="spellStart"/>
+            <w:r>
+              <w:rPr>
+                <w:sz w:val="24"/>
+                <w:szCs w:val="24"/>
+              </w:rPr>
+              <w:t>експлуатації</w:t>
+            </w:r>
+            <w:proofErr w:type="spellEnd"/>
+            <w:r>
+              <w:rPr>
+                <w:sz w:val="24"/>
+                <w:szCs w:val="24"/>
+              </w:rPr>
+              <w:t xml:space="preserve">, </w:t>
+            </w:r>
+            <w:proofErr w:type="spellStart"/>
+            <w:r>
+              <w:rPr>
+                <w:sz w:val="24"/>
+                <w:szCs w:val="24"/>
+              </w:rPr>
+              <w:t>кількість</w:t>
+            </w:r>
+            <w:proofErr w:type="spellEnd"/>
+            <w:r>
+              <w:rPr>
+                <w:sz w:val="24"/>
+                <w:szCs w:val="24"/>
+              </w:rPr>
+              <w:t xml:space="preserve"> годин</w:t>
             </w:r>
           </w:p>
         </w:tc>
@@ -28487,6 +30325,7 @@
                 <w:szCs w:val="24"/>
               </w:rPr>
             </w:pPr>
+            <w:proofErr w:type="spellStart"/>
             <w:r>
               <w:rPr>
                 <w:sz w:val="24"/>
@@ -28494,6 +30333,7 @@
               </w:rPr>
               <w:t>Підпис</w:t>
             </w:r>
+            <w:proofErr w:type="spellEnd"/>
           </w:p>
         </w:tc>
       </w:tr>
@@ -30971,6 +32811,7 @@
                 <w:szCs w:val="24"/>
               </w:rPr>
             </w:pPr>
+            <w:proofErr w:type="spellStart"/>
             <w:r>
               <w:rPr>
                 <w:sz w:val="24"/>
@@ -30978,6 +32819,7 @@
               </w:rPr>
               <w:t>Місяці</w:t>
             </w:r>
+            <w:proofErr w:type="spellEnd"/>
           </w:p>
         </w:tc>
         <w:tc>
@@ -30996,12 +32838,53 @@
                 <w:szCs w:val="24"/>
               </w:rPr>
             </w:pPr>
-            <w:r>
-              <w:rPr>
-                <w:sz w:val="24"/>
-                <w:szCs w:val="24"/>
-              </w:rPr>
-              <w:t>Підсумковий облік роботи за роками</w:t>
+            <w:proofErr w:type="spellStart"/>
+            <w:r>
+              <w:rPr>
+                <w:sz w:val="24"/>
+                <w:szCs w:val="24"/>
+              </w:rPr>
+              <w:t>Підсумковий</w:t>
+            </w:r>
+            <w:proofErr w:type="spellEnd"/>
+            <w:r>
+              <w:rPr>
+                <w:sz w:val="24"/>
+                <w:szCs w:val="24"/>
+              </w:rPr>
+              <w:t xml:space="preserve"> </w:t>
+            </w:r>
+            <w:proofErr w:type="spellStart"/>
+            <w:r>
+              <w:rPr>
+                <w:sz w:val="24"/>
+                <w:szCs w:val="24"/>
+              </w:rPr>
+              <w:t>облік</w:t>
+            </w:r>
+            <w:proofErr w:type="spellEnd"/>
+            <w:r>
+              <w:rPr>
+                <w:sz w:val="24"/>
+                <w:szCs w:val="24"/>
+              </w:rPr>
+              <w:t xml:space="preserve"> </w:t>
+            </w:r>
+            <w:proofErr w:type="spellStart"/>
+            <w:r>
+              <w:rPr>
+                <w:sz w:val="24"/>
+                <w:szCs w:val="24"/>
+              </w:rPr>
+              <w:t>роботи</w:t>
+            </w:r>
+            <w:proofErr w:type="spellEnd"/>
+            <w:r>
+              <w:rPr>
+                <w:sz w:val="24"/>
+                <w:szCs w:val="24"/>
+              </w:rPr>
+              <w:t xml:space="preserve"> за роками</w:t>
             </w:r>
           </w:p>
         </w:tc>
@@ -31142,12 +33025,21 @@
                 <w:szCs w:val="24"/>
               </w:rPr>
             </w:pPr>
-            <w:r>
-              <w:rPr>
-                <w:sz w:val="24"/>
-                <w:szCs w:val="24"/>
-              </w:rPr>
-              <w:t>Кількість годин</w:t>
+            <w:proofErr w:type="spellStart"/>
+            <w:r>
+              <w:rPr>
+                <w:sz w:val="24"/>
+                <w:szCs w:val="24"/>
+              </w:rPr>
+              <w:t>Кількість</w:t>
+            </w:r>
+            <w:proofErr w:type="spellEnd"/>
+            <w:r>
+              <w:rPr>
+                <w:sz w:val="24"/>
+                <w:szCs w:val="24"/>
+              </w:rPr>
+              <w:t xml:space="preserve"> годин</w:t>
             </w:r>
           </w:p>
         </w:tc>
@@ -31166,12 +33058,53 @@
                 <w:szCs w:val="24"/>
               </w:rPr>
             </w:pPr>
-            <w:r>
-              <w:rPr>
-                <w:sz w:val="24"/>
-                <w:szCs w:val="24"/>
-              </w:rPr>
-              <w:t>Усього з початку експлуатації, кількість годин</w:t>
+            <w:proofErr w:type="spellStart"/>
+            <w:r>
+              <w:rPr>
+                <w:sz w:val="24"/>
+                <w:szCs w:val="24"/>
+              </w:rPr>
+              <w:t>Усього</w:t>
+            </w:r>
+            <w:proofErr w:type="spellEnd"/>
+            <w:r>
+              <w:rPr>
+                <w:sz w:val="24"/>
+                <w:szCs w:val="24"/>
+              </w:rPr>
+              <w:t xml:space="preserve"> з початку </w:t>
+            </w:r>
+            <w:proofErr w:type="spellStart"/>
+            <w:r>
+              <w:rPr>
+                <w:sz w:val="24"/>
+                <w:szCs w:val="24"/>
+              </w:rPr>
+              <w:t>експлуатації</w:t>
+            </w:r>
+            <w:proofErr w:type="spellEnd"/>
+            <w:r>
+              <w:rPr>
+                <w:sz w:val="24"/>
+                <w:szCs w:val="24"/>
+              </w:rPr>
+              <w:t xml:space="preserve">, </w:t>
+            </w:r>
+            <w:proofErr w:type="spellStart"/>
+            <w:r>
+              <w:rPr>
+                <w:sz w:val="24"/>
+                <w:szCs w:val="24"/>
+              </w:rPr>
+              <w:t>кількість</w:t>
+            </w:r>
+            <w:proofErr w:type="spellEnd"/>
+            <w:r>
+              <w:rPr>
+                <w:sz w:val="24"/>
+                <w:szCs w:val="24"/>
+              </w:rPr>
+              <w:t xml:space="preserve"> годин</w:t>
             </w:r>
           </w:p>
         </w:tc>
@@ -31191,6 +33124,7 @@
                 <w:szCs w:val="24"/>
               </w:rPr>
             </w:pPr>
+            <w:proofErr w:type="spellStart"/>
             <w:r>
               <w:rPr>
                 <w:sz w:val="24"/>
@@ -31198,6 +33132,7 @@
               </w:rPr>
               <w:t>Підпис</w:t>
             </w:r>
+            <w:proofErr w:type="spellEnd"/>
           </w:p>
         </w:tc>
         <w:tc>
@@ -31216,12 +33151,21 @@
                 <w:szCs w:val="24"/>
               </w:rPr>
             </w:pPr>
-            <w:r>
-              <w:rPr>
-                <w:sz w:val="24"/>
-                <w:szCs w:val="24"/>
-              </w:rPr>
-              <w:t>Кількість годин</w:t>
+            <w:proofErr w:type="spellStart"/>
+            <w:r>
+              <w:rPr>
+                <w:sz w:val="24"/>
+                <w:szCs w:val="24"/>
+              </w:rPr>
+              <w:t>Кількість</w:t>
+            </w:r>
+            <w:proofErr w:type="spellEnd"/>
+            <w:r>
+              <w:rPr>
+                <w:sz w:val="24"/>
+                <w:szCs w:val="24"/>
+              </w:rPr>
+              <w:t xml:space="preserve"> годин</w:t>
             </w:r>
           </w:p>
         </w:tc>
@@ -31240,12 +33184,53 @@
                 <w:szCs w:val="24"/>
               </w:rPr>
             </w:pPr>
-            <w:r>
-              <w:rPr>
-                <w:sz w:val="24"/>
-                <w:szCs w:val="24"/>
-              </w:rPr>
-              <w:t>Усього з початку експлуатації, кількість годин</w:t>
+            <w:proofErr w:type="spellStart"/>
+            <w:r>
+              <w:rPr>
+                <w:sz w:val="24"/>
+                <w:szCs w:val="24"/>
+              </w:rPr>
+              <w:t>Усього</w:t>
+            </w:r>
+            <w:proofErr w:type="spellEnd"/>
+            <w:r>
+              <w:rPr>
+                <w:sz w:val="24"/>
+                <w:szCs w:val="24"/>
+              </w:rPr>
+              <w:t xml:space="preserve"> з початку </w:t>
+            </w:r>
+            <w:proofErr w:type="spellStart"/>
+            <w:r>
+              <w:rPr>
+                <w:sz w:val="24"/>
+                <w:szCs w:val="24"/>
+              </w:rPr>
+              <w:t>експлуатації</w:t>
+            </w:r>
+            <w:proofErr w:type="spellEnd"/>
+            <w:r>
+              <w:rPr>
+                <w:sz w:val="24"/>
+                <w:szCs w:val="24"/>
+              </w:rPr>
+              <w:t xml:space="preserve">, </w:t>
+            </w:r>
+            <w:proofErr w:type="spellStart"/>
+            <w:r>
+              <w:rPr>
+                <w:sz w:val="24"/>
+                <w:szCs w:val="24"/>
+              </w:rPr>
+              <w:t>кількість</w:t>
+            </w:r>
+            <w:proofErr w:type="spellEnd"/>
+            <w:r>
+              <w:rPr>
+                <w:sz w:val="24"/>
+                <w:szCs w:val="24"/>
+              </w:rPr>
+              <w:t xml:space="preserve"> годин</w:t>
             </w:r>
           </w:p>
         </w:tc>
@@ -31265,6 +33250,7 @@
                 <w:szCs w:val="24"/>
               </w:rPr>
             </w:pPr>
+            <w:proofErr w:type="spellStart"/>
             <w:r>
               <w:rPr>
                 <w:sz w:val="24"/>
@@ -31272,6 +33258,7 @@
               </w:rPr>
               <w:t>Підпис</w:t>
             </w:r>
+            <w:proofErr w:type="spellEnd"/>
           </w:p>
         </w:tc>
         <w:tc>
@@ -31290,12 +33277,21 @@
                 <w:szCs w:val="24"/>
               </w:rPr>
             </w:pPr>
-            <w:r>
-              <w:rPr>
-                <w:sz w:val="24"/>
-                <w:szCs w:val="24"/>
-              </w:rPr>
-              <w:t>Кількість годин</w:t>
+            <w:proofErr w:type="spellStart"/>
+            <w:r>
+              <w:rPr>
+                <w:sz w:val="24"/>
+                <w:szCs w:val="24"/>
+              </w:rPr>
+              <w:t>Кількість</w:t>
+            </w:r>
+            <w:proofErr w:type="spellEnd"/>
+            <w:r>
+              <w:rPr>
+                <w:sz w:val="24"/>
+                <w:szCs w:val="24"/>
+              </w:rPr>
+              <w:t xml:space="preserve"> годин</w:t>
             </w:r>
           </w:p>
         </w:tc>
@@ -31314,12 +33310,53 @@
                 <w:szCs w:val="24"/>
               </w:rPr>
             </w:pPr>
-            <w:r>
-              <w:rPr>
-                <w:sz w:val="24"/>
-                <w:szCs w:val="24"/>
-              </w:rPr>
-              <w:t>Усього з початку експлуатації, кількість годин</w:t>
+            <w:proofErr w:type="spellStart"/>
+            <w:r>
+              <w:rPr>
+                <w:sz w:val="24"/>
+                <w:szCs w:val="24"/>
+              </w:rPr>
+              <w:t>Усього</w:t>
+            </w:r>
+            <w:proofErr w:type="spellEnd"/>
+            <w:r>
+              <w:rPr>
+                <w:sz w:val="24"/>
+                <w:szCs w:val="24"/>
+              </w:rPr>
+              <w:t xml:space="preserve"> з початку </w:t>
+            </w:r>
+            <w:proofErr w:type="spellStart"/>
+            <w:r>
+              <w:rPr>
+                <w:sz w:val="24"/>
+                <w:szCs w:val="24"/>
+              </w:rPr>
+              <w:t>експлуатації</w:t>
+            </w:r>
+            <w:proofErr w:type="spellEnd"/>
+            <w:r>
+              <w:rPr>
+                <w:sz w:val="24"/>
+                <w:szCs w:val="24"/>
+              </w:rPr>
+              <w:t xml:space="preserve">, </w:t>
+            </w:r>
+            <w:proofErr w:type="spellStart"/>
+            <w:r>
+              <w:rPr>
+                <w:sz w:val="24"/>
+                <w:szCs w:val="24"/>
+              </w:rPr>
+              <w:t>кількість</w:t>
+            </w:r>
+            <w:proofErr w:type="spellEnd"/>
+            <w:r>
+              <w:rPr>
+                <w:sz w:val="24"/>
+                <w:szCs w:val="24"/>
+              </w:rPr>
+              <w:t xml:space="preserve"> годин</w:t>
             </w:r>
           </w:p>
         </w:tc>
@@ -31339,6 +33376,7 @@
                 <w:szCs w:val="24"/>
               </w:rPr>
             </w:pPr>
+            <w:proofErr w:type="spellStart"/>
             <w:r>
               <w:rPr>
                 <w:sz w:val="24"/>
@@ -31346,6 +33384,7 @@
               </w:rPr>
               <w:t>Підпис</w:t>
             </w:r>
+            <w:proofErr w:type="spellEnd"/>
           </w:p>
         </w:tc>
       </w:tr>
@@ -33863,6 +35902,7 @@
                 <w:szCs w:val="24"/>
               </w:rPr>
             </w:pPr>
+            <w:proofErr w:type="spellStart"/>
             <w:r>
               <w:rPr>
                 <w:sz w:val="24"/>
@@ -33871,6 +35911,7 @@
               <w:lastRenderedPageBreak/>
               <w:t>Місяці</w:t>
             </w:r>
+            <w:proofErr w:type="spellEnd"/>
           </w:p>
         </w:tc>
         <w:tc>
@@ -33889,12 +35930,53 @@
                 <w:szCs w:val="24"/>
               </w:rPr>
             </w:pPr>
-            <w:r>
-              <w:rPr>
-                <w:sz w:val="24"/>
-                <w:szCs w:val="24"/>
-              </w:rPr>
-              <w:t>Підсумковий облік роботи за роками</w:t>
+            <w:proofErr w:type="spellStart"/>
+            <w:r>
+              <w:rPr>
+                <w:sz w:val="24"/>
+                <w:szCs w:val="24"/>
+              </w:rPr>
+              <w:t>Підсумковий</w:t>
+            </w:r>
+            <w:proofErr w:type="spellEnd"/>
+            <w:r>
+              <w:rPr>
+                <w:sz w:val="24"/>
+                <w:szCs w:val="24"/>
+              </w:rPr>
+              <w:t xml:space="preserve"> </w:t>
+            </w:r>
+            <w:proofErr w:type="spellStart"/>
+            <w:r>
+              <w:rPr>
+                <w:sz w:val="24"/>
+                <w:szCs w:val="24"/>
+              </w:rPr>
+              <w:t>облік</w:t>
+            </w:r>
+            <w:proofErr w:type="spellEnd"/>
+            <w:r>
+              <w:rPr>
+                <w:sz w:val="24"/>
+                <w:szCs w:val="24"/>
+              </w:rPr>
+              <w:t xml:space="preserve"> </w:t>
+            </w:r>
+            <w:proofErr w:type="spellStart"/>
+            <w:r>
+              <w:rPr>
+                <w:sz w:val="24"/>
+                <w:szCs w:val="24"/>
+              </w:rPr>
+              <w:t>роботи</w:t>
+            </w:r>
+            <w:proofErr w:type="spellEnd"/>
+            <w:r>
+              <w:rPr>
+                <w:sz w:val="24"/>
+                <w:szCs w:val="24"/>
+              </w:rPr>
+              <w:t xml:space="preserve"> за роками</w:t>
             </w:r>
           </w:p>
         </w:tc>
@@ -34035,12 +36117,21 @@
                 <w:szCs w:val="24"/>
               </w:rPr>
             </w:pPr>
-            <w:r>
-              <w:rPr>
-                <w:sz w:val="24"/>
-                <w:szCs w:val="24"/>
-              </w:rPr>
-              <w:t>Кількість годин</w:t>
+            <w:proofErr w:type="spellStart"/>
+            <w:r>
+              <w:rPr>
+                <w:sz w:val="24"/>
+                <w:szCs w:val="24"/>
+              </w:rPr>
+              <w:t>Кількість</w:t>
+            </w:r>
+            <w:proofErr w:type="spellEnd"/>
+            <w:r>
+              <w:rPr>
+                <w:sz w:val="24"/>
+                <w:szCs w:val="24"/>
+              </w:rPr>
+              <w:t xml:space="preserve"> годин</w:t>
             </w:r>
           </w:p>
         </w:tc>
@@ -34059,12 +36150,53 @@
                 <w:szCs w:val="24"/>
               </w:rPr>
             </w:pPr>
-            <w:r>
-              <w:rPr>
-                <w:sz w:val="24"/>
-                <w:szCs w:val="24"/>
-              </w:rPr>
-              <w:t>Усього з початку експлуатації, кількість годин</w:t>
+            <w:proofErr w:type="spellStart"/>
+            <w:r>
+              <w:rPr>
+                <w:sz w:val="24"/>
+                <w:szCs w:val="24"/>
+              </w:rPr>
+              <w:t>Усього</w:t>
+            </w:r>
+            <w:proofErr w:type="spellEnd"/>
+            <w:r>
+              <w:rPr>
+                <w:sz w:val="24"/>
+                <w:szCs w:val="24"/>
+              </w:rPr>
+              <w:t xml:space="preserve"> з початку </w:t>
+            </w:r>
+            <w:proofErr w:type="spellStart"/>
+            <w:r>
+              <w:rPr>
+                <w:sz w:val="24"/>
+                <w:szCs w:val="24"/>
+              </w:rPr>
+              <w:t>експлуатації</w:t>
+            </w:r>
+            <w:proofErr w:type="spellEnd"/>
+            <w:r>
+              <w:rPr>
+                <w:sz w:val="24"/>
+                <w:szCs w:val="24"/>
+              </w:rPr>
+              <w:t xml:space="preserve">, </w:t>
+            </w:r>
+            <w:proofErr w:type="spellStart"/>
+            <w:r>
+              <w:rPr>
+                <w:sz w:val="24"/>
+                <w:szCs w:val="24"/>
+              </w:rPr>
+              <w:t>кількість</w:t>
+            </w:r>
+            <w:proofErr w:type="spellEnd"/>
+            <w:r>
+              <w:rPr>
+                <w:sz w:val="24"/>
+                <w:szCs w:val="24"/>
+              </w:rPr>
+              <w:t xml:space="preserve"> годин</w:t>
             </w:r>
           </w:p>
         </w:tc>
@@ -34084,6 +36216,7 @@
                 <w:szCs w:val="24"/>
               </w:rPr>
             </w:pPr>
+            <w:proofErr w:type="spellStart"/>
             <w:r>
               <w:rPr>
                 <w:sz w:val="24"/>
@@ -34091,6 +36224,7 @@
               </w:rPr>
               <w:t>Підпис</w:t>
             </w:r>
+            <w:proofErr w:type="spellEnd"/>
           </w:p>
         </w:tc>
         <w:tc>
@@ -34109,12 +36243,21 @@
                 <w:szCs w:val="24"/>
               </w:rPr>
             </w:pPr>
-            <w:r>
-              <w:rPr>
-                <w:sz w:val="24"/>
-                <w:szCs w:val="24"/>
-              </w:rPr>
-              <w:t>Кількість годин</w:t>
+            <w:proofErr w:type="spellStart"/>
+            <w:r>
+              <w:rPr>
+                <w:sz w:val="24"/>
+                <w:szCs w:val="24"/>
+              </w:rPr>
+              <w:t>Кількість</w:t>
+            </w:r>
+            <w:proofErr w:type="spellEnd"/>
+            <w:r>
+              <w:rPr>
+                <w:sz w:val="24"/>
+                <w:szCs w:val="24"/>
+              </w:rPr>
+              <w:t xml:space="preserve"> годин</w:t>
             </w:r>
           </w:p>
         </w:tc>
@@ -34133,12 +36276,53 @@
                 <w:szCs w:val="24"/>
               </w:rPr>
             </w:pPr>
-            <w:r>
-              <w:rPr>
-                <w:sz w:val="24"/>
-                <w:szCs w:val="24"/>
-              </w:rPr>
-              <w:t>Усього з початку експлуатації, кількість годин</w:t>
+            <w:proofErr w:type="spellStart"/>
+            <w:r>
+              <w:rPr>
+                <w:sz w:val="24"/>
+                <w:szCs w:val="24"/>
+              </w:rPr>
+              <w:t>Усього</w:t>
+            </w:r>
+            <w:proofErr w:type="spellEnd"/>
+            <w:r>
+              <w:rPr>
+                <w:sz w:val="24"/>
+                <w:szCs w:val="24"/>
+              </w:rPr>
+              <w:t xml:space="preserve"> з початку </w:t>
+            </w:r>
+            <w:proofErr w:type="spellStart"/>
+            <w:r>
+              <w:rPr>
+                <w:sz w:val="24"/>
+                <w:szCs w:val="24"/>
+              </w:rPr>
+              <w:t>експлуатації</w:t>
+            </w:r>
+            <w:proofErr w:type="spellEnd"/>
+            <w:r>
+              <w:rPr>
+                <w:sz w:val="24"/>
+                <w:szCs w:val="24"/>
+              </w:rPr>
+              <w:t xml:space="preserve">, </w:t>
+            </w:r>
+            <w:proofErr w:type="spellStart"/>
+            <w:r>
+              <w:rPr>
+                <w:sz w:val="24"/>
+                <w:szCs w:val="24"/>
+              </w:rPr>
+              <w:t>кількість</w:t>
+            </w:r>
+            <w:proofErr w:type="spellEnd"/>
+            <w:r>
+              <w:rPr>
+                <w:sz w:val="24"/>
+                <w:szCs w:val="24"/>
+              </w:rPr>
+              <w:t xml:space="preserve"> годин</w:t>
             </w:r>
           </w:p>
         </w:tc>
@@ -34158,6 +36342,7 @@
                 <w:szCs w:val="24"/>
               </w:rPr>
             </w:pPr>
+            <w:proofErr w:type="spellStart"/>
             <w:r>
               <w:rPr>
                 <w:sz w:val="24"/>
@@ -34165,6 +36350,7 @@
               </w:rPr>
               <w:t>Підпис</w:t>
             </w:r>
+            <w:proofErr w:type="spellEnd"/>
           </w:p>
         </w:tc>
         <w:tc>
@@ -34183,12 +36369,21 @@
                 <w:szCs w:val="24"/>
               </w:rPr>
             </w:pPr>
-            <w:r>
-              <w:rPr>
-                <w:sz w:val="24"/>
-                <w:szCs w:val="24"/>
-              </w:rPr>
-              <w:t>Кількість годин</w:t>
+            <w:proofErr w:type="spellStart"/>
+            <w:r>
+              <w:rPr>
+                <w:sz w:val="24"/>
+                <w:szCs w:val="24"/>
+              </w:rPr>
+              <w:t>Кількість</w:t>
+            </w:r>
+            <w:proofErr w:type="spellEnd"/>
+            <w:r>
+              <w:rPr>
+                <w:sz w:val="24"/>
+                <w:szCs w:val="24"/>
+              </w:rPr>
+              <w:t xml:space="preserve"> годин</w:t>
             </w:r>
           </w:p>
         </w:tc>
@@ -34207,12 +36402,53 @@
                 <w:szCs w:val="24"/>
               </w:rPr>
             </w:pPr>
-            <w:r>
-              <w:rPr>
-                <w:sz w:val="24"/>
-                <w:szCs w:val="24"/>
-              </w:rPr>
-              <w:t>Усього з початку експлуатації, кількість годин</w:t>
+            <w:proofErr w:type="spellStart"/>
+            <w:r>
+              <w:rPr>
+                <w:sz w:val="24"/>
+                <w:szCs w:val="24"/>
+              </w:rPr>
+              <w:t>Усього</w:t>
+            </w:r>
+            <w:proofErr w:type="spellEnd"/>
+            <w:r>
+              <w:rPr>
+                <w:sz w:val="24"/>
+                <w:szCs w:val="24"/>
+              </w:rPr>
+              <w:t xml:space="preserve"> з початку </w:t>
+            </w:r>
+            <w:proofErr w:type="spellStart"/>
+            <w:r>
+              <w:rPr>
+                <w:sz w:val="24"/>
+                <w:szCs w:val="24"/>
+              </w:rPr>
+              <w:t>експлуатації</w:t>
+            </w:r>
+            <w:proofErr w:type="spellEnd"/>
+            <w:r>
+              <w:rPr>
+                <w:sz w:val="24"/>
+                <w:szCs w:val="24"/>
+              </w:rPr>
+              <w:t xml:space="preserve">, </w:t>
+            </w:r>
+            <w:proofErr w:type="spellStart"/>
+            <w:r>
+              <w:rPr>
+                <w:sz w:val="24"/>
+                <w:szCs w:val="24"/>
+              </w:rPr>
+              <w:t>кількість</w:t>
+            </w:r>
+            <w:proofErr w:type="spellEnd"/>
+            <w:r>
+              <w:rPr>
+                <w:sz w:val="24"/>
+                <w:szCs w:val="24"/>
+              </w:rPr>
+              <w:t xml:space="preserve"> годин</w:t>
             </w:r>
           </w:p>
         </w:tc>
@@ -34232,6 +36468,7 @@
                 <w:szCs w:val="24"/>
               </w:rPr>
             </w:pPr>
+            <w:proofErr w:type="spellStart"/>
             <w:r>
               <w:rPr>
                 <w:sz w:val="24"/>
@@ -34239,6 +36476,7 @@
               </w:rPr>
               <w:t>Підпис</w:t>
             </w:r>
+            <w:proofErr w:type="spellEnd"/>
           </w:p>
         </w:tc>
       </w:tr>
@@ -36716,6 +38954,7 @@
                 <w:szCs w:val="24"/>
               </w:rPr>
             </w:pPr>
+            <w:proofErr w:type="spellStart"/>
             <w:r>
               <w:rPr>
                 <w:sz w:val="24"/>
@@ -36723,6 +38962,7 @@
               </w:rPr>
               <w:t>Місяці</w:t>
             </w:r>
+            <w:proofErr w:type="spellEnd"/>
           </w:p>
         </w:tc>
         <w:tc>
@@ -36741,12 +38981,53 @@
                 <w:szCs w:val="24"/>
               </w:rPr>
             </w:pPr>
-            <w:r>
-              <w:rPr>
-                <w:sz w:val="24"/>
-                <w:szCs w:val="24"/>
-              </w:rPr>
-              <w:t>Підсумковий облік роботи за роками</w:t>
+            <w:proofErr w:type="spellStart"/>
+            <w:r>
+              <w:rPr>
+                <w:sz w:val="24"/>
+                <w:szCs w:val="24"/>
+              </w:rPr>
+              <w:t>Підсумковий</w:t>
+            </w:r>
+            <w:proofErr w:type="spellEnd"/>
+            <w:r>
+              <w:rPr>
+                <w:sz w:val="24"/>
+                <w:szCs w:val="24"/>
+              </w:rPr>
+              <w:t xml:space="preserve"> </w:t>
+            </w:r>
+            <w:proofErr w:type="spellStart"/>
+            <w:r>
+              <w:rPr>
+                <w:sz w:val="24"/>
+                <w:szCs w:val="24"/>
+              </w:rPr>
+              <w:t>облік</w:t>
+            </w:r>
+            <w:proofErr w:type="spellEnd"/>
+            <w:r>
+              <w:rPr>
+                <w:sz w:val="24"/>
+                <w:szCs w:val="24"/>
+              </w:rPr>
+              <w:t xml:space="preserve"> </w:t>
+            </w:r>
+            <w:proofErr w:type="spellStart"/>
+            <w:r>
+              <w:rPr>
+                <w:sz w:val="24"/>
+                <w:szCs w:val="24"/>
+              </w:rPr>
+              <w:t>роботи</w:t>
+            </w:r>
+            <w:proofErr w:type="spellEnd"/>
+            <w:r>
+              <w:rPr>
+                <w:sz w:val="24"/>
+                <w:szCs w:val="24"/>
+              </w:rPr>
+              <w:t xml:space="preserve"> за роками</w:t>
             </w:r>
           </w:p>
         </w:tc>
@@ -36887,12 +39168,21 @@
                 <w:szCs w:val="24"/>
               </w:rPr>
             </w:pPr>
-            <w:r>
-              <w:rPr>
-                <w:sz w:val="24"/>
-                <w:szCs w:val="24"/>
-              </w:rPr>
-              <w:t>Кількість годин</w:t>
+            <w:proofErr w:type="spellStart"/>
+            <w:r>
+              <w:rPr>
+                <w:sz w:val="24"/>
+                <w:szCs w:val="24"/>
+              </w:rPr>
+              <w:t>Кількість</w:t>
+            </w:r>
+            <w:proofErr w:type="spellEnd"/>
+            <w:r>
+              <w:rPr>
+                <w:sz w:val="24"/>
+                <w:szCs w:val="24"/>
+              </w:rPr>
+              <w:t xml:space="preserve"> годин</w:t>
             </w:r>
           </w:p>
         </w:tc>
@@ -36911,12 +39201,53 @@
                 <w:szCs w:val="24"/>
               </w:rPr>
             </w:pPr>
-            <w:r>
-              <w:rPr>
-                <w:sz w:val="24"/>
-                <w:szCs w:val="24"/>
-              </w:rPr>
-              <w:t>Усього з початку експлуатації, кількість годин</w:t>
+            <w:proofErr w:type="spellStart"/>
+            <w:r>
+              <w:rPr>
+                <w:sz w:val="24"/>
+                <w:szCs w:val="24"/>
+              </w:rPr>
+              <w:t>Усього</w:t>
+            </w:r>
+            <w:proofErr w:type="spellEnd"/>
+            <w:r>
+              <w:rPr>
+                <w:sz w:val="24"/>
+                <w:szCs w:val="24"/>
+              </w:rPr>
+              <w:t xml:space="preserve"> з початку </w:t>
+            </w:r>
+            <w:proofErr w:type="spellStart"/>
+            <w:r>
+              <w:rPr>
+                <w:sz w:val="24"/>
+                <w:szCs w:val="24"/>
+              </w:rPr>
+              <w:t>експлуатації</w:t>
+            </w:r>
+            <w:proofErr w:type="spellEnd"/>
+            <w:r>
+              <w:rPr>
+                <w:sz w:val="24"/>
+                <w:szCs w:val="24"/>
+              </w:rPr>
+              <w:t xml:space="preserve">, </w:t>
+            </w:r>
+            <w:proofErr w:type="spellStart"/>
+            <w:r>
+              <w:rPr>
+                <w:sz w:val="24"/>
+                <w:szCs w:val="24"/>
+              </w:rPr>
+              <w:t>кількість</w:t>
+            </w:r>
+            <w:proofErr w:type="spellEnd"/>
+            <w:r>
+              <w:rPr>
+                <w:sz w:val="24"/>
+                <w:szCs w:val="24"/>
+              </w:rPr>
+              <w:t xml:space="preserve"> годин</w:t>
             </w:r>
           </w:p>
         </w:tc>
@@ -36936,6 +39267,7 @@
                 <w:szCs w:val="24"/>
               </w:rPr>
             </w:pPr>
+            <w:proofErr w:type="spellStart"/>
             <w:r>
               <w:rPr>
                 <w:sz w:val="24"/>
@@ -36943,6 +39275,7 @@
               </w:rPr>
               <w:t>Підпис</w:t>
             </w:r>
+            <w:proofErr w:type="spellEnd"/>
           </w:p>
         </w:tc>
         <w:tc>
@@ -36961,12 +39294,21 @@
                 <w:szCs w:val="24"/>
               </w:rPr>
             </w:pPr>
-            <w:r>
-              <w:rPr>
-                <w:sz w:val="24"/>
-                <w:szCs w:val="24"/>
-              </w:rPr>
-              <w:t>Кількість годин</w:t>
+            <w:proofErr w:type="spellStart"/>
+            <w:r>
+              <w:rPr>
+                <w:sz w:val="24"/>
+                <w:szCs w:val="24"/>
+              </w:rPr>
+              <w:t>Кількість</w:t>
+            </w:r>
+            <w:proofErr w:type="spellEnd"/>
+            <w:r>
+              <w:rPr>
+                <w:sz w:val="24"/>
+                <w:szCs w:val="24"/>
+              </w:rPr>
+              <w:t xml:space="preserve"> годин</w:t>
             </w:r>
           </w:p>
         </w:tc>
@@ -36985,12 +39327,53 @@
                 <w:szCs w:val="24"/>
               </w:rPr>
             </w:pPr>
-            <w:r>
-              <w:rPr>
-                <w:sz w:val="24"/>
-                <w:szCs w:val="24"/>
-              </w:rPr>
-              <w:t>Усього з початку експлуатації, кількість годин</w:t>
+            <w:proofErr w:type="spellStart"/>
+            <w:r>
+              <w:rPr>
+                <w:sz w:val="24"/>
+                <w:szCs w:val="24"/>
+              </w:rPr>
+              <w:t>Усього</w:t>
+            </w:r>
+            <w:proofErr w:type="spellEnd"/>
+            <w:r>
+              <w:rPr>
+                <w:sz w:val="24"/>
+                <w:szCs w:val="24"/>
+              </w:rPr>
+              <w:t xml:space="preserve"> з початку </w:t>
+            </w:r>
+            <w:proofErr w:type="spellStart"/>
+            <w:r>
+              <w:rPr>
+                <w:sz w:val="24"/>
+                <w:szCs w:val="24"/>
+              </w:rPr>
+              <w:t>експлуатації</w:t>
+            </w:r>
+            <w:proofErr w:type="spellEnd"/>
+            <w:r>
+              <w:rPr>
+                <w:sz w:val="24"/>
+                <w:szCs w:val="24"/>
+              </w:rPr>
+              <w:t xml:space="preserve">, </w:t>
+            </w:r>
+            <w:proofErr w:type="spellStart"/>
+            <w:r>
+              <w:rPr>
+                <w:sz w:val="24"/>
+                <w:szCs w:val="24"/>
+              </w:rPr>
+              <w:t>кількість</w:t>
+            </w:r>
+            <w:proofErr w:type="spellEnd"/>
+            <w:r>
+              <w:rPr>
+                <w:sz w:val="24"/>
+                <w:szCs w:val="24"/>
+              </w:rPr>
+              <w:t xml:space="preserve"> годин</w:t>
             </w:r>
           </w:p>
         </w:tc>
@@ -37010,6 +39393,7 @@
                 <w:szCs w:val="24"/>
               </w:rPr>
             </w:pPr>
+            <w:proofErr w:type="spellStart"/>
             <w:r>
               <w:rPr>
                 <w:sz w:val="24"/>
@@ -37017,6 +39401,7 @@
               </w:rPr>
               <w:t>Підпис</w:t>
             </w:r>
+            <w:proofErr w:type="spellEnd"/>
           </w:p>
         </w:tc>
         <w:tc>
@@ -37035,12 +39420,21 @@
                 <w:szCs w:val="24"/>
               </w:rPr>
             </w:pPr>
-            <w:r>
-              <w:rPr>
-                <w:sz w:val="24"/>
-                <w:szCs w:val="24"/>
-              </w:rPr>
-              <w:t>Кількість годин</w:t>
+            <w:proofErr w:type="spellStart"/>
+            <w:r>
+              <w:rPr>
+                <w:sz w:val="24"/>
+                <w:szCs w:val="24"/>
+              </w:rPr>
+              <w:t>Кількість</w:t>
+            </w:r>
+            <w:proofErr w:type="spellEnd"/>
+            <w:r>
+              <w:rPr>
+                <w:sz w:val="24"/>
+                <w:szCs w:val="24"/>
+              </w:rPr>
+              <w:t xml:space="preserve"> годин</w:t>
             </w:r>
           </w:p>
         </w:tc>
@@ -37059,12 +39453,53 @@
                 <w:szCs w:val="24"/>
               </w:rPr>
             </w:pPr>
-            <w:r>
-              <w:rPr>
-                <w:sz w:val="24"/>
-                <w:szCs w:val="24"/>
-              </w:rPr>
-              <w:t>Усього з початку експлуатації, кількість годин</w:t>
+            <w:proofErr w:type="spellStart"/>
+            <w:r>
+              <w:rPr>
+                <w:sz w:val="24"/>
+                <w:szCs w:val="24"/>
+              </w:rPr>
+              <w:t>Усього</w:t>
+            </w:r>
+            <w:proofErr w:type="spellEnd"/>
+            <w:r>
+              <w:rPr>
+                <w:sz w:val="24"/>
+                <w:szCs w:val="24"/>
+              </w:rPr>
+              <w:t xml:space="preserve"> з початку </w:t>
+            </w:r>
+            <w:proofErr w:type="spellStart"/>
+            <w:r>
+              <w:rPr>
+                <w:sz w:val="24"/>
+                <w:szCs w:val="24"/>
+              </w:rPr>
+              <w:t>експлуатації</w:t>
+            </w:r>
+            <w:proofErr w:type="spellEnd"/>
+            <w:r>
+              <w:rPr>
+                <w:sz w:val="24"/>
+                <w:szCs w:val="24"/>
+              </w:rPr>
+              <w:t xml:space="preserve">, </w:t>
+            </w:r>
+            <w:proofErr w:type="spellStart"/>
+            <w:r>
+              <w:rPr>
+                <w:sz w:val="24"/>
+                <w:szCs w:val="24"/>
+              </w:rPr>
+              <w:t>кількість</w:t>
+            </w:r>
+            <w:proofErr w:type="spellEnd"/>
+            <w:r>
+              <w:rPr>
+                <w:sz w:val="24"/>
+                <w:szCs w:val="24"/>
+              </w:rPr>
+              <w:t xml:space="preserve"> годин</w:t>
             </w:r>
           </w:p>
         </w:tc>
@@ -37084,6 +39519,7 @@
                 <w:szCs w:val="24"/>
               </w:rPr>
             </w:pPr>
+            <w:proofErr w:type="spellStart"/>
             <w:r>
               <w:rPr>
                 <w:sz w:val="24"/>
@@ -37091,6 +39527,7 @@
               </w:rPr>
               <w:t>Підпис</w:t>
             </w:r>
+            <w:proofErr w:type="spellEnd"/>
           </w:p>
         </w:tc>
       </w:tr>
@@ -39593,8 +42030,65 @@
           <w:szCs w:val="28"/>
         </w:rPr>
         <w:lastRenderedPageBreak/>
-        <w:t xml:space="preserve"> Облік несправностей під час експлуатації</w:t>
+        <w:t xml:space="preserve"> </w:t>
       </w:r>
+      <w:proofErr w:type="spellStart"/>
+      <w:r>
+        <w:rPr>
+          <w:sz w:val="28"/>
+          <w:szCs w:val="28"/>
+        </w:rPr>
+        <w:t>Облік</w:t>
+      </w:r>
+      <w:proofErr w:type="spellEnd"/>
+      <w:r>
+        <w:rPr>
+          <w:sz w:val="28"/>
+          <w:szCs w:val="28"/>
+        </w:rPr>
+        <w:t xml:space="preserve"> </w:t>
+      </w:r>
+      <w:proofErr w:type="spellStart"/>
+      <w:r>
+        <w:rPr>
+          <w:sz w:val="28"/>
+          <w:szCs w:val="28"/>
+        </w:rPr>
+        <w:t>несправностей</w:t>
+      </w:r>
+      <w:proofErr w:type="spellEnd"/>
+      <w:r>
+        <w:rPr>
+          <w:sz w:val="28"/>
+          <w:szCs w:val="28"/>
+        </w:rPr>
+        <w:t xml:space="preserve"> </w:t>
+      </w:r>
+      <w:proofErr w:type="spellStart"/>
+      <w:r>
+        <w:rPr>
+          <w:sz w:val="28"/>
+          <w:szCs w:val="28"/>
+        </w:rPr>
+        <w:t>під</w:t>
+      </w:r>
+      <w:proofErr w:type="spellEnd"/>
+      <w:r>
+        <w:rPr>
+          <w:sz w:val="28"/>
+          <w:szCs w:val="28"/>
+        </w:rPr>
+        <w:t xml:space="preserve"> час </w:t>
+      </w:r>
+      <w:proofErr w:type="spellStart"/>
+      <w:r>
+        <w:rPr>
+          <w:sz w:val="28"/>
+          <w:szCs w:val="28"/>
+        </w:rPr>
+        <w:t>експлуатації</w:t>
+      </w:r>
+      <w:proofErr w:type="spellEnd"/>
     </w:p>
     <w:tbl>
       <w:tblPr>
@@ -39691,8 +42185,97 @@
                 <w:sz w:val="24"/>
                 <w:szCs w:val="24"/>
               </w:rPr>
-              <w:t>Дата і час відмови виробу або його складової частини</w:t>
-            </w:r>
+              <w:t xml:space="preserve">Дата і час </w:t>
+            </w:r>
+            <w:proofErr w:type="spellStart"/>
+            <w:r>
+              <w:rPr>
+                <w:sz w:val="24"/>
+                <w:szCs w:val="24"/>
+              </w:rPr>
+              <w:t>відмови</w:t>
+            </w:r>
+            <w:proofErr w:type="spellEnd"/>
+            <w:r>
+              <w:rPr>
+                <w:sz w:val="24"/>
+                <w:szCs w:val="24"/>
+              </w:rPr>
+              <w:t xml:space="preserve"> </w:t>
+            </w:r>
+            <w:proofErr w:type="spellStart"/>
+            <w:r>
+              <w:rPr>
+                <w:sz w:val="24"/>
+                <w:szCs w:val="24"/>
+              </w:rPr>
+              <w:t>виробу</w:t>
+            </w:r>
+            <w:proofErr w:type="spellEnd"/>
+            <w:r>
+              <w:rPr>
+                <w:sz w:val="24"/>
+                <w:szCs w:val="24"/>
+              </w:rPr>
+              <w:t xml:space="preserve"> </w:t>
+            </w:r>
+            <w:proofErr w:type="spellStart"/>
+            <w:r>
+              <w:rPr>
+                <w:sz w:val="24"/>
+                <w:szCs w:val="24"/>
+              </w:rPr>
+              <w:t>або</w:t>
+            </w:r>
+            <w:proofErr w:type="spellEnd"/>
+            <w:r>
+              <w:rPr>
+                <w:sz w:val="24"/>
+                <w:szCs w:val="24"/>
+              </w:rPr>
+              <w:t xml:space="preserve"> </w:t>
+            </w:r>
+            <w:proofErr w:type="spellStart"/>
+            <w:r>
+              <w:rPr>
+                <w:sz w:val="24"/>
+                <w:szCs w:val="24"/>
+              </w:rPr>
+              <w:t>його</w:t>
+            </w:r>
+            <w:proofErr w:type="spellEnd"/>
+            <w:r>
+              <w:rPr>
+                <w:sz w:val="24"/>
+                <w:szCs w:val="24"/>
+              </w:rPr>
+              <w:t xml:space="preserve"> </w:t>
+            </w:r>
+            <w:proofErr w:type="spellStart"/>
+            <w:r>
+              <w:rPr>
+                <w:sz w:val="24"/>
+                <w:szCs w:val="24"/>
+              </w:rPr>
+              <w:t>складової</w:t>
+            </w:r>
+            <w:proofErr w:type="spellEnd"/>
+            <w:r>
+              <w:rPr>
+                <w:sz w:val="24"/>
+                <w:szCs w:val="24"/>
+              </w:rPr>
+              <w:t xml:space="preserve"> </w:t>
+            </w:r>
+            <w:proofErr w:type="spellStart"/>
+            <w:r>
+              <w:rPr>
+                <w:sz w:val="24"/>
+                <w:szCs w:val="24"/>
+              </w:rPr>
+              <w:t>частини</w:t>
+            </w:r>
+            <w:proofErr w:type="spellEnd"/>
           </w:p>
         </w:tc>
         <w:tc>
@@ -39716,8 +42299,17 @@
                 <w:sz w:val="24"/>
                 <w:szCs w:val="24"/>
               </w:rPr>
-              <w:t>Характер непрацездат-ності</w:t>
-            </w:r>
+              <w:t xml:space="preserve">Характер </w:t>
+            </w:r>
+            <w:proofErr w:type="spellStart"/>
+            <w:r>
+              <w:rPr>
+                <w:sz w:val="24"/>
+                <w:szCs w:val="24"/>
+              </w:rPr>
+              <w:t>непрацездат-ності</w:t>
+            </w:r>
+            <w:proofErr w:type="spellEnd"/>
           </w:p>
         </w:tc>
         <w:tc>
@@ -39741,7 +42333,39 @@
                 <w:sz w:val="24"/>
                 <w:szCs w:val="24"/>
               </w:rPr>
-              <w:t>Причина несправ-ності (відмови)</w:t>
+              <w:t xml:space="preserve">Причина </w:t>
+            </w:r>
+            <w:proofErr w:type="spellStart"/>
+            <w:r>
+              <w:rPr>
+                <w:sz w:val="24"/>
+                <w:szCs w:val="24"/>
+              </w:rPr>
+              <w:t>несправ-ності</w:t>
+            </w:r>
+            <w:proofErr w:type="spellEnd"/>
+            <w:r>
+              <w:rPr>
+                <w:sz w:val="24"/>
+                <w:szCs w:val="24"/>
+              </w:rPr>
+              <w:t xml:space="preserve"> (</w:t>
+            </w:r>
+            <w:proofErr w:type="spellStart"/>
+            <w:r>
+              <w:rPr>
+                <w:sz w:val="24"/>
+                <w:szCs w:val="24"/>
+              </w:rPr>
+              <w:t>відмови</w:t>
+            </w:r>
+            <w:proofErr w:type="spellEnd"/>
+            <w:r>
+              <w:rPr>
+                <w:sz w:val="24"/>
+                <w:szCs w:val="24"/>
+              </w:rPr>
+              <w:t>)</w:t>
             </w:r>
           </w:p>
         </w:tc>
@@ -39761,13 +42385,111 @@
                 <w:szCs w:val="24"/>
               </w:rPr>
             </w:pPr>
-            <w:r>
-              <w:rPr>
-                <w:sz w:val="24"/>
-                <w:szCs w:val="24"/>
-              </w:rPr>
-              <w:t>Ужиті заходи до усунення несправності, витрата ЗІП і відмітка про направлення рекламації</w:t>
-            </w:r>
+            <w:proofErr w:type="spellStart"/>
+            <w:r>
+              <w:rPr>
+                <w:sz w:val="24"/>
+                <w:szCs w:val="24"/>
+              </w:rPr>
+              <w:t>Ужиті</w:t>
+            </w:r>
+            <w:proofErr w:type="spellEnd"/>
+            <w:r>
+              <w:rPr>
+                <w:sz w:val="24"/>
+                <w:szCs w:val="24"/>
+              </w:rPr>
+              <w:t xml:space="preserve"> заходи до </w:t>
+            </w:r>
+            <w:proofErr w:type="spellStart"/>
+            <w:r>
+              <w:rPr>
+                <w:sz w:val="24"/>
+                <w:szCs w:val="24"/>
+              </w:rPr>
+              <w:t>усунення</w:t>
+            </w:r>
+            <w:proofErr w:type="spellEnd"/>
+            <w:r>
+              <w:rPr>
+                <w:sz w:val="24"/>
+                <w:szCs w:val="24"/>
+              </w:rPr>
+              <w:t xml:space="preserve"> </w:t>
+            </w:r>
+            <w:proofErr w:type="spellStart"/>
+            <w:r>
+              <w:rPr>
+                <w:sz w:val="24"/>
+                <w:szCs w:val="24"/>
+              </w:rPr>
+              <w:t>несправності</w:t>
+            </w:r>
+            <w:proofErr w:type="spellEnd"/>
+            <w:r>
+              <w:rPr>
+                <w:sz w:val="24"/>
+                <w:szCs w:val="24"/>
+              </w:rPr>
+              <w:t xml:space="preserve">, </w:t>
+            </w:r>
+            <w:proofErr w:type="spellStart"/>
+            <w:r>
+              <w:rPr>
+                <w:sz w:val="24"/>
+                <w:szCs w:val="24"/>
+              </w:rPr>
+              <w:t>витрата</w:t>
+            </w:r>
+            <w:proofErr w:type="spellEnd"/>
+            <w:r>
+              <w:rPr>
+                <w:sz w:val="24"/>
+                <w:szCs w:val="24"/>
+              </w:rPr>
+              <w:t xml:space="preserve"> ЗІП і </w:t>
+            </w:r>
+            <w:proofErr w:type="spellStart"/>
+            <w:r>
+              <w:rPr>
+                <w:sz w:val="24"/>
+                <w:szCs w:val="24"/>
+              </w:rPr>
+              <w:t>відмітка</w:t>
+            </w:r>
+            <w:proofErr w:type="spellEnd"/>
+            <w:r>
+              <w:rPr>
+                <w:sz w:val="24"/>
+                <w:szCs w:val="24"/>
+              </w:rPr>
+              <w:t xml:space="preserve"> про </w:t>
+            </w:r>
+            <w:proofErr w:type="spellStart"/>
+            <w:r>
+              <w:rPr>
+                <w:sz w:val="24"/>
+                <w:szCs w:val="24"/>
+              </w:rPr>
+              <w:t>направлення</w:t>
+            </w:r>
+            <w:proofErr w:type="spellEnd"/>
+            <w:r>
+              <w:rPr>
+                <w:sz w:val="24"/>
+                <w:szCs w:val="24"/>
+              </w:rPr>
+              <w:t xml:space="preserve"> </w:t>
+            </w:r>
+            <w:proofErr w:type="spellStart"/>
+            <w:r>
+              <w:rPr>
+                <w:sz w:val="24"/>
+                <w:szCs w:val="24"/>
+              </w:rPr>
+              <w:t>рекламації</w:t>
+            </w:r>
+            <w:proofErr w:type="spellEnd"/>
           </w:p>
         </w:tc>
         <w:tc>
@@ -39791,8 +42513,81 @@
                 <w:sz w:val="24"/>
                 <w:szCs w:val="24"/>
               </w:rPr>
-              <w:t>Посада, прізвище, підпис особи, яка відповідає за усунення несправності</w:t>
-            </w:r>
+              <w:t xml:space="preserve">Посада, </w:t>
+            </w:r>
+            <w:proofErr w:type="spellStart"/>
+            <w:r>
+              <w:rPr>
+                <w:sz w:val="24"/>
+                <w:szCs w:val="24"/>
+              </w:rPr>
+              <w:t>прізвище</w:t>
+            </w:r>
+            <w:proofErr w:type="spellEnd"/>
+            <w:r>
+              <w:rPr>
+                <w:sz w:val="24"/>
+                <w:szCs w:val="24"/>
+              </w:rPr>
+              <w:t xml:space="preserve">, </w:t>
+            </w:r>
+            <w:proofErr w:type="spellStart"/>
+            <w:r>
+              <w:rPr>
+                <w:sz w:val="24"/>
+                <w:szCs w:val="24"/>
+              </w:rPr>
+              <w:t>підпис</w:t>
+            </w:r>
+            <w:proofErr w:type="spellEnd"/>
+            <w:r>
+              <w:rPr>
+                <w:sz w:val="24"/>
+                <w:szCs w:val="24"/>
+              </w:rPr>
+              <w:t xml:space="preserve"> особи, яка </w:t>
+            </w:r>
+            <w:proofErr w:type="spellStart"/>
+            <w:r>
+              <w:rPr>
+                <w:sz w:val="24"/>
+                <w:szCs w:val="24"/>
+              </w:rPr>
+              <w:t>відповідає</w:t>
+            </w:r>
+            <w:proofErr w:type="spellEnd"/>
+            <w:r>
+              <w:rPr>
+                <w:sz w:val="24"/>
+                <w:szCs w:val="24"/>
+              </w:rPr>
+              <w:t xml:space="preserve"> за </w:t>
+            </w:r>
+            <w:proofErr w:type="spellStart"/>
+            <w:r>
+              <w:rPr>
+                <w:sz w:val="24"/>
+                <w:szCs w:val="24"/>
+              </w:rPr>
+              <w:t>усунення</w:t>
+            </w:r>
+            <w:proofErr w:type="spellEnd"/>
+            <w:r>
+              <w:rPr>
+                <w:sz w:val="24"/>
+                <w:szCs w:val="24"/>
+              </w:rPr>
+              <w:t xml:space="preserve"> </w:t>
+            </w:r>
+            <w:proofErr w:type="spellStart"/>
+            <w:r>
+              <w:rPr>
+                <w:sz w:val="24"/>
+                <w:szCs w:val="24"/>
+              </w:rPr>
+              <w:t>несправності</w:t>
+            </w:r>
+            <w:proofErr w:type="spellEnd"/>
           </w:p>
         </w:tc>
         <w:tc>
@@ -39812,6 +42607,7 @@
                 <w:szCs w:val="24"/>
               </w:rPr>
             </w:pPr>
+            <w:proofErr w:type="spellStart"/>
             <w:r>
               <w:rPr>
                 <w:sz w:val="24"/>
@@ -39819,6 +42615,7 @@
               </w:rPr>
               <w:t>Примітка</w:t>
             </w:r>
+            <w:proofErr w:type="spellEnd"/>
           </w:p>
         </w:tc>
       </w:tr>
@@ -43396,13 +46193,95 @@
                 <w:szCs w:val="24"/>
               </w:rPr>
             </w:pPr>
-            <w:r>
-              <w:rPr>
-                <w:sz w:val="24"/>
-                <w:szCs w:val="24"/>
-              </w:rPr>
-              <w:t>Особливі зауваження щодо експлуатації та аварійних випадків</w:t>
-            </w:r>
+            <w:proofErr w:type="spellStart"/>
+            <w:r>
+              <w:rPr>
+                <w:sz w:val="24"/>
+                <w:szCs w:val="24"/>
+              </w:rPr>
+              <w:t>Особливі</w:t>
+            </w:r>
+            <w:proofErr w:type="spellEnd"/>
+            <w:r>
+              <w:rPr>
+                <w:sz w:val="24"/>
+                <w:szCs w:val="24"/>
+              </w:rPr>
+              <w:t xml:space="preserve"> </w:t>
+            </w:r>
+            <w:proofErr w:type="spellStart"/>
+            <w:r>
+              <w:rPr>
+                <w:sz w:val="24"/>
+                <w:szCs w:val="24"/>
+              </w:rPr>
+              <w:t>зауваження</w:t>
+            </w:r>
+            <w:proofErr w:type="spellEnd"/>
+            <w:r>
+              <w:rPr>
+                <w:sz w:val="24"/>
+                <w:szCs w:val="24"/>
+              </w:rPr>
+              <w:t xml:space="preserve"> </w:t>
+            </w:r>
+            <w:proofErr w:type="spellStart"/>
+            <w:r>
+              <w:rPr>
+                <w:sz w:val="24"/>
+                <w:szCs w:val="24"/>
+              </w:rPr>
+              <w:t>щодо</w:t>
+            </w:r>
+            <w:proofErr w:type="spellEnd"/>
+            <w:r>
+              <w:rPr>
+                <w:sz w:val="24"/>
+                <w:szCs w:val="24"/>
+              </w:rPr>
+              <w:t xml:space="preserve"> </w:t>
+            </w:r>
+            <w:proofErr w:type="spellStart"/>
+            <w:r>
+              <w:rPr>
+                <w:sz w:val="24"/>
+                <w:szCs w:val="24"/>
+              </w:rPr>
+              <w:t>експлуатації</w:t>
+            </w:r>
+            <w:proofErr w:type="spellEnd"/>
+            <w:r>
+              <w:rPr>
+                <w:sz w:val="24"/>
+                <w:szCs w:val="24"/>
+              </w:rPr>
+              <w:t xml:space="preserve"> та </w:t>
+            </w:r>
+            <w:proofErr w:type="spellStart"/>
+            <w:r>
+              <w:rPr>
+                <w:sz w:val="24"/>
+                <w:szCs w:val="24"/>
+              </w:rPr>
+              <w:t>аварійних</w:t>
+            </w:r>
+            <w:proofErr w:type="spellEnd"/>
+            <w:r>
+              <w:rPr>
+                <w:sz w:val="24"/>
+                <w:szCs w:val="24"/>
+              </w:rPr>
+              <w:t xml:space="preserve"> </w:t>
+            </w:r>
+            <w:proofErr w:type="spellStart"/>
+            <w:r>
+              <w:rPr>
+                <w:sz w:val="24"/>
+                <w:szCs w:val="24"/>
+              </w:rPr>
+              <w:t>випадків</w:t>
+            </w:r>
+            <w:proofErr w:type="spellEnd"/>
           </w:p>
         </w:tc>
         <w:tc>
@@ -43421,12 +46300,21 @@
                 <w:szCs w:val="24"/>
               </w:rPr>
             </w:pPr>
-            <w:r>
-              <w:rPr>
-                <w:sz w:val="24"/>
-                <w:szCs w:val="24"/>
-              </w:rPr>
-              <w:t>Ужиті заходи</w:t>
+            <w:proofErr w:type="spellStart"/>
+            <w:r>
+              <w:rPr>
+                <w:sz w:val="24"/>
+                <w:szCs w:val="24"/>
+              </w:rPr>
+              <w:t>Ужиті</w:t>
+            </w:r>
+            <w:proofErr w:type="spellEnd"/>
+            <w:r>
+              <w:rPr>
+                <w:sz w:val="24"/>
+                <w:szCs w:val="24"/>
+              </w:rPr>
+              <w:t xml:space="preserve"> заходи</w:t>
             </w:r>
           </w:p>
         </w:tc>
@@ -43451,7 +46339,55 @@
                 <w:sz w:val="24"/>
                 <w:szCs w:val="24"/>
               </w:rPr>
-              <w:t>Посада, прізвище, підпис відповідальної особи</w:t>
+              <w:t xml:space="preserve">Посада, </w:t>
+            </w:r>
+            <w:proofErr w:type="spellStart"/>
+            <w:r>
+              <w:rPr>
+                <w:sz w:val="24"/>
+                <w:szCs w:val="24"/>
+              </w:rPr>
+              <w:t>прізвище</w:t>
+            </w:r>
+            <w:proofErr w:type="spellEnd"/>
+            <w:r>
+              <w:rPr>
+                <w:sz w:val="24"/>
+                <w:szCs w:val="24"/>
+              </w:rPr>
+              <w:t xml:space="preserve">, </w:t>
+            </w:r>
+            <w:proofErr w:type="spellStart"/>
+            <w:r>
+              <w:rPr>
+                <w:sz w:val="24"/>
+                <w:szCs w:val="24"/>
+              </w:rPr>
+              <w:t>підпис</w:t>
+            </w:r>
+            <w:proofErr w:type="spellEnd"/>
+            <w:r>
+              <w:rPr>
+                <w:sz w:val="24"/>
+                <w:szCs w:val="24"/>
+              </w:rPr>
+              <w:t xml:space="preserve"> </w:t>
+            </w:r>
+            <w:proofErr w:type="spellStart"/>
+            <w:r>
+              <w:rPr>
+                <w:sz w:val="24"/>
+                <w:szCs w:val="24"/>
+              </w:rPr>
+              <w:t>відповідальної</w:t>
+            </w:r>
+            <w:proofErr w:type="spellEnd"/>
+            <w:r>
+              <w:rPr>
+                <w:sz w:val="24"/>
+                <w:szCs w:val="24"/>
+              </w:rPr>
+              <w:t xml:space="preserve"> особи</w:t>
             </w:r>
           </w:p>
         </w:tc>
@@ -43965,13 +46901,95 @@
                 <w:szCs w:val="24"/>
               </w:rPr>
             </w:pPr>
-            <w:r>
-              <w:rPr>
-                <w:sz w:val="24"/>
-                <w:szCs w:val="24"/>
-              </w:rPr>
-              <w:t>Особливі зауваження щодо експлуатації та аварійних випадків</w:t>
-            </w:r>
+            <w:proofErr w:type="spellStart"/>
+            <w:r>
+              <w:rPr>
+                <w:sz w:val="24"/>
+                <w:szCs w:val="24"/>
+              </w:rPr>
+              <w:t>Особливі</w:t>
+            </w:r>
+            <w:proofErr w:type="spellEnd"/>
+            <w:r>
+              <w:rPr>
+                <w:sz w:val="24"/>
+                <w:szCs w:val="24"/>
+              </w:rPr>
+              <w:t xml:space="preserve"> </w:t>
+            </w:r>
+            <w:proofErr w:type="spellStart"/>
+            <w:r>
+              <w:rPr>
+                <w:sz w:val="24"/>
+                <w:szCs w:val="24"/>
+              </w:rPr>
+              <w:t>зауваження</w:t>
+            </w:r>
+            <w:proofErr w:type="spellEnd"/>
+            <w:r>
+              <w:rPr>
+                <w:sz w:val="24"/>
+                <w:szCs w:val="24"/>
+              </w:rPr>
+              <w:t xml:space="preserve"> </w:t>
+            </w:r>
+            <w:proofErr w:type="spellStart"/>
+            <w:r>
+              <w:rPr>
+                <w:sz w:val="24"/>
+                <w:szCs w:val="24"/>
+              </w:rPr>
+              <w:t>щодо</w:t>
+            </w:r>
+            <w:proofErr w:type="spellEnd"/>
+            <w:r>
+              <w:rPr>
+                <w:sz w:val="24"/>
+                <w:szCs w:val="24"/>
+              </w:rPr>
+              <w:t xml:space="preserve"> </w:t>
+            </w:r>
+            <w:proofErr w:type="spellStart"/>
+            <w:r>
+              <w:rPr>
+                <w:sz w:val="24"/>
+                <w:szCs w:val="24"/>
+              </w:rPr>
+              <w:t>експлуатації</w:t>
+            </w:r>
+            <w:proofErr w:type="spellEnd"/>
+            <w:r>
+              <w:rPr>
+                <w:sz w:val="24"/>
+                <w:szCs w:val="24"/>
+              </w:rPr>
+              <w:t xml:space="preserve"> та </w:t>
+            </w:r>
+            <w:proofErr w:type="spellStart"/>
+            <w:r>
+              <w:rPr>
+                <w:sz w:val="24"/>
+                <w:szCs w:val="24"/>
+              </w:rPr>
+              <w:t>аварійних</w:t>
+            </w:r>
+            <w:proofErr w:type="spellEnd"/>
+            <w:r>
+              <w:rPr>
+                <w:sz w:val="24"/>
+                <w:szCs w:val="24"/>
+              </w:rPr>
+              <w:t xml:space="preserve"> </w:t>
+            </w:r>
+            <w:proofErr w:type="spellStart"/>
+            <w:r>
+              <w:rPr>
+                <w:sz w:val="24"/>
+                <w:szCs w:val="24"/>
+              </w:rPr>
+              <w:t>випадків</w:t>
+            </w:r>
+            <w:proofErr w:type="spellEnd"/>
           </w:p>
         </w:tc>
         <w:tc>
@@ -43990,12 +47008,21 @@
                 <w:szCs w:val="24"/>
               </w:rPr>
             </w:pPr>
-            <w:r>
-              <w:rPr>
-                <w:sz w:val="24"/>
-                <w:szCs w:val="24"/>
-              </w:rPr>
-              <w:t>Ужиті заходи</w:t>
+            <w:proofErr w:type="spellStart"/>
+            <w:r>
+              <w:rPr>
+                <w:sz w:val="24"/>
+                <w:szCs w:val="24"/>
+              </w:rPr>
+              <w:t>Ужиті</w:t>
+            </w:r>
+            <w:proofErr w:type="spellEnd"/>
+            <w:r>
+              <w:rPr>
+                <w:sz w:val="24"/>
+                <w:szCs w:val="24"/>
+              </w:rPr>
+              <w:t xml:space="preserve"> заходи</w:t>
             </w:r>
           </w:p>
         </w:tc>
@@ -44020,7 +47047,55 @@
                 <w:sz w:val="24"/>
                 <w:szCs w:val="24"/>
               </w:rPr>
-              <w:t>Посада, прізвище, підпис відповідальної особи</w:t>
+              <w:t xml:space="preserve">Посада, </w:t>
+            </w:r>
+            <w:proofErr w:type="spellStart"/>
+            <w:r>
+              <w:rPr>
+                <w:sz w:val="24"/>
+                <w:szCs w:val="24"/>
+              </w:rPr>
+              <w:t>прізвище</w:t>
+            </w:r>
+            <w:proofErr w:type="spellEnd"/>
+            <w:r>
+              <w:rPr>
+                <w:sz w:val="24"/>
+                <w:szCs w:val="24"/>
+              </w:rPr>
+              <w:t xml:space="preserve">, </w:t>
+            </w:r>
+            <w:proofErr w:type="spellStart"/>
+            <w:r>
+              <w:rPr>
+                <w:sz w:val="24"/>
+                <w:szCs w:val="24"/>
+              </w:rPr>
+              <w:t>підпис</w:t>
+            </w:r>
+            <w:proofErr w:type="spellEnd"/>
+            <w:r>
+              <w:rPr>
+                <w:sz w:val="24"/>
+                <w:szCs w:val="24"/>
+              </w:rPr>
+              <w:t xml:space="preserve"> </w:t>
+            </w:r>
+            <w:proofErr w:type="spellStart"/>
+            <w:r>
+              <w:rPr>
+                <w:sz w:val="24"/>
+                <w:szCs w:val="24"/>
+              </w:rPr>
+              <w:t>відповідальної</w:t>
+            </w:r>
+            <w:proofErr w:type="spellEnd"/>
+            <w:r>
+              <w:rPr>
+                <w:sz w:val="24"/>
+                <w:szCs w:val="24"/>
+              </w:rPr>
+              <w:t xml:space="preserve"> особи</w:t>
             </w:r>
           </w:p>
         </w:tc>
@@ -44898,8 +47973,49 @@
           <w:sz w:val="28"/>
           <w:szCs w:val="28"/>
         </w:rPr>
-        <w:t xml:space="preserve"> Облік технічного обслуговування</w:t>
+        <w:t xml:space="preserve"> </w:t>
       </w:r>
+      <w:proofErr w:type="spellStart"/>
+      <w:r>
+        <w:rPr>
+          <w:sz w:val="28"/>
+          <w:szCs w:val="28"/>
+        </w:rPr>
+        <w:t>Облік</w:t>
+      </w:r>
+      <w:proofErr w:type="spellEnd"/>
+      <w:r>
+        <w:rPr>
+          <w:sz w:val="28"/>
+          <w:szCs w:val="28"/>
+        </w:rPr>
+        <w:t xml:space="preserve"> </w:t>
+      </w:r>
+      <w:proofErr w:type="spellStart"/>
+      <w:r>
+        <w:rPr>
+          <w:sz w:val="28"/>
+          <w:szCs w:val="28"/>
+        </w:rPr>
+        <w:t>технічного</w:t>
+      </w:r>
+      <w:proofErr w:type="spellEnd"/>
+      <w:r>
+        <w:rPr>
+          <w:sz w:val="28"/>
+          <w:szCs w:val="28"/>
+        </w:rPr>
+        <w:t xml:space="preserve"> </w:t>
+      </w:r>
+      <w:proofErr w:type="spellStart"/>
+      <w:r>
+        <w:rPr>
+          <w:sz w:val="28"/>
+          <w:szCs w:val="28"/>
+        </w:rPr>
+        <w:t>обслуговування</w:t>
+      </w:r>
+      <w:proofErr w:type="spellEnd"/>
     </w:p>
     <w:tbl>
       <w:tblPr>
@@ -44972,8 +48088,33 @@
                 <w:sz w:val="24"/>
                 <w:szCs w:val="24"/>
               </w:rPr>
-              <w:t>Вид технічного обслуговування</w:t>
-            </w:r>
+              <w:t xml:space="preserve">Вид </w:t>
+            </w:r>
+            <w:proofErr w:type="spellStart"/>
+            <w:r>
+              <w:rPr>
+                <w:sz w:val="24"/>
+                <w:szCs w:val="24"/>
+              </w:rPr>
+              <w:t>технічного</w:t>
+            </w:r>
+            <w:proofErr w:type="spellEnd"/>
+            <w:r>
+              <w:rPr>
+                <w:sz w:val="24"/>
+                <w:szCs w:val="24"/>
+              </w:rPr>
+              <w:t xml:space="preserve"> </w:t>
+            </w:r>
+            <w:proofErr w:type="spellStart"/>
+            <w:r>
+              <w:rPr>
+                <w:sz w:val="24"/>
+                <w:szCs w:val="24"/>
+              </w:rPr>
+              <w:t>обслуговування</w:t>
+            </w:r>
+            <w:proofErr w:type="spellEnd"/>
           </w:p>
         </w:tc>
         <w:tc>
@@ -44992,12 +48133,37 @@
                 <w:szCs w:val="24"/>
               </w:rPr>
             </w:pPr>
-            <w:r>
-              <w:rPr>
-                <w:sz w:val="24"/>
-                <w:szCs w:val="24"/>
-              </w:rPr>
-              <w:t>Зауваження про технічний стан</w:t>
+            <w:proofErr w:type="spellStart"/>
+            <w:r>
+              <w:rPr>
+                <w:sz w:val="24"/>
+                <w:szCs w:val="24"/>
+              </w:rPr>
+              <w:t>Зауваження</w:t>
+            </w:r>
+            <w:proofErr w:type="spellEnd"/>
+            <w:r>
+              <w:rPr>
+                <w:sz w:val="24"/>
+                <w:szCs w:val="24"/>
+              </w:rPr>
+              <w:t xml:space="preserve"> про </w:t>
+            </w:r>
+            <w:proofErr w:type="spellStart"/>
+            <w:r>
+              <w:rPr>
+                <w:sz w:val="24"/>
+                <w:szCs w:val="24"/>
+              </w:rPr>
+              <w:t>технічний</w:t>
+            </w:r>
+            <w:proofErr w:type="spellEnd"/>
+            <w:r>
+              <w:rPr>
+                <w:sz w:val="24"/>
+                <w:szCs w:val="24"/>
+              </w:rPr>
+              <w:t xml:space="preserve"> стан</w:t>
             </w:r>
           </w:p>
         </w:tc>
@@ -45022,7 +48188,55 @@
                 <w:sz w:val="24"/>
                 <w:szCs w:val="24"/>
               </w:rPr>
-              <w:t>Посада, прізвище, підпис відповідальної особи</w:t>
+              <w:t xml:space="preserve">Посада, </w:t>
+            </w:r>
+            <w:proofErr w:type="spellStart"/>
+            <w:r>
+              <w:rPr>
+                <w:sz w:val="24"/>
+                <w:szCs w:val="24"/>
+              </w:rPr>
+              <w:t>прізвище</w:t>
+            </w:r>
+            <w:proofErr w:type="spellEnd"/>
+            <w:r>
+              <w:rPr>
+                <w:sz w:val="24"/>
+                <w:szCs w:val="24"/>
+              </w:rPr>
+              <w:t xml:space="preserve">, </w:t>
+            </w:r>
+            <w:proofErr w:type="spellStart"/>
+            <w:r>
+              <w:rPr>
+                <w:sz w:val="24"/>
+                <w:szCs w:val="24"/>
+              </w:rPr>
+              <w:t>підпис</w:t>
+            </w:r>
+            <w:proofErr w:type="spellEnd"/>
+            <w:r>
+              <w:rPr>
+                <w:sz w:val="24"/>
+                <w:szCs w:val="24"/>
+              </w:rPr>
+              <w:t xml:space="preserve"> </w:t>
+            </w:r>
+            <w:proofErr w:type="spellStart"/>
+            <w:r>
+              <w:rPr>
+                <w:sz w:val="24"/>
+                <w:szCs w:val="24"/>
+              </w:rPr>
+              <w:t>відповідальної</w:t>
+            </w:r>
+            <w:proofErr w:type="spellEnd"/>
+            <w:r>
+              <w:rPr>
+                <w:sz w:val="24"/>
+                <w:szCs w:val="24"/>
+              </w:rPr>
+              <w:t xml:space="preserve"> особи</w:t>
             </w:r>
           </w:p>
         </w:tc>
@@ -46443,7 +49657,71 @@
           <w:szCs w:val="28"/>
         </w:rPr>
         <w:lastRenderedPageBreak/>
-        <w:t xml:space="preserve"> Результати вимірів основних параметрів </w:t>
+        <w:t xml:space="preserve"> </w:t>
+      </w:r>
+      <w:proofErr w:type="spellStart"/>
+      <w:r>
+        <w:rPr>
+          <w:sz w:val="28"/>
+          <w:szCs w:val="28"/>
+        </w:rPr>
+        <w:t>Результати</w:t>
+      </w:r>
+      <w:proofErr w:type="spellEnd"/>
+      <w:r>
+        <w:rPr>
+          <w:sz w:val="28"/>
+          <w:szCs w:val="28"/>
+        </w:rPr>
+        <w:t xml:space="preserve"> </w:t>
+      </w:r>
+      <w:proofErr w:type="spellStart"/>
+      <w:r>
+        <w:rPr>
+          <w:sz w:val="28"/>
+          <w:szCs w:val="28"/>
+        </w:rPr>
+        <w:t>вимірів</w:t>
+      </w:r>
+      <w:proofErr w:type="spellEnd"/>
+      <w:r>
+        <w:rPr>
+          <w:sz w:val="28"/>
+          <w:szCs w:val="28"/>
+        </w:rPr>
+        <w:t xml:space="preserve"> </w:t>
+      </w:r>
+      <w:proofErr w:type="spellStart"/>
+      <w:r>
+        <w:rPr>
+          <w:sz w:val="28"/>
+          <w:szCs w:val="28"/>
+        </w:rPr>
+        <w:t>основних</w:t>
+      </w:r>
+      <w:proofErr w:type="spellEnd"/>
+      <w:r>
+        <w:rPr>
+          <w:sz w:val="28"/>
+          <w:szCs w:val="28"/>
+        </w:rPr>
+        <w:t xml:space="preserve"> </w:t>
+      </w:r>
+      <w:proofErr w:type="spellStart"/>
+      <w:r>
+        <w:rPr>
+          <w:sz w:val="28"/>
+          <w:szCs w:val="28"/>
+        </w:rPr>
+        <w:t>параметрів</w:t>
+      </w:r>
+      <w:proofErr w:type="spellEnd"/>
+      <w:r>
+        <w:rPr>
+          <w:sz w:val="28"/>
+          <w:szCs w:val="28"/>
+        </w:rPr>
+        <w:t xml:space="preserve"> </w:t>
       </w:r>
       <w:r>
         <w:rPr>
@@ -46451,7 +49729,55 @@
           <w:szCs w:val="28"/>
         </w:rPr>
         <w:br/>
-        <w:t>та технічних характеристик під час проведення ТО-2</w:t>
+        <w:t xml:space="preserve">та </w:t>
+      </w:r>
+      <w:proofErr w:type="spellStart"/>
+      <w:r>
+        <w:rPr>
+          <w:sz w:val="28"/>
+          <w:szCs w:val="28"/>
+        </w:rPr>
+        <w:t>технічних</w:t>
+      </w:r>
+      <w:proofErr w:type="spellEnd"/>
+      <w:r>
+        <w:rPr>
+          <w:sz w:val="28"/>
+          <w:szCs w:val="28"/>
+        </w:rPr>
+        <w:t xml:space="preserve"> характеристик </w:t>
+      </w:r>
+      <w:proofErr w:type="spellStart"/>
+      <w:r>
+        <w:rPr>
+          <w:sz w:val="28"/>
+          <w:szCs w:val="28"/>
+        </w:rPr>
+        <w:t>під</w:t>
+      </w:r>
+      <w:proofErr w:type="spellEnd"/>
+      <w:r>
+        <w:rPr>
+          <w:sz w:val="28"/>
+          <w:szCs w:val="28"/>
+        </w:rPr>
+        <w:t xml:space="preserve"> час </w:t>
+      </w:r>
+      <w:proofErr w:type="spellStart"/>
+      <w:r>
+        <w:rPr>
+          <w:sz w:val="28"/>
+          <w:szCs w:val="28"/>
+        </w:rPr>
+        <w:t>проведення</w:t>
+      </w:r>
+      <w:proofErr w:type="spellEnd"/>
+      <w:r>
+        <w:rPr>
+          <w:sz w:val="28"/>
+          <w:szCs w:val="28"/>
+        </w:rPr>
+        <w:t xml:space="preserve"> ТО-2</w:t>
       </w:r>
     </w:p>
     <w:p>
@@ -46537,8 +49863,17 @@
                 <w:sz w:val="24"/>
                 <w:szCs w:val="24"/>
               </w:rPr>
-              <w:t>яка перевіряється</w:t>
-            </w:r>
+              <w:t xml:space="preserve">яка </w:t>
+            </w:r>
+            <w:proofErr w:type="spellStart"/>
+            <w:r>
+              <w:rPr>
+                <w:sz w:val="24"/>
+                <w:szCs w:val="24"/>
+              </w:rPr>
+              <w:t>перевіряється</w:t>
+            </w:r>
+            <w:proofErr w:type="spellEnd"/>
           </w:p>
         </w:tc>
         <w:tc>
@@ -46559,6 +49894,7 @@
                 <w:szCs w:val="24"/>
               </w:rPr>
             </w:pPr>
+            <w:proofErr w:type="spellStart"/>
             <w:r>
               <w:rPr>
                 <w:sz w:val="24"/>
@@ -46566,6 +49902,7 @@
               </w:rPr>
               <w:t>Значення</w:t>
             </w:r>
+            <w:proofErr w:type="spellEnd"/>
           </w:p>
         </w:tc>
         <w:tc>
@@ -46589,8 +49926,33 @@
                 <w:sz w:val="24"/>
                 <w:szCs w:val="24"/>
               </w:rPr>
-              <w:t>Дата проведення вимірів</w:t>
-            </w:r>
+              <w:t xml:space="preserve">Дата </w:t>
+            </w:r>
+            <w:proofErr w:type="spellStart"/>
+            <w:r>
+              <w:rPr>
+                <w:sz w:val="24"/>
+                <w:szCs w:val="24"/>
+              </w:rPr>
+              <w:t>проведення</w:t>
+            </w:r>
+            <w:proofErr w:type="spellEnd"/>
+            <w:r>
+              <w:rPr>
+                <w:sz w:val="24"/>
+                <w:szCs w:val="24"/>
+              </w:rPr>
+              <w:t xml:space="preserve"> </w:t>
+            </w:r>
+            <w:proofErr w:type="spellStart"/>
+            <w:r>
+              <w:rPr>
+                <w:sz w:val="24"/>
+                <w:szCs w:val="24"/>
+              </w:rPr>
+              <w:t>вимірів</w:t>
+            </w:r>
+            <w:proofErr w:type="spellEnd"/>
           </w:p>
         </w:tc>
       </w:tr>
@@ -46730,13 +50092,47 @@
                 <w:szCs w:val="24"/>
               </w:rPr>
             </w:pPr>
-            <w:r>
-              <w:rPr>
-                <w:sz w:val="24"/>
-                <w:szCs w:val="24"/>
-              </w:rPr>
-              <w:t>Найменування та одиниця вимірювання</w:t>
-            </w:r>
+            <w:proofErr w:type="spellStart"/>
+            <w:r>
+              <w:rPr>
+                <w:sz w:val="24"/>
+                <w:szCs w:val="24"/>
+              </w:rPr>
+              <w:t>Найменування</w:t>
+            </w:r>
+            <w:proofErr w:type="spellEnd"/>
+            <w:r>
+              <w:rPr>
+                <w:sz w:val="24"/>
+                <w:szCs w:val="24"/>
+              </w:rPr>
+              <w:t xml:space="preserve"> та </w:t>
+            </w:r>
+            <w:proofErr w:type="spellStart"/>
+            <w:r>
+              <w:rPr>
+                <w:sz w:val="24"/>
+                <w:szCs w:val="24"/>
+              </w:rPr>
+              <w:t>одиниця</w:t>
+            </w:r>
+            <w:proofErr w:type="spellEnd"/>
+            <w:r>
+              <w:rPr>
+                <w:sz w:val="24"/>
+                <w:szCs w:val="24"/>
+              </w:rPr>
+              <w:t xml:space="preserve"> </w:t>
+            </w:r>
+            <w:proofErr w:type="spellStart"/>
+            <w:r>
+              <w:rPr>
+                <w:sz w:val="24"/>
+                <w:szCs w:val="24"/>
+              </w:rPr>
+              <w:t>вимірювання</w:t>
+            </w:r>
+            <w:proofErr w:type="spellEnd"/>
           </w:p>
         </w:tc>
         <w:tc>
@@ -46755,6 +50151,7 @@
                 <w:szCs w:val="24"/>
               </w:rPr>
             </w:pPr>
+            <w:proofErr w:type="spellStart"/>
             <w:r>
               <w:rPr>
                 <w:sz w:val="24"/>
@@ -46762,6 +50159,7 @@
               </w:rPr>
               <w:t>номінальне</w:t>
             </w:r>
+            <w:proofErr w:type="spellEnd"/>
           </w:p>
         </w:tc>
         <w:tc>
@@ -46784,8 +50182,17 @@
                 <w:sz w:val="24"/>
                 <w:szCs w:val="24"/>
               </w:rPr>
-              <w:t>граничного відхилення</w:t>
-            </w:r>
+              <w:t xml:space="preserve">граничного </w:t>
+            </w:r>
+            <w:proofErr w:type="spellStart"/>
+            <w:r>
+              <w:rPr>
+                <w:sz w:val="24"/>
+                <w:szCs w:val="24"/>
+              </w:rPr>
+              <w:t>відхилення</w:t>
+            </w:r>
+            <w:proofErr w:type="spellEnd"/>
           </w:p>
         </w:tc>
         <w:tc>
@@ -46804,6 +50211,7 @@
                 <w:szCs w:val="24"/>
               </w:rPr>
             </w:pPr>
+            <w:proofErr w:type="spellStart"/>
             <w:r>
               <w:rPr>
                 <w:sz w:val="24"/>
@@ -46811,6 +50219,7 @@
               </w:rPr>
               <w:t>фактично</w:t>
             </w:r>
+            <w:proofErr w:type="spellEnd"/>
           </w:p>
         </w:tc>
         <w:tc>
@@ -46829,12 +50238,37 @@
                 <w:szCs w:val="24"/>
               </w:rPr>
             </w:pPr>
-            <w:r>
-              <w:rPr>
-                <w:sz w:val="24"/>
-                <w:szCs w:val="24"/>
-              </w:rPr>
-              <w:t>заміряв (посада, підпис)</w:t>
+            <w:proofErr w:type="spellStart"/>
+            <w:r>
+              <w:rPr>
+                <w:sz w:val="24"/>
+                <w:szCs w:val="24"/>
+              </w:rPr>
+              <w:t>заміряв</w:t>
+            </w:r>
+            <w:proofErr w:type="spellEnd"/>
+            <w:r>
+              <w:rPr>
+                <w:sz w:val="24"/>
+                <w:szCs w:val="24"/>
+              </w:rPr>
+              <w:t xml:space="preserve"> (посада, </w:t>
+            </w:r>
+            <w:proofErr w:type="spellStart"/>
+            <w:r>
+              <w:rPr>
+                <w:sz w:val="24"/>
+                <w:szCs w:val="24"/>
+              </w:rPr>
+              <w:t>підпис</w:t>
+            </w:r>
+            <w:proofErr w:type="spellEnd"/>
+            <w:r>
+              <w:rPr>
+                <w:sz w:val="24"/>
+                <w:szCs w:val="24"/>
+              </w:rPr>
+              <w:t>)</w:t>
             </w:r>
           </w:p>
         </w:tc>
@@ -46854,6 +50288,7 @@
                 <w:szCs w:val="24"/>
               </w:rPr>
             </w:pPr>
+            <w:proofErr w:type="spellStart"/>
             <w:r>
               <w:rPr>
                 <w:sz w:val="24"/>
@@ -46861,6 +50296,7 @@
               </w:rPr>
               <w:t>фактично</w:t>
             </w:r>
+            <w:proofErr w:type="spellEnd"/>
           </w:p>
         </w:tc>
         <w:tc>
@@ -46879,12 +50315,37 @@
                 <w:szCs w:val="24"/>
               </w:rPr>
             </w:pPr>
-            <w:r>
-              <w:rPr>
-                <w:sz w:val="24"/>
-                <w:szCs w:val="24"/>
-              </w:rPr>
-              <w:t>заміряв (посада, підпис)</w:t>
+            <w:proofErr w:type="spellStart"/>
+            <w:r>
+              <w:rPr>
+                <w:sz w:val="24"/>
+                <w:szCs w:val="24"/>
+              </w:rPr>
+              <w:t>заміряв</w:t>
+            </w:r>
+            <w:proofErr w:type="spellEnd"/>
+            <w:r>
+              <w:rPr>
+                <w:sz w:val="24"/>
+                <w:szCs w:val="24"/>
+              </w:rPr>
+              <w:t xml:space="preserve"> (посада, </w:t>
+            </w:r>
+            <w:proofErr w:type="spellStart"/>
+            <w:r>
+              <w:rPr>
+                <w:sz w:val="24"/>
+                <w:szCs w:val="24"/>
+              </w:rPr>
+              <w:t>підпис</w:t>
+            </w:r>
+            <w:proofErr w:type="spellEnd"/>
+            <w:r>
+              <w:rPr>
+                <w:sz w:val="24"/>
+                <w:szCs w:val="24"/>
+              </w:rPr>
+              <w:t>)</w:t>
             </w:r>
           </w:p>
         </w:tc>
@@ -46904,6 +50365,7 @@
                 <w:szCs w:val="24"/>
               </w:rPr>
             </w:pPr>
+            <w:proofErr w:type="spellStart"/>
             <w:r>
               <w:rPr>
                 <w:sz w:val="24"/>
@@ -46911,6 +50373,7 @@
               </w:rPr>
               <w:t>фактично</w:t>
             </w:r>
+            <w:proofErr w:type="spellEnd"/>
           </w:p>
         </w:tc>
         <w:tc>
@@ -46928,12 +50391,37 @@
                 <w:szCs w:val="24"/>
               </w:rPr>
             </w:pPr>
-            <w:r>
-              <w:rPr>
-                <w:sz w:val="24"/>
-                <w:szCs w:val="24"/>
-              </w:rPr>
-              <w:t>заміряв (посада, підпис)</w:t>
+            <w:proofErr w:type="spellStart"/>
+            <w:r>
+              <w:rPr>
+                <w:sz w:val="24"/>
+                <w:szCs w:val="24"/>
+              </w:rPr>
+              <w:t>заміряв</w:t>
+            </w:r>
+            <w:proofErr w:type="spellEnd"/>
+            <w:r>
+              <w:rPr>
+                <w:sz w:val="24"/>
+                <w:szCs w:val="24"/>
+              </w:rPr>
+              <w:t xml:space="preserve"> (посада, </w:t>
+            </w:r>
+            <w:proofErr w:type="spellStart"/>
+            <w:r>
+              <w:rPr>
+                <w:sz w:val="24"/>
+                <w:szCs w:val="24"/>
+              </w:rPr>
+              <w:t>підпис</w:t>
+            </w:r>
+            <w:proofErr w:type="spellEnd"/>
+            <w:r>
+              <w:rPr>
+                <w:sz w:val="24"/>
+                <w:szCs w:val="24"/>
+              </w:rPr>
+              <w:t>)</w:t>
             </w:r>
           </w:p>
         </w:tc>
@@ -48233,20 +51721,117 @@
         </w:rPr>
         <w:t xml:space="preserve"> </w:t>
       </w:r>
+      <w:proofErr w:type="spellStart"/>
       <w:r>
         <w:rPr>
           <w:sz w:val="28"/>
           <w:szCs w:val="28"/>
         </w:rPr>
-        <w:t>Відомості про зміну конструкції та доопрацювання</w:t>
+        <w:t>Відомості</w:t>
       </w:r>
+      <w:proofErr w:type="spellEnd"/>
+      <w:r>
+        <w:rPr>
+          <w:sz w:val="28"/>
+          <w:szCs w:val="28"/>
+        </w:rPr>
+        <w:t xml:space="preserve"> про </w:t>
+      </w:r>
+      <w:proofErr w:type="spellStart"/>
+      <w:r>
+        <w:rPr>
+          <w:sz w:val="28"/>
+          <w:szCs w:val="28"/>
+        </w:rPr>
+        <w:t>зміну</w:t>
+      </w:r>
+      <w:proofErr w:type="spellEnd"/>
+      <w:r>
+        <w:rPr>
+          <w:sz w:val="28"/>
+          <w:szCs w:val="28"/>
+        </w:rPr>
+        <w:t xml:space="preserve"> </w:t>
+      </w:r>
+      <w:proofErr w:type="spellStart"/>
+      <w:r>
+        <w:rPr>
+          <w:sz w:val="28"/>
+          <w:szCs w:val="28"/>
+        </w:rPr>
+        <w:t>конструкції</w:t>
+      </w:r>
+      <w:proofErr w:type="spellEnd"/>
+      <w:r>
+        <w:rPr>
+          <w:sz w:val="28"/>
+          <w:szCs w:val="28"/>
+        </w:rPr>
+        <w:t xml:space="preserve"> та </w:t>
+      </w:r>
+      <w:proofErr w:type="spellStart"/>
+      <w:r>
+        <w:rPr>
+          <w:sz w:val="28"/>
+          <w:szCs w:val="28"/>
+        </w:rPr>
+        <w:t>доопрацювання</w:t>
+      </w:r>
+      <w:proofErr w:type="spellEnd"/>
       <w:r>
         <w:rPr>
           <w:sz w:val="28"/>
           <w:szCs w:val="28"/>
         </w:rPr>
         <w:br/>
-        <w:t>виробу під час експлуатації і ремонту</w:t>
+      </w:r>
+      <w:proofErr w:type="spellStart"/>
+      <w:r>
+        <w:rPr>
+          <w:sz w:val="28"/>
+          <w:szCs w:val="28"/>
+        </w:rPr>
+        <w:t>виробу</w:t>
+      </w:r>
+      <w:proofErr w:type="spellEnd"/>
+      <w:r>
+        <w:rPr>
+          <w:sz w:val="28"/>
+          <w:szCs w:val="28"/>
+        </w:rPr>
+        <w:t xml:space="preserve"> </w:t>
+      </w:r>
+      <w:proofErr w:type="spellStart"/>
+      <w:r>
+        <w:rPr>
+          <w:sz w:val="28"/>
+          <w:szCs w:val="28"/>
+        </w:rPr>
+        <w:t>під</w:t>
+      </w:r>
+      <w:proofErr w:type="spellEnd"/>
+      <w:r>
+        <w:rPr>
+          <w:sz w:val="28"/>
+          <w:szCs w:val="28"/>
+        </w:rPr>
+        <w:t xml:space="preserve"> час </w:t>
+      </w:r>
+      <w:proofErr w:type="spellStart"/>
+      <w:r>
+        <w:rPr>
+          <w:sz w:val="28"/>
+          <w:szCs w:val="28"/>
+        </w:rPr>
+        <w:t>експлуатації</w:t>
+      </w:r>
+      <w:proofErr w:type="spellEnd"/>
+      <w:r>
+        <w:rPr>
+          <w:sz w:val="28"/>
+          <w:szCs w:val="28"/>
+        </w:rPr>
+        <w:t xml:space="preserve"> і ремонту</w:t>
       </w:r>
     </w:p>
     <w:tbl>
@@ -48319,12 +51904,37 @@
                 <w:szCs w:val="24"/>
               </w:rPr>
             </w:pPr>
-            <w:r>
-              <w:rPr>
-                <w:sz w:val="24"/>
-                <w:szCs w:val="24"/>
-              </w:rPr>
-              <w:t>Підстава (найменування документа)</w:t>
+            <w:proofErr w:type="spellStart"/>
+            <w:r>
+              <w:rPr>
+                <w:sz w:val="24"/>
+                <w:szCs w:val="24"/>
+              </w:rPr>
+              <w:t>Підстава</w:t>
+            </w:r>
+            <w:proofErr w:type="spellEnd"/>
+            <w:r>
+              <w:rPr>
+                <w:sz w:val="24"/>
+                <w:szCs w:val="24"/>
+              </w:rPr>
+              <w:t xml:space="preserve"> (</w:t>
+            </w:r>
+            <w:proofErr w:type="spellStart"/>
+            <w:r>
+              <w:rPr>
+                <w:sz w:val="24"/>
+                <w:szCs w:val="24"/>
+              </w:rPr>
+              <w:t>найменування</w:t>
+            </w:r>
+            <w:proofErr w:type="spellEnd"/>
+            <w:r>
+              <w:rPr>
+                <w:sz w:val="24"/>
+                <w:szCs w:val="24"/>
+              </w:rPr>
+              <w:t xml:space="preserve"> документа)</w:t>
             </w:r>
           </w:p>
         </w:tc>
@@ -48349,8 +51959,33 @@
                 <w:sz w:val="24"/>
                 <w:szCs w:val="24"/>
               </w:rPr>
-              <w:t>Дата проведення змін</w:t>
-            </w:r>
+              <w:t xml:space="preserve">Дата </w:t>
+            </w:r>
+            <w:proofErr w:type="spellStart"/>
+            <w:r>
+              <w:rPr>
+                <w:sz w:val="24"/>
+                <w:szCs w:val="24"/>
+              </w:rPr>
+              <w:t>проведення</w:t>
+            </w:r>
+            <w:proofErr w:type="spellEnd"/>
+            <w:r>
+              <w:rPr>
+                <w:sz w:val="24"/>
+                <w:szCs w:val="24"/>
+              </w:rPr>
+              <w:t xml:space="preserve"> </w:t>
+            </w:r>
+            <w:proofErr w:type="spellStart"/>
+            <w:r>
+              <w:rPr>
+                <w:sz w:val="24"/>
+                <w:szCs w:val="24"/>
+              </w:rPr>
+              <w:t>змін</w:t>
+            </w:r>
+            <w:proofErr w:type="spellEnd"/>
           </w:p>
         </w:tc>
         <w:tc>
@@ -48369,13 +52004,47 @@
                 <w:szCs w:val="24"/>
               </w:rPr>
             </w:pPr>
-            <w:r>
-              <w:rPr>
-                <w:sz w:val="24"/>
-                <w:szCs w:val="24"/>
-              </w:rPr>
-              <w:t>Зміст проведених робіт</w:t>
-            </w:r>
+            <w:proofErr w:type="spellStart"/>
+            <w:r>
+              <w:rPr>
+                <w:sz w:val="24"/>
+                <w:szCs w:val="24"/>
+              </w:rPr>
+              <w:t>Зміст</w:t>
+            </w:r>
+            <w:proofErr w:type="spellEnd"/>
+            <w:r>
+              <w:rPr>
+                <w:sz w:val="24"/>
+                <w:szCs w:val="24"/>
+              </w:rPr>
+              <w:t xml:space="preserve"> </w:t>
+            </w:r>
+            <w:proofErr w:type="spellStart"/>
+            <w:r>
+              <w:rPr>
+                <w:sz w:val="24"/>
+                <w:szCs w:val="24"/>
+              </w:rPr>
+              <w:t>проведених</w:t>
+            </w:r>
+            <w:proofErr w:type="spellEnd"/>
+            <w:r>
+              <w:rPr>
+                <w:sz w:val="24"/>
+                <w:szCs w:val="24"/>
+              </w:rPr>
+              <w:t xml:space="preserve"> </w:t>
+            </w:r>
+            <w:proofErr w:type="spellStart"/>
+            <w:r>
+              <w:rPr>
+                <w:sz w:val="24"/>
+                <w:szCs w:val="24"/>
+              </w:rPr>
+              <w:t>робіт</w:t>
+            </w:r>
+            <w:proofErr w:type="spellEnd"/>
           </w:p>
         </w:tc>
         <w:tc>
@@ -48399,8 +52068,81 @@
                 <w:sz w:val="24"/>
                 <w:szCs w:val="24"/>
               </w:rPr>
-              <w:t>Характеристика роботи виробу після проведених змін</w:t>
-            </w:r>
+              <w:t xml:space="preserve">Характеристика </w:t>
+            </w:r>
+            <w:proofErr w:type="spellStart"/>
+            <w:r>
+              <w:rPr>
+                <w:sz w:val="24"/>
+                <w:szCs w:val="24"/>
+              </w:rPr>
+              <w:t>роботи</w:t>
+            </w:r>
+            <w:proofErr w:type="spellEnd"/>
+            <w:r>
+              <w:rPr>
+                <w:sz w:val="24"/>
+                <w:szCs w:val="24"/>
+              </w:rPr>
+              <w:t xml:space="preserve"> </w:t>
+            </w:r>
+            <w:proofErr w:type="spellStart"/>
+            <w:r>
+              <w:rPr>
+                <w:sz w:val="24"/>
+                <w:szCs w:val="24"/>
+              </w:rPr>
+              <w:t>виробу</w:t>
+            </w:r>
+            <w:proofErr w:type="spellEnd"/>
+            <w:r>
+              <w:rPr>
+                <w:sz w:val="24"/>
+                <w:szCs w:val="24"/>
+              </w:rPr>
+              <w:t xml:space="preserve"> </w:t>
+            </w:r>
+            <w:proofErr w:type="spellStart"/>
+            <w:r>
+              <w:rPr>
+                <w:sz w:val="24"/>
+                <w:szCs w:val="24"/>
+              </w:rPr>
+              <w:t>після</w:t>
+            </w:r>
+            <w:proofErr w:type="spellEnd"/>
+            <w:r>
+              <w:rPr>
+                <w:sz w:val="24"/>
+                <w:szCs w:val="24"/>
+              </w:rPr>
+              <w:t xml:space="preserve"> </w:t>
+            </w:r>
+            <w:proofErr w:type="spellStart"/>
+            <w:r>
+              <w:rPr>
+                <w:sz w:val="24"/>
+                <w:szCs w:val="24"/>
+              </w:rPr>
+              <w:t>проведених</w:t>
+            </w:r>
+            <w:proofErr w:type="spellEnd"/>
+            <w:r>
+              <w:rPr>
+                <w:sz w:val="24"/>
+                <w:szCs w:val="24"/>
+              </w:rPr>
+              <w:t xml:space="preserve"> </w:t>
+            </w:r>
+            <w:proofErr w:type="spellStart"/>
+            <w:r>
+              <w:rPr>
+                <w:sz w:val="24"/>
+                <w:szCs w:val="24"/>
+              </w:rPr>
+              <w:t>змін</w:t>
+            </w:r>
+            <w:proofErr w:type="spellEnd"/>
           </w:p>
         </w:tc>
         <w:tc>
@@ -48424,8 +52166,81 @@
                 <w:sz w:val="24"/>
                 <w:szCs w:val="24"/>
               </w:rPr>
-              <w:t>Посада, прізвище, підпис особи, яка відповідає за проведену зміну</w:t>
-            </w:r>
+              <w:t xml:space="preserve">Посада, </w:t>
+            </w:r>
+            <w:proofErr w:type="spellStart"/>
+            <w:r>
+              <w:rPr>
+                <w:sz w:val="24"/>
+                <w:szCs w:val="24"/>
+              </w:rPr>
+              <w:t>прізвище</w:t>
+            </w:r>
+            <w:proofErr w:type="spellEnd"/>
+            <w:r>
+              <w:rPr>
+                <w:sz w:val="24"/>
+                <w:szCs w:val="24"/>
+              </w:rPr>
+              <w:t xml:space="preserve">, </w:t>
+            </w:r>
+            <w:proofErr w:type="spellStart"/>
+            <w:r>
+              <w:rPr>
+                <w:sz w:val="24"/>
+                <w:szCs w:val="24"/>
+              </w:rPr>
+              <w:t>підпис</w:t>
+            </w:r>
+            <w:proofErr w:type="spellEnd"/>
+            <w:r>
+              <w:rPr>
+                <w:sz w:val="24"/>
+                <w:szCs w:val="24"/>
+              </w:rPr>
+              <w:t xml:space="preserve"> особи, яка </w:t>
+            </w:r>
+            <w:proofErr w:type="spellStart"/>
+            <w:r>
+              <w:rPr>
+                <w:sz w:val="24"/>
+                <w:szCs w:val="24"/>
+              </w:rPr>
+              <w:t>відповідає</w:t>
+            </w:r>
+            <w:proofErr w:type="spellEnd"/>
+            <w:r>
+              <w:rPr>
+                <w:sz w:val="24"/>
+                <w:szCs w:val="24"/>
+              </w:rPr>
+              <w:t xml:space="preserve"> за </w:t>
+            </w:r>
+            <w:proofErr w:type="spellStart"/>
+            <w:r>
+              <w:rPr>
+                <w:sz w:val="24"/>
+                <w:szCs w:val="24"/>
+              </w:rPr>
+              <w:t>проведену</w:t>
+            </w:r>
+            <w:proofErr w:type="spellEnd"/>
+            <w:r>
+              <w:rPr>
+                <w:sz w:val="24"/>
+                <w:szCs w:val="24"/>
+              </w:rPr>
+              <w:t xml:space="preserve"> </w:t>
+            </w:r>
+            <w:proofErr w:type="spellStart"/>
+            <w:r>
+              <w:rPr>
+                <w:sz w:val="24"/>
+                <w:szCs w:val="24"/>
+              </w:rPr>
+              <w:t>зміну</w:t>
+            </w:r>
+            <w:proofErr w:type="spellEnd"/>
           </w:p>
         </w:tc>
         <w:tc>
@@ -48445,6 +52260,7 @@
                 <w:szCs w:val="24"/>
               </w:rPr>
             </w:pPr>
+            <w:proofErr w:type="spellStart"/>
             <w:r>
               <w:rPr>
                 <w:sz w:val="24"/>
@@ -48452,6 +52268,7 @@
               </w:rPr>
               <w:t>Примітка</w:t>
             </w:r>
+            <w:proofErr w:type="spellEnd"/>
           </w:p>
         </w:tc>
       </w:tr>
@@ -50642,14 +54459,112 @@
           <w:lang w:val="uk-UA"/>
         </w:rPr>
       </w:pPr>
+      <w:proofErr w:type="spellStart"/>
       <w:r>
         <w:rPr>
           <w:sz w:val="28"/>
           <w:szCs w:val="28"/>
         </w:rPr>
         <w:lastRenderedPageBreak/>
-        <w:t>Відомості про заміну складових частин виробу під час експлуатації</w:t>
+        <w:t>Відомості</w:t>
       </w:r>
+      <w:proofErr w:type="spellEnd"/>
+      <w:r>
+        <w:rPr>
+          <w:sz w:val="28"/>
+          <w:szCs w:val="28"/>
+        </w:rPr>
+        <w:t xml:space="preserve"> про </w:t>
+      </w:r>
+      <w:proofErr w:type="spellStart"/>
+      <w:r>
+        <w:rPr>
+          <w:sz w:val="28"/>
+          <w:szCs w:val="28"/>
+        </w:rPr>
+        <w:t>заміну</w:t>
+      </w:r>
+      <w:proofErr w:type="spellEnd"/>
+      <w:r>
+        <w:rPr>
+          <w:sz w:val="28"/>
+          <w:szCs w:val="28"/>
+        </w:rPr>
+        <w:t xml:space="preserve"> </w:t>
+      </w:r>
+      <w:proofErr w:type="spellStart"/>
+      <w:r>
+        <w:rPr>
+          <w:sz w:val="28"/>
+          <w:szCs w:val="28"/>
+        </w:rPr>
+        <w:t>складових</w:t>
+      </w:r>
+      <w:proofErr w:type="spellEnd"/>
+      <w:r>
+        <w:rPr>
+          <w:sz w:val="28"/>
+          <w:szCs w:val="28"/>
+        </w:rPr>
+        <w:t xml:space="preserve"> </w:t>
+      </w:r>
+      <w:proofErr w:type="spellStart"/>
+      <w:r>
+        <w:rPr>
+          <w:sz w:val="28"/>
+          <w:szCs w:val="28"/>
+        </w:rPr>
+        <w:t>частин</w:t>
+      </w:r>
+      <w:proofErr w:type="spellEnd"/>
+      <w:r>
+        <w:rPr>
+          <w:sz w:val="28"/>
+          <w:szCs w:val="28"/>
+        </w:rPr>
+        <w:t xml:space="preserve"> </w:t>
+      </w:r>
+      <w:proofErr w:type="spellStart"/>
+      <w:r>
+        <w:rPr>
+          <w:sz w:val="28"/>
+          <w:szCs w:val="28"/>
+        </w:rPr>
+        <w:t>виробу</w:t>
+      </w:r>
+      <w:proofErr w:type="spellEnd"/>
+      <w:r>
+        <w:rPr>
+          <w:sz w:val="28"/>
+          <w:szCs w:val="28"/>
+        </w:rPr>
+        <w:t xml:space="preserve"> </w:t>
+      </w:r>
+      <w:proofErr w:type="spellStart"/>
+      <w:r>
+        <w:rPr>
+          <w:sz w:val="28"/>
+          <w:szCs w:val="28"/>
+        </w:rPr>
+        <w:t>під</w:t>
+      </w:r>
+      <w:proofErr w:type="spellEnd"/>
+      <w:r>
+        <w:rPr>
+          <w:sz w:val="28"/>
+          <w:szCs w:val="28"/>
+        </w:rPr>
+        <w:t xml:space="preserve"> час </w:t>
+      </w:r>
+      <w:proofErr w:type="spellStart"/>
+      <w:r>
+        <w:rPr>
+          <w:sz w:val="28"/>
+          <w:szCs w:val="28"/>
+        </w:rPr>
+        <w:t>експлуатації</w:t>
+      </w:r>
+      <w:proofErr w:type="spellEnd"/>
     </w:p>
     <w:p>
       <w:pPr>
@@ -50747,13 +54662,31 @@
                 <w:szCs w:val="24"/>
               </w:rPr>
             </w:pPr>
-            <w:r>
-              <w:rPr>
-                <w:sz w:val="24"/>
-                <w:szCs w:val="24"/>
-              </w:rPr>
-              <w:t>Частина, яка знята</w:t>
-            </w:r>
+            <w:proofErr w:type="spellStart"/>
+            <w:r>
+              <w:rPr>
+                <w:sz w:val="24"/>
+                <w:szCs w:val="24"/>
+              </w:rPr>
+              <w:t>Частина</w:t>
+            </w:r>
+            <w:proofErr w:type="spellEnd"/>
+            <w:r>
+              <w:rPr>
+                <w:sz w:val="24"/>
+                <w:szCs w:val="24"/>
+              </w:rPr>
+              <w:t xml:space="preserve">, яка </w:t>
+            </w:r>
+            <w:proofErr w:type="spellStart"/>
+            <w:r>
+              <w:rPr>
+                <w:sz w:val="24"/>
+                <w:szCs w:val="24"/>
+              </w:rPr>
+              <w:t>знята</w:t>
+            </w:r>
+            <w:proofErr w:type="spellEnd"/>
           </w:p>
         </w:tc>
         <w:tc>
@@ -50773,13 +54706,31 @@
                 <w:szCs w:val="24"/>
               </w:rPr>
             </w:pPr>
-            <w:r>
-              <w:rPr>
-                <w:sz w:val="24"/>
-                <w:szCs w:val="24"/>
-              </w:rPr>
-              <w:t>Частина, яка встановлена</w:t>
-            </w:r>
+            <w:proofErr w:type="spellStart"/>
+            <w:r>
+              <w:rPr>
+                <w:sz w:val="24"/>
+                <w:szCs w:val="24"/>
+              </w:rPr>
+              <w:t>Частина</w:t>
+            </w:r>
+            <w:proofErr w:type="spellEnd"/>
+            <w:r>
+              <w:rPr>
+                <w:sz w:val="24"/>
+                <w:szCs w:val="24"/>
+              </w:rPr>
+              <w:t xml:space="preserve">, яка </w:t>
+            </w:r>
+            <w:proofErr w:type="spellStart"/>
+            <w:r>
+              <w:rPr>
+                <w:sz w:val="24"/>
+                <w:szCs w:val="24"/>
+              </w:rPr>
+              <w:t>встановлена</w:t>
+            </w:r>
+            <w:proofErr w:type="spellEnd"/>
           </w:p>
         </w:tc>
         <w:tc>
@@ -50804,8 +54755,81 @@
                 <w:sz w:val="24"/>
                 <w:szCs w:val="24"/>
               </w:rPr>
-              <w:t>Дата, посада, прізвище, підпис особи відповідальної за проведення заміни</w:t>
-            </w:r>
+              <w:t xml:space="preserve">Дата, посада, </w:t>
+            </w:r>
+            <w:proofErr w:type="spellStart"/>
+            <w:r>
+              <w:rPr>
+                <w:sz w:val="24"/>
+                <w:szCs w:val="24"/>
+              </w:rPr>
+              <w:t>прізвище</w:t>
+            </w:r>
+            <w:proofErr w:type="spellEnd"/>
+            <w:r>
+              <w:rPr>
+                <w:sz w:val="24"/>
+                <w:szCs w:val="24"/>
+              </w:rPr>
+              <w:t xml:space="preserve">, </w:t>
+            </w:r>
+            <w:proofErr w:type="spellStart"/>
+            <w:r>
+              <w:rPr>
+                <w:sz w:val="24"/>
+                <w:szCs w:val="24"/>
+              </w:rPr>
+              <w:t>підпис</w:t>
+            </w:r>
+            <w:proofErr w:type="spellEnd"/>
+            <w:r>
+              <w:rPr>
+                <w:sz w:val="24"/>
+                <w:szCs w:val="24"/>
+              </w:rPr>
+              <w:t xml:space="preserve"> особи </w:t>
+            </w:r>
+            <w:proofErr w:type="spellStart"/>
+            <w:r>
+              <w:rPr>
+                <w:sz w:val="24"/>
+                <w:szCs w:val="24"/>
+              </w:rPr>
+              <w:t>відповідальної</w:t>
+            </w:r>
+            <w:proofErr w:type="spellEnd"/>
+            <w:r>
+              <w:rPr>
+                <w:sz w:val="24"/>
+                <w:szCs w:val="24"/>
+              </w:rPr>
+              <w:t xml:space="preserve"> за </w:t>
+            </w:r>
+            <w:proofErr w:type="spellStart"/>
+            <w:r>
+              <w:rPr>
+                <w:sz w:val="24"/>
+                <w:szCs w:val="24"/>
+              </w:rPr>
+              <w:t>проведення</w:t>
+            </w:r>
+            <w:proofErr w:type="spellEnd"/>
+            <w:r>
+              <w:rPr>
+                <w:sz w:val="24"/>
+                <w:szCs w:val="24"/>
+              </w:rPr>
+              <w:t xml:space="preserve"> </w:t>
+            </w:r>
+            <w:proofErr w:type="spellStart"/>
+            <w:r>
+              <w:rPr>
+                <w:sz w:val="24"/>
+                <w:szCs w:val="24"/>
+              </w:rPr>
+              <w:t>заміни</w:t>
+            </w:r>
+            <w:proofErr w:type="spellEnd"/>
           </w:p>
         </w:tc>
       </w:tr>
@@ -50848,20 +54872,38 @@
                 <w:szCs w:val="24"/>
               </w:rPr>
             </w:pPr>
-            <w:r>
-              <w:rPr>
-                <w:sz w:val="24"/>
-                <w:szCs w:val="24"/>
-              </w:rPr>
-              <w:t xml:space="preserve">Найменування </w:t>
-            </w:r>
-            <w:r>
-              <w:rPr>
-                <w:sz w:val="24"/>
-                <w:szCs w:val="24"/>
-              </w:rPr>
-              <w:t>та позначення</w:t>
-            </w:r>
+            <w:proofErr w:type="spellStart"/>
+            <w:r>
+              <w:rPr>
+                <w:sz w:val="24"/>
+                <w:szCs w:val="24"/>
+              </w:rPr>
+              <w:t>Найменування</w:t>
+            </w:r>
+            <w:proofErr w:type="spellEnd"/>
+            <w:r>
+              <w:rPr>
+                <w:sz w:val="24"/>
+                <w:szCs w:val="24"/>
+              </w:rPr>
+              <w:t xml:space="preserve"> </w:t>
+            </w:r>
+            <w:r>
+              <w:rPr>
+                <w:sz w:val="24"/>
+                <w:szCs w:val="24"/>
+              </w:rPr>
+              <w:t xml:space="preserve">та </w:t>
+            </w:r>
+            <w:proofErr w:type="spellStart"/>
+            <w:r>
+              <w:rPr>
+                <w:sz w:val="24"/>
+                <w:szCs w:val="24"/>
+              </w:rPr>
+              <w:t>позначення</w:t>
+            </w:r>
+            <w:proofErr w:type="spellEnd"/>
           </w:p>
         </w:tc>
         <w:tc>
@@ -50881,12 +54923,21 @@
                 <w:szCs w:val="24"/>
               </w:rPr>
             </w:pPr>
-            <w:r>
-              <w:rPr>
-                <w:sz w:val="24"/>
-                <w:szCs w:val="24"/>
-              </w:rPr>
-              <w:t>заводський номер</w:t>
+            <w:proofErr w:type="spellStart"/>
+            <w:r>
+              <w:rPr>
+                <w:sz w:val="24"/>
+                <w:szCs w:val="24"/>
+              </w:rPr>
+              <w:t>заводський</w:t>
+            </w:r>
+            <w:proofErr w:type="spellEnd"/>
+            <w:r>
+              <w:rPr>
+                <w:sz w:val="24"/>
+                <w:szCs w:val="24"/>
+              </w:rPr>
+              <w:t xml:space="preserve"> номер</w:t>
             </w:r>
           </w:p>
         </w:tc>
@@ -50907,12 +54958,37 @@
                 <w:szCs w:val="24"/>
               </w:rPr>
             </w:pPr>
-            <w:r>
-              <w:rPr>
-                <w:sz w:val="24"/>
-                <w:szCs w:val="24"/>
-              </w:rPr>
-              <w:t>кількість відпрацьованих годин</w:t>
+            <w:proofErr w:type="spellStart"/>
+            <w:r>
+              <w:rPr>
+                <w:sz w:val="24"/>
+                <w:szCs w:val="24"/>
+              </w:rPr>
+              <w:t>кількість</w:t>
+            </w:r>
+            <w:proofErr w:type="spellEnd"/>
+            <w:r>
+              <w:rPr>
+                <w:sz w:val="24"/>
+                <w:szCs w:val="24"/>
+              </w:rPr>
+              <w:t xml:space="preserve"> </w:t>
+            </w:r>
+            <w:proofErr w:type="spellStart"/>
+            <w:r>
+              <w:rPr>
+                <w:sz w:val="24"/>
+                <w:szCs w:val="24"/>
+              </w:rPr>
+              <w:t>відпрацьованих</w:t>
+            </w:r>
+            <w:proofErr w:type="spellEnd"/>
+            <w:r>
+              <w:rPr>
+                <w:sz w:val="24"/>
+                <w:szCs w:val="24"/>
+              </w:rPr>
+              <w:t xml:space="preserve"> годин</w:t>
             </w:r>
           </w:p>
         </w:tc>
@@ -50940,12 +55016,37 @@
               </w:rPr>
               <w:t>П</w:t>
             </w:r>
-            <w:r>
-              <w:rPr>
-                <w:sz w:val="24"/>
-                <w:szCs w:val="24"/>
-              </w:rPr>
-              <w:t>ричина виходу з ладу</w:t>
+            <w:proofErr w:type="spellStart"/>
+            <w:r>
+              <w:rPr>
+                <w:sz w:val="24"/>
+                <w:szCs w:val="24"/>
+              </w:rPr>
+              <w:t>ричина</w:t>
+            </w:r>
+            <w:proofErr w:type="spellEnd"/>
+            <w:r>
+              <w:rPr>
+                <w:sz w:val="24"/>
+                <w:szCs w:val="24"/>
+              </w:rPr>
+              <w:t xml:space="preserve"> </w:t>
+            </w:r>
+            <w:proofErr w:type="spellStart"/>
+            <w:r>
+              <w:rPr>
+                <w:sz w:val="24"/>
+                <w:szCs w:val="24"/>
+              </w:rPr>
+              <w:t>виходу</w:t>
+            </w:r>
+            <w:proofErr w:type="spellEnd"/>
+            <w:r>
+              <w:rPr>
+                <w:sz w:val="24"/>
+                <w:szCs w:val="24"/>
+              </w:rPr>
+              <w:t xml:space="preserve"> з ладу</w:t>
             </w:r>
           </w:p>
         </w:tc>
@@ -50965,20 +55066,38 @@
                 <w:szCs w:val="24"/>
               </w:rPr>
             </w:pPr>
-            <w:r>
-              <w:rPr>
-                <w:sz w:val="24"/>
-                <w:szCs w:val="24"/>
-              </w:rPr>
-              <w:t xml:space="preserve">Найменування </w:t>
-            </w:r>
-            <w:r>
-              <w:rPr>
-                <w:sz w:val="24"/>
-                <w:szCs w:val="24"/>
-              </w:rPr>
-              <w:t>та позначення</w:t>
-            </w:r>
+            <w:proofErr w:type="spellStart"/>
+            <w:r>
+              <w:rPr>
+                <w:sz w:val="24"/>
+                <w:szCs w:val="24"/>
+              </w:rPr>
+              <w:t>Найменування</w:t>
+            </w:r>
+            <w:proofErr w:type="spellEnd"/>
+            <w:r>
+              <w:rPr>
+                <w:sz w:val="24"/>
+                <w:szCs w:val="24"/>
+              </w:rPr>
+              <w:t xml:space="preserve"> </w:t>
+            </w:r>
+            <w:r>
+              <w:rPr>
+                <w:sz w:val="24"/>
+                <w:szCs w:val="24"/>
+              </w:rPr>
+              <w:t xml:space="preserve">та </w:t>
+            </w:r>
+            <w:proofErr w:type="spellStart"/>
+            <w:r>
+              <w:rPr>
+                <w:sz w:val="24"/>
+                <w:szCs w:val="24"/>
+              </w:rPr>
+              <w:t>позначення</w:t>
+            </w:r>
+            <w:proofErr w:type="spellEnd"/>
           </w:p>
         </w:tc>
         <w:tc>
@@ -50997,12 +55116,21 @@
                 <w:szCs w:val="24"/>
               </w:rPr>
             </w:pPr>
-            <w:r>
-              <w:rPr>
-                <w:sz w:val="24"/>
-                <w:szCs w:val="24"/>
-              </w:rPr>
-              <w:t>заводський номер</w:t>
+            <w:proofErr w:type="spellStart"/>
+            <w:r>
+              <w:rPr>
+                <w:sz w:val="24"/>
+                <w:szCs w:val="24"/>
+              </w:rPr>
+              <w:t>заводський</w:t>
+            </w:r>
+            <w:proofErr w:type="spellEnd"/>
+            <w:r>
+              <w:rPr>
+                <w:sz w:val="24"/>
+                <w:szCs w:val="24"/>
+              </w:rPr>
+              <w:t xml:space="preserve"> номер</w:t>
             </w:r>
           </w:p>
         </w:tc>
@@ -55284,13 +59412,63 @@
           <w:szCs w:val="28"/>
         </w:rPr>
       </w:pPr>
+      <w:proofErr w:type="spellStart"/>
       <w:r>
         <w:rPr>
           <w:sz w:val="28"/>
           <w:szCs w:val="28"/>
         </w:rPr>
-        <w:t>Відомості про встановлення категорії виробу</w:t>
+        <w:t>Відомості</w:t>
       </w:r>
+      <w:proofErr w:type="spellEnd"/>
+      <w:r>
+        <w:rPr>
+          <w:sz w:val="28"/>
+          <w:szCs w:val="28"/>
+        </w:rPr>
+        <w:t xml:space="preserve"> про </w:t>
+      </w:r>
+      <w:proofErr w:type="spellStart"/>
+      <w:r>
+        <w:rPr>
+          <w:sz w:val="28"/>
+          <w:szCs w:val="28"/>
+        </w:rPr>
+        <w:t>встановлення</w:t>
+      </w:r>
+      <w:proofErr w:type="spellEnd"/>
+      <w:r>
+        <w:rPr>
+          <w:sz w:val="28"/>
+          <w:szCs w:val="28"/>
+        </w:rPr>
+        <w:t xml:space="preserve"> </w:t>
+      </w:r>
+      <w:proofErr w:type="spellStart"/>
+      <w:r>
+        <w:rPr>
+          <w:sz w:val="28"/>
+          <w:szCs w:val="28"/>
+        </w:rPr>
+        <w:t>категорії</w:t>
+      </w:r>
+      <w:proofErr w:type="spellEnd"/>
+      <w:r>
+        <w:rPr>
+          <w:sz w:val="28"/>
+          <w:szCs w:val="28"/>
+        </w:rPr>
+        <w:t xml:space="preserve"> </w:t>
+      </w:r>
+      <w:proofErr w:type="spellStart"/>
+      <w:r>
+        <w:rPr>
+          <w:sz w:val="28"/>
+          <w:szCs w:val="28"/>
+        </w:rPr>
+        <w:t>виробу</w:t>
+      </w:r>
+      <w:proofErr w:type="spellEnd"/>
     </w:p>
     <w:p>
       <w:pPr>
@@ -55374,13 +59552,47 @@
                 <w:szCs w:val="24"/>
               </w:rPr>
             </w:pPr>
-            <w:r>
-              <w:rPr>
-                <w:sz w:val="24"/>
-                <w:szCs w:val="24"/>
-              </w:rPr>
-              <w:t>Підстава для встановлення категорії</w:t>
-            </w:r>
+            <w:proofErr w:type="spellStart"/>
+            <w:r>
+              <w:rPr>
+                <w:sz w:val="24"/>
+                <w:szCs w:val="24"/>
+              </w:rPr>
+              <w:t>Підстава</w:t>
+            </w:r>
+            <w:proofErr w:type="spellEnd"/>
+            <w:r>
+              <w:rPr>
+                <w:sz w:val="24"/>
+                <w:szCs w:val="24"/>
+              </w:rPr>
+              <w:t xml:space="preserve"> для </w:t>
+            </w:r>
+            <w:proofErr w:type="spellStart"/>
+            <w:r>
+              <w:rPr>
+                <w:sz w:val="24"/>
+                <w:szCs w:val="24"/>
+              </w:rPr>
+              <w:t>встановлення</w:t>
+            </w:r>
+            <w:proofErr w:type="spellEnd"/>
+            <w:r>
+              <w:rPr>
+                <w:sz w:val="24"/>
+                <w:szCs w:val="24"/>
+              </w:rPr>
+              <w:t xml:space="preserve"> </w:t>
+            </w:r>
+            <w:proofErr w:type="spellStart"/>
+            <w:r>
+              <w:rPr>
+                <w:sz w:val="24"/>
+                <w:szCs w:val="24"/>
+              </w:rPr>
+              <w:t>категорії</w:t>
+            </w:r>
+            <w:proofErr w:type="spellEnd"/>
           </w:p>
         </w:tc>
         <w:tc>
@@ -55399,13 +59611,31 @@
                 <w:szCs w:val="24"/>
               </w:rPr>
             </w:pPr>
-            <w:r>
-              <w:rPr>
-                <w:sz w:val="24"/>
-                <w:szCs w:val="24"/>
-              </w:rPr>
-              <w:t>Категорія, яка встановлена</w:t>
-            </w:r>
+            <w:proofErr w:type="spellStart"/>
+            <w:r>
+              <w:rPr>
+                <w:sz w:val="24"/>
+                <w:szCs w:val="24"/>
+              </w:rPr>
+              <w:t>Категорія</w:t>
+            </w:r>
+            <w:proofErr w:type="spellEnd"/>
+            <w:r>
+              <w:rPr>
+                <w:sz w:val="24"/>
+                <w:szCs w:val="24"/>
+              </w:rPr>
+              <w:t xml:space="preserve">, яка </w:t>
+            </w:r>
+            <w:proofErr w:type="spellStart"/>
+            <w:r>
+              <w:rPr>
+                <w:sz w:val="24"/>
+                <w:szCs w:val="24"/>
+              </w:rPr>
+              <w:t>встановлена</w:t>
+            </w:r>
+            <w:proofErr w:type="spellEnd"/>
           </w:p>
         </w:tc>
         <w:tc>
@@ -55429,7 +59659,55 @@
                 <w:sz w:val="24"/>
                 <w:szCs w:val="24"/>
               </w:rPr>
-              <w:t>Посада, прізвище і підпис відповідальної особи</w:t>
+              <w:t xml:space="preserve">Посада, </w:t>
+            </w:r>
+            <w:proofErr w:type="spellStart"/>
+            <w:r>
+              <w:rPr>
+                <w:sz w:val="24"/>
+                <w:szCs w:val="24"/>
+              </w:rPr>
+              <w:t>прізвище</w:t>
+            </w:r>
+            <w:proofErr w:type="spellEnd"/>
+            <w:r>
+              <w:rPr>
+                <w:sz w:val="24"/>
+                <w:szCs w:val="24"/>
+              </w:rPr>
+              <w:t xml:space="preserve"> і </w:t>
+            </w:r>
+            <w:proofErr w:type="spellStart"/>
+            <w:r>
+              <w:rPr>
+                <w:sz w:val="24"/>
+                <w:szCs w:val="24"/>
+              </w:rPr>
+              <w:t>підпис</w:t>
+            </w:r>
+            <w:proofErr w:type="spellEnd"/>
+            <w:r>
+              <w:rPr>
+                <w:sz w:val="24"/>
+                <w:szCs w:val="24"/>
+              </w:rPr>
+              <w:t xml:space="preserve"> </w:t>
+            </w:r>
+            <w:proofErr w:type="spellStart"/>
+            <w:r>
+              <w:rPr>
+                <w:sz w:val="24"/>
+                <w:szCs w:val="24"/>
+              </w:rPr>
+              <w:t>відповідальної</w:t>
+            </w:r>
+            <w:proofErr w:type="spellEnd"/>
+            <w:r>
+              <w:rPr>
+                <w:sz w:val="24"/>
+                <w:szCs w:val="24"/>
+              </w:rPr>
+              <w:t xml:space="preserve"> особи</w:t>
             </w:r>
           </w:p>
         </w:tc>
@@ -55449,6 +59727,7 @@
                 <w:szCs w:val="24"/>
               </w:rPr>
             </w:pPr>
+            <w:proofErr w:type="spellStart"/>
             <w:r>
               <w:rPr>
                 <w:sz w:val="24"/>
@@ -55456,6 +59735,7 @@
               </w:rPr>
               <w:t>Примітка</w:t>
             </w:r>
+            <w:proofErr w:type="spellEnd"/>
           </w:p>
         </w:tc>
       </w:tr>
@@ -57464,13 +61744,31 @@
         </w:rPr>
         <w:t xml:space="preserve">19. </w:t>
       </w:r>
+      <w:proofErr w:type="spellStart"/>
       <w:r>
         <w:rPr>
           <w:sz w:val="28"/>
           <w:szCs w:val="28"/>
         </w:rPr>
-        <w:t>Відомості про ремонт виробу</w:t>
+        <w:t>Відомості</w:t>
       </w:r>
+      <w:proofErr w:type="spellEnd"/>
+      <w:r>
+        <w:rPr>
+          <w:sz w:val="28"/>
+          <w:szCs w:val="28"/>
+        </w:rPr>
+        <w:t xml:space="preserve"> про ремонт </w:t>
+      </w:r>
+      <w:proofErr w:type="spellStart"/>
+      <w:r>
+        <w:rPr>
+          <w:sz w:val="28"/>
+          <w:szCs w:val="28"/>
+        </w:rPr>
+        <w:t>виробу</w:t>
+      </w:r>
+      <w:proofErr w:type="spellEnd"/>
     </w:p>
     <w:p>
       <w:pPr>
@@ -57561,13 +61859,79 @@
                 <w:szCs w:val="24"/>
               </w:rPr>
             </w:pPr>
-            <w:r>
-              <w:rPr>
-                <w:sz w:val="24"/>
-                <w:szCs w:val="24"/>
-              </w:rPr>
-              <w:t>Назва та позначка складової частини виробу</w:t>
-            </w:r>
+            <w:proofErr w:type="spellStart"/>
+            <w:r>
+              <w:rPr>
+                <w:sz w:val="24"/>
+                <w:szCs w:val="24"/>
+              </w:rPr>
+              <w:t>Назва</w:t>
+            </w:r>
+            <w:proofErr w:type="spellEnd"/>
+            <w:r>
+              <w:rPr>
+                <w:sz w:val="24"/>
+                <w:szCs w:val="24"/>
+              </w:rPr>
+              <w:t xml:space="preserve"> та </w:t>
+            </w:r>
+            <w:proofErr w:type="spellStart"/>
+            <w:r>
+              <w:rPr>
+                <w:sz w:val="24"/>
+                <w:szCs w:val="24"/>
+              </w:rPr>
+              <w:t>позначка</w:t>
+            </w:r>
+            <w:proofErr w:type="spellEnd"/>
+            <w:r>
+              <w:rPr>
+                <w:sz w:val="24"/>
+                <w:szCs w:val="24"/>
+              </w:rPr>
+              <w:t xml:space="preserve"> </w:t>
+            </w:r>
+            <w:proofErr w:type="spellStart"/>
+            <w:r>
+              <w:rPr>
+                <w:sz w:val="24"/>
+                <w:szCs w:val="24"/>
+              </w:rPr>
+              <w:t>складової</w:t>
+            </w:r>
+            <w:proofErr w:type="spellEnd"/>
+            <w:r>
+              <w:rPr>
+                <w:sz w:val="24"/>
+                <w:szCs w:val="24"/>
+              </w:rPr>
+              <w:t xml:space="preserve"> </w:t>
+            </w:r>
+            <w:proofErr w:type="spellStart"/>
+            <w:r>
+              <w:rPr>
+                <w:sz w:val="24"/>
+                <w:szCs w:val="24"/>
+              </w:rPr>
+              <w:t>частини</w:t>
+            </w:r>
+            <w:proofErr w:type="spellEnd"/>
+            <w:r>
+              <w:rPr>
+                <w:sz w:val="24"/>
+                <w:szCs w:val="24"/>
+              </w:rPr>
+              <w:t xml:space="preserve"> </w:t>
+            </w:r>
+            <w:proofErr w:type="spellStart"/>
+            <w:r>
+              <w:rPr>
+                <w:sz w:val="24"/>
+                <w:szCs w:val="24"/>
+              </w:rPr>
+              <w:t>виробу</w:t>
+            </w:r>
+            <w:proofErr w:type="spellEnd"/>
           </w:p>
         </w:tc>
         <w:tc>
@@ -57587,12 +61951,37 @@
                 <w:szCs w:val="24"/>
               </w:rPr>
             </w:pPr>
-            <w:r>
-              <w:rPr>
-                <w:sz w:val="24"/>
-                <w:szCs w:val="24"/>
-              </w:rPr>
-              <w:t>Підстава для здавання в ремонт</w:t>
+            <w:proofErr w:type="spellStart"/>
+            <w:r>
+              <w:rPr>
+                <w:sz w:val="24"/>
+                <w:szCs w:val="24"/>
+              </w:rPr>
+              <w:t>Підстава</w:t>
+            </w:r>
+            <w:proofErr w:type="spellEnd"/>
+            <w:r>
+              <w:rPr>
+                <w:sz w:val="24"/>
+                <w:szCs w:val="24"/>
+              </w:rPr>
+              <w:t xml:space="preserve"> для </w:t>
+            </w:r>
+            <w:proofErr w:type="spellStart"/>
+            <w:r>
+              <w:rPr>
+                <w:sz w:val="24"/>
+                <w:szCs w:val="24"/>
+              </w:rPr>
+              <w:t>здавання</w:t>
+            </w:r>
+            <w:proofErr w:type="spellEnd"/>
+            <w:r>
+              <w:rPr>
+                <w:sz w:val="24"/>
+                <w:szCs w:val="24"/>
+              </w:rPr>
+              <w:t xml:space="preserve"> в ремонт</w:t>
             </w:r>
           </w:p>
         </w:tc>
@@ -57640,13 +62029,31 @@
                 <w:szCs w:val="24"/>
               </w:rPr>
             </w:pPr>
-            <w:r>
-              <w:rPr>
-                <w:sz w:val="24"/>
-                <w:szCs w:val="24"/>
-              </w:rPr>
-              <w:t>Найменування ремонтного підрозділу</w:t>
-            </w:r>
+            <w:proofErr w:type="spellStart"/>
+            <w:r>
+              <w:rPr>
+                <w:sz w:val="24"/>
+                <w:szCs w:val="24"/>
+              </w:rPr>
+              <w:t>Найменування</w:t>
+            </w:r>
+            <w:proofErr w:type="spellEnd"/>
+            <w:r>
+              <w:rPr>
+                <w:sz w:val="24"/>
+                <w:szCs w:val="24"/>
+              </w:rPr>
+              <w:t xml:space="preserve"> ремонтного </w:t>
+            </w:r>
+            <w:proofErr w:type="spellStart"/>
+            <w:r>
+              <w:rPr>
+                <w:sz w:val="24"/>
+                <w:szCs w:val="24"/>
+              </w:rPr>
+              <w:t>підрозділу</w:t>
+            </w:r>
+            <w:proofErr w:type="spellEnd"/>
           </w:p>
         </w:tc>
         <w:tc>
@@ -57666,12 +62073,37 @@
                 <w:szCs w:val="24"/>
               </w:rPr>
             </w:pPr>
-            <w:r>
-              <w:rPr>
-                <w:sz w:val="24"/>
-                <w:szCs w:val="24"/>
-              </w:rPr>
-              <w:t>Кількість годин  напрацювання до ремонту</w:t>
+            <w:proofErr w:type="spellStart"/>
+            <w:r>
+              <w:rPr>
+                <w:sz w:val="24"/>
+                <w:szCs w:val="24"/>
+              </w:rPr>
+              <w:t>Кількість</w:t>
+            </w:r>
+            <w:proofErr w:type="spellEnd"/>
+            <w:r>
+              <w:rPr>
+                <w:sz w:val="24"/>
+                <w:szCs w:val="24"/>
+              </w:rPr>
+              <w:t xml:space="preserve"> годин  </w:t>
+            </w:r>
+            <w:proofErr w:type="spellStart"/>
+            <w:r>
+              <w:rPr>
+                <w:sz w:val="24"/>
+                <w:szCs w:val="24"/>
+              </w:rPr>
+              <w:t>напрацювання</w:t>
+            </w:r>
+            <w:proofErr w:type="spellEnd"/>
+            <w:r>
+              <w:rPr>
+                <w:sz w:val="24"/>
+                <w:szCs w:val="24"/>
+              </w:rPr>
+              <w:t xml:space="preserve"> до ремонту</w:t>
             </w:r>
           </w:p>
         </w:tc>
@@ -57720,13 +62152,47 @@
                 <w:szCs w:val="24"/>
               </w:rPr>
             </w:pPr>
-            <w:r>
-              <w:rPr>
-                <w:sz w:val="24"/>
-                <w:szCs w:val="24"/>
-              </w:rPr>
-              <w:t>Найменування ремонтних робіт</w:t>
-            </w:r>
+            <w:proofErr w:type="spellStart"/>
+            <w:r>
+              <w:rPr>
+                <w:sz w:val="24"/>
+                <w:szCs w:val="24"/>
+              </w:rPr>
+              <w:t>Найменування</w:t>
+            </w:r>
+            <w:proofErr w:type="spellEnd"/>
+            <w:r>
+              <w:rPr>
+                <w:sz w:val="24"/>
+                <w:szCs w:val="24"/>
+              </w:rPr>
+              <w:t xml:space="preserve"> </w:t>
+            </w:r>
+            <w:proofErr w:type="spellStart"/>
+            <w:r>
+              <w:rPr>
+                <w:sz w:val="24"/>
+                <w:szCs w:val="24"/>
+              </w:rPr>
+              <w:t>ремонтних</w:t>
+            </w:r>
+            <w:proofErr w:type="spellEnd"/>
+            <w:r>
+              <w:rPr>
+                <w:sz w:val="24"/>
+                <w:szCs w:val="24"/>
+              </w:rPr>
+              <w:t xml:space="preserve"> </w:t>
+            </w:r>
+            <w:proofErr w:type="spellStart"/>
+            <w:r>
+              <w:rPr>
+                <w:sz w:val="24"/>
+                <w:szCs w:val="24"/>
+              </w:rPr>
+              <w:t>робіт</w:t>
+            </w:r>
+            <w:proofErr w:type="spellEnd"/>
           </w:p>
         </w:tc>
         <w:tc>
@@ -57750,7 +62216,55 @@
                 <w:sz w:val="24"/>
                 <w:szCs w:val="24"/>
               </w:rPr>
-              <w:t>Посада, прізвище, підпис відповідальної особи</w:t>
+              <w:t xml:space="preserve">Посада, </w:t>
+            </w:r>
+            <w:proofErr w:type="spellStart"/>
+            <w:r>
+              <w:rPr>
+                <w:sz w:val="24"/>
+                <w:szCs w:val="24"/>
+              </w:rPr>
+              <w:t>прізвище</w:t>
+            </w:r>
+            <w:proofErr w:type="spellEnd"/>
+            <w:r>
+              <w:rPr>
+                <w:sz w:val="24"/>
+                <w:szCs w:val="24"/>
+              </w:rPr>
+              <w:t xml:space="preserve">, </w:t>
+            </w:r>
+            <w:proofErr w:type="spellStart"/>
+            <w:r>
+              <w:rPr>
+                <w:sz w:val="24"/>
+                <w:szCs w:val="24"/>
+              </w:rPr>
+              <w:t>підпис</w:t>
+            </w:r>
+            <w:proofErr w:type="spellEnd"/>
+            <w:r>
+              <w:rPr>
+                <w:sz w:val="24"/>
+                <w:szCs w:val="24"/>
+              </w:rPr>
+              <w:t xml:space="preserve"> </w:t>
+            </w:r>
+            <w:proofErr w:type="spellStart"/>
+            <w:r>
+              <w:rPr>
+                <w:sz w:val="24"/>
+                <w:szCs w:val="24"/>
+              </w:rPr>
+              <w:t>відповідальної</w:t>
+            </w:r>
+            <w:proofErr w:type="spellEnd"/>
+            <w:r>
+              <w:rPr>
+                <w:sz w:val="24"/>
+                <w:szCs w:val="24"/>
+              </w:rPr>
+              <w:t xml:space="preserve"> особи</w:t>
             </w:r>
           </w:p>
         </w:tc>
@@ -57832,12 +62346,21 @@
                 <w:szCs w:val="24"/>
               </w:rPr>
             </w:pPr>
-            <w:r>
-              <w:rPr>
-                <w:sz w:val="24"/>
-                <w:szCs w:val="24"/>
-              </w:rPr>
-              <w:t>надходження в ремонт</w:t>
+            <w:proofErr w:type="spellStart"/>
+            <w:r>
+              <w:rPr>
+                <w:sz w:val="24"/>
+                <w:szCs w:val="24"/>
+              </w:rPr>
+              <w:t>надходження</w:t>
+            </w:r>
+            <w:proofErr w:type="spellEnd"/>
+            <w:r>
+              <w:rPr>
+                <w:sz w:val="24"/>
+                <w:szCs w:val="24"/>
+              </w:rPr>
+              <w:t xml:space="preserve"> в ремонт</w:t>
             </w:r>
           </w:p>
         </w:tc>
@@ -57858,12 +62381,21 @@
                 <w:szCs w:val="24"/>
               </w:rPr>
             </w:pPr>
-            <w:r>
-              <w:rPr>
-                <w:sz w:val="24"/>
-                <w:szCs w:val="24"/>
-              </w:rPr>
-              <w:t>виходу  з ремонту</w:t>
+            <w:proofErr w:type="spellStart"/>
+            <w:r>
+              <w:rPr>
+                <w:sz w:val="24"/>
+                <w:szCs w:val="24"/>
+              </w:rPr>
+              <w:t>виходу</w:t>
+            </w:r>
+            <w:proofErr w:type="spellEnd"/>
+            <w:r>
+              <w:rPr>
+                <w:sz w:val="24"/>
+                <w:szCs w:val="24"/>
+              </w:rPr>
+              <w:t xml:space="preserve">  з ремонту</w:t>
             </w:r>
           </w:p>
         </w:tc>
@@ -57993,7 +62525,23 @@
                 <w:sz w:val="24"/>
                 <w:szCs w:val="24"/>
               </w:rPr>
-              <w:t>яка прийняла з ремонту</w:t>
+              <w:t xml:space="preserve">яка </w:t>
+            </w:r>
+            <w:proofErr w:type="spellStart"/>
+            <w:r>
+              <w:rPr>
+                <w:sz w:val="24"/>
+                <w:szCs w:val="24"/>
+              </w:rPr>
+              <w:t>прийняла</w:t>
+            </w:r>
+            <w:proofErr w:type="spellEnd"/>
+            <w:r>
+              <w:rPr>
+                <w:sz w:val="24"/>
+                <w:szCs w:val="24"/>
+              </w:rPr>
+              <w:t xml:space="preserve"> з ремонту</w:t>
             </w:r>
           </w:p>
         </w:tc>
@@ -62541,12 +67089,85 @@
         </w:rPr>
         <w:t>20.</w:t>
       </w:r>
+      <w:proofErr w:type="spellStart"/>
       <w:r>
         <w:rPr>
           <w:sz w:val="28"/>
           <w:szCs w:val="28"/>
         </w:rPr>
-        <w:t>Відомості про результати перевірки виробу під час</w:t>
+        <w:t>Відомості</w:t>
+      </w:r>
+      <w:proofErr w:type="spellEnd"/>
+      <w:r>
+        <w:rPr>
+          <w:sz w:val="28"/>
+          <w:szCs w:val="28"/>
+        </w:rPr>
+        <w:t xml:space="preserve"> про </w:t>
+      </w:r>
+      <w:proofErr w:type="spellStart"/>
+      <w:r>
+        <w:rPr>
+          <w:sz w:val="28"/>
+          <w:szCs w:val="28"/>
+        </w:rPr>
+        <w:t>результати</w:t>
+      </w:r>
+      <w:proofErr w:type="spellEnd"/>
+      <w:r>
+        <w:rPr>
+          <w:sz w:val="28"/>
+          <w:szCs w:val="28"/>
+        </w:rPr>
+        <w:t xml:space="preserve"> </w:t>
+      </w:r>
+      <w:proofErr w:type="spellStart"/>
+      <w:r>
+        <w:rPr>
+          <w:sz w:val="28"/>
+          <w:szCs w:val="28"/>
+        </w:rPr>
+        <w:t>перевірки</w:t>
+      </w:r>
+      <w:proofErr w:type="spellEnd"/>
+      <w:r>
+        <w:rPr>
+          <w:sz w:val="28"/>
+          <w:szCs w:val="28"/>
+        </w:rPr>
+        <w:t xml:space="preserve"> </w:t>
+      </w:r>
+      <w:proofErr w:type="spellStart"/>
+      <w:r>
+        <w:rPr>
+          <w:sz w:val="28"/>
+          <w:szCs w:val="28"/>
+        </w:rPr>
+        <w:t>виробу</w:t>
+      </w:r>
+      <w:proofErr w:type="spellEnd"/>
+      <w:r>
+        <w:rPr>
+          <w:sz w:val="28"/>
+          <w:szCs w:val="28"/>
+        </w:rPr>
+        <w:t xml:space="preserve"> </w:t>
+      </w:r>
+      <w:proofErr w:type="spellStart"/>
+      <w:r>
+        <w:rPr>
+          <w:sz w:val="28"/>
+          <w:szCs w:val="28"/>
+        </w:rPr>
+        <w:t>під</w:t>
+      </w:r>
+      <w:proofErr w:type="spellEnd"/>
+      <w:r>
+        <w:rPr>
+          <w:sz w:val="28"/>
+          <w:szCs w:val="28"/>
+        </w:rPr>
+        <w:t xml:space="preserve"> час</w:t>
       </w:r>
       <w:r>
         <w:rPr>
@@ -62556,13 +67177,47 @@
         </w:rPr>
         <w:t xml:space="preserve"> </w:t>
       </w:r>
+      <w:proofErr w:type="spellStart"/>
       <w:r>
         <w:rPr>
           <w:sz w:val="28"/>
           <w:szCs w:val="28"/>
         </w:rPr>
-        <w:t>посадового контролю, ревізій та оглядів</w:t>
+        <w:t>посадового</w:t>
       </w:r>
+      <w:proofErr w:type="spellEnd"/>
+      <w:r>
+        <w:rPr>
+          <w:sz w:val="28"/>
+          <w:szCs w:val="28"/>
+        </w:rPr>
+        <w:t xml:space="preserve"> контролю, </w:t>
+      </w:r>
+      <w:proofErr w:type="spellStart"/>
+      <w:r>
+        <w:rPr>
+          <w:sz w:val="28"/>
+          <w:szCs w:val="28"/>
+        </w:rPr>
+        <w:t>ревізій</w:t>
+      </w:r>
+      <w:proofErr w:type="spellEnd"/>
+      <w:r>
+        <w:rPr>
+          <w:sz w:val="28"/>
+          <w:szCs w:val="28"/>
+        </w:rPr>
+        <w:t xml:space="preserve"> та </w:t>
+      </w:r>
+      <w:proofErr w:type="spellStart"/>
+      <w:r>
+        <w:rPr>
+          <w:sz w:val="28"/>
+          <w:szCs w:val="28"/>
+        </w:rPr>
+        <w:t>оглядів</w:t>
+      </w:r>
+      <w:proofErr w:type="spellEnd"/>
     </w:p>
     <w:p>
       <w:pPr>
@@ -62646,8 +67301,49 @@
                 <w:sz w:val="24"/>
                 <w:szCs w:val="24"/>
               </w:rPr>
-              <w:t>Вид огляду або перевірки</w:t>
-            </w:r>
+              <w:t xml:space="preserve">Вид </w:t>
+            </w:r>
+            <w:proofErr w:type="spellStart"/>
+            <w:r>
+              <w:rPr>
+                <w:sz w:val="24"/>
+                <w:szCs w:val="24"/>
+              </w:rPr>
+              <w:t>огляду</w:t>
+            </w:r>
+            <w:proofErr w:type="spellEnd"/>
+            <w:r>
+              <w:rPr>
+                <w:sz w:val="24"/>
+                <w:szCs w:val="24"/>
+              </w:rPr>
+              <w:t xml:space="preserve"> </w:t>
+            </w:r>
+            <w:proofErr w:type="spellStart"/>
+            <w:r>
+              <w:rPr>
+                <w:sz w:val="24"/>
+                <w:szCs w:val="24"/>
+              </w:rPr>
+              <w:t>або</w:t>
+            </w:r>
+            <w:proofErr w:type="spellEnd"/>
+            <w:r>
+              <w:rPr>
+                <w:sz w:val="24"/>
+                <w:szCs w:val="24"/>
+              </w:rPr>
+              <w:t xml:space="preserve"> </w:t>
+            </w:r>
+            <w:proofErr w:type="spellStart"/>
+            <w:r>
+              <w:rPr>
+                <w:sz w:val="24"/>
+                <w:szCs w:val="24"/>
+              </w:rPr>
+              <w:t>перевірки</w:t>
+            </w:r>
+            <w:proofErr w:type="spellEnd"/>
           </w:p>
         </w:tc>
         <w:tc>
@@ -62671,8 +67367,49 @@
                 <w:sz w:val="24"/>
                 <w:szCs w:val="24"/>
               </w:rPr>
-              <w:t>Результат огляду або перевірки</w:t>
-            </w:r>
+              <w:t xml:space="preserve">Результат </w:t>
+            </w:r>
+            <w:proofErr w:type="spellStart"/>
+            <w:r>
+              <w:rPr>
+                <w:sz w:val="24"/>
+                <w:szCs w:val="24"/>
+              </w:rPr>
+              <w:t>огляду</w:t>
+            </w:r>
+            <w:proofErr w:type="spellEnd"/>
+            <w:r>
+              <w:rPr>
+                <w:sz w:val="24"/>
+                <w:szCs w:val="24"/>
+              </w:rPr>
+              <w:t xml:space="preserve"> </w:t>
+            </w:r>
+            <w:proofErr w:type="spellStart"/>
+            <w:r>
+              <w:rPr>
+                <w:sz w:val="24"/>
+                <w:szCs w:val="24"/>
+              </w:rPr>
+              <w:t>або</w:t>
+            </w:r>
+            <w:proofErr w:type="spellEnd"/>
+            <w:r>
+              <w:rPr>
+                <w:sz w:val="24"/>
+                <w:szCs w:val="24"/>
+              </w:rPr>
+              <w:t xml:space="preserve"> </w:t>
+            </w:r>
+            <w:proofErr w:type="spellStart"/>
+            <w:r>
+              <w:rPr>
+                <w:sz w:val="24"/>
+                <w:szCs w:val="24"/>
+              </w:rPr>
+              <w:t>перевірки</w:t>
+            </w:r>
+            <w:proofErr w:type="spellEnd"/>
           </w:p>
         </w:tc>
         <w:tc>
@@ -62696,8 +67433,49 @@
                 <w:sz w:val="24"/>
                 <w:szCs w:val="24"/>
               </w:rPr>
-              <w:t>Посада, прізвище, підпис особи, яка перевіряла</w:t>
-            </w:r>
+              <w:t xml:space="preserve">Посада, </w:t>
+            </w:r>
+            <w:proofErr w:type="spellStart"/>
+            <w:r>
+              <w:rPr>
+                <w:sz w:val="24"/>
+                <w:szCs w:val="24"/>
+              </w:rPr>
+              <w:t>прізвище</w:t>
+            </w:r>
+            <w:proofErr w:type="spellEnd"/>
+            <w:r>
+              <w:rPr>
+                <w:sz w:val="24"/>
+                <w:szCs w:val="24"/>
+              </w:rPr>
+              <w:t xml:space="preserve">, </w:t>
+            </w:r>
+            <w:proofErr w:type="spellStart"/>
+            <w:r>
+              <w:rPr>
+                <w:sz w:val="24"/>
+                <w:szCs w:val="24"/>
+              </w:rPr>
+              <w:t>підпис</w:t>
+            </w:r>
+            <w:proofErr w:type="spellEnd"/>
+            <w:r>
+              <w:rPr>
+                <w:sz w:val="24"/>
+                <w:szCs w:val="24"/>
+              </w:rPr>
+              <w:t xml:space="preserve"> особи, яка </w:t>
+            </w:r>
+            <w:proofErr w:type="spellStart"/>
+            <w:r>
+              <w:rPr>
+                <w:sz w:val="24"/>
+                <w:szCs w:val="24"/>
+              </w:rPr>
+              <w:t>перевіряла</w:t>
+            </w:r>
+            <w:proofErr w:type="spellEnd"/>
           </w:p>
         </w:tc>
         <w:tc>
@@ -62716,6 +67494,7 @@
                 <w:szCs w:val="24"/>
               </w:rPr>
             </w:pPr>
+            <w:proofErr w:type="spellStart"/>
             <w:r>
               <w:rPr>
                 <w:sz w:val="24"/>
@@ -62723,6 +67502,7 @@
               </w:rPr>
               <w:t>Примітка</w:t>
             </w:r>
+            <w:proofErr w:type="spellEnd"/>
           </w:p>
         </w:tc>
       </w:tr>
@@ -64062,13 +68842,31 @@
         <w:lastRenderedPageBreak/>
         <w:t xml:space="preserve">21. </w:t>
       </w:r>
+      <w:proofErr w:type="spellStart"/>
       <w:r>
         <w:rPr>
           <w:sz w:val="28"/>
           <w:szCs w:val="28"/>
         </w:rPr>
-        <w:t>Особливі відмітки</w:t>
+        <w:t>Особливі</w:t>
       </w:r>
+      <w:proofErr w:type="spellEnd"/>
+      <w:r>
+        <w:rPr>
+          <w:sz w:val="28"/>
+          <w:szCs w:val="28"/>
+        </w:rPr>
+        <w:t xml:space="preserve"> </w:t>
+      </w:r>
+      <w:proofErr w:type="spellStart"/>
+      <w:r>
+        <w:rPr>
+          <w:sz w:val="28"/>
+          <w:szCs w:val="28"/>
+        </w:rPr>
+        <w:t>відмітки</w:t>
+      </w:r>
+      <w:proofErr w:type="spellEnd"/>
       <w:r>
         <w:rPr>
           <w:sz w:val="28"/>
@@ -64258,7 +69056,7 @@
     <w:sectPr>
       <w:pgSz w:w="11906" w:h="16838" w:code="9"/>
       <w:pgMar w:top="1021" w:right="851" w:bottom="1021" w:left="851" w:header="737" w:footer="851" w:gutter="0"/>
-      <w:pgNumType w:start="75"/>
+      <w:pgNumType w:start="1"/>
       <w:cols w:space="720"/>
     </w:sectPr>
   </w:body>
@@ -65565,7 +70363,7 @@
 </file>
 
 <file path=customXml/itemProps1.xml><?xml version="1.0" encoding="utf-8"?>
-<ds:datastoreItem xmlns:ds="http://schemas.openxmlformats.org/officeDocument/2006/customXml" ds:itemID="{CEFC388B-9682-4F2F-A861-D6F151FDB13A}">
+<ds:datastoreItem xmlns:ds="http://schemas.openxmlformats.org/officeDocument/2006/customXml" ds:itemID="{6108AB48-EEC3-48D0-95DD-91E94A29E664}">
   <ds:schemaRefs>
     <ds:schemaRef ds:uri="http://schemas.openxmlformats.org/officeDocument/2006/bibliography"/>
   </ds:schemaRefs>

--- a/WpfApp2/Form for print/Form.docx
+++ b/WpfApp2/Form for print/Form.docx
@@ -20,8 +20,6 @@
         </w:rPr>
         <w:t>Додаток 29</w:t>
       </w:r>
-      <w:bookmarkStart w:id="0" w:name="_GoBack"/>
-      <w:bookmarkEnd w:id="0"/>
     </w:p>
     <w:p>
       <w:pPr>
@@ -680,41 +678,19 @@
         <w:rPr>
           <w:sz w:val="28"/>
           <w:szCs w:val="28"/>
-          <w:lang w:val="uk-UA"/>
+          <w:lang w:val="en-US"/>
         </w:rPr>
       </w:pPr>
       <w:r>
         <w:rPr>
           <w:sz w:val="28"/>
           <w:szCs w:val="28"/>
-          <w:lang w:val="uk-UA"/>
+          <w:lang w:val="en-US"/>
         </w:rPr>
-        <w:t>Н</w:t>
+        <w:t>Position</w:t>
       </w:r>
-      <w:r>
-        <w:rPr>
-          <w:sz w:val="28"/>
-          <w:szCs w:val="28"/>
-          <w:lang w:val="uk-UA"/>
-        </w:rPr>
-        <w:t>ачальник вузла зв’язку</w:t>
-      </w:r>
-      <w:r>
-        <w:rPr>
-          <w:sz w:val="28"/>
-          <w:szCs w:val="28"/>
-          <w:lang w:val="uk-UA"/>
-        </w:rPr>
-        <w:t xml:space="preserve"> І категорії</w:t>
-      </w:r>
-      <w:r>
-        <w:rPr>
-          <w:sz w:val="28"/>
-          <w:szCs w:val="28"/>
-          <w:lang w:val="uk-UA"/>
-        </w:rPr>
-        <w:t xml:space="preserve"> ЗТУ НГУ</w:t>
-      </w:r>
+      <w:bookmarkStart w:id="0" w:name="_GoBack"/>
+      <w:bookmarkEnd w:id="0"/>
     </w:p>
     <w:p>
       <w:pPr>
@@ -723,16 +699,24 @@
         <w:rPr>
           <w:sz w:val="28"/>
           <w:szCs w:val="28"/>
-          <w:lang w:val="uk-UA"/>
+          <w:lang w:val="en-US"/>
         </w:rPr>
       </w:pPr>
       <w:r>
         <w:rPr>
           <w:sz w:val="28"/>
           <w:szCs w:val="28"/>
+          <w:lang w:val="en-US"/>
+        </w:rPr>
+        <w:t>rank</w:t>
+      </w:r>
+      <w:r>
+        <w:rPr>
+          <w:sz w:val="28"/>
+          <w:szCs w:val="28"/>
           <w:lang w:val="uk-UA"/>
         </w:rPr>
-        <w:t xml:space="preserve">майор    </w:t>
+        <w:t xml:space="preserve">    </w:t>
       </w:r>
       <w:r>
         <w:rPr>
@@ -749,8 +733,76 @@
           <w:lang w:val="uk-UA"/>
         </w:rPr>
         <w:tab/>
-        <w:t xml:space="preserve">       Микола КРУПСЬКИЙ</w:t>
+        <w:t xml:space="preserve">      </w:t>
       </w:r>
+      <w:r>
+        <w:rPr>
+          <w:sz w:val="28"/>
+          <w:szCs w:val="28"/>
+          <w:lang w:val="uk-UA"/>
+        </w:rPr>
+        <w:tab/>
+      </w:r>
+      <w:r>
+        <w:rPr>
+          <w:sz w:val="28"/>
+          <w:szCs w:val="28"/>
+          <w:lang w:val="uk-UA"/>
+        </w:rPr>
+        <w:tab/>
+      </w:r>
+      <w:r>
+        <w:rPr>
+          <w:sz w:val="28"/>
+          <w:szCs w:val="28"/>
+          <w:lang w:val="uk-UA"/>
+        </w:rPr>
+        <w:tab/>
+      </w:r>
+      <w:r>
+        <w:rPr>
+          <w:sz w:val="28"/>
+          <w:szCs w:val="28"/>
+          <w:lang w:val="uk-UA"/>
+        </w:rPr>
+        <w:tab/>
+      </w:r>
+      <w:r>
+        <w:rPr>
+          <w:sz w:val="28"/>
+          <w:szCs w:val="28"/>
+          <w:lang w:val="uk-UA"/>
+        </w:rPr>
+        <w:t xml:space="preserve"> </w:t>
+      </w:r>
+      <w:proofErr w:type="spellStart"/>
+      <w:r>
+        <w:rPr>
+          <w:sz w:val="28"/>
+          <w:szCs w:val="28"/>
+          <w:lang w:val="en-US"/>
+        </w:rPr>
+        <w:t>FirstName</w:t>
+      </w:r>
+      <w:proofErr w:type="spellEnd"/>
+      <w:r>
+        <w:rPr>
+          <w:sz w:val="28"/>
+          <w:szCs w:val="28"/>
+          <w:lang w:val="uk-UA"/>
+        </w:rPr>
+        <w:t xml:space="preserve"> </w:t>
+      </w:r>
+      <w:proofErr w:type="spellStart"/>
+      <w:r>
+        <w:rPr>
+          <w:sz w:val="28"/>
+          <w:szCs w:val="28"/>
+          <w:lang w:val="en-US"/>
+        </w:rPr>
+        <w:t>LastName</w:t>
+      </w:r>
+      <w:proofErr w:type="spellEnd"/>
     </w:p>
     <w:p>
       <w:pPr>
@@ -70363,7 +70415,7 @@
 </file>
 
 <file path=customXml/itemProps1.xml><?xml version="1.0" encoding="utf-8"?>
-<ds:datastoreItem xmlns:ds="http://schemas.openxmlformats.org/officeDocument/2006/customXml" ds:itemID="{6108AB48-EEC3-48D0-95DD-91E94A29E664}">
+<ds:datastoreItem xmlns:ds="http://schemas.openxmlformats.org/officeDocument/2006/customXml" ds:itemID="{4321831C-CFFC-48EF-912B-21CAEF4F0D46}">
   <ds:schemaRefs>
     <ds:schemaRef ds:uri="http://schemas.openxmlformats.org/officeDocument/2006/bibliography"/>
   </ds:schemaRefs>
